--- a/Mecanismo/Proyecto 2 - Entrega final/1_Informe/Informe_Segundo_Parcial_Dosificador.docx
+++ b/Mecanismo/Proyecto 2 - Entrega final/1_Informe/Informe_Segundo_Parcial_Dosificador.docx
@@ -363,7 +363,21 @@
           <w:sz w:val="22"/>
           <w:szCs w:val="22"/>
         </w:rPr>
-        <w:t xml:space="preserve"> = π rad/s). Los cálculos se hicieron con la Calculadora de Mecanismos del grupo en MATLAB y con una calculadora equivalente en Excel, y se validaron con una simulación numérica independiente en MATLAB (Newton-Raphson y derivación numérica) y con el ensamble de Autodesk Inventor. El error máximo entre el cálculo analítico y las simulaciones fue de 0.0069 %. A 30 rpm el bloque alcanza 119.8 mm/s y 441.5 mm/s². El contraste experimental con el modelo impreso se completa con las mediciones del grupo (incisos d y g).</w:t>
+        <w:t xml:space="preserve"> = π rad/s). Los cálculos se hicieron con la Calculadora de Mecanismos del grupo en MATLAB y con una calculadora equivalente en Excel, y se validaron con una simulación numérica independiente en MATLAB (Newton-Raphson y derivación numérica) y con el ensamble de Autodesk Inventor. El error máximo entre el cálculo analítico y las simulaciones fue de 0.0069 %. A 30 rpm el bloque alcanza 119.8 mm/s y 441.5 mm/s². </w:t>
+      </w:r>
+    </w:p>
+    <w:p>
+      <w:pPr>
+        <w:spacing w:after="120" w:line="276"/>
+        <w:jc w:val="both"/>
+      </w:pPr>
+      <w:r>
+        <w:rPr>
+          <w:rFonts w:ascii="Arial" w:cs="Arial" w:eastAsia="Arial" w:hAnsi="Arial"/>
+          <w:sz w:val="22"/>
+          <w:szCs w:val="22"/>
+        </w:rPr>
+        <w:t xml:space="preserve">El modelo físico, construido con piezas impresas en 3D y movido por un motorreductor de corriente directa, se grabó funcionando y se analizó cuadro por cuadro. El motor giró a 43.4 ± 1.0 rpm (45 % más que la velocidad de diseño) y con una fluctuación de ±14 % dentro de cada vuelta por la carga. La posición medida del bloque coincide con la teórica con un error RMS de 1.8 mm (2.5 % de la carrera), el punto muerto interior medido difiere 0.01 mm del teórico y, usando la velocidad medida, los picos de velocidad del bloque coinciden con la teoría dentro de ±5 %.</w:t>
       </w:r>
     </w:p>
     <w:p>
@@ -3442,21 +3456,170 @@
       <w:r>
         <w:rPr>
           <w:rFonts w:ascii="Arial" w:cs="Arial" w:eastAsia="Arial" w:hAnsi="Arial"/>
-          <w:sz w:val="22"/>
-          <w:szCs w:val="22"/>
-        </w:rPr>
-        <w:t xml:space="preserve">Evidencia del modelo construido: </w:t>
-      </w:r>
-      <w:r>
-        <w:rPr>
-          <w:rFonts w:ascii="Arial" w:cs="Arial" w:eastAsia="Arial" w:hAnsi="Arial"/>
           <w:b/>
           <w:bCs/>
           <w:sz w:val="22"/>
           <w:szCs w:val="22"/>
-          <w:highlight w:val="yellow"/>
-        </w:rPr>
-        <w:t xml:space="preserve">[COMPLETAR: fotos del proceso de impresión, parámetros reales de la impresora y del modelo armado]</w:t>
+        </w:rPr>
+        <w:t xml:space="preserve">Modelo construido. </w:t>
+      </w:r>
+      <w:r>
+        <w:rPr>
+          <w:rFonts w:ascii="Arial" w:cs="Arial" w:eastAsia="Arial" w:hAnsi="Arial"/>
+          <w:sz w:val="22"/>
+          <w:szCs w:val="22"/>
+        </w:rPr>
+        <w:t xml:space="preserve">El modelo se construyó con piezas impresas en 3D a partir del modelo de Inventor (disco-manivela, biela, bloque, caja-guía, tolva y base) montadas sobre una tabla de madera (Figuras 3 y 4). Las proporciones medidas en el video del modelo funcionando coinciden con las de diseño: la biela mide 132.2 ± 1.6 mm y la manivela 34.1 ± 1.8 mm (sección 9.4).</w:t>
+      </w:r>
+    </w:p>
+    <w:p>
+      <w:pPr>
+        <w:keepNext/>
+        <w:spacing w:after="40" w:before="120"/>
+        <w:jc w:val="center"/>
+      </w:pPr>
+      <w:r>
+        <w:drawing>
+          <wp:inline distT="0" distB="0" distL="0" distR="0">
+            <wp:extent cx="4752975" cy="2705100"/>
+            <wp:effectExtent t="0" r="0" b="0" l="0"/>
+            <wp:docPr id="1" name="fig3" descr="Modelo físico funcionando (cuadro del video): disco-manivela, biela y bloque saliendo de la caja-guía bajo la tolva." title="Figura 3"/>
+            <wp:cNvGraphicFramePr>
+              <a:graphicFrameLocks xmlns:a="http://schemas.openxmlformats.org/drawingml/2006/main" noChangeAspect="1"/>
+            </wp:cNvGraphicFramePr>
+            <a:graphic xmlns:a="http://schemas.openxmlformats.org/drawingml/2006/main">
+              <a:graphicData uri="http://schemas.openxmlformats.org/drawingml/2006/picture">
+                <pic:pic xmlns:pic="http://schemas.openxmlformats.org/drawingml/2006/picture">
+                  <pic:nvPicPr>
+                    <pic:cNvPr id="0" name="" descr=""/>
+                    <pic:cNvPicPr>
+                      <a:picLocks noChangeAspect="1" noChangeArrowheads="1"/>
+                    </pic:cNvPicPr>
+                  </pic:nvPicPr>
+                  <pic:blipFill>
+                    <a:blip r:embed="rId11" cstate="none"/>
+                    <a:srcRect/>
+                    <a:stretch>
+                      <a:fillRect/>
+                    </a:stretch>
+                  </pic:blipFill>
+                  <pic:spPr bwMode="auto">
+                    <a:xfrm>
+                      <a:off x="0" y="0"/>
+                      <a:ext cx="4752975" cy="2705100"/>
+                    </a:xfrm>
+                    <a:prstGeom prst="rect">
+                      <a:avLst/>
+                    </a:prstGeom>
+                  </pic:spPr>
+                </pic:pic>
+              </a:graphicData>
+            </a:graphic>
+          </wp:inline>
+        </w:drawing>
+      </w:r>
+    </w:p>
+    <w:p>
+      <w:pPr>
+        <w:spacing w:after="200"/>
+        <w:jc w:val="center"/>
+      </w:pPr>
+      <w:r>
+        <w:rPr>
+          <w:rFonts w:ascii="Arial" w:cs="Arial" w:eastAsia="Arial" w:hAnsi="Arial"/>
+          <w:b/>
+          <w:bCs/>
+          <w:i/>
+          <w:iCs/>
+          <w:sz w:val="19"/>
+          <w:szCs w:val="19"/>
+        </w:rPr>
+        <w:t xml:space="preserve">Figura 3. </w:t>
+      </w:r>
+      <w:r>
+        <w:rPr>
+          <w:rFonts w:ascii="Arial" w:cs="Arial" w:eastAsia="Arial" w:hAnsi="Arial"/>
+          <w:i/>
+          <w:iCs/>
+          <w:sz w:val="19"/>
+          <w:szCs w:val="19"/>
+        </w:rPr>
+        <w:t xml:space="preserve">Modelo físico funcionando (cuadro del video): disco-manivela, biela y bloque saliendo de la caja-guía bajo la tolva.</w:t>
+      </w:r>
+    </w:p>
+    <w:p>
+      <w:pPr>
+        <w:keepNext/>
+        <w:spacing w:after="40" w:before="120"/>
+        <w:jc w:val="center"/>
+      </w:pPr>
+      <w:r>
+        <w:drawing>
+          <wp:inline distT="0" distB="0" distL="0" distR="0">
+            <wp:extent cx="4752975" cy="2628900"/>
+            <wp:effectExtent t="0" r="0" b="0" l="0"/>
+            <wp:docPr id="1" name="fig4" descr="Vista superior del modelo físico: motor sujeto en el soporte de madera junto al disco-manivela, biela, caja-guía y tolva." title="Figura 4"/>
+            <wp:cNvGraphicFramePr>
+              <a:graphicFrameLocks xmlns:a="http://schemas.openxmlformats.org/drawingml/2006/main" noChangeAspect="1"/>
+            </wp:cNvGraphicFramePr>
+            <a:graphic xmlns:a="http://schemas.openxmlformats.org/drawingml/2006/main">
+              <a:graphicData uri="http://schemas.openxmlformats.org/drawingml/2006/picture">
+                <pic:pic xmlns:pic="http://schemas.openxmlformats.org/drawingml/2006/picture">
+                  <pic:nvPicPr>
+                    <pic:cNvPr id="0" name="" descr=""/>
+                    <pic:cNvPicPr>
+                      <a:picLocks noChangeAspect="1" noChangeArrowheads="1"/>
+                    </pic:cNvPicPr>
+                  </pic:nvPicPr>
+                  <pic:blipFill>
+                    <a:blip r:embed="rId12" cstate="none"/>
+                    <a:srcRect/>
+                    <a:stretch>
+                      <a:fillRect/>
+                    </a:stretch>
+                  </pic:blipFill>
+                  <pic:spPr bwMode="auto">
+                    <a:xfrm>
+                      <a:off x="0" y="0"/>
+                      <a:ext cx="4752975" cy="2628900"/>
+                    </a:xfrm>
+                    <a:prstGeom prst="rect">
+                      <a:avLst/>
+                    </a:prstGeom>
+                  </pic:spPr>
+                </pic:pic>
+              </a:graphicData>
+            </a:graphic>
+          </wp:inline>
+        </w:drawing>
+      </w:r>
+    </w:p>
+    <w:p>
+      <w:pPr>
+        <w:spacing w:after="200"/>
+        <w:jc w:val="center"/>
+      </w:pPr>
+      <w:r>
+        <w:rPr>
+          <w:rFonts w:ascii="Arial" w:cs="Arial" w:eastAsia="Arial" w:hAnsi="Arial"/>
+          <w:b/>
+          <w:bCs/>
+          <w:i/>
+          <w:iCs/>
+          <w:sz w:val="19"/>
+          <w:szCs w:val="19"/>
+        </w:rPr>
+        <w:t xml:space="preserve">Figura 4. </w:t>
+      </w:r>
+      <w:r>
+        <w:rPr>
+          <w:rFonts w:ascii="Arial" w:cs="Arial" w:eastAsia="Arial" w:hAnsi="Arial"/>
+          <w:i/>
+          <w:iCs/>
+          <w:sz w:val="19"/>
+          <w:szCs w:val="19"/>
+        </w:rPr>
+        <w:t xml:space="preserve">Vista superior del modelo físico: motor sujeto en el soporte de madera junto al disco-manivela, biela, caja-guía y tolva.</w:t>
       </w:r>
     </w:p>
     <w:p>
@@ -3595,10 +3758,34 @@
       <w:r>
         <w:rPr>
           <w:rFonts w:ascii="Arial" w:cs="Arial" w:eastAsia="Arial" w:hAnsi="Arial"/>
+          <w:b/>
+          <w:bCs/>
           <w:sz w:val="22"/>
           <w:szCs w:val="22"/>
         </w:rPr>
-        <w:t xml:space="preserve">Motor usado y comprobación del funcionamiento: </w:t>
+        <w:t xml:space="preserve">Motor usado y comprobación del funcionamiento. </w:t>
+      </w:r>
+      <w:r>
+        <w:rPr>
+          <w:rFonts w:ascii="Arial" w:cs="Arial" w:eastAsia="Arial" w:hAnsi="Arial"/>
+          <w:sz w:val="22"/>
+          <w:szCs w:val="22"/>
+        </w:rPr>
+        <w:t xml:space="preserve">Se usó un motorreductor de corriente directa sujeto con un soporte de madera al eje del disco-manivela y alimentado con un portapilas de baterías AA (Figura 4). El video confirma que el mecanismo funciona: la manivela da vueltas completas de forma continua, el bloque sale y entra de la caja en cada vuelta y no se traba en los puntos muertos. La velocidad medida con carga fue 43.4 ± 1.0 rpm (sección 9.3). A esa velocidad la fuerza de inercia máxima del bloque sube a 1.2·0.925 = 1.11 N y el par estimado a 0.177 N·m (1.80 kgf·cm), que el motor entregó sin trabarse.</w:t>
+      </w:r>
+    </w:p>
+    <w:p>
+      <w:pPr>
+        <w:spacing w:after="120" w:line="276"/>
+        <w:jc w:val="both"/>
+      </w:pPr>
+      <w:r>
+        <w:rPr>
+          <w:rFonts w:ascii="Arial" w:cs="Arial" w:eastAsia="Arial" w:hAnsi="Arial"/>
+          <w:sz w:val="22"/>
+          <w:szCs w:val="22"/>
+        </w:rPr>
+        <w:t xml:space="preserve">Modelo y voltaje nominal del motor: </w:t>
       </w:r>
       <w:r>
         <w:rPr>
@@ -3609,7 +3796,7 @@
           <w:szCs w:val="22"/>
           <w:highlight w:val="yellow"/>
         </w:rPr>
-        <w:t xml:space="preserve">[COMPLETAR: modelo del motor, voltaje, par nominal y fotos o video del mecanismo funcionando]</w:t>
+        <w:t xml:space="preserve">[COMPLETAR: dato de la etiqueta o de la compra del motor]</w:t>
       </w:r>
     </w:p>
     <w:p>
@@ -4407,6 +4594,30 @@
     </w:p>
     <w:p>
       <w:pPr>
+        <w:spacing w:after="120" w:line="276"/>
+        <w:jc w:val="both"/>
+      </w:pPr>
+      <w:r>
+        <w:rPr>
+          <w:rFonts w:ascii="Arial" w:cs="Arial" w:eastAsia="Arial" w:hAnsi="Arial"/>
+          <w:b/>
+          <w:bCs/>
+          <w:sz w:val="22"/>
+          <w:szCs w:val="22"/>
+        </w:rPr>
+        <w:t xml:space="preserve">Referencia: </w:t>
+      </w:r>
+      <w:r>
+        <w:rPr>
+          <w:rFonts w:ascii="Arial" w:cs="Arial" w:eastAsia="Arial" w:hAnsi="Arial"/>
+          <w:sz w:val="22"/>
+          <w:szCs w:val="22"/>
+        </w:rPr>
+        <w:t xml:space="preserve">el análisis cuadro por cuadro del video del modelo funcionando (sección 9.3) dio 43.42 ± 1.03 rpm (U₉₅) en cuatro vueltas completas, medidas con el mismo motor y con carga.</w:t>
+      </w:r>
+    </w:p>
+    <w:p>
+      <w:pPr>
         <w:pStyle w:val="Heading1"/>
       </w:pPr>
       <w:r>
@@ -4446,7 +4657,7 @@
           <wp:inline distT="0" distB="0" distL="0" distR="0">
             <wp:extent cx="5943600" cy="2733675"/>
             <wp:effectExtent t="0" r="0" b="0" l="0"/>
-            <wp:docPr id="1" name="fig3" descr="Lazo vectorial y convención de ángulos en la posición 2 (θ₂ = 36°)." title="Figura 3"/>
+            <wp:docPr id="1" name="fig5" descr="Lazo vectorial y convención de ángulos en la posición 2 (θ₂ = 36°)." title="Figura 5"/>
             <wp:cNvGraphicFramePr>
               <a:graphicFrameLocks xmlns:a="http://schemas.openxmlformats.org/drawingml/2006/main" noChangeAspect="1"/>
             </wp:cNvGraphicFramePr>
@@ -4460,7 +4671,7 @@
                     </pic:cNvPicPr>
                   </pic:nvPicPr>
                   <pic:blipFill>
-                    <a:blip r:embed="rId11" cstate="none"/>
+                    <a:blip r:embed="rId13" cstate="none"/>
                     <a:srcRect/>
                     <a:stretch>
                       <a:fillRect/>
@@ -4497,7 +4708,7 @@
           <w:sz w:val="19"/>
           <w:szCs w:val="19"/>
         </w:rPr>
-        <w:t xml:space="preserve">Figura 3. </w:t>
+        <w:t xml:space="preserve">Figura 5. </w:t>
       </w:r>
       <w:r>
         <w:rPr>
@@ -8389,7 +8600,7 @@
           <wp:inline distT="0" distB="0" distL="0" distR="0">
             <wp:extent cx="4114800" cy="4143375"/>
             <wp:effectExtent t="0" r="0" b="0" l="0"/>
-            <wp:docPr id="1" name="fig4" descr="El mecanismo en las 10 posiciones calculadas (MATLAB). La franja gris es la carrera del bloque." title="Figura 4"/>
+            <wp:docPr id="1" name="fig6" descr="El mecanismo en las 10 posiciones calculadas (MATLAB). La franja gris es la carrera del bloque." title="Figura 6"/>
             <wp:cNvGraphicFramePr>
               <a:graphicFrameLocks xmlns:a="http://schemas.openxmlformats.org/drawingml/2006/main" noChangeAspect="1"/>
             </wp:cNvGraphicFramePr>
@@ -8403,7 +8614,7 @@
                     </pic:cNvPicPr>
                   </pic:nvPicPr>
                   <pic:blipFill>
-                    <a:blip r:embed="rId12" cstate="none"/>
+                    <a:blip r:embed="rId14" cstate="none"/>
                     <a:srcRect/>
                     <a:stretch>
                       <a:fillRect/>
@@ -8440,7 +8651,7 @@
           <w:sz w:val="19"/>
           <w:szCs w:val="19"/>
         </w:rPr>
-        <w:t xml:space="preserve">Figura 4. </w:t>
+        <w:t xml:space="preserve">Figura 6. </w:t>
       </w:r>
       <w:r>
         <w:rPr>
@@ -14691,7 +14902,7 @@
           <wp:inline distT="0" distB="0" distL="0" distR="0">
             <wp:extent cx="5486400" cy="4533900"/>
             <wp:effectExtent t="0" r="0" b="0" l="0"/>
-            <wp:docPr id="1" name="fig5" descr="Velocidad y aceleración angular de la biela contra θ₂: ecuaciones cerradas (línea), simulación en MATLAB (línea discontinua), 10 posiciones del inciso e (círculos) e Inventor (cruces)." title="Figura 5"/>
+            <wp:docPr id="1" name="fig7" descr="Velocidad y aceleración angular de la biela contra θ₂: ecuaciones cerradas (línea), simulación en MATLAB (línea discontinua), 10 posiciones del inciso e (círculos) e Inventor (cruces)." title="Figura 7"/>
             <wp:cNvGraphicFramePr>
               <a:graphicFrameLocks xmlns:a="http://schemas.openxmlformats.org/drawingml/2006/main" noChangeAspect="1"/>
             </wp:cNvGraphicFramePr>
@@ -14705,7 +14916,7 @@
                     </pic:cNvPicPr>
                   </pic:nvPicPr>
                   <pic:blipFill>
-                    <a:blip r:embed="rId13" cstate="none"/>
+                    <a:blip r:embed="rId15" cstate="none"/>
                     <a:srcRect/>
                     <a:stretch>
                       <a:fillRect/>
@@ -14742,7 +14953,7 @@
           <w:sz w:val="19"/>
           <w:szCs w:val="19"/>
         </w:rPr>
-        <w:t xml:space="preserve">Figura 5. </w:t>
+        <w:t xml:space="preserve">Figura 7. </w:t>
       </w:r>
       <w:r>
         <w:rPr>
@@ -14766,7 +14977,7 @@
           <wp:inline distT="0" distB="0" distL="0" distR="0">
             <wp:extent cx="5124450" cy="4800600"/>
             <wp:effectExtent t="0" r="0" b="0" l="0"/>
-            <wp:docPr id="1" name="fig6" descr="Posición, velocidad y aceleración del bloque (eslabón de salida) contra θ₂." title="Figura 6"/>
+            <wp:docPr id="1" name="fig8" descr="Posición, velocidad y aceleración del bloque (eslabón de salida) contra θ₂." title="Figura 8"/>
             <wp:cNvGraphicFramePr>
               <a:graphicFrameLocks xmlns:a="http://schemas.openxmlformats.org/drawingml/2006/main" noChangeAspect="1"/>
             </wp:cNvGraphicFramePr>
@@ -14780,7 +14991,7 @@
                     </pic:cNvPicPr>
                   </pic:nvPicPr>
                   <pic:blipFill>
-                    <a:blip r:embed="rId14" cstate="none"/>
+                    <a:blip r:embed="rId16" cstate="none"/>
                     <a:srcRect/>
                     <a:stretch>
                       <a:fillRect/>
@@ -14817,7 +15028,7 @@
           <w:sz w:val="19"/>
           <w:szCs w:val="19"/>
         </w:rPr>
-        <w:t xml:space="preserve">Figura 6. </w:t>
+        <w:t xml:space="preserve">Figura 8. </w:t>
       </w:r>
       <w:r>
         <w:rPr>
@@ -14862,10 +15073,24 @@
     </w:p>
     <w:p>
       <w:pPr>
+        <w:spacing w:after="120" w:line="276"/>
+        <w:jc w:val="both"/>
+      </w:pPr>
+      <w:r>
+        <w:rPr>
+          <w:rFonts w:ascii="Arial" w:cs="Arial" w:eastAsia="Arial" w:hAnsi="Arial"/>
+          <w:sz w:val="22"/>
+          <w:szCs w:val="22"/>
+        </w:rPr>
+        <w:t xml:space="preserve">El modelo físico se grabó funcionando con el motor: video de celular de 12.5 s a 30 cuadros por segundo (1024 × 576 píxeles). Los primeros 5.7 s (172 cuadros, cuatro vueltas completas de la manivela) tienen una vista lateral del mecanismo y son los que se analizaron. Se usaron dos métodos complementarios: el seguimiento manual del grupo en Tracker y un seguimiento automático cuadro por cuadro de todo el tramo.</w:t>
+      </w:r>
+    </w:p>
+    <w:p>
+      <w:pPr>
         <w:pStyle w:val="Heading2"/>
       </w:pPr>
       <w:r>
-        <w:t xml:space="preserve">9.1 Qué se compara</w:t>
+        <w:t xml:space="preserve">9.1 Qué se comparó</w:t>
       </w:r>
     </w:p>
     <w:p>
@@ -14893,7 +15118,7 @@
           <w:sz w:val="22"/>
           <w:szCs w:val="22"/>
         </w:rPr>
-        <w:t xml:space="preserve">ω₂ medida (inciso d) contra la usada en los cálculos (30 rpm de diseño).</w:t>
+        <w:t xml:space="preserve">ω₂ medida en el video contra la usada en los cálculos (30 rpm de diseño).</w:t>
       </w:r>
     </w:p>
     <w:p>
@@ -14913,7 +15138,7 @@
           <w:sz w:val="22"/>
           <w:szCs w:val="22"/>
         </w:rPr>
-        <w:t xml:space="preserve">Magnitud de salida — posición del bloque: </w:t>
+        <w:t xml:space="preserve">Magnitud de salida — posición del eslabón de salida: </w:t>
       </w:r>
       <w:r>
         <w:rPr>
@@ -14921,7 +15146,7 @@
           <w:sz w:val="22"/>
           <w:szCs w:val="22"/>
         </w:rPr>
-        <w:t xml:space="preserve">carrera medida con vernier en los dos puntos muertos contra 70.88 mm teóricos, y posición del bloque con la manivela en θ₂ = 90° (25.08 mm desde el punto muerto interior).</w:t>
+        <w:t xml:space="preserve">posición d del pasador B del bloque en función del ángulo de la manivela, incluido el punto muerto interior.</w:t>
       </w:r>
     </w:p>
     <w:p>
@@ -14941,7 +15166,7 @@
           <w:sz w:val="22"/>
           <w:szCs w:val="22"/>
         </w:rPr>
-        <w:t xml:space="preserve">Magnitud de salida — velocidad del bloque: </w:t>
+        <w:t xml:space="preserve">Magnitud de salida — velocidad del eslabón de salida: </w:t>
       </w:r>
       <w:r>
         <w:rPr>
@@ -14949,7 +15174,35 @@
           <w:sz w:val="22"/>
           <w:szCs w:val="22"/>
         </w:rPr>
-        <w:t xml:space="preserve">curva x(t) del bloque obtenida con video y Tracker; velocidad máxima medida contra la teórica (119.8 mm/s a 30 rpm, escalada con la ω₂ medida porque V ∝ ω₂).</w:t>
+        <w:t xml:space="preserve">velocidad V_B del bloque, obtenida derivando la posición medida.</w:t>
+      </w:r>
+    </w:p>
+    <w:p>
+      <w:pPr>
+        <w:pStyle w:val="ListParagraph"/>
+        <w:numPr>
+          <w:ilvl w:val="0"/>
+          <w:numId w:val="3"/>
+        </w:numPr>
+        <w:spacing w:after="60" w:line="276"/>
+      </w:pPr>
+      <w:r>
+        <w:rPr>
+          <w:rFonts w:ascii="Arial" w:cs="Arial" w:eastAsia="Arial" w:hAnsi="Arial"/>
+          <w:b/>
+          <w:bCs/>
+          <w:sz w:val="22"/>
+          <w:szCs w:val="22"/>
+        </w:rPr>
+        <w:t xml:space="preserve">Dimensiones efectivas del modelo: </w:t>
+      </w:r>
+      <w:r>
+        <w:rPr>
+          <w:rFonts w:ascii="Arial" w:cs="Arial" w:eastAsia="Arial" w:hAnsi="Arial"/>
+          <w:sz w:val="22"/>
+          <w:szCs w:val="22"/>
+        </w:rPr>
+        <w:t xml:space="preserve">a, b y c medidos sobre el video, para separar los errores de manufactura de los de medición.</w:t>
       </w:r>
     </w:p>
     <w:p>
@@ -14957,7 +15210,7 @@
         <w:pStyle w:val="Heading2"/>
       </w:pPr>
       <w:r>
-        <w:t xml:space="preserve">9.2 Procedimiento de la medición en video</w:t>
+        <w:t xml:space="preserve">9.2 Método de medición</w:t>
       </w:r>
     </w:p>
     <w:p>
@@ -14972,10 +15225,20 @@
       <w:r>
         <w:rPr>
           <w:rFonts w:ascii="Arial" w:cs="Arial" w:eastAsia="Arial" w:hAnsi="Arial"/>
+          <w:b/>
+          <w:bCs/>
           <w:sz w:val="22"/>
           <w:szCs w:val="22"/>
         </w:rPr>
-        <w:t xml:space="preserve">Celular en trípode, perpendicular al plano del mecanismo y lo más lejos posible usando zoom (menos paralaje), con buena luz y a 60 cuadros por segundo o más.</w:t>
+        <w:t xml:space="preserve">Tracker (grupo). </w:t>
+      </w:r>
+      <w:r>
+        <w:rPr>
+          <w:rFonts w:ascii="Arial" w:cs="Arial" w:eastAsia="Arial" w:hAnsi="Arial"/>
+          <w:sz w:val="22"/>
+          <w:szCs w:val="22"/>
+        </w:rPr>
+        <w:t xml:space="preserve">Se marcó el punto masa_A (pasador A de la manivela) en 18 cuadros consecutivos (0.567 s). Sus coordenadas caen sobre una circunferencia de radio 43.9 unidades de Tracker con una desviación angular de 1.7°, por lo que se ajustaron con giro uniforme, x = x₀ + R·cos(ω₂t + φ) y y = y₀ + R·sen(ω₂t + φ). El ajuste parabólico que propone Tracker no tiene sentido físico para un punto que gira, por eso no se usó. ω₂ no depende de la calibración de longitudes.</w:t>
       </w:r>
     </w:p>
     <w:p>
@@ -14990,10 +15253,20 @@
       <w:r>
         <w:rPr>
           <w:rFonts w:ascii="Arial" w:cs="Arial" w:eastAsia="Arial" w:hAnsi="Arial"/>
+          <w:b/>
+          <w:bCs/>
           <w:sz w:val="22"/>
           <w:szCs w:val="22"/>
         </w:rPr>
-        <w:t xml:space="preserve">Regla o marca de longitud conocida en el mismo plano que el bloque, para calibrar la escala.</w:t>
+        <w:t xml:space="preserve">Seguimiento automático cuadro por cuadro (Python + OpenCV). </w:t>
+      </w:r>
+      <w:r>
+        <w:rPr>
+          <w:rFonts w:ascii="Arial" w:cs="Arial" w:eastAsia="Arial" w:hAnsi="Arial"/>
+          <w:sz w:val="22"/>
+          <w:szCs w:val="22"/>
+        </w:rPr>
+        <w:t xml:space="preserve">En cada cuadro se detectó el disco de la manivela con la transformada de Hough y se localizaron los pasadores A y B por correlación con una plantilla, con precisión subpíxel. Todo se midió respecto del centro del disco del mismo cuadro, lo que elimina el movimiento de la cámara (sostenida a mano), y la escala se recalculó en cada cuadro con el diámetro del disco (90 mm según el modelo de Inventor; ≈ 0.72 mm por píxel), lo que compensa el acercamiento de la cámara.</w:t>
       </w:r>
     </w:p>
     <w:p>
@@ -15008,10 +15281,20 @@
       <w:r>
         <w:rPr>
           <w:rFonts w:ascii="Arial" w:cs="Arial" w:eastAsia="Arial" w:hAnsi="Arial"/>
+          <w:b/>
+          <w:bCs/>
           <w:sz w:val="22"/>
           <w:szCs w:val="22"/>
         </w:rPr>
-        <w:t xml:space="preserve">Marcas de color en el pasador A y en el bloque. En Tracker: calibrar la escala, poner el origen en O₂ con el eje x a lo largo de la corredera y seguir los dos puntos.</w:t>
+        <w:t xml:space="preserve">Correcciones. </w:t>
+      </w:r>
+      <w:r>
+        <w:rPr>
+          <w:rFonts w:ascii="Arial" w:cs="Arial" w:eastAsia="Arial" w:hAnsi="Arial"/>
+          <w:sz w:val="22"/>
+          <w:szCs w:val="22"/>
+        </w:rPr>
+        <w:t xml:space="preserve">Giro de la cámara de 0.70° (la dirección de la corredera se ajustó a la trayectoria de B); perspectiva (la trayectoria de A es una elipse con relación de ejes 0.969, que se corrigió); y centro de giro en el plano de los pasadores, que queda 3.9 mm por debajo del centro aparente del disco porque la biela está más cerca de la cámara que la cara del disco.</w:t>
       </w:r>
     </w:p>
     <w:p>
@@ -15026,28 +15309,178 @@
       <w:r>
         <w:rPr>
           <w:rFonts w:ascii="Arial" w:cs="Arial" w:eastAsia="Arial" w:hAnsi="Arial"/>
+          <w:b/>
+          <w:bCs/>
           <w:sz w:val="22"/>
           <w:szCs w:val="22"/>
         </w:rPr>
-        <w:t xml:space="preserve">Exportar t y x del bloque (y el ángulo de A si se puede) a medicion_video.csv con columnas t, x y th2 (ver plantilla_medicion_video.csv) y ejecutar P2_2_Analisis_Validacion.m: calcula la carrera, el error RMS y la gráfica de contraste.</w:t>
+        <w:t xml:space="preserve">Visibilidad de B. </w:t>
+      </w:r>
+      <w:r>
+        <w:rPr>
+          <w:rFonts w:ascii="Arial" w:cs="Arial" w:eastAsia="Arial" w:hAnsi="Arial"/>
+          <w:sz w:val="22"/>
+          <w:szCs w:val="22"/>
+        </w:rPr>
+        <w:t xml:space="preserve">Cuando el bloque se acerca al punto muerto exterior, el pasador B entra a la caja y deja de verse. Se usaron los 127 de 172 cuadros en que B es visible (correlación mayor que 0.8); por eso la carrera completa no se puede medir en el video y se compara la posición del punto muerto interior y la curva d(θ₂).</w:t>
       </w:r>
     </w:p>
     <w:p>
       <w:pPr>
-        <w:pStyle w:val="ListParagraph"/>
-        <w:numPr>
-          <w:ilvl w:val="0"/>
-          <w:numId w:val="4"/>
-        </w:numPr>
-        <w:spacing w:after="60" w:line="276"/>
+        <w:keepNext/>
+        <w:spacing w:after="40" w:before="120"/>
+        <w:jc w:val="center"/>
       </w:pPr>
       <w:r>
-        <w:rPr>
-          <w:rFonts w:ascii="Arial" w:cs="Arial" w:eastAsia="Arial" w:hAnsi="Arial"/>
-          <w:sz w:val="22"/>
-          <w:szCs w:val="22"/>
-        </w:rPr>
-        <w:t xml:space="preserve">Medir también la carrera con vernier, llevando la manivela a mano a los dos puntos muertos, y promediar varias lecturas.</w:t>
+        <w:drawing>
+          <wp:inline distT="0" distB="0" distL="0" distR="0">
+            <wp:extent cx="5762625" cy="3076575"/>
+            <wp:effectExtent t="0" r="0" b="0" l="0"/>
+            <wp:docPr id="1" name="fig9" descr="Seguimiento del grupo en Tracker: datos de masa_A (pasador A) en 18 cuadros." title="Figura 9"/>
+            <wp:cNvGraphicFramePr>
+              <a:graphicFrameLocks xmlns:a="http://schemas.openxmlformats.org/drawingml/2006/main" noChangeAspect="1"/>
+            </wp:cNvGraphicFramePr>
+            <a:graphic xmlns:a="http://schemas.openxmlformats.org/drawingml/2006/main">
+              <a:graphicData uri="http://schemas.openxmlformats.org/drawingml/2006/picture">
+                <pic:pic xmlns:pic="http://schemas.openxmlformats.org/drawingml/2006/picture">
+                  <pic:nvPicPr>
+                    <pic:cNvPr id="0" name="" descr=""/>
+                    <pic:cNvPicPr>
+                      <a:picLocks noChangeAspect="1" noChangeArrowheads="1"/>
+                    </pic:cNvPicPr>
+                  </pic:nvPicPr>
+                  <pic:blipFill>
+                    <a:blip r:embed="rId17" cstate="none"/>
+                    <a:srcRect/>
+                    <a:stretch>
+                      <a:fillRect/>
+                    </a:stretch>
+                  </pic:blipFill>
+                  <pic:spPr bwMode="auto">
+                    <a:xfrm>
+                      <a:off x="0" y="0"/>
+                      <a:ext cx="5762625" cy="3076575"/>
+                    </a:xfrm>
+                    <a:prstGeom prst="rect">
+                      <a:avLst/>
+                    </a:prstGeom>
+                  </pic:spPr>
+                </pic:pic>
+              </a:graphicData>
+            </a:graphic>
+          </wp:inline>
+        </w:drawing>
+      </w:r>
+    </w:p>
+    <w:p>
+      <w:pPr>
+        <w:spacing w:after="200"/>
+        <w:jc w:val="center"/>
+      </w:pPr>
+      <w:r>
+        <w:rPr>
+          <w:rFonts w:ascii="Arial" w:cs="Arial" w:eastAsia="Arial" w:hAnsi="Arial"/>
+          <w:b/>
+          <w:bCs/>
+          <w:i/>
+          <w:iCs/>
+          <w:sz w:val="19"/>
+          <w:szCs w:val="19"/>
+        </w:rPr>
+        <w:t xml:space="preserve">Figura 9. </w:t>
+      </w:r>
+      <w:r>
+        <w:rPr>
+          <w:rFonts w:ascii="Arial" w:cs="Arial" w:eastAsia="Arial" w:hAnsi="Arial"/>
+          <w:i/>
+          <w:iCs/>
+          <w:sz w:val="19"/>
+          <w:szCs w:val="19"/>
+        </w:rPr>
+        <w:t xml:space="preserve">Seguimiento del grupo en Tracker: datos de masa_A (pasador A) en 18 cuadros.</w:t>
+      </w:r>
+    </w:p>
+    <w:p>
+      <w:pPr>
+        <w:pStyle w:val="Heading2"/>
+      </w:pPr>
+      <w:r>
+        <w:t xml:space="preserve">9.3 Velocidad angular de entrada</w:t>
+      </w:r>
+    </w:p>
+    <w:p>
+      <w:pPr>
+        <w:keepNext/>
+        <w:spacing w:after="40" w:before="120"/>
+        <w:jc w:val="center"/>
+      </w:pPr>
+      <w:r>
+        <w:drawing>
+          <wp:inline distT="0" distB="0" distL="0" distR="0">
+            <wp:extent cx="5943600" cy="2152650"/>
+            <wp:effectExtent t="0" r="0" b="0" l="0"/>
+            <wp:docPr id="1" name="fig10" descr="Izquierda: ángulo girado por la manivela en el video (puntos), ajuste lineal y recta de diseño (30 rpm). Derecha: velocidad media en cada una de las cuatro vueltas completas." title="Figura 10"/>
+            <wp:cNvGraphicFramePr>
+              <a:graphicFrameLocks xmlns:a="http://schemas.openxmlformats.org/drawingml/2006/main" noChangeAspect="1"/>
+            </wp:cNvGraphicFramePr>
+            <a:graphic xmlns:a="http://schemas.openxmlformats.org/drawingml/2006/main">
+              <a:graphicData uri="http://schemas.openxmlformats.org/drawingml/2006/picture">
+                <pic:pic xmlns:pic="http://schemas.openxmlformats.org/drawingml/2006/picture">
+                  <pic:nvPicPr>
+                    <pic:cNvPr id="0" name="" descr=""/>
+                    <pic:cNvPicPr>
+                      <a:picLocks noChangeAspect="1" noChangeArrowheads="1"/>
+                    </pic:cNvPicPr>
+                  </pic:nvPicPr>
+                  <pic:blipFill>
+                    <a:blip r:embed="rId18" cstate="none"/>
+                    <a:srcRect/>
+                    <a:stretch>
+                      <a:fillRect/>
+                    </a:stretch>
+                  </pic:blipFill>
+                  <pic:spPr bwMode="auto">
+                    <a:xfrm>
+                      <a:off x="0" y="0"/>
+                      <a:ext cx="5943600" cy="2152650"/>
+                    </a:xfrm>
+                    <a:prstGeom prst="rect">
+                      <a:avLst/>
+                    </a:prstGeom>
+                  </pic:spPr>
+                </pic:pic>
+              </a:graphicData>
+            </a:graphic>
+          </wp:inline>
+        </w:drawing>
+      </w:r>
+    </w:p>
+    <w:p>
+      <w:pPr>
+        <w:spacing w:after="200"/>
+        <w:jc w:val="center"/>
+      </w:pPr>
+      <w:r>
+        <w:rPr>
+          <w:rFonts w:ascii="Arial" w:cs="Arial" w:eastAsia="Arial" w:hAnsi="Arial"/>
+          <w:b/>
+          <w:bCs/>
+          <w:i/>
+          <w:iCs/>
+          <w:sz w:val="19"/>
+          <w:szCs w:val="19"/>
+        </w:rPr>
+        <w:t xml:space="preserve">Figura 10. </w:t>
+      </w:r>
+      <w:r>
+        <w:rPr>
+          <w:rFonts w:ascii="Arial" w:cs="Arial" w:eastAsia="Arial" w:hAnsi="Arial"/>
+          <w:i/>
+          <w:iCs/>
+          <w:sz w:val="19"/>
+          <w:szCs w:val="19"/>
+        </w:rPr>
+        <w:t xml:space="preserve">Izquierda: ángulo girado por la manivela en el video (puntos), ajuste lineal y recta de diseño (30 rpm). Derecha: velocidad media en cada una de las cuatro vueltas completas.</w:t>
       </w:r>
     </w:p>
     <w:p>
@@ -15072,7 +15505,7 @@
           <w:sz w:val="20"/>
           <w:szCs w:val="20"/>
         </w:rPr>
-        <w:t xml:space="preserve">Contraste teórico–experimental</w:t>
+        <w:t xml:space="preserve">Velocidad angular de entrada medida en el video</w:t>
       </w:r>
     </w:p>
     <w:tbl>
@@ -15089,10 +15522,10 @@
         </w:tblBorders>
       </w:tblPr>
       <w:tblGrid>
-        <w:gridCol w:w="3960"/>
-        <w:gridCol w:w="1900"/>
-        <w:gridCol w:w="1750"/>
-        <w:gridCol w:w="1750"/>
+        <w:gridCol w:w="2700"/>
+        <w:gridCol w:w="2860"/>
+        <w:gridCol w:w="1600"/>
+        <w:gridCol w:w="2200"/>
       </w:tblGrid>
       <w:tr>
         <w:trPr>
@@ -15100,7 +15533,7 @@
         </w:trPr>
         <w:tc>
           <w:tcPr>
-            <w:tcW w:type="dxa" w:w="3960"/>
+            <w:tcW w:type="dxa" w:w="2700"/>
             <w:tcBorders>
               <w:top w:val="single" w:color="BFBFBF" w:sz="4"/>
               <w:left w:val="single" w:color="BFBFBF" w:sz="4"/>
@@ -15128,13 +15561,13 @@
                 <w:sz w:val="18"/>
                 <w:szCs w:val="18"/>
               </w:rPr>
-              <w:t xml:space="preserve">Magnitud</w:t>
-            </w:r>
-          </w:p>
-        </w:tc>
-        <w:tc>
-          <w:tcPr>
-            <w:tcW w:type="dxa" w:w="1900"/>
+              <w:t xml:space="preserve">Medición</w:t>
+            </w:r>
+          </w:p>
+        </w:tc>
+        <w:tc>
+          <w:tcPr>
+            <w:tcW w:type="dxa" w:w="2860"/>
             <w:tcBorders>
               <w:top w:val="single" w:color="BFBFBF" w:sz="4"/>
               <w:left w:val="single" w:color="BFBFBF" w:sz="4"/>
@@ -15162,13 +15595,13 @@
                 <w:sz w:val="18"/>
                 <w:szCs w:val="18"/>
               </w:rPr>
-              <w:t xml:space="preserve">Teórico</w:t>
-            </w:r>
-          </w:p>
-        </w:tc>
-        <w:tc>
-          <w:tcPr>
-            <w:tcW w:type="dxa" w:w="1750"/>
+              <w:t xml:space="preserve">Método</w:t>
+            </w:r>
+          </w:p>
+        </w:tc>
+        <w:tc>
+          <w:tcPr>
+            <w:tcW w:type="dxa" w:w="1600"/>
             <w:tcBorders>
               <w:top w:val="single" w:color="BFBFBF" w:sz="4"/>
               <w:left w:val="single" w:color="BFBFBF" w:sz="4"/>
@@ -15196,13 +15629,13 @@
                 <w:sz w:val="18"/>
                 <w:szCs w:val="18"/>
               </w:rPr>
-              <w:t xml:space="preserve">Medido</w:t>
-            </w:r>
-          </w:p>
-        </w:tc>
-        <w:tc>
-          <w:tcPr>
-            <w:tcW w:type="dxa" w:w="1750"/>
+              <w:t xml:space="preserve">Periodo (s)</w:t>
+            </w:r>
+          </w:p>
+        </w:tc>
+        <w:tc>
+          <w:tcPr>
+            <w:tcW w:type="dxa" w:w="2200"/>
             <w:tcBorders>
               <w:top w:val="single" w:color="BFBFBF" w:sz="4"/>
               <w:left w:val="single" w:color="BFBFBF" w:sz="4"/>
@@ -15230,7 +15663,7 @@
                 <w:sz w:val="18"/>
                 <w:szCs w:val="18"/>
               </w:rPr>
-              <w:t xml:space="preserve">Diferencia (%)</w:t>
+              <w:t xml:space="preserve">n (rpm)</w:t>
             </w:r>
           </w:p>
         </w:tc>
@@ -15238,7 +15671,7 @@
       <w:tr>
         <w:tc>
           <w:tcPr>
-            <w:tcW w:type="dxa" w:w="3960"/>
+            <w:tcW w:type="dxa" w:w="2700"/>
             <w:tcBorders>
               <w:top w:val="single" w:color="BFBFBF" w:sz="4"/>
               <w:left w:val="single" w:color="BFBFBF" w:sz="4"/>
@@ -15265,63 +15698,533 @@
                 <w:sz w:val="18"/>
                 <w:szCs w:val="18"/>
               </w:rPr>
-              <w:t xml:space="preserve">Velocidad del motor n (rpm)</w:t>
-            </w:r>
-          </w:p>
-        </w:tc>
-        <w:tc>
-          <w:tcPr>
-            <w:tcW w:type="dxa" w:w="1900"/>
-            <w:tcBorders>
-              <w:top w:val="single" w:color="BFBFBF" w:sz="4"/>
-              <w:left w:val="single" w:color="BFBFBF" w:sz="4"/>
-              <w:bottom w:val="single" w:color="BFBFBF" w:sz="4"/>
-              <w:right w:val="single" w:color="BFBFBF" w:sz="4"/>
-            </w:tcBorders>
-            <w:tcMar>
-              <w:top w:type="dxa" w:w="50"/>
-              <w:left w:type="dxa" w:w="80"/>
-              <w:bottom w:type="dxa" w:w="50"/>
-              <w:right w:type="dxa" w:w="80"/>
-            </w:tcMar>
-            <w:vAlign w:val="center"/>
-          </w:tcPr>
-          <w:p>
-            <w:pPr>
-              <w:jc w:val="center"/>
-            </w:pPr>
-            <w:r>
-              <w:rPr>
-                <w:rFonts w:ascii="Arial" w:cs="Arial" w:eastAsia="Arial" w:hAnsi="Arial"/>
-                <w:b w:val="false"/>
-                <w:bCs w:val="false"/>
-                <w:sz w:val="18"/>
-                <w:szCs w:val="18"/>
-              </w:rPr>
-              <w:t xml:space="preserve">30.00 (diseño)</w:t>
-            </w:r>
-          </w:p>
-        </w:tc>
-        <w:tc>
-          <w:tcPr>
-            <w:tcW w:type="dxa" w:w="1750"/>
-            <w:tcBorders>
-              <w:top w:val="single" w:color="BFBFBF" w:sz="4"/>
-              <w:left w:val="single" w:color="BFBFBF" w:sz="4"/>
-              <w:bottom w:val="single" w:color="BFBFBF" w:sz="4"/>
-              <w:right w:val="single" w:color="BFBFBF" w:sz="4"/>
-            </w:tcBorders>
-            <w:tcMar>
-              <w:top w:type="dxa" w:w="50"/>
-              <w:left w:type="dxa" w:w="80"/>
-              <w:bottom w:type="dxa" w:w="50"/>
-              <w:right w:type="dxa" w:w="80"/>
-            </w:tcMar>
-            <w:vAlign w:val="center"/>
-          </w:tcPr>
-          <w:p>
-            <w:pPr>
-              <w:jc w:val="center"/>
+              <w:t xml:space="preserve">Vuelta 1</w:t>
+            </w:r>
+          </w:p>
+        </w:tc>
+        <w:tc>
+          <w:tcPr>
+            <w:tcW w:type="dxa" w:w="2860"/>
+            <w:tcBorders>
+              <w:top w:val="single" w:color="BFBFBF" w:sz="4"/>
+              <w:left w:val="single" w:color="BFBFBF" w:sz="4"/>
+              <w:bottom w:val="single" w:color="BFBFBF" w:sz="4"/>
+              <w:right w:val="single" w:color="BFBFBF" w:sz="4"/>
+            </w:tcBorders>
+            <w:tcMar>
+              <w:top w:type="dxa" w:w="50"/>
+              <w:left w:type="dxa" w:w="80"/>
+              <w:bottom w:type="dxa" w:w="50"/>
+              <w:right w:type="dxa" w:w="80"/>
+            </w:tcMar>
+            <w:vAlign w:val="center"/>
+          </w:tcPr>
+          <w:p>
+            <w:pPr>
+              <w:jc w:val="left"/>
+            </w:pPr>
+            <w:r>
+              <w:rPr>
+                <w:rFonts w:ascii="Arial" w:cs="Arial" w:eastAsia="Arial" w:hAnsi="Arial"/>
+                <w:b w:val="false"/>
+                <w:bCs w:val="false"/>
+                <w:sz w:val="18"/>
+                <w:szCs w:val="18"/>
+              </w:rPr>
+              <w:t xml:space="preserve">video, cuadro por cuadro</w:t>
+            </w:r>
+          </w:p>
+        </w:tc>
+        <w:tc>
+          <w:tcPr>
+            <w:tcW w:type="dxa" w:w="1600"/>
+            <w:tcBorders>
+              <w:top w:val="single" w:color="BFBFBF" w:sz="4"/>
+              <w:left w:val="single" w:color="BFBFBF" w:sz="4"/>
+              <w:bottom w:val="single" w:color="BFBFBF" w:sz="4"/>
+              <w:right w:val="single" w:color="BFBFBF" w:sz="4"/>
+            </w:tcBorders>
+            <w:tcMar>
+              <w:top w:type="dxa" w:w="50"/>
+              <w:left w:type="dxa" w:w="80"/>
+              <w:bottom w:type="dxa" w:w="50"/>
+              <w:right w:type="dxa" w:w="80"/>
+            </w:tcMar>
+            <w:vAlign w:val="center"/>
+          </w:tcPr>
+          <w:p>
+            <w:pPr>
+              <w:jc w:val="center"/>
+            </w:pPr>
+            <w:r>
+              <w:rPr>
+                <w:rFonts w:ascii="Arial" w:cs="Arial" w:eastAsia="Arial" w:hAnsi="Arial"/>
+                <w:b w:val="false"/>
+                <w:bCs w:val="false"/>
+                <w:sz w:val="18"/>
+                <w:szCs w:val="18"/>
+              </w:rPr>
+              <w:t xml:space="preserve">1.3705</w:t>
+            </w:r>
+          </w:p>
+        </w:tc>
+        <w:tc>
+          <w:tcPr>
+            <w:tcW w:type="dxa" w:w="2200"/>
+            <w:tcBorders>
+              <w:top w:val="single" w:color="BFBFBF" w:sz="4"/>
+              <w:left w:val="single" w:color="BFBFBF" w:sz="4"/>
+              <w:bottom w:val="single" w:color="BFBFBF" w:sz="4"/>
+              <w:right w:val="single" w:color="BFBFBF" w:sz="4"/>
+            </w:tcBorders>
+            <w:tcMar>
+              <w:top w:type="dxa" w:w="50"/>
+              <w:left w:type="dxa" w:w="80"/>
+              <w:bottom w:type="dxa" w:w="50"/>
+              <w:right w:type="dxa" w:w="80"/>
+            </w:tcMar>
+            <w:vAlign w:val="center"/>
+          </w:tcPr>
+          <w:p>
+            <w:pPr>
+              <w:jc w:val="center"/>
+            </w:pPr>
+            <w:r>
+              <w:rPr>
+                <w:rFonts w:ascii="Arial" w:cs="Arial" w:eastAsia="Arial" w:hAnsi="Arial"/>
+                <w:b w:val="false"/>
+                <w:bCs w:val="false"/>
+                <w:sz w:val="18"/>
+                <w:szCs w:val="18"/>
+              </w:rPr>
+              <w:t xml:space="preserve">43.78</w:t>
+            </w:r>
+          </w:p>
+        </w:tc>
+      </w:tr>
+      <w:tr>
+        <w:tc>
+          <w:tcPr>
+            <w:tcW w:type="dxa" w:w="2700"/>
+            <w:tcBorders>
+              <w:top w:val="single" w:color="BFBFBF" w:sz="4"/>
+              <w:left w:val="single" w:color="BFBFBF" w:sz="4"/>
+              <w:bottom w:val="single" w:color="BFBFBF" w:sz="4"/>
+              <w:right w:val="single" w:color="BFBFBF" w:sz="4"/>
+            </w:tcBorders>
+            <w:tcMar>
+              <w:top w:type="dxa" w:w="50"/>
+              <w:left w:type="dxa" w:w="80"/>
+              <w:bottom w:type="dxa" w:w="50"/>
+              <w:right w:type="dxa" w:w="80"/>
+            </w:tcMar>
+            <w:vAlign w:val="center"/>
+          </w:tcPr>
+          <w:p>
+            <w:pPr>
+              <w:jc w:val="left"/>
+            </w:pPr>
+            <w:r>
+              <w:rPr>
+                <w:rFonts w:ascii="Arial" w:cs="Arial" w:eastAsia="Arial" w:hAnsi="Arial"/>
+                <w:b w:val="false"/>
+                <w:bCs w:val="false"/>
+                <w:sz w:val="18"/>
+                <w:szCs w:val="18"/>
+              </w:rPr>
+              <w:t xml:space="preserve">Vuelta 2</w:t>
+            </w:r>
+          </w:p>
+        </w:tc>
+        <w:tc>
+          <w:tcPr>
+            <w:tcW w:type="dxa" w:w="2860"/>
+            <w:tcBorders>
+              <w:top w:val="single" w:color="BFBFBF" w:sz="4"/>
+              <w:left w:val="single" w:color="BFBFBF" w:sz="4"/>
+              <w:bottom w:val="single" w:color="BFBFBF" w:sz="4"/>
+              <w:right w:val="single" w:color="BFBFBF" w:sz="4"/>
+            </w:tcBorders>
+            <w:tcMar>
+              <w:top w:type="dxa" w:w="50"/>
+              <w:left w:type="dxa" w:w="80"/>
+              <w:bottom w:type="dxa" w:w="50"/>
+              <w:right w:type="dxa" w:w="80"/>
+            </w:tcMar>
+            <w:vAlign w:val="center"/>
+          </w:tcPr>
+          <w:p>
+            <w:pPr>
+              <w:jc w:val="left"/>
+            </w:pPr>
+            <w:r>
+              <w:rPr>
+                <w:rFonts w:ascii="Arial" w:cs="Arial" w:eastAsia="Arial" w:hAnsi="Arial"/>
+                <w:b w:val="false"/>
+                <w:bCs w:val="false"/>
+                <w:sz w:val="18"/>
+                <w:szCs w:val="18"/>
+              </w:rPr>
+              <w:t xml:space="preserve">video, cuadro por cuadro</w:t>
+            </w:r>
+          </w:p>
+        </w:tc>
+        <w:tc>
+          <w:tcPr>
+            <w:tcW w:type="dxa" w:w="1600"/>
+            <w:tcBorders>
+              <w:top w:val="single" w:color="BFBFBF" w:sz="4"/>
+              <w:left w:val="single" w:color="BFBFBF" w:sz="4"/>
+              <w:bottom w:val="single" w:color="BFBFBF" w:sz="4"/>
+              <w:right w:val="single" w:color="BFBFBF" w:sz="4"/>
+            </w:tcBorders>
+            <w:tcMar>
+              <w:top w:type="dxa" w:w="50"/>
+              <w:left w:type="dxa" w:w="80"/>
+              <w:bottom w:type="dxa" w:w="50"/>
+              <w:right w:type="dxa" w:w="80"/>
+            </w:tcMar>
+            <w:vAlign w:val="center"/>
+          </w:tcPr>
+          <w:p>
+            <w:pPr>
+              <w:jc w:val="center"/>
+            </w:pPr>
+            <w:r>
+              <w:rPr>
+                <w:rFonts w:ascii="Arial" w:cs="Arial" w:eastAsia="Arial" w:hAnsi="Arial"/>
+                <w:b w:val="false"/>
+                <w:bCs w:val="false"/>
+                <w:sz w:val="18"/>
+                <w:szCs w:val="18"/>
+              </w:rPr>
+              <w:t xml:space="preserve">1.3917</w:t>
+            </w:r>
+          </w:p>
+        </w:tc>
+        <w:tc>
+          <w:tcPr>
+            <w:tcW w:type="dxa" w:w="2200"/>
+            <w:tcBorders>
+              <w:top w:val="single" w:color="BFBFBF" w:sz="4"/>
+              <w:left w:val="single" w:color="BFBFBF" w:sz="4"/>
+              <w:bottom w:val="single" w:color="BFBFBF" w:sz="4"/>
+              <w:right w:val="single" w:color="BFBFBF" w:sz="4"/>
+            </w:tcBorders>
+            <w:tcMar>
+              <w:top w:type="dxa" w:w="50"/>
+              <w:left w:type="dxa" w:w="80"/>
+              <w:bottom w:type="dxa" w:w="50"/>
+              <w:right w:type="dxa" w:w="80"/>
+            </w:tcMar>
+            <w:vAlign w:val="center"/>
+          </w:tcPr>
+          <w:p>
+            <w:pPr>
+              <w:jc w:val="center"/>
+            </w:pPr>
+            <w:r>
+              <w:rPr>
+                <w:rFonts w:ascii="Arial" w:cs="Arial" w:eastAsia="Arial" w:hAnsi="Arial"/>
+                <w:b w:val="false"/>
+                <w:bCs w:val="false"/>
+                <w:sz w:val="18"/>
+                <w:szCs w:val="18"/>
+              </w:rPr>
+              <w:t xml:space="preserve">43.11</w:t>
+            </w:r>
+          </w:p>
+        </w:tc>
+      </w:tr>
+      <w:tr>
+        <w:tc>
+          <w:tcPr>
+            <w:tcW w:type="dxa" w:w="2700"/>
+            <w:tcBorders>
+              <w:top w:val="single" w:color="BFBFBF" w:sz="4"/>
+              <w:left w:val="single" w:color="BFBFBF" w:sz="4"/>
+              <w:bottom w:val="single" w:color="BFBFBF" w:sz="4"/>
+              <w:right w:val="single" w:color="BFBFBF" w:sz="4"/>
+            </w:tcBorders>
+            <w:tcMar>
+              <w:top w:type="dxa" w:w="50"/>
+              <w:left w:type="dxa" w:w="80"/>
+              <w:bottom w:type="dxa" w:w="50"/>
+              <w:right w:type="dxa" w:w="80"/>
+            </w:tcMar>
+            <w:vAlign w:val="center"/>
+          </w:tcPr>
+          <w:p>
+            <w:pPr>
+              <w:jc w:val="left"/>
+            </w:pPr>
+            <w:r>
+              <w:rPr>
+                <w:rFonts w:ascii="Arial" w:cs="Arial" w:eastAsia="Arial" w:hAnsi="Arial"/>
+                <w:b w:val="false"/>
+                <w:bCs w:val="false"/>
+                <w:sz w:val="18"/>
+                <w:szCs w:val="18"/>
+              </w:rPr>
+              <w:t xml:space="preserve">Vuelta 3</w:t>
+            </w:r>
+          </w:p>
+        </w:tc>
+        <w:tc>
+          <w:tcPr>
+            <w:tcW w:type="dxa" w:w="2860"/>
+            <w:tcBorders>
+              <w:top w:val="single" w:color="BFBFBF" w:sz="4"/>
+              <w:left w:val="single" w:color="BFBFBF" w:sz="4"/>
+              <w:bottom w:val="single" w:color="BFBFBF" w:sz="4"/>
+              <w:right w:val="single" w:color="BFBFBF" w:sz="4"/>
+            </w:tcBorders>
+            <w:tcMar>
+              <w:top w:type="dxa" w:w="50"/>
+              <w:left w:type="dxa" w:w="80"/>
+              <w:bottom w:type="dxa" w:w="50"/>
+              <w:right w:type="dxa" w:w="80"/>
+            </w:tcMar>
+            <w:vAlign w:val="center"/>
+          </w:tcPr>
+          <w:p>
+            <w:pPr>
+              <w:jc w:val="left"/>
+            </w:pPr>
+            <w:r>
+              <w:rPr>
+                <w:rFonts w:ascii="Arial" w:cs="Arial" w:eastAsia="Arial" w:hAnsi="Arial"/>
+                <w:b w:val="false"/>
+                <w:bCs w:val="false"/>
+                <w:sz w:val="18"/>
+                <w:szCs w:val="18"/>
+              </w:rPr>
+              <w:t xml:space="preserve">video, cuadro por cuadro</w:t>
+            </w:r>
+          </w:p>
+        </w:tc>
+        <w:tc>
+          <w:tcPr>
+            <w:tcW w:type="dxa" w:w="1600"/>
+            <w:tcBorders>
+              <w:top w:val="single" w:color="BFBFBF" w:sz="4"/>
+              <w:left w:val="single" w:color="BFBFBF" w:sz="4"/>
+              <w:bottom w:val="single" w:color="BFBFBF" w:sz="4"/>
+              <w:right w:val="single" w:color="BFBFBF" w:sz="4"/>
+            </w:tcBorders>
+            <w:tcMar>
+              <w:top w:type="dxa" w:w="50"/>
+              <w:left w:type="dxa" w:w="80"/>
+              <w:bottom w:type="dxa" w:w="50"/>
+              <w:right w:type="dxa" w:w="80"/>
+            </w:tcMar>
+            <w:vAlign w:val="center"/>
+          </w:tcPr>
+          <w:p>
+            <w:pPr>
+              <w:jc w:val="center"/>
+            </w:pPr>
+            <w:r>
+              <w:rPr>
+                <w:rFonts w:ascii="Arial" w:cs="Arial" w:eastAsia="Arial" w:hAnsi="Arial"/>
+                <w:b w:val="false"/>
+                <w:bCs w:val="false"/>
+                <w:sz w:val="18"/>
+                <w:szCs w:val="18"/>
+              </w:rPr>
+              <w:t xml:space="preserve">1.3604</w:t>
+            </w:r>
+          </w:p>
+        </w:tc>
+        <w:tc>
+          <w:tcPr>
+            <w:tcW w:type="dxa" w:w="2200"/>
+            <w:tcBorders>
+              <w:top w:val="single" w:color="BFBFBF" w:sz="4"/>
+              <w:left w:val="single" w:color="BFBFBF" w:sz="4"/>
+              <w:bottom w:val="single" w:color="BFBFBF" w:sz="4"/>
+              <w:right w:val="single" w:color="BFBFBF" w:sz="4"/>
+            </w:tcBorders>
+            <w:tcMar>
+              <w:top w:type="dxa" w:w="50"/>
+              <w:left w:type="dxa" w:w="80"/>
+              <w:bottom w:type="dxa" w:w="50"/>
+              <w:right w:type="dxa" w:w="80"/>
+            </w:tcMar>
+            <w:vAlign w:val="center"/>
+          </w:tcPr>
+          <w:p>
+            <w:pPr>
+              <w:jc w:val="center"/>
+            </w:pPr>
+            <w:r>
+              <w:rPr>
+                <w:rFonts w:ascii="Arial" w:cs="Arial" w:eastAsia="Arial" w:hAnsi="Arial"/>
+                <w:b w:val="false"/>
+                <w:bCs w:val="false"/>
+                <w:sz w:val="18"/>
+                <w:szCs w:val="18"/>
+              </w:rPr>
+              <w:t xml:space="preserve">44.10</w:t>
+            </w:r>
+          </w:p>
+        </w:tc>
+      </w:tr>
+      <w:tr>
+        <w:tc>
+          <w:tcPr>
+            <w:tcW w:type="dxa" w:w="2700"/>
+            <w:tcBorders>
+              <w:top w:val="single" w:color="BFBFBF" w:sz="4"/>
+              <w:left w:val="single" w:color="BFBFBF" w:sz="4"/>
+              <w:bottom w:val="single" w:color="BFBFBF" w:sz="4"/>
+              <w:right w:val="single" w:color="BFBFBF" w:sz="4"/>
+            </w:tcBorders>
+            <w:tcMar>
+              <w:top w:type="dxa" w:w="50"/>
+              <w:left w:type="dxa" w:w="80"/>
+              <w:bottom w:type="dxa" w:w="50"/>
+              <w:right w:type="dxa" w:w="80"/>
+            </w:tcMar>
+            <w:vAlign w:val="center"/>
+          </w:tcPr>
+          <w:p>
+            <w:pPr>
+              <w:jc w:val="left"/>
+            </w:pPr>
+            <w:r>
+              <w:rPr>
+                <w:rFonts w:ascii="Arial" w:cs="Arial" w:eastAsia="Arial" w:hAnsi="Arial"/>
+                <w:b w:val="false"/>
+                <w:bCs w:val="false"/>
+                <w:sz w:val="18"/>
+                <w:szCs w:val="18"/>
+              </w:rPr>
+              <w:t xml:space="preserve">Vuelta 4</w:t>
+            </w:r>
+          </w:p>
+        </w:tc>
+        <w:tc>
+          <w:tcPr>
+            <w:tcW w:type="dxa" w:w="2860"/>
+            <w:tcBorders>
+              <w:top w:val="single" w:color="BFBFBF" w:sz="4"/>
+              <w:left w:val="single" w:color="BFBFBF" w:sz="4"/>
+              <w:bottom w:val="single" w:color="BFBFBF" w:sz="4"/>
+              <w:right w:val="single" w:color="BFBFBF" w:sz="4"/>
+            </w:tcBorders>
+            <w:tcMar>
+              <w:top w:type="dxa" w:w="50"/>
+              <w:left w:type="dxa" w:w="80"/>
+              <w:bottom w:type="dxa" w:w="50"/>
+              <w:right w:type="dxa" w:w="80"/>
+            </w:tcMar>
+            <w:vAlign w:val="center"/>
+          </w:tcPr>
+          <w:p>
+            <w:pPr>
+              <w:jc w:val="left"/>
+            </w:pPr>
+            <w:r>
+              <w:rPr>
+                <w:rFonts w:ascii="Arial" w:cs="Arial" w:eastAsia="Arial" w:hAnsi="Arial"/>
+                <w:b w:val="false"/>
+                <w:bCs w:val="false"/>
+                <w:sz w:val="18"/>
+                <w:szCs w:val="18"/>
+              </w:rPr>
+              <w:t xml:space="preserve">video, cuadro por cuadro</w:t>
+            </w:r>
+          </w:p>
+        </w:tc>
+        <w:tc>
+          <w:tcPr>
+            <w:tcW w:type="dxa" w:w="1600"/>
+            <w:tcBorders>
+              <w:top w:val="single" w:color="BFBFBF" w:sz="4"/>
+              <w:left w:val="single" w:color="BFBFBF" w:sz="4"/>
+              <w:bottom w:val="single" w:color="BFBFBF" w:sz="4"/>
+              <w:right w:val="single" w:color="BFBFBF" w:sz="4"/>
+            </w:tcBorders>
+            <w:tcMar>
+              <w:top w:type="dxa" w:w="50"/>
+              <w:left w:type="dxa" w:w="80"/>
+              <w:bottom w:type="dxa" w:w="50"/>
+              <w:right w:type="dxa" w:w="80"/>
+            </w:tcMar>
+            <w:vAlign w:val="center"/>
+          </w:tcPr>
+          <w:p>
+            <w:pPr>
+              <w:jc w:val="center"/>
+            </w:pPr>
+            <w:r>
+              <w:rPr>
+                <w:rFonts w:ascii="Arial" w:cs="Arial" w:eastAsia="Arial" w:hAnsi="Arial"/>
+                <w:b w:val="false"/>
+                <w:bCs w:val="false"/>
+                <w:sz w:val="18"/>
+                <w:szCs w:val="18"/>
+              </w:rPr>
+              <w:t xml:space="preserve">1.4063</w:t>
+            </w:r>
+          </w:p>
+        </w:tc>
+        <w:tc>
+          <w:tcPr>
+            <w:tcW w:type="dxa" w:w="2200"/>
+            <w:tcBorders>
+              <w:top w:val="single" w:color="BFBFBF" w:sz="4"/>
+              <w:left w:val="single" w:color="BFBFBF" w:sz="4"/>
+              <w:bottom w:val="single" w:color="BFBFBF" w:sz="4"/>
+              <w:right w:val="single" w:color="BFBFBF" w:sz="4"/>
+            </w:tcBorders>
+            <w:tcMar>
+              <w:top w:type="dxa" w:w="50"/>
+              <w:left w:type="dxa" w:w="80"/>
+              <w:bottom w:type="dxa" w:w="50"/>
+              <w:right w:type="dxa" w:w="80"/>
+            </w:tcMar>
+            <w:vAlign w:val="center"/>
+          </w:tcPr>
+          <w:p>
+            <w:pPr>
+              <w:jc w:val="center"/>
+            </w:pPr>
+            <w:r>
+              <w:rPr>
+                <w:rFonts w:ascii="Arial" w:cs="Arial" w:eastAsia="Arial" w:hAnsi="Arial"/>
+                <w:b w:val="false"/>
+                <w:bCs w:val="false"/>
+                <w:sz w:val="18"/>
+                <w:szCs w:val="18"/>
+              </w:rPr>
+              <w:t xml:space="preserve">42.67</w:t>
+            </w:r>
+          </w:p>
+        </w:tc>
+      </w:tr>
+      <w:tr>
+        <w:tc>
+          <w:tcPr>
+            <w:tcW w:type="dxa" w:w="2700"/>
+            <w:tcBorders>
+              <w:top w:val="single" w:color="BFBFBF" w:sz="4"/>
+              <w:left w:val="single" w:color="BFBFBF" w:sz="4"/>
+              <w:bottom w:val="single" w:color="BFBFBF" w:sz="4"/>
+              <w:right w:val="single" w:color="BFBFBF" w:sz="4"/>
+            </w:tcBorders>
+            <w:tcMar>
+              <w:top w:type="dxa" w:w="50"/>
+              <w:left w:type="dxa" w:w="80"/>
+              <w:bottom w:type="dxa" w:w="50"/>
+              <w:right w:type="dxa" w:w="80"/>
+            </w:tcMar>
+            <w:vAlign w:val="center"/>
+          </w:tcPr>
+          <w:p>
+            <w:pPr>
+              <w:jc w:val="left"/>
             </w:pPr>
             <w:r>
               <w:rPr>
@@ -15330,15 +16233,80 @@
                 <w:bCs/>
                 <w:sz w:val="18"/>
                 <w:szCs w:val="18"/>
-                <w:highlight w:val="yellow"/>
-              </w:rPr>
-              <w:t xml:space="preserve">[COMPLETAR: ]</w:t>
-            </w:r>
-          </w:p>
-        </w:tc>
-        <w:tc>
-          <w:tcPr>
-            <w:tcW w:type="dxa" w:w="1750"/>
+              </w:rPr>
+              <w:t xml:space="preserve">Promedio ± U₉₅</w:t>
+            </w:r>
+          </w:p>
+        </w:tc>
+        <w:tc>
+          <w:tcPr>
+            <w:tcW w:type="dxa" w:w="2860"/>
+            <w:tcBorders>
+              <w:top w:val="single" w:color="BFBFBF" w:sz="4"/>
+              <w:left w:val="single" w:color="BFBFBF" w:sz="4"/>
+              <w:bottom w:val="single" w:color="BFBFBF" w:sz="4"/>
+              <w:right w:val="single" w:color="BFBFBF" w:sz="4"/>
+            </w:tcBorders>
+            <w:tcMar>
+              <w:top w:type="dxa" w:w="50"/>
+              <w:left w:type="dxa" w:w="80"/>
+              <w:bottom w:type="dxa" w:w="50"/>
+              <w:right w:type="dxa" w:w="80"/>
+            </w:tcMar>
+            <w:vAlign w:val="center"/>
+          </w:tcPr>
+          <w:p>
+            <w:pPr>
+              <w:jc w:val="left"/>
+            </w:pPr>
+            <w:r>
+              <w:rPr>
+                <w:rFonts w:ascii="Arial" w:cs="Arial" w:eastAsia="Arial" w:hAnsi="Arial"/>
+                <w:b w:val="false"/>
+                <w:bCs w:val="false"/>
+                <w:sz w:val="18"/>
+                <w:szCs w:val="18"/>
+              </w:rPr>
+              <w:t xml:space="preserve">t = 3.182, N = 4</w:t>
+            </w:r>
+          </w:p>
+        </w:tc>
+        <w:tc>
+          <w:tcPr>
+            <w:tcW w:type="dxa" w:w="1600"/>
+            <w:tcBorders>
+              <w:top w:val="single" w:color="BFBFBF" w:sz="4"/>
+              <w:left w:val="single" w:color="BFBFBF" w:sz="4"/>
+              <w:bottom w:val="single" w:color="BFBFBF" w:sz="4"/>
+              <w:right w:val="single" w:color="BFBFBF" w:sz="4"/>
+            </w:tcBorders>
+            <w:tcMar>
+              <w:top w:type="dxa" w:w="50"/>
+              <w:left w:type="dxa" w:w="80"/>
+              <w:bottom w:type="dxa" w:w="50"/>
+              <w:right w:type="dxa" w:w="80"/>
+            </w:tcMar>
+            <w:vAlign w:val="center"/>
+          </w:tcPr>
+          <w:p>
+            <w:pPr>
+              <w:jc w:val="center"/>
+            </w:pPr>
+            <w:r>
+              <w:rPr>
+                <w:rFonts w:ascii="Arial" w:cs="Arial" w:eastAsia="Arial" w:hAnsi="Arial"/>
+                <w:b w:val="false"/>
+                <w:bCs w:val="false"/>
+                <w:sz w:val="18"/>
+                <w:szCs w:val="18"/>
+              </w:rPr>
+              <w:t xml:space="preserve">1.382</w:t>
+            </w:r>
+          </w:p>
+        </w:tc>
+        <w:tc>
+          <w:tcPr>
+            <w:tcW w:type="dxa" w:w="2200"/>
             <w:tcBorders>
               <w:top w:val="single" w:color="BFBFBF" w:sz="4"/>
               <w:left w:val="single" w:color="BFBFBF" w:sz="4"/>
@@ -15364,9 +16332,8 @@
                 <w:bCs/>
                 <w:sz w:val="18"/>
                 <w:szCs w:val="18"/>
-                <w:highlight w:val="yellow"/>
-              </w:rPr>
-              <w:t xml:space="preserve">[COMPLETAR: ]</w:t>
+              </w:rPr>
+              <w:t xml:space="preserve">43.42 ± 1.03</w:t>
             </w:r>
           </w:p>
         </w:tc>
@@ -15374,7 +16341,7 @@
       <w:tr>
         <w:tc>
           <w:tcPr>
-            <w:tcW w:type="dxa" w:w="3960"/>
+            <w:tcW w:type="dxa" w:w="2700"/>
             <w:tcBorders>
               <w:top w:val="single" w:color="BFBFBF" w:sz="4"/>
               <w:left w:val="single" w:color="BFBFBF" w:sz="4"/>
@@ -15401,108 +16368,106 @@
                 <w:sz w:val="18"/>
                 <w:szCs w:val="18"/>
               </w:rPr>
-              <w:t xml:space="preserve">Carrera del bloque (mm)</w:t>
-            </w:r>
-          </w:p>
-        </w:tc>
-        <w:tc>
-          <w:tcPr>
-            <w:tcW w:type="dxa" w:w="1900"/>
-            <w:tcBorders>
-              <w:top w:val="single" w:color="BFBFBF" w:sz="4"/>
-              <w:left w:val="single" w:color="BFBFBF" w:sz="4"/>
-              <w:bottom w:val="single" w:color="BFBFBF" w:sz="4"/>
-              <w:right w:val="single" w:color="BFBFBF" w:sz="4"/>
-            </w:tcBorders>
-            <w:tcMar>
-              <w:top w:type="dxa" w:w="50"/>
-              <w:left w:type="dxa" w:w="80"/>
-              <w:bottom w:type="dxa" w:w="50"/>
-              <w:right w:type="dxa" w:w="80"/>
-            </w:tcMar>
-            <w:vAlign w:val="center"/>
-          </w:tcPr>
-          <w:p>
-            <w:pPr>
-              <w:jc w:val="center"/>
-            </w:pPr>
-            <w:r>
-              <w:rPr>
-                <w:rFonts w:ascii="Arial" w:cs="Arial" w:eastAsia="Arial" w:hAnsi="Arial"/>
-                <w:b w:val="false"/>
-                <w:bCs w:val="false"/>
-                <w:sz w:val="18"/>
-                <w:szCs w:val="18"/>
-              </w:rPr>
-              <w:t xml:space="preserve">70.88</w:t>
-            </w:r>
-          </w:p>
-        </w:tc>
-        <w:tc>
-          <w:tcPr>
-            <w:tcW w:type="dxa" w:w="1750"/>
-            <w:tcBorders>
-              <w:top w:val="single" w:color="BFBFBF" w:sz="4"/>
-              <w:left w:val="single" w:color="BFBFBF" w:sz="4"/>
-              <w:bottom w:val="single" w:color="BFBFBF" w:sz="4"/>
-              <w:right w:val="single" w:color="BFBFBF" w:sz="4"/>
-            </w:tcBorders>
-            <w:tcMar>
-              <w:top w:type="dxa" w:w="50"/>
-              <w:left w:type="dxa" w:w="80"/>
-              <w:bottom w:type="dxa" w:w="50"/>
-              <w:right w:type="dxa" w:w="80"/>
-            </w:tcMar>
-            <w:vAlign w:val="center"/>
-          </w:tcPr>
-          <w:p>
-            <w:pPr>
-              <w:jc w:val="center"/>
-            </w:pPr>
-            <w:r>
-              <w:rPr>
-                <w:rFonts w:ascii="Arial" w:cs="Arial" w:eastAsia="Arial" w:hAnsi="Arial"/>
-                <w:b/>
-                <w:bCs/>
-                <w:sz w:val="18"/>
-                <w:szCs w:val="18"/>
-                <w:highlight w:val="yellow"/>
-              </w:rPr>
-              <w:t xml:space="preserve">[COMPLETAR: ]</w:t>
-            </w:r>
-          </w:p>
-        </w:tc>
-        <w:tc>
-          <w:tcPr>
-            <w:tcW w:type="dxa" w:w="1750"/>
-            <w:tcBorders>
-              <w:top w:val="single" w:color="BFBFBF" w:sz="4"/>
-              <w:left w:val="single" w:color="BFBFBF" w:sz="4"/>
-              <w:bottom w:val="single" w:color="BFBFBF" w:sz="4"/>
-              <w:right w:val="single" w:color="BFBFBF" w:sz="4"/>
-            </w:tcBorders>
-            <w:tcMar>
-              <w:top w:type="dxa" w:w="50"/>
-              <w:left w:type="dxa" w:w="80"/>
-              <w:bottom w:type="dxa" w:w="50"/>
-              <w:right w:type="dxa" w:w="80"/>
-            </w:tcMar>
-            <w:vAlign w:val="center"/>
-          </w:tcPr>
-          <w:p>
-            <w:pPr>
-              <w:jc w:val="center"/>
-            </w:pPr>
-            <w:r>
-              <w:rPr>
-                <w:rFonts w:ascii="Arial" w:cs="Arial" w:eastAsia="Arial" w:hAnsi="Arial"/>
-                <w:b/>
-                <w:bCs/>
-                <w:sz w:val="18"/>
-                <w:szCs w:val="18"/>
-                <w:highlight w:val="yellow"/>
-              </w:rPr>
-              <w:t xml:space="preserve">[COMPLETAR: ]</w:t>
+              <w:t xml:space="preserve">Desviación estándar / CV</w:t>
+            </w:r>
+          </w:p>
+        </w:tc>
+        <w:tc>
+          <w:tcPr>
+            <w:tcW w:type="dxa" w:w="2860"/>
+            <w:tcBorders>
+              <w:top w:val="single" w:color="BFBFBF" w:sz="4"/>
+              <w:left w:val="single" w:color="BFBFBF" w:sz="4"/>
+              <w:bottom w:val="single" w:color="BFBFBF" w:sz="4"/>
+              <w:right w:val="single" w:color="BFBFBF" w:sz="4"/>
+            </w:tcBorders>
+            <w:tcMar>
+              <w:top w:type="dxa" w:w="50"/>
+              <w:left w:type="dxa" w:w="80"/>
+              <w:bottom w:type="dxa" w:w="50"/>
+              <w:right w:type="dxa" w:w="80"/>
+            </w:tcMar>
+            <w:vAlign w:val="center"/>
+          </w:tcPr>
+          <w:p>
+            <w:pPr>
+              <w:jc w:val="left"/>
+            </w:pPr>
+            <w:r>
+              <w:rPr>
+                <w:rFonts w:ascii="Arial" w:cs="Arial" w:eastAsia="Arial" w:hAnsi="Arial"/>
+                <w:b w:val="false"/>
+                <w:bCs w:val="false"/>
+                <w:sz w:val="18"/>
+                <w:szCs w:val="18"/>
+              </w:rPr>
+              <w:t xml:space="preserve">—</w:t>
+            </w:r>
+          </w:p>
+        </w:tc>
+        <w:tc>
+          <w:tcPr>
+            <w:tcW w:type="dxa" w:w="1600"/>
+            <w:tcBorders>
+              <w:top w:val="single" w:color="BFBFBF" w:sz="4"/>
+              <w:left w:val="single" w:color="BFBFBF" w:sz="4"/>
+              <w:bottom w:val="single" w:color="BFBFBF" w:sz="4"/>
+              <w:right w:val="single" w:color="BFBFBF" w:sz="4"/>
+            </w:tcBorders>
+            <w:tcMar>
+              <w:top w:type="dxa" w:w="50"/>
+              <w:left w:type="dxa" w:w="80"/>
+              <w:bottom w:type="dxa" w:w="50"/>
+              <w:right w:type="dxa" w:w="80"/>
+            </w:tcMar>
+            <w:vAlign w:val="center"/>
+          </w:tcPr>
+          <w:p>
+            <w:pPr>
+              <w:jc w:val="center"/>
+            </w:pPr>
+            <w:r>
+              <w:rPr>
+                <w:rFonts w:ascii="Arial" w:cs="Arial" w:eastAsia="Arial" w:hAnsi="Arial"/>
+                <w:b w:val="false"/>
+                <w:bCs w:val="false"/>
+                <w:sz w:val="18"/>
+                <w:szCs w:val="18"/>
+              </w:rPr>
+              <w:t xml:space="preserve">—</w:t>
+            </w:r>
+          </w:p>
+        </w:tc>
+        <w:tc>
+          <w:tcPr>
+            <w:tcW w:type="dxa" w:w="2200"/>
+            <w:tcBorders>
+              <w:top w:val="single" w:color="BFBFBF" w:sz="4"/>
+              <w:left w:val="single" w:color="BFBFBF" w:sz="4"/>
+              <w:bottom w:val="single" w:color="BFBFBF" w:sz="4"/>
+              <w:right w:val="single" w:color="BFBFBF" w:sz="4"/>
+            </w:tcBorders>
+            <w:tcMar>
+              <w:top w:type="dxa" w:w="50"/>
+              <w:left w:type="dxa" w:w="80"/>
+              <w:bottom w:type="dxa" w:w="50"/>
+              <w:right w:type="dxa" w:w="80"/>
+            </w:tcMar>
+            <w:vAlign w:val="center"/>
+          </w:tcPr>
+          <w:p>
+            <w:pPr>
+              <w:jc w:val="center"/>
+            </w:pPr>
+            <w:r>
+              <w:rPr>
+                <w:rFonts w:ascii="Arial" w:cs="Arial" w:eastAsia="Arial" w:hAnsi="Arial"/>
+                <w:b w:val="false"/>
+                <w:bCs w:val="false"/>
+                <w:sz w:val="18"/>
+                <w:szCs w:val="18"/>
+              </w:rPr>
+              <w:t xml:space="preserve">0.65 rpm / 1.5 %</w:t>
             </w:r>
           </w:p>
         </w:tc>
@@ -15510,7 +16475,7 @@
       <w:tr>
         <w:tc>
           <w:tcPr>
-            <w:tcW w:type="dxa" w:w="3960"/>
+            <w:tcW w:type="dxa" w:w="2700"/>
             <w:tcBorders>
               <w:top w:val="single" w:color="BFBFBF" w:sz="4"/>
               <w:left w:val="single" w:color="BFBFBF" w:sz="4"/>
@@ -15537,108 +16502,106 @@
                 <w:sz w:val="18"/>
                 <w:szCs w:val="18"/>
               </w:rPr>
-              <w:t xml:space="preserve">Posición del bloque en θ₂ = 90°, desde el punto muerto interior (mm)</w:t>
-            </w:r>
-          </w:p>
-        </w:tc>
-        <w:tc>
-          <w:tcPr>
-            <w:tcW w:type="dxa" w:w="1900"/>
-            <w:tcBorders>
-              <w:top w:val="single" w:color="BFBFBF" w:sz="4"/>
-              <w:left w:val="single" w:color="BFBFBF" w:sz="4"/>
-              <w:bottom w:val="single" w:color="BFBFBF" w:sz="4"/>
-              <w:right w:val="single" w:color="BFBFBF" w:sz="4"/>
-            </w:tcBorders>
-            <w:tcMar>
-              <w:top w:type="dxa" w:w="50"/>
-              <w:left w:type="dxa" w:w="80"/>
-              <w:bottom w:type="dxa" w:w="50"/>
-              <w:right w:type="dxa" w:w="80"/>
-            </w:tcMar>
-            <w:vAlign w:val="center"/>
-          </w:tcPr>
-          <w:p>
-            <w:pPr>
-              <w:jc w:val="center"/>
-            </w:pPr>
-            <w:r>
-              <w:rPr>
-                <w:rFonts w:ascii="Arial" w:cs="Arial" w:eastAsia="Arial" w:hAnsi="Arial"/>
-                <w:b w:val="false"/>
-                <w:bCs w:val="false"/>
-                <w:sz w:val="18"/>
-                <w:szCs w:val="18"/>
-              </w:rPr>
-              <w:t xml:space="preserve">25.08</w:t>
-            </w:r>
-          </w:p>
-        </w:tc>
-        <w:tc>
-          <w:tcPr>
-            <w:tcW w:type="dxa" w:w="1750"/>
-            <w:tcBorders>
-              <w:top w:val="single" w:color="BFBFBF" w:sz="4"/>
-              <w:left w:val="single" w:color="BFBFBF" w:sz="4"/>
-              <w:bottom w:val="single" w:color="BFBFBF" w:sz="4"/>
-              <w:right w:val="single" w:color="BFBFBF" w:sz="4"/>
-            </w:tcBorders>
-            <w:tcMar>
-              <w:top w:type="dxa" w:w="50"/>
-              <w:left w:type="dxa" w:w="80"/>
-              <w:bottom w:type="dxa" w:w="50"/>
-              <w:right w:type="dxa" w:w="80"/>
-            </w:tcMar>
-            <w:vAlign w:val="center"/>
-          </w:tcPr>
-          <w:p>
-            <w:pPr>
-              <w:jc w:val="center"/>
-            </w:pPr>
-            <w:r>
-              <w:rPr>
-                <w:rFonts w:ascii="Arial" w:cs="Arial" w:eastAsia="Arial" w:hAnsi="Arial"/>
-                <w:b/>
-                <w:bCs/>
-                <w:sz w:val="18"/>
-                <w:szCs w:val="18"/>
-                <w:highlight w:val="yellow"/>
-              </w:rPr>
-              <w:t xml:space="preserve">[COMPLETAR: ]</w:t>
-            </w:r>
-          </w:p>
-        </w:tc>
-        <w:tc>
-          <w:tcPr>
-            <w:tcW w:type="dxa" w:w="1750"/>
-            <w:tcBorders>
-              <w:top w:val="single" w:color="BFBFBF" w:sz="4"/>
-              <w:left w:val="single" w:color="BFBFBF" w:sz="4"/>
-              <w:bottom w:val="single" w:color="BFBFBF" w:sz="4"/>
-              <w:right w:val="single" w:color="BFBFBF" w:sz="4"/>
-            </w:tcBorders>
-            <w:tcMar>
-              <w:top w:type="dxa" w:w="50"/>
-              <w:left w:type="dxa" w:w="80"/>
-              <w:bottom w:type="dxa" w:w="50"/>
-              <w:right w:type="dxa" w:w="80"/>
-            </w:tcMar>
-            <w:vAlign w:val="center"/>
-          </w:tcPr>
-          <w:p>
-            <w:pPr>
-              <w:jc w:val="center"/>
-            </w:pPr>
-            <w:r>
-              <w:rPr>
-                <w:rFonts w:ascii="Arial" w:cs="Arial" w:eastAsia="Arial" w:hAnsi="Arial"/>
-                <w:b/>
-                <w:bCs/>
-                <w:sz w:val="18"/>
-                <w:szCs w:val="18"/>
-                <w:highlight w:val="yellow"/>
-              </w:rPr>
-              <w:t xml:space="preserve">[COMPLETAR: ]</w:t>
+              <w:t xml:space="preserve">Tracker (grupo)</w:t>
+            </w:r>
+          </w:p>
+        </w:tc>
+        <w:tc>
+          <w:tcPr>
+            <w:tcW w:type="dxa" w:w="2860"/>
+            <w:tcBorders>
+              <w:top w:val="single" w:color="BFBFBF" w:sz="4"/>
+              <w:left w:val="single" w:color="BFBFBF" w:sz="4"/>
+              <w:bottom w:val="single" w:color="BFBFBF" w:sz="4"/>
+              <w:right w:val="single" w:color="BFBFBF" w:sz="4"/>
+            </w:tcBorders>
+            <w:tcMar>
+              <w:top w:type="dxa" w:w="50"/>
+              <w:left w:type="dxa" w:w="80"/>
+              <w:bottom w:type="dxa" w:w="50"/>
+              <w:right w:type="dxa" w:w="80"/>
+            </w:tcMar>
+            <w:vAlign w:val="center"/>
+          </w:tcPr>
+          <w:p>
+            <w:pPr>
+              <w:jc w:val="left"/>
+            </w:pPr>
+            <w:r>
+              <w:rPr>
+                <w:rFonts w:ascii="Arial" w:cs="Arial" w:eastAsia="Arial" w:hAnsi="Arial"/>
+                <w:b w:val="false"/>
+                <w:bCs w:val="false"/>
+                <w:sz w:val="18"/>
+                <w:szCs w:val="18"/>
+              </w:rPr>
+              <w:t xml:space="preserve">masa_A, 18 cuadros (159°)</w:t>
+            </w:r>
+          </w:p>
+        </w:tc>
+        <w:tc>
+          <w:tcPr>
+            <w:tcW w:type="dxa" w:w="1600"/>
+            <w:tcBorders>
+              <w:top w:val="single" w:color="BFBFBF" w:sz="4"/>
+              <w:left w:val="single" w:color="BFBFBF" w:sz="4"/>
+              <w:bottom w:val="single" w:color="BFBFBF" w:sz="4"/>
+              <w:right w:val="single" w:color="BFBFBF" w:sz="4"/>
+            </w:tcBorders>
+            <w:tcMar>
+              <w:top w:type="dxa" w:w="50"/>
+              <w:left w:type="dxa" w:w="80"/>
+              <w:bottom w:type="dxa" w:w="50"/>
+              <w:right w:type="dxa" w:w="80"/>
+            </w:tcMar>
+            <w:vAlign w:val="center"/>
+          </w:tcPr>
+          <w:p>
+            <w:pPr>
+              <w:jc w:val="center"/>
+            </w:pPr>
+            <w:r>
+              <w:rPr>
+                <w:rFonts w:ascii="Arial" w:cs="Arial" w:eastAsia="Arial" w:hAnsi="Arial"/>
+                <w:b w:val="false"/>
+                <w:bCs w:val="false"/>
+                <w:sz w:val="18"/>
+                <w:szCs w:val="18"/>
+              </w:rPr>
+              <w:t xml:space="preserve">—</w:t>
+            </w:r>
+          </w:p>
+        </w:tc>
+        <w:tc>
+          <w:tcPr>
+            <w:tcW w:type="dxa" w:w="2200"/>
+            <w:tcBorders>
+              <w:top w:val="single" w:color="BFBFBF" w:sz="4"/>
+              <w:left w:val="single" w:color="BFBFBF" w:sz="4"/>
+              <w:bottom w:val="single" w:color="BFBFBF" w:sz="4"/>
+              <w:right w:val="single" w:color="BFBFBF" w:sz="4"/>
+            </w:tcBorders>
+            <w:tcMar>
+              <w:top w:type="dxa" w:w="50"/>
+              <w:left w:type="dxa" w:w="80"/>
+              <w:bottom w:type="dxa" w:w="50"/>
+              <w:right w:type="dxa" w:w="80"/>
+            </w:tcMar>
+            <w:vAlign w:val="center"/>
+          </w:tcPr>
+          <w:p>
+            <w:pPr>
+              <w:jc w:val="center"/>
+            </w:pPr>
+            <w:r>
+              <w:rPr>
+                <w:rFonts w:ascii="Arial" w:cs="Arial" w:eastAsia="Arial" w:hAnsi="Arial"/>
+                <w:b w:val="false"/>
+                <w:bCs w:val="false"/>
+                <w:sz w:val="18"/>
+                <w:szCs w:val="18"/>
+              </w:rPr>
+              <w:t xml:space="preserve">45.5</w:t>
             </w:r>
           </w:p>
         </w:tc>
@@ -15646,7 +16609,7 @@
       <w:tr>
         <w:tc>
           <w:tcPr>
-            <w:tcW w:type="dxa" w:w="3960"/>
+            <w:tcW w:type="dxa" w:w="2700"/>
             <w:tcBorders>
               <w:top w:val="single" w:color="BFBFBF" w:sz="4"/>
               <w:left w:val="single" w:color="BFBFBF" w:sz="4"/>
@@ -15673,116 +16636,13 @@
                 <w:sz w:val="18"/>
                 <w:szCs w:val="18"/>
               </w:rPr>
-              <w:t xml:space="preserve">Velocidad máxima del bloque (mm/s)</w:t>
-            </w:r>
-          </w:p>
-        </w:tc>
-        <w:tc>
-          <w:tcPr>
-            <w:tcW w:type="dxa" w:w="1900"/>
-            <w:tcBorders>
-              <w:top w:val="single" w:color="BFBFBF" w:sz="4"/>
-              <w:left w:val="single" w:color="BFBFBF" w:sz="4"/>
-              <w:bottom w:val="single" w:color="BFBFBF" w:sz="4"/>
-              <w:right w:val="single" w:color="BFBFBF" w:sz="4"/>
-            </w:tcBorders>
-            <w:tcMar>
-              <w:top w:type="dxa" w:w="50"/>
-              <w:left w:type="dxa" w:w="80"/>
-              <w:bottom w:type="dxa" w:w="50"/>
-              <w:right w:type="dxa" w:w="80"/>
-            </w:tcMar>
-            <w:vAlign w:val="center"/>
-          </w:tcPr>
-          <w:p>
-            <w:pPr>
-              <w:jc w:val="center"/>
-            </w:pPr>
-            <w:r>
-              <w:rPr>
-                <w:rFonts w:ascii="Arial" w:cs="Arial" w:eastAsia="Arial" w:hAnsi="Arial"/>
-                <w:b w:val="false"/>
-                <w:bCs w:val="false"/>
-                <w:sz w:val="18"/>
-                <w:szCs w:val="18"/>
-              </w:rPr>
-              <w:t xml:space="preserve">119.8 × (n/30)</w:t>
-            </w:r>
-          </w:p>
-        </w:tc>
-        <w:tc>
-          <w:tcPr>
-            <w:tcW w:type="dxa" w:w="1750"/>
-            <w:tcBorders>
-              <w:top w:val="single" w:color="BFBFBF" w:sz="4"/>
-              <w:left w:val="single" w:color="BFBFBF" w:sz="4"/>
-              <w:bottom w:val="single" w:color="BFBFBF" w:sz="4"/>
-              <w:right w:val="single" w:color="BFBFBF" w:sz="4"/>
-            </w:tcBorders>
-            <w:tcMar>
-              <w:top w:type="dxa" w:w="50"/>
-              <w:left w:type="dxa" w:w="80"/>
-              <w:bottom w:type="dxa" w:w="50"/>
-              <w:right w:type="dxa" w:w="80"/>
-            </w:tcMar>
-            <w:vAlign w:val="center"/>
-          </w:tcPr>
-          <w:p>
-            <w:pPr>
-              <w:jc w:val="center"/>
-            </w:pPr>
-            <w:r>
-              <w:rPr>
-                <w:rFonts w:ascii="Arial" w:cs="Arial" w:eastAsia="Arial" w:hAnsi="Arial"/>
-                <w:b/>
-                <w:bCs/>
-                <w:sz w:val="18"/>
-                <w:szCs w:val="18"/>
-                <w:highlight w:val="yellow"/>
-              </w:rPr>
-              <w:t xml:space="preserve">[COMPLETAR: ]</w:t>
-            </w:r>
-          </w:p>
-        </w:tc>
-        <w:tc>
-          <w:tcPr>
-            <w:tcW w:type="dxa" w:w="1750"/>
-            <w:tcBorders>
-              <w:top w:val="single" w:color="BFBFBF" w:sz="4"/>
-              <w:left w:val="single" w:color="BFBFBF" w:sz="4"/>
-              <w:bottom w:val="single" w:color="BFBFBF" w:sz="4"/>
-              <w:right w:val="single" w:color="BFBFBF" w:sz="4"/>
-            </w:tcBorders>
-            <w:tcMar>
-              <w:top w:type="dxa" w:w="50"/>
-              <w:left w:type="dxa" w:w="80"/>
-              <w:bottom w:type="dxa" w:w="50"/>
-              <w:right w:type="dxa" w:w="80"/>
-            </w:tcMar>
-            <w:vAlign w:val="center"/>
-          </w:tcPr>
-          <w:p>
-            <w:pPr>
-              <w:jc w:val="center"/>
-            </w:pPr>
-            <w:r>
-              <w:rPr>
-                <w:rFonts w:ascii="Arial" w:cs="Arial" w:eastAsia="Arial" w:hAnsi="Arial"/>
-                <w:b/>
-                <w:bCs/>
-                <w:sz w:val="18"/>
-                <w:szCs w:val="18"/>
-                <w:highlight w:val="yellow"/>
-              </w:rPr>
-              <w:t xml:space="preserve">[COMPLETAR: ]</w:t>
-            </w:r>
-          </w:p>
-        </w:tc>
-      </w:tr>
-      <w:tr>
-        <w:tc>
-          <w:tcPr>
-            <w:tcW w:type="dxa" w:w="3960"/>
+              <w:t xml:space="preserve">Diseño</w:t>
+            </w:r>
+          </w:p>
+        </w:tc>
+        <w:tc>
+          <w:tcPr>
+            <w:tcW w:type="dxa" w:w="2860"/>
             <w:tcBorders>
               <w:top w:val="single" w:color="BFBFBF" w:sz="4"/>
               <w:left w:val="single" w:color="BFBFBF" w:sz="4"/>
@@ -15809,108 +16669,73 @@
                 <w:sz w:val="18"/>
                 <w:szCs w:val="18"/>
               </w:rPr>
-              <w:t xml:space="preserve">Periodo de un ciclo (s)</w:t>
-            </w:r>
-          </w:p>
-        </w:tc>
-        <w:tc>
-          <w:tcPr>
-            <w:tcW w:type="dxa" w:w="1900"/>
-            <w:tcBorders>
-              <w:top w:val="single" w:color="BFBFBF" w:sz="4"/>
-              <w:left w:val="single" w:color="BFBFBF" w:sz="4"/>
-              <w:bottom w:val="single" w:color="BFBFBF" w:sz="4"/>
-              <w:right w:val="single" w:color="BFBFBF" w:sz="4"/>
-            </w:tcBorders>
-            <w:tcMar>
-              <w:top w:type="dxa" w:w="50"/>
-              <w:left w:type="dxa" w:w="80"/>
-              <w:bottom w:type="dxa" w:w="50"/>
-              <w:right w:type="dxa" w:w="80"/>
-            </w:tcMar>
-            <w:vAlign w:val="center"/>
-          </w:tcPr>
-          <w:p>
-            <w:pPr>
-              <w:jc w:val="center"/>
-            </w:pPr>
-            <w:r>
-              <w:rPr>
-                <w:rFonts w:ascii="Arial" w:cs="Arial" w:eastAsia="Arial" w:hAnsi="Arial"/>
-                <w:b w:val="false"/>
-                <w:bCs w:val="false"/>
-                <w:sz w:val="18"/>
-                <w:szCs w:val="18"/>
-              </w:rPr>
-              <w:t xml:space="preserve">60/n</w:t>
-            </w:r>
-          </w:p>
-        </w:tc>
-        <w:tc>
-          <w:tcPr>
-            <w:tcW w:type="dxa" w:w="1750"/>
-            <w:tcBorders>
-              <w:top w:val="single" w:color="BFBFBF" w:sz="4"/>
-              <w:left w:val="single" w:color="BFBFBF" w:sz="4"/>
-              <w:bottom w:val="single" w:color="BFBFBF" w:sz="4"/>
-              <w:right w:val="single" w:color="BFBFBF" w:sz="4"/>
-            </w:tcBorders>
-            <w:tcMar>
-              <w:top w:type="dxa" w:w="50"/>
-              <w:left w:type="dxa" w:w="80"/>
-              <w:bottom w:type="dxa" w:w="50"/>
-              <w:right w:type="dxa" w:w="80"/>
-            </w:tcMar>
-            <w:vAlign w:val="center"/>
-          </w:tcPr>
-          <w:p>
-            <w:pPr>
-              <w:jc w:val="center"/>
-            </w:pPr>
-            <w:r>
-              <w:rPr>
-                <w:rFonts w:ascii="Arial" w:cs="Arial" w:eastAsia="Arial" w:hAnsi="Arial"/>
-                <w:b/>
-                <w:bCs/>
-                <w:sz w:val="18"/>
-                <w:szCs w:val="18"/>
-                <w:highlight w:val="yellow"/>
-              </w:rPr>
-              <w:t xml:space="preserve">[COMPLETAR: ]</w:t>
-            </w:r>
-          </w:p>
-        </w:tc>
-        <w:tc>
-          <w:tcPr>
-            <w:tcW w:type="dxa" w:w="1750"/>
-            <w:tcBorders>
-              <w:top w:val="single" w:color="BFBFBF" w:sz="4"/>
-              <w:left w:val="single" w:color="BFBFBF" w:sz="4"/>
-              <w:bottom w:val="single" w:color="BFBFBF" w:sz="4"/>
-              <w:right w:val="single" w:color="BFBFBF" w:sz="4"/>
-            </w:tcBorders>
-            <w:tcMar>
-              <w:top w:type="dxa" w:w="50"/>
-              <w:left w:type="dxa" w:w="80"/>
-              <w:bottom w:type="dxa" w:w="50"/>
-              <w:right w:type="dxa" w:w="80"/>
-            </w:tcMar>
-            <w:vAlign w:val="center"/>
-          </w:tcPr>
-          <w:p>
-            <w:pPr>
-              <w:jc w:val="center"/>
-            </w:pPr>
-            <w:r>
-              <w:rPr>
-                <w:rFonts w:ascii="Arial" w:cs="Arial" w:eastAsia="Arial" w:hAnsi="Arial"/>
-                <w:b/>
-                <w:bCs/>
-                <w:sz w:val="18"/>
-                <w:szCs w:val="18"/>
-                <w:highlight w:val="yellow"/>
-              </w:rPr>
-              <w:t xml:space="preserve">[COMPLETAR: ]</w:t>
+              <w:t xml:space="preserve">—</w:t>
+            </w:r>
+          </w:p>
+        </w:tc>
+        <w:tc>
+          <w:tcPr>
+            <w:tcW w:type="dxa" w:w="1600"/>
+            <w:tcBorders>
+              <w:top w:val="single" w:color="BFBFBF" w:sz="4"/>
+              <w:left w:val="single" w:color="BFBFBF" w:sz="4"/>
+              <w:bottom w:val="single" w:color="BFBFBF" w:sz="4"/>
+              <w:right w:val="single" w:color="BFBFBF" w:sz="4"/>
+            </w:tcBorders>
+            <w:tcMar>
+              <w:top w:type="dxa" w:w="50"/>
+              <w:left w:type="dxa" w:w="80"/>
+              <w:bottom w:type="dxa" w:w="50"/>
+              <w:right w:type="dxa" w:w="80"/>
+            </w:tcMar>
+            <w:vAlign w:val="center"/>
+          </w:tcPr>
+          <w:p>
+            <w:pPr>
+              <w:jc w:val="center"/>
+            </w:pPr>
+            <w:r>
+              <w:rPr>
+                <w:rFonts w:ascii="Arial" w:cs="Arial" w:eastAsia="Arial" w:hAnsi="Arial"/>
+                <w:b w:val="false"/>
+                <w:bCs w:val="false"/>
+                <w:sz w:val="18"/>
+                <w:szCs w:val="18"/>
+              </w:rPr>
+              <w:t xml:space="preserve">2.000</w:t>
+            </w:r>
+          </w:p>
+        </w:tc>
+        <w:tc>
+          <w:tcPr>
+            <w:tcW w:type="dxa" w:w="2200"/>
+            <w:tcBorders>
+              <w:top w:val="single" w:color="BFBFBF" w:sz="4"/>
+              <w:left w:val="single" w:color="BFBFBF" w:sz="4"/>
+              <w:bottom w:val="single" w:color="BFBFBF" w:sz="4"/>
+              <w:right w:val="single" w:color="BFBFBF" w:sz="4"/>
+            </w:tcBorders>
+            <w:tcMar>
+              <w:top w:type="dxa" w:w="50"/>
+              <w:left w:type="dxa" w:w="80"/>
+              <w:bottom w:type="dxa" w:w="50"/>
+              <w:right w:type="dxa" w:w="80"/>
+            </w:tcMar>
+            <w:vAlign w:val="center"/>
+          </w:tcPr>
+          <w:p>
+            <w:pPr>
+              <w:jc w:val="center"/>
+            </w:pPr>
+            <w:r>
+              <w:rPr>
+                <w:rFonts w:ascii="Arial" w:cs="Arial" w:eastAsia="Arial" w:hAnsi="Arial"/>
+                <w:b w:val="false"/>
+                <w:bCs w:val="false"/>
+                <w:sz w:val="18"/>
+                <w:szCs w:val="18"/>
+              </w:rPr>
+              <w:t xml:space="preserve">30.00</w:t>
             </w:r>
           </w:p>
         </w:tc>
@@ -15918,27 +16743,8 @@
     </w:tbl>
     <w:p>
       <w:pPr>
-        <w:spacing w:after="120" w:line="276"/>
-        <w:jc w:val="left"/>
+        <w:spacing w:after="60"/>
       </w:pPr>
-      <w:r>
-        <w:rPr>
-          <w:rFonts w:ascii="Arial" w:cs="Arial" w:eastAsia="Arial" w:hAnsi="Arial"/>
-          <w:i/>
-          <w:iCs/>
-          <w:sz w:val="18"/>
-          <w:szCs w:val="18"/>
-        </w:rPr>
-        <w:t xml:space="preserve">La hoja P2 g) Contraste del Excel calcula automáticamente la columna teórica (escalada con la velocidad medida) y las diferencias en cuanto se escriben los valores medidos.</w:t>
-      </w:r>
-    </w:p>
-    <w:p>
-      <w:pPr>
-        <w:pStyle w:val="Heading2"/>
-      </w:pPr>
-      <w:r>
-        <w:t xml:space="preserve">9.3 Fuentes de discrepancia</w:t>
-      </w:r>
     </w:p>
     <w:p>
       <w:pPr>
@@ -15951,7 +16757,217 @@
           <w:sz w:val="22"/>
           <w:szCs w:val="22"/>
         </w:rPr>
-        <w:t xml:space="preserve">Antes de medir se estimó cuánto puede alejarse el modelo físico del teórico por cada fuente (hoja P2 g) Contraste):</w:t>
+        <w:t xml:space="preserve">Las dos mediciones coinciden en que el motor gira cerca de 45 % más rápido que la velocidad de diseño: 43.4 rpm (ω₂ = 4.546 rad/s) contra 30 rpm. La medición por vueltas completas es la más confiable: el tiempo de una vuelta no depende de la escala ni de la perspectiva, y promedia la variación de velocidad dentro de la vuelta. La de Tracker sale mayor (45.5 rpm) porque cubre menos de media vuelta, en una zona donde el motor va más rápido, y cada punto se marcó a mano.</w:t>
+      </w:r>
+    </w:p>
+    <w:p>
+      <w:pPr>
+        <w:spacing w:after="120" w:line="276"/>
+        <w:jc w:val="both"/>
+      </w:pPr>
+      <w:r>
+        <w:rPr>
+          <w:rFonts w:ascii="Arial" w:cs="Arial" w:eastAsia="Arial" w:hAnsi="Arial"/>
+          <w:b/>
+          <w:bCs/>
+          <w:sz w:val="22"/>
+          <w:szCs w:val="22"/>
+        </w:rPr>
+        <w:t xml:space="preserve">La velocidad no es constante dentro de la vuelta. </w:t>
+      </w:r>
+      <w:r>
+        <w:rPr>
+          <w:rFonts w:ascii="Arial" w:cs="Arial" w:eastAsia="Arial" w:hAnsi="Arial"/>
+          <w:sz w:val="22"/>
+          <w:szCs w:val="22"/>
+        </w:rPr>
+        <w:t xml:space="preserve">Al restar el giro uniforme queda una oscilación de 7.8° que se repite en cada vuelta: ω₂ varía aproximadamente entre 4.05 y 5.31 rad/s (±14 %). El motor va más lento hacia θ₂ ≈ 299°, durante el avance, cuando el bloque empuja; y más rápido hacia θ₂ ≈ 142°, durante el retorno, cuando la carga es menor. Es decir, en el modelo real α₂ ≠ 0, mientras que el análisis supone ω₂ constante. Esta estimación tiene más incertidumbre que la velocidad media porque depende de localizar bien el centro de giro.</w:t>
+      </w:r>
+    </w:p>
+    <w:p>
+      <w:pPr>
+        <w:pStyle w:val="Heading2"/>
+      </w:pPr>
+      <w:r>
+        <w:t xml:space="preserve">9.4 Magnitud de salida: posición y velocidad del bloque</w:t>
+      </w:r>
+    </w:p>
+    <w:p>
+      <w:pPr>
+        <w:keepNext/>
+        <w:spacing w:after="40" w:before="120"/>
+        <w:jc w:val="center"/>
+      </w:pPr>
+      <w:r>
+        <w:drawing>
+          <wp:inline distT="0" distB="0" distL="0" distR="0">
+            <wp:extent cx="5943600" cy="3876675"/>
+            <wp:effectExtent t="0" r="0" b="0" l="0"/>
+            <wp:docPr id="1" name="fig11" descr="Posición del pasador B del bloque medida en el video contra la curva teórica, en función del ángulo medido de la manivela. Abajo: diferencia medido − teórico." title="Figura 11"/>
+            <wp:cNvGraphicFramePr>
+              <a:graphicFrameLocks xmlns:a="http://schemas.openxmlformats.org/drawingml/2006/main" noChangeAspect="1"/>
+            </wp:cNvGraphicFramePr>
+            <a:graphic xmlns:a="http://schemas.openxmlformats.org/drawingml/2006/main">
+              <a:graphicData uri="http://schemas.openxmlformats.org/drawingml/2006/picture">
+                <pic:pic xmlns:pic="http://schemas.openxmlformats.org/drawingml/2006/picture">
+                  <pic:nvPicPr>
+                    <pic:cNvPr id="0" name="" descr=""/>
+                    <pic:cNvPicPr>
+                      <a:picLocks noChangeAspect="1" noChangeArrowheads="1"/>
+                    </pic:cNvPicPr>
+                  </pic:nvPicPr>
+                  <pic:blipFill>
+                    <a:blip r:embed="rId19" cstate="none"/>
+                    <a:srcRect/>
+                    <a:stretch>
+                      <a:fillRect/>
+                    </a:stretch>
+                  </pic:blipFill>
+                  <pic:spPr bwMode="auto">
+                    <a:xfrm>
+                      <a:off x="0" y="0"/>
+                      <a:ext cx="5943600" cy="3876675"/>
+                    </a:xfrm>
+                    <a:prstGeom prst="rect">
+                      <a:avLst/>
+                    </a:prstGeom>
+                  </pic:spPr>
+                </pic:pic>
+              </a:graphicData>
+            </a:graphic>
+          </wp:inline>
+        </w:drawing>
+      </w:r>
+    </w:p>
+    <w:p>
+      <w:pPr>
+        <w:spacing w:after="200"/>
+        <w:jc w:val="center"/>
+      </w:pPr>
+      <w:r>
+        <w:rPr>
+          <w:rFonts w:ascii="Arial" w:cs="Arial" w:eastAsia="Arial" w:hAnsi="Arial"/>
+          <w:b/>
+          <w:bCs/>
+          <w:i/>
+          <w:iCs/>
+          <w:sz w:val="19"/>
+          <w:szCs w:val="19"/>
+        </w:rPr>
+        <w:t xml:space="preserve">Figura 11. </w:t>
+      </w:r>
+      <w:r>
+        <w:rPr>
+          <w:rFonts w:ascii="Arial" w:cs="Arial" w:eastAsia="Arial" w:hAnsi="Arial"/>
+          <w:i/>
+          <w:iCs/>
+          <w:sz w:val="19"/>
+          <w:szCs w:val="19"/>
+        </w:rPr>
+        <w:t xml:space="preserve">Posición del pasador B del bloque medida en el video contra la curva teórica, en función del ángulo medido de la manivela. Abajo: diferencia medido − teórico.</w:t>
+      </w:r>
+    </w:p>
+    <w:p>
+      <w:pPr>
+        <w:spacing w:after="120" w:line="276"/>
+        <w:jc w:val="both"/>
+      </w:pPr>
+      <w:r>
+        <w:rPr>
+          <w:rFonts w:ascii="Arial" w:cs="Arial" w:eastAsia="Arial" w:hAnsi="Arial"/>
+          <w:sz w:val="22"/>
+          <w:szCs w:val="22"/>
+        </w:rPr>
+        <w:t xml:space="preserve">La posición medida sigue la curva teórica en toda la parte visible de la vuelta: en 127 cuadros el error medio es 0.74 mm, el error RMS 1.77 mm (2.5 % de la carrera) y el máximo 4.39 mm. El punto muerto interior, donde el bloque se detiene más cerca de la manivela, se midió en las cuatro vueltas: 94.92 ± 0.73 mm, contra 94.92 mm teóricos (diferencia de 0.01 %).</w:t>
+      </w:r>
+    </w:p>
+    <w:p>
+      <w:pPr>
+        <w:keepNext/>
+        <w:spacing w:after="40" w:before="120"/>
+        <w:jc w:val="center"/>
+      </w:pPr>
+      <w:r>
+        <w:drawing>
+          <wp:inline distT="0" distB="0" distL="0" distR="0">
+            <wp:extent cx="5943600" cy="2438400"/>
+            <wp:effectExtent t="0" r="0" b="0" l="0"/>
+            <wp:docPr id="1" name="fig12" descr="Velocidad del bloque medida (derivada numérica de la posición) contra la teórica con la velocidad medida del motor y con la de diseño." title="Figura 12"/>
+            <wp:cNvGraphicFramePr>
+              <a:graphicFrameLocks xmlns:a="http://schemas.openxmlformats.org/drawingml/2006/main" noChangeAspect="1"/>
+            </wp:cNvGraphicFramePr>
+            <a:graphic xmlns:a="http://schemas.openxmlformats.org/drawingml/2006/main">
+              <a:graphicData uri="http://schemas.openxmlformats.org/drawingml/2006/picture">
+                <pic:pic xmlns:pic="http://schemas.openxmlformats.org/drawingml/2006/picture">
+                  <pic:nvPicPr>
+                    <pic:cNvPr id="0" name="" descr=""/>
+                    <pic:cNvPicPr>
+                      <a:picLocks noChangeAspect="1" noChangeArrowheads="1"/>
+                    </pic:cNvPicPr>
+                  </pic:nvPicPr>
+                  <pic:blipFill>
+                    <a:blip r:embed="rId20" cstate="none"/>
+                    <a:srcRect/>
+                    <a:stretch>
+                      <a:fillRect/>
+                    </a:stretch>
+                  </pic:blipFill>
+                  <pic:spPr bwMode="auto">
+                    <a:xfrm>
+                      <a:off x="0" y="0"/>
+                      <a:ext cx="5943600" cy="2438400"/>
+                    </a:xfrm>
+                    <a:prstGeom prst="rect">
+                      <a:avLst/>
+                    </a:prstGeom>
+                  </pic:spPr>
+                </pic:pic>
+              </a:graphicData>
+            </a:graphic>
+          </wp:inline>
+        </w:drawing>
+      </w:r>
+    </w:p>
+    <w:p>
+      <w:pPr>
+        <w:spacing w:after="200"/>
+        <w:jc w:val="center"/>
+      </w:pPr>
+      <w:r>
+        <w:rPr>
+          <w:rFonts w:ascii="Arial" w:cs="Arial" w:eastAsia="Arial" w:hAnsi="Arial"/>
+          <w:b/>
+          <w:bCs/>
+          <w:i/>
+          <w:iCs/>
+          <w:sz w:val="19"/>
+          <w:szCs w:val="19"/>
+        </w:rPr>
+        <w:t xml:space="preserve">Figura 12. </w:t>
+      </w:r>
+      <w:r>
+        <w:rPr>
+          <w:rFonts w:ascii="Arial" w:cs="Arial" w:eastAsia="Arial" w:hAnsi="Arial"/>
+          <w:i/>
+          <w:iCs/>
+          <w:sz w:val="19"/>
+          <w:szCs w:val="19"/>
+        </w:rPr>
+        <w:t xml:space="preserve">Velocidad del bloque medida (derivada numérica de la posición) contra la teórica con la velocidad medida del motor y con la de diseño.</w:t>
+      </w:r>
+    </w:p>
+    <w:p>
+      <w:pPr>
+        <w:spacing w:after="120" w:line="276"/>
+        <w:jc w:val="both"/>
+      </w:pPr>
+      <w:r>
+        <w:rPr>
+          <w:rFonts w:ascii="Arial" w:cs="Arial" w:eastAsia="Arial" w:hAnsi="Arial"/>
+          <w:sz w:val="22"/>
+          <w:szCs w:val="22"/>
+        </w:rPr>
+        <w:t xml:space="preserve">La velocidad medida del bloque sigue la curva teórica calculada con la ω₂ medida y no la de diseño, que queda muy por debajo. Promediando los puntos alrededor de los picos, el retorno alcanza -179.5 mm/s (teórico -173.4 mm/s, 3.5 %) y el avance 153.7 mm/s (teórico 160.1 mm/s, -4.0 %). Que el retorno salga más rápido y el avance más lento de lo teórico concuerda con la variación de ω₂ descrita en 9.3. La dispersión de los puntos (RMS 16.8 mm/s) viene de derivar una posición medida con resolución de ≈ 0.7 mm.</w:t>
       </w:r>
     </w:p>
     <w:p>
@@ -15976,7 +16992,7 @@
           <w:sz w:val="20"/>
           <w:szCs w:val="20"/>
         </w:rPr>
-        <w:t xml:space="preserve">Estimación de las fuentes de discrepancia</w:t>
+        <w:t xml:space="preserve">Dimensiones efectivas del modelo medidas en el video</w:t>
       </w:r>
     </w:p>
     <w:tbl>
@@ -15993,9 +17009,10 @@
         </w:tblBorders>
       </w:tblPr>
       <w:tblGrid>
-        <w:gridCol w:w="2300"/>
-        <w:gridCol w:w="2500"/>
-        <w:gridCol w:w="4560"/>
+        <w:gridCol w:w="3900"/>
+        <w:gridCol w:w="1600"/>
+        <w:gridCol w:w="2160"/>
+        <w:gridCol w:w="1700"/>
       </w:tblGrid>
       <w:tr>
         <w:trPr>
@@ -16003,7 +17020,7 @@
         </w:trPr>
         <w:tc>
           <w:tcPr>
-            <w:tcW w:type="dxa" w:w="2300"/>
+            <w:tcW w:type="dxa" w:w="3900"/>
             <w:tcBorders>
               <w:top w:val="single" w:color="BFBFBF" w:sz="4"/>
               <w:left w:val="single" w:color="BFBFBF" w:sz="4"/>
@@ -16031,13 +17048,13 @@
                 <w:sz w:val="18"/>
                 <w:szCs w:val="18"/>
               </w:rPr>
-              <w:t xml:space="preserve">Fuente</w:t>
-            </w:r>
-          </w:p>
-        </w:tc>
-        <w:tc>
-          <w:tcPr>
-            <w:tcW w:type="dxa" w:w="2500"/>
+              <w:t xml:space="preserve">Dimensión</w:t>
+            </w:r>
+          </w:p>
+        </w:tc>
+        <w:tc>
+          <w:tcPr>
+            <w:tcW w:type="dxa" w:w="1600"/>
             <w:tcBorders>
               <w:top w:val="single" w:color="BFBFBF" w:sz="4"/>
               <w:left w:val="single" w:color="BFBFBF" w:sz="4"/>
@@ -16065,13 +17082,13 @@
                 <w:sz w:val="18"/>
                 <w:szCs w:val="18"/>
               </w:rPr>
-              <w:t xml:space="preserve">Supuesto</w:t>
-            </w:r>
-          </w:p>
-        </w:tc>
-        <w:tc>
-          <w:tcPr>
-            <w:tcW w:type="dxa" w:w="4560"/>
+              <w:t xml:space="preserve">Diseño (mm)</w:t>
+            </w:r>
+          </w:p>
+        </w:tc>
+        <w:tc>
+          <w:tcPr>
+            <w:tcW w:type="dxa" w:w="2160"/>
             <w:tcBorders>
               <w:top w:val="single" w:color="BFBFBF" w:sz="4"/>
               <w:left w:val="single" w:color="BFBFBF" w:sz="4"/>
@@ -16099,7 +17116,41 @@
                 <w:sz w:val="18"/>
                 <w:szCs w:val="18"/>
               </w:rPr>
-              <w:t xml:space="preserve">Efecto estimado</w:t>
+              <w:t xml:space="preserve">Medida (mm)</w:t>
+            </w:r>
+          </w:p>
+        </w:tc>
+        <w:tc>
+          <w:tcPr>
+            <w:tcW w:type="dxa" w:w="1700"/>
+            <w:tcBorders>
+              <w:top w:val="single" w:color="BFBFBF" w:sz="4"/>
+              <w:left w:val="single" w:color="BFBFBF" w:sz="4"/>
+              <w:bottom w:val="single" w:color="BFBFBF" w:sz="4"/>
+              <w:right w:val="single" w:color="BFBFBF" w:sz="4"/>
+            </w:tcBorders>
+            <w:shd w:fill="D9E1F2" w:color="auto" w:val="clear"/>
+            <w:tcMar>
+              <w:top w:type="dxa" w:w="50"/>
+              <w:left w:type="dxa" w:w="80"/>
+              <w:bottom w:type="dxa" w:w="50"/>
+              <w:right w:type="dxa" w:w="80"/>
+            </w:tcMar>
+            <w:vAlign w:val="center"/>
+          </w:tcPr>
+          <w:p>
+            <w:pPr>
+              <w:jc w:val="center"/>
+            </w:pPr>
+            <w:r>
+              <w:rPr>
+                <w:rFonts w:ascii="Arial" w:cs="Arial" w:eastAsia="Arial" w:hAnsi="Arial"/>
+                <w:b/>
+                <w:bCs/>
+                <w:sz w:val="18"/>
+                <w:szCs w:val="18"/>
+              </w:rPr>
+              <w:t xml:space="preserve">Diferencia</w:t>
             </w:r>
           </w:p>
         </w:tc>
@@ -16107,7 +17158,7 @@
       <w:tr>
         <w:tc>
           <w:tcPr>
-            <w:tcW w:type="dxa" w:w="2300"/>
+            <w:tcW w:type="dxa" w:w="3900"/>
             <w:tcBorders>
               <w:top w:val="single" w:color="BFBFBF" w:sz="4"/>
               <w:left w:val="single" w:color="BFBFBF" w:sz="4"/>
@@ -16134,73 +17185,106 @@
                 <w:sz w:val="18"/>
                 <w:szCs w:val="18"/>
               </w:rPr>
-              <w:t xml:space="preserve">Holguras en los pasadores</w:t>
-            </w:r>
-          </w:p>
-        </w:tc>
-        <w:tc>
-          <w:tcPr>
-            <w:tcW w:type="dxa" w:w="2500"/>
-            <w:tcBorders>
-              <w:top w:val="single" w:color="BFBFBF" w:sz="4"/>
-              <w:left w:val="single" w:color="BFBFBF" w:sz="4"/>
-              <w:bottom w:val="single" w:color="BFBFBF" w:sz="4"/>
-              <w:right w:val="single" w:color="BFBFBF" w:sz="4"/>
-            </w:tcBorders>
-            <w:tcMar>
-              <w:top w:type="dxa" w:w="50"/>
-              <w:left w:type="dxa" w:w="80"/>
-              <w:bottom w:type="dxa" w:w="50"/>
-              <w:right w:type="dxa" w:w="80"/>
-            </w:tcMar>
-            <w:vAlign w:val="center"/>
-          </w:tcPr>
-          <w:p>
-            <w:pPr>
-              <w:jc w:val="left"/>
-            </w:pPr>
-            <w:r>
-              <w:rPr>
-                <w:rFonts w:ascii="Arial" w:cs="Arial" w:eastAsia="Arial" w:hAnsi="Arial"/>
-                <w:b w:val="false"/>
-                <w:bCs w:val="false"/>
-                <w:sz w:val="18"/>
-                <w:szCs w:val="18"/>
-              </w:rPr>
-              <w:t xml:space="preserve">e = 0.25 mm radial en O₂, A y B</w:t>
-            </w:r>
-          </w:p>
-        </w:tc>
-        <w:tc>
-          <w:tcPr>
-            <w:tcW w:type="dxa" w:w="4560"/>
-            <w:tcBorders>
-              <w:top w:val="single" w:color="BFBFBF" w:sz="4"/>
-              <w:left w:val="single" w:color="BFBFBF" w:sz="4"/>
-              <w:bottom w:val="single" w:color="BFBFBF" w:sz="4"/>
-              <w:right w:val="single" w:color="BFBFBF" w:sz="4"/>
-            </w:tcBorders>
-            <w:tcMar>
-              <w:top w:type="dxa" w:w="50"/>
-              <w:left w:type="dxa" w:w="80"/>
-              <w:bottom w:type="dxa" w:w="50"/>
-              <w:right w:type="dxa" w:w="80"/>
-            </w:tcMar>
-            <w:vAlign w:val="center"/>
-          </w:tcPr>
-          <w:p>
-            <w:pPr>
-              <w:jc w:val="left"/>
-            </w:pPr>
-            <w:r>
-              <w:rPr>
-                <w:rFonts w:ascii="Arial" w:cs="Arial" w:eastAsia="Arial" w:hAnsi="Arial"/>
-                <w:b w:val="false"/>
-                <w:bCs w:val="false"/>
-                <w:sz w:val="18"/>
-                <w:szCs w:val="18"/>
-              </w:rPr>
-              <w:t xml:space="preserve">Juego del bloque de hasta 1.5 mm (peor caso, 2.1 % de la carrera); se nota al invertir el movimiento en los puntos muertos.</w:t>
+              <w:t xml:space="preserve">Manivela a (radio de la trayectoria de A)</w:t>
+            </w:r>
+          </w:p>
+        </w:tc>
+        <w:tc>
+          <w:tcPr>
+            <w:tcW w:type="dxa" w:w="1600"/>
+            <w:tcBorders>
+              <w:top w:val="single" w:color="BFBFBF" w:sz="4"/>
+              <w:left w:val="single" w:color="BFBFBF" w:sz="4"/>
+              <w:bottom w:val="single" w:color="BFBFBF" w:sz="4"/>
+              <w:right w:val="single" w:color="BFBFBF" w:sz="4"/>
+            </w:tcBorders>
+            <w:tcMar>
+              <w:top w:type="dxa" w:w="50"/>
+              <w:left w:type="dxa" w:w="80"/>
+              <w:bottom w:type="dxa" w:w="50"/>
+              <w:right w:type="dxa" w:w="80"/>
+            </w:tcMar>
+            <w:vAlign w:val="center"/>
+          </w:tcPr>
+          <w:p>
+            <w:pPr>
+              <w:jc w:val="center"/>
+            </w:pPr>
+            <w:r>
+              <w:rPr>
+                <w:rFonts w:ascii="Arial" w:cs="Arial" w:eastAsia="Arial" w:hAnsi="Arial"/>
+                <w:b w:val="false"/>
+                <w:bCs w:val="false"/>
+                <w:sz w:val="18"/>
+                <w:szCs w:val="18"/>
+              </w:rPr>
+              <w:t xml:space="preserve">35.0</w:t>
+            </w:r>
+          </w:p>
+        </w:tc>
+        <w:tc>
+          <w:tcPr>
+            <w:tcW w:type="dxa" w:w="2160"/>
+            <w:tcBorders>
+              <w:top w:val="single" w:color="BFBFBF" w:sz="4"/>
+              <w:left w:val="single" w:color="BFBFBF" w:sz="4"/>
+              <w:bottom w:val="single" w:color="BFBFBF" w:sz="4"/>
+              <w:right w:val="single" w:color="BFBFBF" w:sz="4"/>
+            </w:tcBorders>
+            <w:tcMar>
+              <w:top w:type="dxa" w:w="50"/>
+              <w:left w:type="dxa" w:w="80"/>
+              <w:bottom w:type="dxa" w:w="50"/>
+              <w:right w:type="dxa" w:w="80"/>
+            </w:tcMar>
+            <w:vAlign w:val="center"/>
+          </w:tcPr>
+          <w:p>
+            <w:pPr>
+              <w:jc w:val="center"/>
+            </w:pPr>
+            <w:r>
+              <w:rPr>
+                <w:rFonts w:ascii="Arial" w:cs="Arial" w:eastAsia="Arial" w:hAnsi="Arial"/>
+                <w:b w:val="false"/>
+                <w:bCs w:val="false"/>
+                <w:sz w:val="18"/>
+                <w:szCs w:val="18"/>
+              </w:rPr>
+              <w:t xml:space="preserve">34.1 ± 1.8</w:t>
+            </w:r>
+          </w:p>
+        </w:tc>
+        <w:tc>
+          <w:tcPr>
+            <w:tcW w:type="dxa" w:w="1700"/>
+            <w:tcBorders>
+              <w:top w:val="single" w:color="BFBFBF" w:sz="4"/>
+              <w:left w:val="single" w:color="BFBFBF" w:sz="4"/>
+              <w:bottom w:val="single" w:color="BFBFBF" w:sz="4"/>
+              <w:right w:val="single" w:color="BFBFBF" w:sz="4"/>
+            </w:tcBorders>
+            <w:tcMar>
+              <w:top w:type="dxa" w:w="50"/>
+              <w:left w:type="dxa" w:w="80"/>
+              <w:bottom w:type="dxa" w:w="50"/>
+              <w:right w:type="dxa" w:w="80"/>
+            </w:tcMar>
+            <w:vAlign w:val="center"/>
+          </w:tcPr>
+          <w:p>
+            <w:pPr>
+              <w:jc w:val="center"/>
+            </w:pPr>
+            <w:r>
+              <w:rPr>
+                <w:rFonts w:ascii="Arial" w:cs="Arial" w:eastAsia="Arial" w:hAnsi="Arial"/>
+                <w:b w:val="false"/>
+                <w:bCs w:val="false"/>
+                <w:sz w:val="18"/>
+                <w:szCs w:val="18"/>
+              </w:rPr>
+              <w:t xml:space="preserve">-0.9 mm</w:t>
             </w:r>
           </w:p>
         </w:tc>
@@ -16208,7 +17292,7 @@
       <w:tr>
         <w:tc>
           <w:tcPr>
-            <w:tcW w:type="dxa" w:w="2300"/>
+            <w:tcW w:type="dxa" w:w="3900"/>
             <w:tcBorders>
               <w:top w:val="single" w:color="BFBFBF" w:sz="4"/>
               <w:left w:val="single" w:color="BFBFBF" w:sz="4"/>
@@ -16235,73 +17319,106 @@
                 <w:sz w:val="18"/>
                 <w:szCs w:val="18"/>
               </w:rPr>
-              <w:t xml:space="preserve">Tolerancias de manufactura</w:t>
-            </w:r>
-          </w:p>
-        </w:tc>
-        <w:tc>
-          <w:tcPr>
-            <w:tcW w:type="dxa" w:w="2500"/>
-            <w:tcBorders>
-              <w:top w:val="single" w:color="BFBFBF" w:sz="4"/>
-              <w:left w:val="single" w:color="BFBFBF" w:sz="4"/>
-              <w:bottom w:val="single" w:color="BFBFBF" w:sz="4"/>
-              <w:right w:val="single" w:color="BFBFBF" w:sz="4"/>
-            </w:tcBorders>
-            <w:tcMar>
-              <w:top w:type="dxa" w:w="50"/>
-              <w:left w:type="dxa" w:w="80"/>
-              <w:bottom w:type="dxa" w:w="50"/>
-              <w:right w:type="dxa" w:w="80"/>
-            </w:tcMar>
-            <w:vAlign w:val="center"/>
-          </w:tcPr>
-          <w:p>
-            <w:pPr>
-              <w:jc w:val="left"/>
-            </w:pPr>
-            <w:r>
-              <w:rPr>
-                <w:rFonts w:ascii="Arial" w:cs="Arial" w:eastAsia="Arial" w:hAnsi="Arial"/>
-                <w:b w:val="false"/>
-                <w:bCs w:val="false"/>
-                <w:sz w:val="18"/>
-                <w:szCs w:val="18"/>
-              </w:rPr>
-              <w:t xml:space="preserve">±0.2 mm en a, b y c</w:t>
-            </w:r>
-          </w:p>
-        </w:tc>
-        <w:tc>
-          <w:tcPr>
-            <w:tcW w:type="dxa" w:w="4560"/>
-            <w:tcBorders>
-              <w:top w:val="single" w:color="BFBFBF" w:sz="4"/>
-              <w:left w:val="single" w:color="BFBFBF" w:sz="4"/>
-              <w:bottom w:val="single" w:color="BFBFBF" w:sz="4"/>
-              <w:right w:val="single" w:color="BFBFBF" w:sz="4"/>
-            </w:tcBorders>
-            <w:tcMar>
-              <w:top w:type="dxa" w:w="50"/>
-              <w:left w:type="dxa" w:w="80"/>
-              <w:bottom w:type="dxa" w:w="50"/>
-              <w:right w:type="dxa" w:w="80"/>
-            </w:tcMar>
-            <w:vAlign w:val="center"/>
-          </w:tcPr>
-          <w:p>
-            <w:pPr>
-              <w:jc w:val="left"/>
-            </w:pPr>
-            <w:r>
-              <w:rPr>
-                <w:rFonts w:ascii="Arial" w:cs="Arial" w:eastAsia="Arial" w:hAnsi="Arial"/>
-                <w:b w:val="false"/>
-                <w:bCs w:val="false"/>
-                <w:sz w:val="18"/>
-                <w:szCs w:val="18"/>
-              </w:rPr>
-              <w:t xml:space="preserve">∂S/∂a = 2.029, ∂S/∂b = -0.0147, ∂S/∂c = -0.0901 → ΔS ≈ 0.43 mm (0.60 %). Casi todo viene de la manivela.</w:t>
+              <w:t xml:space="preserve">Biela b (distancia A–B)</w:t>
+            </w:r>
+          </w:p>
+        </w:tc>
+        <w:tc>
+          <w:tcPr>
+            <w:tcW w:type="dxa" w:w="1600"/>
+            <w:tcBorders>
+              <w:top w:val="single" w:color="BFBFBF" w:sz="4"/>
+              <w:left w:val="single" w:color="BFBFBF" w:sz="4"/>
+              <w:bottom w:val="single" w:color="BFBFBF" w:sz="4"/>
+              <w:right w:val="single" w:color="BFBFBF" w:sz="4"/>
+            </w:tcBorders>
+            <w:tcMar>
+              <w:top w:type="dxa" w:w="50"/>
+              <w:left w:type="dxa" w:w="80"/>
+              <w:bottom w:type="dxa" w:w="50"/>
+              <w:right w:type="dxa" w:w="80"/>
+            </w:tcMar>
+            <w:vAlign w:val="center"/>
+          </w:tcPr>
+          <w:p>
+            <w:pPr>
+              <w:jc w:val="center"/>
+            </w:pPr>
+            <w:r>
+              <w:rPr>
+                <w:rFonts w:ascii="Arial" w:cs="Arial" w:eastAsia="Arial" w:hAnsi="Arial"/>
+                <w:b w:val="false"/>
+                <w:bCs w:val="false"/>
+                <w:sz w:val="18"/>
+                <w:szCs w:val="18"/>
+              </w:rPr>
+              <w:t xml:space="preserve">132.0</w:t>
+            </w:r>
+          </w:p>
+        </w:tc>
+        <w:tc>
+          <w:tcPr>
+            <w:tcW w:type="dxa" w:w="2160"/>
+            <w:tcBorders>
+              <w:top w:val="single" w:color="BFBFBF" w:sz="4"/>
+              <w:left w:val="single" w:color="BFBFBF" w:sz="4"/>
+              <w:bottom w:val="single" w:color="BFBFBF" w:sz="4"/>
+              <w:right w:val="single" w:color="BFBFBF" w:sz="4"/>
+            </w:tcBorders>
+            <w:tcMar>
+              <w:top w:type="dxa" w:w="50"/>
+              <w:left w:type="dxa" w:w="80"/>
+              <w:bottom w:type="dxa" w:w="50"/>
+              <w:right w:type="dxa" w:w="80"/>
+            </w:tcMar>
+            <w:vAlign w:val="center"/>
+          </w:tcPr>
+          <w:p>
+            <w:pPr>
+              <w:jc w:val="center"/>
+            </w:pPr>
+            <w:r>
+              <w:rPr>
+                <w:rFonts w:ascii="Arial" w:cs="Arial" w:eastAsia="Arial" w:hAnsi="Arial"/>
+                <w:b w:val="false"/>
+                <w:bCs w:val="false"/>
+                <w:sz w:val="18"/>
+                <w:szCs w:val="18"/>
+              </w:rPr>
+              <w:t xml:space="preserve">132.2 ± 1.6</w:t>
+            </w:r>
+          </w:p>
+        </w:tc>
+        <w:tc>
+          <w:tcPr>
+            <w:tcW w:type="dxa" w:w="1700"/>
+            <w:tcBorders>
+              <w:top w:val="single" w:color="BFBFBF" w:sz="4"/>
+              <w:left w:val="single" w:color="BFBFBF" w:sz="4"/>
+              <w:bottom w:val="single" w:color="BFBFBF" w:sz="4"/>
+              <w:right w:val="single" w:color="BFBFBF" w:sz="4"/>
+            </w:tcBorders>
+            <w:tcMar>
+              <w:top w:type="dxa" w:w="50"/>
+              <w:left w:type="dxa" w:w="80"/>
+              <w:bottom w:type="dxa" w:w="50"/>
+              <w:right w:type="dxa" w:w="80"/>
+            </w:tcMar>
+            <w:vAlign w:val="center"/>
+          </w:tcPr>
+          <w:p>
+            <w:pPr>
+              <w:jc w:val="center"/>
+            </w:pPr>
+            <w:r>
+              <w:rPr>
+                <w:rFonts w:ascii="Arial" w:cs="Arial" w:eastAsia="Arial" w:hAnsi="Arial"/>
+                <w:b w:val="false"/>
+                <w:bCs w:val="false"/>
+                <w:sz w:val="18"/>
+                <w:szCs w:val="18"/>
+              </w:rPr>
+              <w:t xml:space="preserve">0.2 mm</w:t>
             </w:r>
           </w:p>
         </w:tc>
@@ -16309,7 +17426,7 @@
       <w:tr>
         <w:tc>
           <w:tcPr>
-            <w:tcW w:type="dxa" w:w="2300"/>
+            <w:tcW w:type="dxa" w:w="3900"/>
             <w:tcBorders>
               <w:top w:val="single" w:color="BFBFBF" w:sz="4"/>
               <w:left w:val="single" w:color="BFBFBF" w:sz="4"/>
@@ -16336,73 +17453,106 @@
                 <w:sz w:val="18"/>
                 <w:szCs w:val="18"/>
               </w:rPr>
-              <w:t xml:space="preserve">Fricción</w:t>
-            </w:r>
-          </w:p>
-        </w:tc>
-        <w:tc>
-          <w:tcPr>
-            <w:tcW w:type="dxa" w:w="2500"/>
-            <w:tcBorders>
-              <w:top w:val="single" w:color="BFBFBF" w:sz="4"/>
-              <w:left w:val="single" w:color="BFBFBF" w:sz="4"/>
-              <w:bottom w:val="single" w:color="BFBFBF" w:sz="4"/>
-              <w:right w:val="single" w:color="BFBFBF" w:sz="4"/>
-            </w:tcBorders>
-            <w:tcMar>
-              <w:top w:type="dxa" w:w="50"/>
-              <w:left w:type="dxa" w:w="80"/>
-              <w:bottom w:type="dxa" w:w="50"/>
-              <w:right w:type="dxa" w:w="80"/>
-            </w:tcMar>
-            <w:vAlign w:val="center"/>
-          </w:tcPr>
-          <w:p>
-            <w:pPr>
-              <w:jc w:val="left"/>
-            </w:pPr>
-            <w:r>
-              <w:rPr>
-                <w:rFonts w:ascii="Arial" w:cs="Arial" w:eastAsia="Arial" w:hAnsi="Arial"/>
-                <w:b w:val="false"/>
-                <w:bCs w:val="false"/>
-                <w:sz w:val="18"/>
-                <w:szCs w:val="18"/>
-              </w:rPr>
-              <w:t xml:space="preserve">el motor se frena 5 % con carga</w:t>
-            </w:r>
-          </w:p>
-        </w:tc>
-        <w:tc>
-          <w:tcPr>
-            <w:tcW w:type="dxa" w:w="4560"/>
-            <w:tcBorders>
-              <w:top w:val="single" w:color="BFBFBF" w:sz="4"/>
-              <w:left w:val="single" w:color="BFBFBF" w:sz="4"/>
-              <w:bottom w:val="single" w:color="BFBFBF" w:sz="4"/>
-              <w:right w:val="single" w:color="BFBFBF" w:sz="4"/>
-            </w:tcBorders>
-            <w:tcMar>
-              <w:top w:type="dxa" w:w="50"/>
-              <w:left w:type="dxa" w:w="80"/>
-              <w:bottom w:type="dxa" w:w="50"/>
-              <w:right w:type="dxa" w:w="80"/>
-            </w:tcMar>
-            <w:vAlign w:val="center"/>
-          </w:tcPr>
-          <w:p>
-            <w:pPr>
-              <w:jc w:val="left"/>
-            </w:pPr>
-            <w:r>
-              <w:rPr>
-                <w:rFonts w:ascii="Arial" w:cs="Arial" w:eastAsia="Arial" w:hAnsi="Arial"/>
-                <w:b w:val="false"/>
-                <w:bCs w:val="false"/>
-                <w:sz w:val="18"/>
-                <w:szCs w:val="18"/>
-              </w:rPr>
-              <w:t xml:space="preserve">Velocidades −5 %, aceleraciones −9.75 % (∝ ω₂²); además ω₂ deja de ser constante (α₂ ≠ 0), lo que el modelo no incluye.</w:t>
+              <w:t xml:space="preserve">Descentrado c (altura de B respecto de O₂)</w:t>
+            </w:r>
+          </w:p>
+        </w:tc>
+        <w:tc>
+          <w:tcPr>
+            <w:tcW w:type="dxa" w:w="1600"/>
+            <w:tcBorders>
+              <w:top w:val="single" w:color="BFBFBF" w:sz="4"/>
+              <w:left w:val="single" w:color="BFBFBF" w:sz="4"/>
+              <w:bottom w:val="single" w:color="BFBFBF" w:sz="4"/>
+              <w:right w:val="single" w:color="BFBFBF" w:sz="4"/>
+            </w:tcBorders>
+            <w:tcMar>
+              <w:top w:type="dxa" w:w="50"/>
+              <w:left w:type="dxa" w:w="80"/>
+              <w:bottom w:type="dxa" w:w="50"/>
+              <w:right w:type="dxa" w:w="80"/>
+            </w:tcMar>
+            <w:vAlign w:val="center"/>
+          </w:tcPr>
+          <w:p>
+            <w:pPr>
+              <w:jc w:val="center"/>
+            </w:pPr>
+            <w:r>
+              <w:rPr>
+                <w:rFonts w:ascii="Arial" w:cs="Arial" w:eastAsia="Arial" w:hAnsi="Arial"/>
+                <w:b w:val="false"/>
+                <w:bCs w:val="false"/>
+                <w:sz w:val="18"/>
+                <w:szCs w:val="18"/>
+              </w:rPr>
+              <w:t xml:space="preserve">−20.0</w:t>
+            </w:r>
+          </w:p>
+        </w:tc>
+        <w:tc>
+          <w:tcPr>
+            <w:tcW w:type="dxa" w:w="2160"/>
+            <w:tcBorders>
+              <w:top w:val="single" w:color="BFBFBF" w:sz="4"/>
+              <w:left w:val="single" w:color="BFBFBF" w:sz="4"/>
+              <w:bottom w:val="single" w:color="BFBFBF" w:sz="4"/>
+              <w:right w:val="single" w:color="BFBFBF" w:sz="4"/>
+            </w:tcBorders>
+            <w:tcMar>
+              <w:top w:type="dxa" w:w="50"/>
+              <w:left w:type="dxa" w:w="80"/>
+              <w:bottom w:type="dxa" w:w="50"/>
+              <w:right w:type="dxa" w:w="80"/>
+            </w:tcMar>
+            <w:vAlign w:val="center"/>
+          </w:tcPr>
+          <w:p>
+            <w:pPr>
+              <w:jc w:val="center"/>
+            </w:pPr>
+            <w:r>
+              <w:rPr>
+                <w:rFonts w:ascii="Arial" w:cs="Arial" w:eastAsia="Arial" w:hAnsi="Arial"/>
+                <w:b w:val="false"/>
+                <w:bCs w:val="false"/>
+                <w:sz w:val="18"/>
+                <w:szCs w:val="18"/>
+              </w:rPr>
+              <w:t xml:space="preserve">-17.1 ± 1.5</w:t>
+            </w:r>
+          </w:p>
+        </w:tc>
+        <w:tc>
+          <w:tcPr>
+            <w:tcW w:type="dxa" w:w="1700"/>
+            <w:tcBorders>
+              <w:top w:val="single" w:color="BFBFBF" w:sz="4"/>
+              <w:left w:val="single" w:color="BFBFBF" w:sz="4"/>
+              <w:bottom w:val="single" w:color="BFBFBF" w:sz="4"/>
+              <w:right w:val="single" w:color="BFBFBF" w:sz="4"/>
+            </w:tcBorders>
+            <w:tcMar>
+              <w:top w:type="dxa" w:w="50"/>
+              <w:left w:type="dxa" w:w="80"/>
+              <w:bottom w:type="dxa" w:w="50"/>
+              <w:right w:type="dxa" w:w="80"/>
+            </w:tcMar>
+            <w:vAlign w:val="center"/>
+          </w:tcPr>
+          <w:p>
+            <w:pPr>
+              <w:jc w:val="center"/>
+            </w:pPr>
+            <w:r>
+              <w:rPr>
+                <w:rFonts w:ascii="Arial" w:cs="Arial" w:eastAsia="Arial" w:hAnsi="Arial"/>
+                <w:b w:val="false"/>
+                <w:bCs w:val="false"/>
+                <w:sz w:val="18"/>
+                <w:szCs w:val="18"/>
+              </w:rPr>
+              <w:t xml:space="preserve">2.9 mm</w:t>
             </w:r>
           </w:p>
         </w:tc>
@@ -16410,7 +17560,7 @@
       <w:tr>
         <w:tc>
           <w:tcPr>
-            <w:tcW w:type="dxa" w:w="2300"/>
+            <w:tcW w:type="dxa" w:w="3900"/>
             <w:tcBorders>
               <w:top w:val="single" w:color="BFBFBF" w:sz="4"/>
               <w:left w:val="single" w:color="BFBFBF" w:sz="4"/>
@@ -16437,174 +17587,106 @@
                 <w:sz w:val="18"/>
                 <w:szCs w:val="18"/>
               </w:rPr>
-              <w:t xml:space="preserve">Medición en video</w:t>
-            </w:r>
-          </w:p>
-        </w:tc>
-        <w:tc>
-          <w:tcPr>
-            <w:tcW w:type="dxa" w:w="2500"/>
-            <w:tcBorders>
-              <w:top w:val="single" w:color="BFBFBF" w:sz="4"/>
-              <w:left w:val="single" w:color="BFBFBF" w:sz="4"/>
-              <w:bottom w:val="single" w:color="BFBFBF" w:sz="4"/>
-              <w:right w:val="single" w:color="BFBFBF" w:sz="4"/>
-            </w:tcBorders>
-            <w:tcMar>
-              <w:top w:type="dxa" w:w="50"/>
-              <w:left w:type="dxa" w:w="80"/>
-              <w:bottom w:type="dxa" w:w="50"/>
-              <w:right w:type="dxa" w:w="80"/>
-            </w:tcMar>
-            <w:vAlign w:val="center"/>
-          </w:tcPr>
-          <w:p>
-            <w:pPr>
-              <w:jc w:val="left"/>
-            </w:pPr>
-            <w:r>
-              <w:rPr>
-                <w:rFonts w:ascii="Arial" w:cs="Arial" w:eastAsia="Arial" w:hAnsi="Arial"/>
-                <w:b w:val="false"/>
-                <w:bCs w:val="false"/>
-                <w:sz w:val="18"/>
-                <w:szCs w:val="18"/>
-              </w:rPr>
-              <w:t xml:space="preserve">60 fps a 30 rpm</w:t>
-            </w:r>
-          </w:p>
-        </w:tc>
-        <w:tc>
-          <w:tcPr>
-            <w:tcW w:type="dxa" w:w="4560"/>
-            <w:tcBorders>
-              <w:top w:val="single" w:color="BFBFBF" w:sz="4"/>
-              <w:left w:val="single" w:color="BFBFBF" w:sz="4"/>
-              <w:bottom w:val="single" w:color="BFBFBF" w:sz="4"/>
-              <w:right w:val="single" w:color="BFBFBF" w:sz="4"/>
-            </w:tcBorders>
-            <w:tcMar>
-              <w:top w:type="dxa" w:w="50"/>
-              <w:left w:type="dxa" w:w="80"/>
-              <w:bottom w:type="dxa" w:w="50"/>
-              <w:right w:type="dxa" w:w="80"/>
-            </w:tcMar>
-            <w:vAlign w:val="center"/>
-          </w:tcPr>
-          <w:p>
-            <w:pPr>
-              <w:jc w:val="left"/>
-            </w:pPr>
-            <w:r>
-              <w:rPr>
-                <w:rFonts w:ascii="Arial" w:cs="Arial" w:eastAsia="Arial" w:hAnsi="Arial"/>
-                <w:b w:val="false"/>
-                <w:bCs w:val="false"/>
-                <w:sz w:val="18"/>
-                <w:szCs w:val="18"/>
-              </w:rPr>
-              <w:t xml:space="preserve">120 cuadros por vuelta (3° por cuadro); paralaje, desenfoque por movimiento y calibración de la escala.</w:t>
-            </w:r>
-          </w:p>
-        </w:tc>
-      </w:tr>
-      <w:tr>
-        <w:tc>
-          <w:tcPr>
-            <w:tcW w:type="dxa" w:w="2300"/>
-            <w:tcBorders>
-              <w:top w:val="single" w:color="BFBFBF" w:sz="4"/>
-              <w:left w:val="single" w:color="BFBFBF" w:sz="4"/>
-              <w:bottom w:val="single" w:color="BFBFBF" w:sz="4"/>
-              <w:right w:val="single" w:color="BFBFBF" w:sz="4"/>
-            </w:tcBorders>
-            <w:tcMar>
-              <w:top w:type="dxa" w:w="50"/>
-              <w:left w:type="dxa" w:w="80"/>
-              <w:bottom w:type="dxa" w:w="50"/>
-              <w:right w:type="dxa" w:w="80"/>
-            </w:tcMar>
-            <w:vAlign w:val="center"/>
-          </w:tcPr>
-          <w:p>
-            <w:pPr>
-              <w:jc w:val="left"/>
-            </w:pPr>
-            <w:r>
-              <w:rPr>
-                <w:rFonts w:ascii="Arial" w:cs="Arial" w:eastAsia="Arial" w:hAnsi="Arial"/>
-                <w:b w:val="false"/>
-                <w:bCs w:val="false"/>
-                <w:sz w:val="18"/>
-                <w:szCs w:val="18"/>
-              </w:rPr>
-              <w:t xml:space="preserve">Motor</w:t>
-            </w:r>
-          </w:p>
-        </w:tc>
-        <w:tc>
-          <w:tcPr>
-            <w:tcW w:type="dxa" w:w="2500"/>
-            <w:tcBorders>
-              <w:top w:val="single" w:color="BFBFBF" w:sz="4"/>
-              <w:left w:val="single" w:color="BFBFBF" w:sz="4"/>
-              <w:bottom w:val="single" w:color="BFBFBF" w:sz="4"/>
-              <w:right w:val="single" w:color="BFBFBF" w:sz="4"/>
-            </w:tcBorders>
-            <w:tcMar>
-              <w:top w:type="dxa" w:w="50"/>
-              <w:left w:type="dxa" w:w="80"/>
-              <w:bottom w:type="dxa" w:w="50"/>
-              <w:right w:type="dxa" w:w="80"/>
-            </w:tcMar>
-            <w:vAlign w:val="center"/>
-          </w:tcPr>
-          <w:p>
-            <w:pPr>
-              <w:jc w:val="left"/>
-            </w:pPr>
-            <w:r>
-              <w:rPr>
-                <w:rFonts w:ascii="Arial" w:cs="Arial" w:eastAsia="Arial" w:hAnsi="Arial"/>
-                <w:b w:val="false"/>
-                <w:bCs w:val="false"/>
-                <w:sz w:val="18"/>
-                <w:szCs w:val="18"/>
-              </w:rPr>
-              <w:t xml:space="preserve">voltaje y PWM</w:t>
-            </w:r>
-          </w:p>
-        </w:tc>
-        <w:tc>
-          <w:tcPr>
-            <w:tcW w:type="dxa" w:w="4560"/>
-            <w:tcBorders>
-              <w:top w:val="single" w:color="BFBFBF" w:sz="4"/>
-              <w:left w:val="single" w:color="BFBFBF" w:sz="4"/>
-              <w:bottom w:val="single" w:color="BFBFBF" w:sz="4"/>
-              <w:right w:val="single" w:color="BFBFBF" w:sz="4"/>
-            </w:tcBorders>
-            <w:tcMar>
-              <w:top w:type="dxa" w:w="50"/>
-              <w:left w:type="dxa" w:w="80"/>
-              <w:bottom w:type="dxa" w:w="50"/>
-              <w:right w:type="dxa" w:w="80"/>
-            </w:tcMar>
-            <w:vAlign w:val="center"/>
-          </w:tcPr>
-          <w:p>
-            <w:pPr>
-              <w:jc w:val="left"/>
-            </w:pPr>
-            <w:r>
-              <w:rPr>
-                <w:rFonts w:ascii="Arial" w:cs="Arial" w:eastAsia="Arial" w:hAnsi="Arial"/>
-                <w:b w:val="false"/>
-                <w:bCs w:val="false"/>
-                <w:sz w:val="18"/>
-                <w:szCs w:val="18"/>
-              </w:rPr>
-              <w:t xml:space="preserve">Variaciones de voltaje y rizado del PWM cambian la velocidad durante la vuelta.</w:t>
+              <w:t xml:space="preserve">Punto muerto interior d mín</w:t>
+            </w:r>
+          </w:p>
+        </w:tc>
+        <w:tc>
+          <w:tcPr>
+            <w:tcW w:type="dxa" w:w="1600"/>
+            <w:tcBorders>
+              <w:top w:val="single" w:color="BFBFBF" w:sz="4"/>
+              <w:left w:val="single" w:color="BFBFBF" w:sz="4"/>
+              <w:bottom w:val="single" w:color="BFBFBF" w:sz="4"/>
+              <w:right w:val="single" w:color="BFBFBF" w:sz="4"/>
+            </w:tcBorders>
+            <w:tcMar>
+              <w:top w:type="dxa" w:w="50"/>
+              <w:left w:type="dxa" w:w="80"/>
+              <w:bottom w:type="dxa" w:w="50"/>
+              <w:right w:type="dxa" w:w="80"/>
+            </w:tcMar>
+            <w:vAlign w:val="center"/>
+          </w:tcPr>
+          <w:p>
+            <w:pPr>
+              <w:jc w:val="center"/>
+            </w:pPr>
+            <w:r>
+              <w:rPr>
+                <w:rFonts w:ascii="Arial" w:cs="Arial" w:eastAsia="Arial" w:hAnsi="Arial"/>
+                <w:b w:val="false"/>
+                <w:bCs w:val="false"/>
+                <w:sz w:val="18"/>
+                <w:szCs w:val="18"/>
+              </w:rPr>
+              <w:t xml:space="preserve">94.92</w:t>
+            </w:r>
+          </w:p>
+        </w:tc>
+        <w:tc>
+          <w:tcPr>
+            <w:tcW w:type="dxa" w:w="2160"/>
+            <w:tcBorders>
+              <w:top w:val="single" w:color="BFBFBF" w:sz="4"/>
+              <w:left w:val="single" w:color="BFBFBF" w:sz="4"/>
+              <w:bottom w:val="single" w:color="BFBFBF" w:sz="4"/>
+              <w:right w:val="single" w:color="BFBFBF" w:sz="4"/>
+            </w:tcBorders>
+            <w:tcMar>
+              <w:top w:type="dxa" w:w="50"/>
+              <w:left w:type="dxa" w:w="80"/>
+              <w:bottom w:type="dxa" w:w="50"/>
+              <w:right w:type="dxa" w:w="80"/>
+            </w:tcMar>
+            <w:vAlign w:val="center"/>
+          </w:tcPr>
+          <w:p>
+            <w:pPr>
+              <w:jc w:val="center"/>
+            </w:pPr>
+            <w:r>
+              <w:rPr>
+                <w:rFonts w:ascii="Arial" w:cs="Arial" w:eastAsia="Arial" w:hAnsi="Arial"/>
+                <w:b w:val="false"/>
+                <w:bCs w:val="false"/>
+                <w:sz w:val="18"/>
+                <w:szCs w:val="18"/>
+              </w:rPr>
+              <w:t xml:space="preserve">94.92 ± 0.73</w:t>
+            </w:r>
+          </w:p>
+        </w:tc>
+        <w:tc>
+          <w:tcPr>
+            <w:tcW w:type="dxa" w:w="1700"/>
+            <w:tcBorders>
+              <w:top w:val="single" w:color="BFBFBF" w:sz="4"/>
+              <w:left w:val="single" w:color="BFBFBF" w:sz="4"/>
+              <w:bottom w:val="single" w:color="BFBFBF" w:sz="4"/>
+              <w:right w:val="single" w:color="BFBFBF" w:sz="4"/>
+            </w:tcBorders>
+            <w:tcMar>
+              <w:top w:type="dxa" w:w="50"/>
+              <w:left w:type="dxa" w:w="80"/>
+              <w:bottom w:type="dxa" w:w="50"/>
+              <w:right w:type="dxa" w:w="80"/>
+            </w:tcMar>
+            <w:vAlign w:val="center"/>
+          </w:tcPr>
+          <w:p>
+            <w:pPr>
+              <w:jc w:val="center"/>
+            </w:pPr>
+            <w:r>
+              <w:rPr>
+                <w:rFonts w:ascii="Arial" w:cs="Arial" w:eastAsia="Arial" w:hAnsi="Arial"/>
+                <w:b w:val="false"/>
+                <w:bCs w:val="false"/>
+                <w:sz w:val="18"/>
+                <w:szCs w:val="18"/>
+              </w:rPr>
+              <w:t xml:space="preserve">0.01 mm</w:t>
             </w:r>
           </w:p>
         </w:tc>
@@ -16617,8 +17699,1168 @@
     </w:p>
     <w:p>
       <w:pPr>
+        <w:pStyle w:val="Heading2"/>
+      </w:pPr>
+      <w:r>
+        <w:t xml:space="preserve">9.5 Tabla de contraste teórico–experimental</w:t>
+      </w:r>
+    </w:p>
+    <w:p>
+      <w:pPr>
+        <w:keepNext/>
+        <w:spacing w:after="60" w:before="160"/>
+        <w:jc w:val="center"/>
+      </w:pPr>
+      <w:r>
+        <w:rPr>
+          <w:rFonts w:ascii="Arial" w:cs="Arial" w:eastAsia="Arial" w:hAnsi="Arial"/>
+          <w:b/>
+          <w:bCs/>
+          <w:sz w:val="20"/>
+          <w:szCs w:val="20"/>
+        </w:rPr>
+        <w:t xml:space="preserve">Tabla 8. </w:t>
+      </w:r>
+      <w:r>
+        <w:rPr>
+          <w:rFonts w:ascii="Arial" w:cs="Arial" w:eastAsia="Arial" w:hAnsi="Arial"/>
+          <w:sz w:val="20"/>
+          <w:szCs w:val="20"/>
+        </w:rPr>
+        <w:t xml:space="preserve">Contraste teórico–experimental</w:t>
+      </w:r>
+    </w:p>
+    <w:tbl>
+      <w:tblPr>
+        <w:tblW w:type="dxa" w:w="9360"/>
+        <w:jc w:val="center"/>
+        <w:tblBorders>
+          <w:top w:val="single" w:color="auto" w:sz="4"/>
+          <w:left w:val="single" w:color="auto" w:sz="4"/>
+          <w:bottom w:val="single" w:color="auto" w:sz="4"/>
+          <w:right w:val="single" w:color="auto" w:sz="4"/>
+          <w:insideH w:val="single" w:color="auto" w:sz="4"/>
+          <w:insideV w:val="single" w:color="auto" w:sz="4"/>
+        </w:tblBorders>
+      </w:tblPr>
+      <w:tblGrid>
+        <w:gridCol w:w="3700"/>
+        <w:gridCol w:w="1800"/>
+        <w:gridCol w:w="1900"/>
+        <w:gridCol w:w="1960"/>
+      </w:tblGrid>
+      <w:tr>
+        <w:trPr>
+          <w:tblHeader/>
+        </w:trPr>
+        <w:tc>
+          <w:tcPr>
+            <w:tcW w:type="dxa" w:w="3700"/>
+            <w:tcBorders>
+              <w:top w:val="single" w:color="BFBFBF" w:sz="4"/>
+              <w:left w:val="single" w:color="BFBFBF" w:sz="4"/>
+              <w:bottom w:val="single" w:color="BFBFBF" w:sz="4"/>
+              <w:right w:val="single" w:color="BFBFBF" w:sz="4"/>
+            </w:tcBorders>
+            <w:shd w:fill="D9E1F2" w:color="auto" w:val="clear"/>
+            <w:tcMar>
+              <w:top w:type="dxa" w:w="50"/>
+              <w:left w:type="dxa" w:w="80"/>
+              <w:bottom w:type="dxa" w:w="50"/>
+              <w:right w:type="dxa" w:w="80"/>
+            </w:tcMar>
+            <w:vAlign w:val="center"/>
+          </w:tcPr>
+          <w:p>
+            <w:pPr>
+              <w:jc w:val="center"/>
+            </w:pPr>
+            <w:r>
+              <w:rPr>
+                <w:rFonts w:ascii="Arial" w:cs="Arial" w:eastAsia="Arial" w:hAnsi="Arial"/>
+                <w:b/>
+                <w:bCs/>
+                <w:sz w:val="18"/>
+                <w:szCs w:val="18"/>
+              </w:rPr>
+              <w:t xml:space="preserve">Magnitud</w:t>
+            </w:r>
+          </w:p>
+        </w:tc>
+        <w:tc>
+          <w:tcPr>
+            <w:tcW w:type="dxa" w:w="1800"/>
+            <w:tcBorders>
+              <w:top w:val="single" w:color="BFBFBF" w:sz="4"/>
+              <w:left w:val="single" w:color="BFBFBF" w:sz="4"/>
+              <w:bottom w:val="single" w:color="BFBFBF" w:sz="4"/>
+              <w:right w:val="single" w:color="BFBFBF" w:sz="4"/>
+            </w:tcBorders>
+            <w:shd w:fill="D9E1F2" w:color="auto" w:val="clear"/>
+            <w:tcMar>
+              <w:top w:type="dxa" w:w="50"/>
+              <w:left w:type="dxa" w:w="80"/>
+              <w:bottom w:type="dxa" w:w="50"/>
+              <w:right w:type="dxa" w:w="80"/>
+            </w:tcMar>
+            <w:vAlign w:val="center"/>
+          </w:tcPr>
+          <w:p>
+            <w:pPr>
+              <w:jc w:val="center"/>
+            </w:pPr>
+            <w:r>
+              <w:rPr>
+                <w:rFonts w:ascii="Arial" w:cs="Arial" w:eastAsia="Arial" w:hAnsi="Arial"/>
+                <w:b/>
+                <w:bCs/>
+                <w:sz w:val="18"/>
+                <w:szCs w:val="18"/>
+              </w:rPr>
+              <w:t xml:space="preserve">Teórico</w:t>
+            </w:r>
+          </w:p>
+        </w:tc>
+        <w:tc>
+          <w:tcPr>
+            <w:tcW w:type="dxa" w:w="1900"/>
+            <w:tcBorders>
+              <w:top w:val="single" w:color="BFBFBF" w:sz="4"/>
+              <w:left w:val="single" w:color="BFBFBF" w:sz="4"/>
+              <w:bottom w:val="single" w:color="BFBFBF" w:sz="4"/>
+              <w:right w:val="single" w:color="BFBFBF" w:sz="4"/>
+            </w:tcBorders>
+            <w:shd w:fill="D9E1F2" w:color="auto" w:val="clear"/>
+            <w:tcMar>
+              <w:top w:type="dxa" w:w="50"/>
+              <w:left w:type="dxa" w:w="80"/>
+              <w:bottom w:type="dxa" w:w="50"/>
+              <w:right w:type="dxa" w:w="80"/>
+            </w:tcMar>
+            <w:vAlign w:val="center"/>
+          </w:tcPr>
+          <w:p>
+            <w:pPr>
+              <w:jc w:val="center"/>
+            </w:pPr>
+            <w:r>
+              <w:rPr>
+                <w:rFonts w:ascii="Arial" w:cs="Arial" w:eastAsia="Arial" w:hAnsi="Arial"/>
+                <w:b/>
+                <w:bCs/>
+                <w:sz w:val="18"/>
+                <w:szCs w:val="18"/>
+              </w:rPr>
+              <w:t xml:space="preserve">Medido</w:t>
+            </w:r>
+          </w:p>
+        </w:tc>
+        <w:tc>
+          <w:tcPr>
+            <w:tcW w:type="dxa" w:w="1960"/>
+            <w:tcBorders>
+              <w:top w:val="single" w:color="BFBFBF" w:sz="4"/>
+              <w:left w:val="single" w:color="BFBFBF" w:sz="4"/>
+              <w:bottom w:val="single" w:color="BFBFBF" w:sz="4"/>
+              <w:right w:val="single" w:color="BFBFBF" w:sz="4"/>
+            </w:tcBorders>
+            <w:shd w:fill="D9E1F2" w:color="auto" w:val="clear"/>
+            <w:tcMar>
+              <w:top w:type="dxa" w:w="50"/>
+              <w:left w:type="dxa" w:w="80"/>
+              <w:bottom w:type="dxa" w:w="50"/>
+              <w:right w:type="dxa" w:w="80"/>
+            </w:tcMar>
+            <w:vAlign w:val="center"/>
+          </w:tcPr>
+          <w:p>
+            <w:pPr>
+              <w:jc w:val="center"/>
+            </w:pPr>
+            <w:r>
+              <w:rPr>
+                <w:rFonts w:ascii="Arial" w:cs="Arial" w:eastAsia="Arial" w:hAnsi="Arial"/>
+                <w:b/>
+                <w:bCs/>
+                <w:sz w:val="18"/>
+                <w:szCs w:val="18"/>
+              </w:rPr>
+              <w:t xml:space="preserve">Diferencia</w:t>
+            </w:r>
+          </w:p>
+        </w:tc>
+      </w:tr>
+      <w:tr>
+        <w:tc>
+          <w:tcPr>
+            <w:tcW w:type="dxa" w:w="3700"/>
+            <w:tcBorders>
+              <w:top w:val="single" w:color="BFBFBF" w:sz="4"/>
+              <w:left w:val="single" w:color="BFBFBF" w:sz="4"/>
+              <w:bottom w:val="single" w:color="BFBFBF" w:sz="4"/>
+              <w:right w:val="single" w:color="BFBFBF" w:sz="4"/>
+            </w:tcBorders>
+            <w:tcMar>
+              <w:top w:type="dxa" w:w="50"/>
+              <w:left w:type="dxa" w:w="80"/>
+              <w:bottom w:type="dxa" w:w="50"/>
+              <w:right w:type="dxa" w:w="80"/>
+            </w:tcMar>
+            <w:vAlign w:val="center"/>
+          </w:tcPr>
+          <w:p>
+            <w:pPr>
+              <w:jc w:val="left"/>
+            </w:pPr>
+            <w:r>
+              <w:rPr>
+                <w:rFonts w:ascii="Arial" w:cs="Arial" w:eastAsia="Arial" w:hAnsi="Arial"/>
+                <w:b w:val="false"/>
+                <w:bCs w:val="false"/>
+                <w:sz w:val="18"/>
+                <w:szCs w:val="18"/>
+              </w:rPr>
+              <w:t xml:space="preserve">Velocidad del motor n (rpm)</w:t>
+            </w:r>
+          </w:p>
+        </w:tc>
+        <w:tc>
+          <w:tcPr>
+            <w:tcW w:type="dxa" w:w="1800"/>
+            <w:tcBorders>
+              <w:top w:val="single" w:color="BFBFBF" w:sz="4"/>
+              <w:left w:val="single" w:color="BFBFBF" w:sz="4"/>
+              <w:bottom w:val="single" w:color="BFBFBF" w:sz="4"/>
+              <w:right w:val="single" w:color="BFBFBF" w:sz="4"/>
+            </w:tcBorders>
+            <w:tcMar>
+              <w:top w:type="dxa" w:w="50"/>
+              <w:left w:type="dxa" w:w="80"/>
+              <w:bottom w:type="dxa" w:w="50"/>
+              <w:right w:type="dxa" w:w="80"/>
+            </w:tcMar>
+            <w:vAlign w:val="center"/>
+          </w:tcPr>
+          <w:p>
+            <w:pPr>
+              <w:jc w:val="center"/>
+            </w:pPr>
+            <w:r>
+              <w:rPr>
+                <w:rFonts w:ascii="Arial" w:cs="Arial" w:eastAsia="Arial" w:hAnsi="Arial"/>
+                <w:b w:val="false"/>
+                <w:bCs w:val="false"/>
+                <w:sz w:val="18"/>
+                <w:szCs w:val="18"/>
+              </w:rPr>
+              <w:t xml:space="preserve">30.00 (diseño)</w:t>
+            </w:r>
+          </w:p>
+        </w:tc>
+        <w:tc>
+          <w:tcPr>
+            <w:tcW w:type="dxa" w:w="1900"/>
+            <w:tcBorders>
+              <w:top w:val="single" w:color="BFBFBF" w:sz="4"/>
+              <w:left w:val="single" w:color="BFBFBF" w:sz="4"/>
+              <w:bottom w:val="single" w:color="BFBFBF" w:sz="4"/>
+              <w:right w:val="single" w:color="BFBFBF" w:sz="4"/>
+            </w:tcBorders>
+            <w:tcMar>
+              <w:top w:type="dxa" w:w="50"/>
+              <w:left w:type="dxa" w:w="80"/>
+              <w:bottom w:type="dxa" w:w="50"/>
+              <w:right w:type="dxa" w:w="80"/>
+            </w:tcMar>
+            <w:vAlign w:val="center"/>
+          </w:tcPr>
+          <w:p>
+            <w:pPr>
+              <w:jc w:val="center"/>
+            </w:pPr>
+            <w:r>
+              <w:rPr>
+                <w:rFonts w:ascii="Arial" w:cs="Arial" w:eastAsia="Arial" w:hAnsi="Arial"/>
+                <w:b w:val="false"/>
+                <w:bCs w:val="false"/>
+                <w:sz w:val="18"/>
+                <w:szCs w:val="18"/>
+              </w:rPr>
+              <w:t xml:space="preserve">43.42 ± 1.03</w:t>
+            </w:r>
+          </w:p>
+        </w:tc>
+        <w:tc>
+          <w:tcPr>
+            <w:tcW w:type="dxa" w:w="1960"/>
+            <w:tcBorders>
+              <w:top w:val="single" w:color="BFBFBF" w:sz="4"/>
+              <w:left w:val="single" w:color="BFBFBF" w:sz="4"/>
+              <w:bottom w:val="single" w:color="BFBFBF" w:sz="4"/>
+              <w:right w:val="single" w:color="BFBFBF" w:sz="4"/>
+            </w:tcBorders>
+            <w:tcMar>
+              <w:top w:type="dxa" w:w="50"/>
+              <w:left w:type="dxa" w:w="80"/>
+              <w:bottom w:type="dxa" w:w="50"/>
+              <w:right w:type="dxa" w:w="80"/>
+            </w:tcMar>
+            <w:vAlign w:val="center"/>
+          </w:tcPr>
+          <w:p>
+            <w:pPr>
+              <w:jc w:val="center"/>
+            </w:pPr>
+            <w:r>
+              <w:rPr>
+                <w:rFonts w:ascii="Arial" w:cs="Arial" w:eastAsia="Arial" w:hAnsi="Arial"/>
+                <w:b w:val="false"/>
+                <w:bCs w:val="false"/>
+                <w:sz w:val="18"/>
+                <w:szCs w:val="18"/>
+              </w:rPr>
+              <w:t xml:space="preserve">+44.7 %</w:t>
+            </w:r>
+          </w:p>
+        </w:tc>
+      </w:tr>
+      <w:tr>
+        <w:tc>
+          <w:tcPr>
+            <w:tcW w:type="dxa" w:w="3700"/>
+            <w:tcBorders>
+              <w:top w:val="single" w:color="BFBFBF" w:sz="4"/>
+              <w:left w:val="single" w:color="BFBFBF" w:sz="4"/>
+              <w:bottom w:val="single" w:color="BFBFBF" w:sz="4"/>
+              <w:right w:val="single" w:color="BFBFBF" w:sz="4"/>
+            </w:tcBorders>
+            <w:tcMar>
+              <w:top w:type="dxa" w:w="50"/>
+              <w:left w:type="dxa" w:w="80"/>
+              <w:bottom w:type="dxa" w:w="50"/>
+              <w:right w:type="dxa" w:w="80"/>
+            </w:tcMar>
+            <w:vAlign w:val="center"/>
+          </w:tcPr>
+          <w:p>
+            <w:pPr>
+              <w:jc w:val="left"/>
+            </w:pPr>
+            <w:r>
+              <w:rPr>
+                <w:rFonts w:ascii="Arial" w:cs="Arial" w:eastAsia="Arial" w:hAnsi="Arial"/>
+                <w:b w:val="false"/>
+                <w:bCs w:val="false"/>
+                <w:sz w:val="18"/>
+                <w:szCs w:val="18"/>
+              </w:rPr>
+              <w:t xml:space="preserve">Periodo de un ciclo (s)</w:t>
+            </w:r>
+          </w:p>
+        </w:tc>
+        <w:tc>
+          <w:tcPr>
+            <w:tcW w:type="dxa" w:w="1800"/>
+            <w:tcBorders>
+              <w:top w:val="single" w:color="BFBFBF" w:sz="4"/>
+              <w:left w:val="single" w:color="BFBFBF" w:sz="4"/>
+              <w:bottom w:val="single" w:color="BFBFBF" w:sz="4"/>
+              <w:right w:val="single" w:color="BFBFBF" w:sz="4"/>
+            </w:tcBorders>
+            <w:tcMar>
+              <w:top w:type="dxa" w:w="50"/>
+              <w:left w:type="dxa" w:w="80"/>
+              <w:bottom w:type="dxa" w:w="50"/>
+              <w:right w:type="dxa" w:w="80"/>
+            </w:tcMar>
+            <w:vAlign w:val="center"/>
+          </w:tcPr>
+          <w:p>
+            <w:pPr>
+              <w:jc w:val="center"/>
+            </w:pPr>
+            <w:r>
+              <w:rPr>
+                <w:rFonts w:ascii="Arial" w:cs="Arial" w:eastAsia="Arial" w:hAnsi="Arial"/>
+                <w:b w:val="false"/>
+                <w:bCs w:val="false"/>
+                <w:sz w:val="18"/>
+                <w:szCs w:val="18"/>
+              </w:rPr>
+              <w:t xml:space="preserve">2.000</w:t>
+            </w:r>
+          </w:p>
+        </w:tc>
+        <w:tc>
+          <w:tcPr>
+            <w:tcW w:type="dxa" w:w="1900"/>
+            <w:tcBorders>
+              <w:top w:val="single" w:color="BFBFBF" w:sz="4"/>
+              <w:left w:val="single" w:color="BFBFBF" w:sz="4"/>
+              <w:bottom w:val="single" w:color="BFBFBF" w:sz="4"/>
+              <w:right w:val="single" w:color="BFBFBF" w:sz="4"/>
+            </w:tcBorders>
+            <w:tcMar>
+              <w:top w:type="dxa" w:w="50"/>
+              <w:left w:type="dxa" w:w="80"/>
+              <w:bottom w:type="dxa" w:w="50"/>
+              <w:right w:type="dxa" w:w="80"/>
+            </w:tcMar>
+            <w:vAlign w:val="center"/>
+          </w:tcPr>
+          <w:p>
+            <w:pPr>
+              <w:jc w:val="center"/>
+            </w:pPr>
+            <w:r>
+              <w:rPr>
+                <w:rFonts w:ascii="Arial" w:cs="Arial" w:eastAsia="Arial" w:hAnsi="Arial"/>
+                <w:b w:val="false"/>
+                <w:bCs w:val="false"/>
+                <w:sz w:val="18"/>
+                <w:szCs w:val="18"/>
+              </w:rPr>
+              <w:t xml:space="preserve">1.382</w:t>
+            </w:r>
+          </w:p>
+        </w:tc>
+        <w:tc>
+          <w:tcPr>
+            <w:tcW w:type="dxa" w:w="1960"/>
+            <w:tcBorders>
+              <w:top w:val="single" w:color="BFBFBF" w:sz="4"/>
+              <w:left w:val="single" w:color="BFBFBF" w:sz="4"/>
+              <w:bottom w:val="single" w:color="BFBFBF" w:sz="4"/>
+              <w:right w:val="single" w:color="BFBFBF" w:sz="4"/>
+            </w:tcBorders>
+            <w:tcMar>
+              <w:top w:type="dxa" w:w="50"/>
+              <w:left w:type="dxa" w:w="80"/>
+              <w:bottom w:type="dxa" w:w="50"/>
+              <w:right w:type="dxa" w:w="80"/>
+            </w:tcMar>
+            <w:vAlign w:val="center"/>
+          </w:tcPr>
+          <w:p>
+            <w:pPr>
+              <w:jc w:val="center"/>
+            </w:pPr>
+            <w:r>
+              <w:rPr>
+                <w:rFonts w:ascii="Arial" w:cs="Arial" w:eastAsia="Arial" w:hAnsi="Arial"/>
+                <w:b w:val="false"/>
+                <w:bCs w:val="false"/>
+                <w:sz w:val="18"/>
+                <w:szCs w:val="18"/>
+              </w:rPr>
+              <w:t xml:space="preserve">-30.9 %</w:t>
+            </w:r>
+          </w:p>
+        </w:tc>
+      </w:tr>
+      <w:tr>
+        <w:tc>
+          <w:tcPr>
+            <w:tcW w:type="dxa" w:w="3700"/>
+            <w:tcBorders>
+              <w:top w:val="single" w:color="BFBFBF" w:sz="4"/>
+              <w:left w:val="single" w:color="BFBFBF" w:sz="4"/>
+              <w:bottom w:val="single" w:color="BFBFBF" w:sz="4"/>
+              <w:right w:val="single" w:color="BFBFBF" w:sz="4"/>
+            </w:tcBorders>
+            <w:tcMar>
+              <w:top w:type="dxa" w:w="50"/>
+              <w:left w:type="dxa" w:w="80"/>
+              <w:bottom w:type="dxa" w:w="50"/>
+              <w:right w:type="dxa" w:w="80"/>
+            </w:tcMar>
+            <w:vAlign w:val="center"/>
+          </w:tcPr>
+          <w:p>
+            <w:pPr>
+              <w:jc w:val="left"/>
+            </w:pPr>
+            <w:r>
+              <w:rPr>
+                <w:rFonts w:ascii="Arial" w:cs="Arial" w:eastAsia="Arial" w:hAnsi="Arial"/>
+                <w:b w:val="false"/>
+                <w:bCs w:val="false"/>
+                <w:sz w:val="18"/>
+                <w:szCs w:val="18"/>
+              </w:rPr>
+              <w:t xml:space="preserve">Punto muerto interior d mín (mm)</w:t>
+            </w:r>
+          </w:p>
+        </w:tc>
+        <w:tc>
+          <w:tcPr>
+            <w:tcW w:type="dxa" w:w="1800"/>
+            <w:tcBorders>
+              <w:top w:val="single" w:color="BFBFBF" w:sz="4"/>
+              <w:left w:val="single" w:color="BFBFBF" w:sz="4"/>
+              <w:bottom w:val="single" w:color="BFBFBF" w:sz="4"/>
+              <w:right w:val="single" w:color="BFBFBF" w:sz="4"/>
+            </w:tcBorders>
+            <w:tcMar>
+              <w:top w:type="dxa" w:w="50"/>
+              <w:left w:type="dxa" w:w="80"/>
+              <w:bottom w:type="dxa" w:w="50"/>
+              <w:right w:type="dxa" w:w="80"/>
+            </w:tcMar>
+            <w:vAlign w:val="center"/>
+          </w:tcPr>
+          <w:p>
+            <w:pPr>
+              <w:jc w:val="center"/>
+            </w:pPr>
+            <w:r>
+              <w:rPr>
+                <w:rFonts w:ascii="Arial" w:cs="Arial" w:eastAsia="Arial" w:hAnsi="Arial"/>
+                <w:b w:val="false"/>
+                <w:bCs w:val="false"/>
+                <w:sz w:val="18"/>
+                <w:szCs w:val="18"/>
+              </w:rPr>
+              <w:t xml:space="preserve">94.92</w:t>
+            </w:r>
+          </w:p>
+        </w:tc>
+        <w:tc>
+          <w:tcPr>
+            <w:tcW w:type="dxa" w:w="1900"/>
+            <w:tcBorders>
+              <w:top w:val="single" w:color="BFBFBF" w:sz="4"/>
+              <w:left w:val="single" w:color="BFBFBF" w:sz="4"/>
+              <w:bottom w:val="single" w:color="BFBFBF" w:sz="4"/>
+              <w:right w:val="single" w:color="BFBFBF" w:sz="4"/>
+            </w:tcBorders>
+            <w:tcMar>
+              <w:top w:type="dxa" w:w="50"/>
+              <w:left w:type="dxa" w:w="80"/>
+              <w:bottom w:type="dxa" w:w="50"/>
+              <w:right w:type="dxa" w:w="80"/>
+            </w:tcMar>
+            <w:vAlign w:val="center"/>
+          </w:tcPr>
+          <w:p>
+            <w:pPr>
+              <w:jc w:val="center"/>
+            </w:pPr>
+            <w:r>
+              <w:rPr>
+                <w:rFonts w:ascii="Arial" w:cs="Arial" w:eastAsia="Arial" w:hAnsi="Arial"/>
+                <w:b w:val="false"/>
+                <w:bCs w:val="false"/>
+                <w:sz w:val="18"/>
+                <w:szCs w:val="18"/>
+              </w:rPr>
+              <w:t xml:space="preserve">94.92</w:t>
+            </w:r>
+          </w:p>
+        </w:tc>
+        <w:tc>
+          <w:tcPr>
+            <w:tcW w:type="dxa" w:w="1960"/>
+            <w:tcBorders>
+              <w:top w:val="single" w:color="BFBFBF" w:sz="4"/>
+              <w:left w:val="single" w:color="BFBFBF" w:sz="4"/>
+              <w:bottom w:val="single" w:color="BFBFBF" w:sz="4"/>
+              <w:right w:val="single" w:color="BFBFBF" w:sz="4"/>
+            </w:tcBorders>
+            <w:tcMar>
+              <w:top w:type="dxa" w:w="50"/>
+              <w:left w:type="dxa" w:w="80"/>
+              <w:bottom w:type="dxa" w:w="50"/>
+              <w:right w:type="dxa" w:w="80"/>
+            </w:tcMar>
+            <w:vAlign w:val="center"/>
+          </w:tcPr>
+          <w:p>
+            <w:pPr>
+              <w:jc w:val="center"/>
+            </w:pPr>
+            <w:r>
+              <w:rPr>
+                <w:rFonts w:ascii="Arial" w:cs="Arial" w:eastAsia="Arial" w:hAnsi="Arial"/>
+                <w:b w:val="false"/>
+                <w:bCs w:val="false"/>
+                <w:sz w:val="18"/>
+                <w:szCs w:val="18"/>
+              </w:rPr>
+              <w:t xml:space="preserve">0.01 %</w:t>
+            </w:r>
+          </w:p>
+        </w:tc>
+      </w:tr>
+      <w:tr>
+        <w:tc>
+          <w:tcPr>
+            <w:tcW w:type="dxa" w:w="3700"/>
+            <w:tcBorders>
+              <w:top w:val="single" w:color="BFBFBF" w:sz="4"/>
+              <w:left w:val="single" w:color="BFBFBF" w:sz="4"/>
+              <w:bottom w:val="single" w:color="BFBFBF" w:sz="4"/>
+              <w:right w:val="single" w:color="BFBFBF" w:sz="4"/>
+            </w:tcBorders>
+            <w:tcMar>
+              <w:top w:type="dxa" w:w="50"/>
+              <w:left w:type="dxa" w:w="80"/>
+              <w:bottom w:type="dxa" w:w="50"/>
+              <w:right w:type="dxa" w:w="80"/>
+            </w:tcMar>
+            <w:vAlign w:val="center"/>
+          </w:tcPr>
+          <w:p>
+            <w:pPr>
+              <w:jc w:val="left"/>
+            </w:pPr>
+            <w:r>
+              <w:rPr>
+                <w:rFonts w:ascii="Arial" w:cs="Arial" w:eastAsia="Arial" w:hAnsi="Arial"/>
+                <w:b w:val="false"/>
+                <w:bCs w:val="false"/>
+                <w:sz w:val="18"/>
+                <w:szCs w:val="18"/>
+              </w:rPr>
+              <w:t xml:space="preserve">Posición del bloque d(θ₂), 127 cuadros (mm)</w:t>
+            </w:r>
+          </w:p>
+        </w:tc>
+        <w:tc>
+          <w:tcPr>
+            <w:tcW w:type="dxa" w:w="1800"/>
+            <w:tcBorders>
+              <w:top w:val="single" w:color="BFBFBF" w:sz="4"/>
+              <w:left w:val="single" w:color="BFBFBF" w:sz="4"/>
+              <w:bottom w:val="single" w:color="BFBFBF" w:sz="4"/>
+              <w:right w:val="single" w:color="BFBFBF" w:sz="4"/>
+            </w:tcBorders>
+            <w:tcMar>
+              <w:top w:type="dxa" w:w="50"/>
+              <w:left w:type="dxa" w:w="80"/>
+              <w:bottom w:type="dxa" w:w="50"/>
+              <w:right w:type="dxa" w:w="80"/>
+            </w:tcMar>
+            <w:vAlign w:val="center"/>
+          </w:tcPr>
+          <w:p>
+            <w:pPr>
+              <w:jc w:val="center"/>
+            </w:pPr>
+            <w:r>
+              <w:rPr>
+                <w:rFonts w:ascii="Arial" w:cs="Arial" w:eastAsia="Arial" w:hAnsi="Arial"/>
+                <w:b w:val="false"/>
+                <w:bCs w:val="false"/>
+                <w:sz w:val="18"/>
+                <w:szCs w:val="18"/>
+              </w:rPr>
+              <w:t xml:space="preserve">curva teórica</w:t>
+            </w:r>
+          </w:p>
+        </w:tc>
+        <w:tc>
+          <w:tcPr>
+            <w:tcW w:type="dxa" w:w="1900"/>
+            <w:tcBorders>
+              <w:top w:val="single" w:color="BFBFBF" w:sz="4"/>
+              <w:left w:val="single" w:color="BFBFBF" w:sz="4"/>
+              <w:bottom w:val="single" w:color="BFBFBF" w:sz="4"/>
+              <w:right w:val="single" w:color="BFBFBF" w:sz="4"/>
+            </w:tcBorders>
+            <w:tcMar>
+              <w:top w:type="dxa" w:w="50"/>
+              <w:left w:type="dxa" w:w="80"/>
+              <w:bottom w:type="dxa" w:w="50"/>
+              <w:right w:type="dxa" w:w="80"/>
+            </w:tcMar>
+            <w:vAlign w:val="center"/>
+          </w:tcPr>
+          <w:p>
+            <w:pPr>
+              <w:jc w:val="center"/>
+            </w:pPr>
+            <w:r>
+              <w:rPr>
+                <w:rFonts w:ascii="Arial" w:cs="Arial" w:eastAsia="Arial" w:hAnsi="Arial"/>
+                <w:b w:val="false"/>
+                <w:bCs w:val="false"/>
+                <w:sz w:val="18"/>
+                <w:szCs w:val="18"/>
+              </w:rPr>
+              <w:t xml:space="preserve">error RMS 1.77</w:t>
+            </w:r>
+          </w:p>
+        </w:tc>
+        <w:tc>
+          <w:tcPr>
+            <w:tcW w:type="dxa" w:w="1960"/>
+            <w:tcBorders>
+              <w:top w:val="single" w:color="BFBFBF" w:sz="4"/>
+              <w:left w:val="single" w:color="BFBFBF" w:sz="4"/>
+              <w:bottom w:val="single" w:color="BFBFBF" w:sz="4"/>
+              <w:right w:val="single" w:color="BFBFBF" w:sz="4"/>
+            </w:tcBorders>
+            <w:tcMar>
+              <w:top w:type="dxa" w:w="50"/>
+              <w:left w:type="dxa" w:w="80"/>
+              <w:bottom w:type="dxa" w:w="50"/>
+              <w:right w:type="dxa" w:w="80"/>
+            </w:tcMar>
+            <w:vAlign w:val="center"/>
+          </w:tcPr>
+          <w:p>
+            <w:pPr>
+              <w:jc w:val="center"/>
+            </w:pPr>
+            <w:r>
+              <w:rPr>
+                <w:rFonts w:ascii="Arial" w:cs="Arial" w:eastAsia="Arial" w:hAnsi="Arial"/>
+                <w:b w:val="false"/>
+                <w:bCs w:val="false"/>
+                <w:sz w:val="18"/>
+                <w:szCs w:val="18"/>
+              </w:rPr>
+              <w:t xml:space="preserve">2.5 % de la carrera</w:t>
+            </w:r>
+          </w:p>
+        </w:tc>
+      </w:tr>
+      <w:tr>
+        <w:tc>
+          <w:tcPr>
+            <w:tcW w:type="dxa" w:w="3700"/>
+            <w:tcBorders>
+              <w:top w:val="single" w:color="BFBFBF" w:sz="4"/>
+              <w:left w:val="single" w:color="BFBFBF" w:sz="4"/>
+              <w:bottom w:val="single" w:color="BFBFBF" w:sz="4"/>
+              <w:right w:val="single" w:color="BFBFBF" w:sz="4"/>
+            </w:tcBorders>
+            <w:tcMar>
+              <w:top w:type="dxa" w:w="50"/>
+              <w:left w:type="dxa" w:w="80"/>
+              <w:bottom w:type="dxa" w:w="50"/>
+              <w:right w:type="dxa" w:w="80"/>
+            </w:tcMar>
+            <w:vAlign w:val="center"/>
+          </w:tcPr>
+          <w:p>
+            <w:pPr>
+              <w:jc w:val="left"/>
+            </w:pPr>
+            <w:r>
+              <w:rPr>
+                <w:rFonts w:ascii="Arial" w:cs="Arial" w:eastAsia="Arial" w:hAnsi="Arial"/>
+                <w:b w:val="false"/>
+                <w:bCs w:val="false"/>
+                <w:sz w:val="18"/>
+                <w:szCs w:val="18"/>
+              </w:rPr>
+              <w:t xml:space="preserve">Velocidad pico del bloque, retorno (mm/s)*</w:t>
+            </w:r>
+          </w:p>
+        </w:tc>
+        <w:tc>
+          <w:tcPr>
+            <w:tcW w:type="dxa" w:w="1800"/>
+            <w:tcBorders>
+              <w:top w:val="single" w:color="BFBFBF" w:sz="4"/>
+              <w:left w:val="single" w:color="BFBFBF" w:sz="4"/>
+              <w:bottom w:val="single" w:color="BFBFBF" w:sz="4"/>
+              <w:right w:val="single" w:color="BFBFBF" w:sz="4"/>
+            </w:tcBorders>
+            <w:tcMar>
+              <w:top w:type="dxa" w:w="50"/>
+              <w:left w:type="dxa" w:w="80"/>
+              <w:bottom w:type="dxa" w:w="50"/>
+              <w:right w:type="dxa" w:w="80"/>
+            </w:tcMar>
+            <w:vAlign w:val="center"/>
+          </w:tcPr>
+          <w:p>
+            <w:pPr>
+              <w:jc w:val="center"/>
+            </w:pPr>
+            <w:r>
+              <w:rPr>
+                <w:rFonts w:ascii="Arial" w:cs="Arial" w:eastAsia="Arial" w:hAnsi="Arial"/>
+                <w:b w:val="false"/>
+                <w:bCs w:val="false"/>
+                <w:sz w:val="18"/>
+                <w:szCs w:val="18"/>
+              </w:rPr>
+              <w:t xml:space="preserve">-173.4</w:t>
+            </w:r>
+          </w:p>
+        </w:tc>
+        <w:tc>
+          <w:tcPr>
+            <w:tcW w:type="dxa" w:w="1900"/>
+            <w:tcBorders>
+              <w:top w:val="single" w:color="BFBFBF" w:sz="4"/>
+              <w:left w:val="single" w:color="BFBFBF" w:sz="4"/>
+              <w:bottom w:val="single" w:color="BFBFBF" w:sz="4"/>
+              <w:right w:val="single" w:color="BFBFBF" w:sz="4"/>
+            </w:tcBorders>
+            <w:tcMar>
+              <w:top w:type="dxa" w:w="50"/>
+              <w:left w:type="dxa" w:w="80"/>
+              <w:bottom w:type="dxa" w:w="50"/>
+              <w:right w:type="dxa" w:w="80"/>
+            </w:tcMar>
+            <w:vAlign w:val="center"/>
+          </w:tcPr>
+          <w:p>
+            <w:pPr>
+              <w:jc w:val="center"/>
+            </w:pPr>
+            <w:r>
+              <w:rPr>
+                <w:rFonts w:ascii="Arial" w:cs="Arial" w:eastAsia="Arial" w:hAnsi="Arial"/>
+                <w:b w:val="false"/>
+                <w:bCs w:val="false"/>
+                <w:sz w:val="18"/>
+                <w:szCs w:val="18"/>
+              </w:rPr>
+              <w:t xml:space="preserve">-179.5</w:t>
+            </w:r>
+          </w:p>
+        </w:tc>
+        <w:tc>
+          <w:tcPr>
+            <w:tcW w:type="dxa" w:w="1960"/>
+            <w:tcBorders>
+              <w:top w:val="single" w:color="BFBFBF" w:sz="4"/>
+              <w:left w:val="single" w:color="BFBFBF" w:sz="4"/>
+              <w:bottom w:val="single" w:color="BFBFBF" w:sz="4"/>
+              <w:right w:val="single" w:color="BFBFBF" w:sz="4"/>
+            </w:tcBorders>
+            <w:tcMar>
+              <w:top w:type="dxa" w:w="50"/>
+              <w:left w:type="dxa" w:w="80"/>
+              <w:bottom w:type="dxa" w:w="50"/>
+              <w:right w:type="dxa" w:w="80"/>
+            </w:tcMar>
+            <w:vAlign w:val="center"/>
+          </w:tcPr>
+          <w:p>
+            <w:pPr>
+              <w:jc w:val="center"/>
+            </w:pPr>
+            <w:r>
+              <w:rPr>
+                <w:rFonts w:ascii="Arial" w:cs="Arial" w:eastAsia="Arial" w:hAnsi="Arial"/>
+                <w:b w:val="false"/>
+                <w:bCs w:val="false"/>
+                <w:sz w:val="18"/>
+                <w:szCs w:val="18"/>
+              </w:rPr>
+              <w:t xml:space="preserve">3.5 %</w:t>
+            </w:r>
+          </w:p>
+        </w:tc>
+      </w:tr>
+      <w:tr>
+        <w:tc>
+          <w:tcPr>
+            <w:tcW w:type="dxa" w:w="3700"/>
+            <w:tcBorders>
+              <w:top w:val="single" w:color="BFBFBF" w:sz="4"/>
+              <w:left w:val="single" w:color="BFBFBF" w:sz="4"/>
+              <w:bottom w:val="single" w:color="BFBFBF" w:sz="4"/>
+              <w:right w:val="single" w:color="BFBFBF" w:sz="4"/>
+            </w:tcBorders>
+            <w:tcMar>
+              <w:top w:type="dxa" w:w="50"/>
+              <w:left w:type="dxa" w:w="80"/>
+              <w:bottom w:type="dxa" w:w="50"/>
+              <w:right w:type="dxa" w:w="80"/>
+            </w:tcMar>
+            <w:vAlign w:val="center"/>
+          </w:tcPr>
+          <w:p>
+            <w:pPr>
+              <w:jc w:val="left"/>
+            </w:pPr>
+            <w:r>
+              <w:rPr>
+                <w:rFonts w:ascii="Arial" w:cs="Arial" w:eastAsia="Arial" w:hAnsi="Arial"/>
+                <w:b w:val="false"/>
+                <w:bCs w:val="false"/>
+                <w:sz w:val="18"/>
+                <w:szCs w:val="18"/>
+              </w:rPr>
+              <w:t xml:space="preserve">Velocidad pico del bloque, avance (mm/s)*</w:t>
+            </w:r>
+          </w:p>
+        </w:tc>
+        <w:tc>
+          <w:tcPr>
+            <w:tcW w:type="dxa" w:w="1800"/>
+            <w:tcBorders>
+              <w:top w:val="single" w:color="BFBFBF" w:sz="4"/>
+              <w:left w:val="single" w:color="BFBFBF" w:sz="4"/>
+              <w:bottom w:val="single" w:color="BFBFBF" w:sz="4"/>
+              <w:right w:val="single" w:color="BFBFBF" w:sz="4"/>
+            </w:tcBorders>
+            <w:tcMar>
+              <w:top w:type="dxa" w:w="50"/>
+              <w:left w:type="dxa" w:w="80"/>
+              <w:bottom w:type="dxa" w:w="50"/>
+              <w:right w:type="dxa" w:w="80"/>
+            </w:tcMar>
+            <w:vAlign w:val="center"/>
+          </w:tcPr>
+          <w:p>
+            <w:pPr>
+              <w:jc w:val="center"/>
+            </w:pPr>
+            <w:r>
+              <w:rPr>
+                <w:rFonts w:ascii="Arial" w:cs="Arial" w:eastAsia="Arial" w:hAnsi="Arial"/>
+                <w:b w:val="false"/>
+                <w:bCs w:val="false"/>
+                <w:sz w:val="18"/>
+                <w:szCs w:val="18"/>
+              </w:rPr>
+              <w:t xml:space="preserve">160.1</w:t>
+            </w:r>
+          </w:p>
+        </w:tc>
+        <w:tc>
+          <w:tcPr>
+            <w:tcW w:type="dxa" w:w="1900"/>
+            <w:tcBorders>
+              <w:top w:val="single" w:color="BFBFBF" w:sz="4"/>
+              <w:left w:val="single" w:color="BFBFBF" w:sz="4"/>
+              <w:bottom w:val="single" w:color="BFBFBF" w:sz="4"/>
+              <w:right w:val="single" w:color="BFBFBF" w:sz="4"/>
+            </w:tcBorders>
+            <w:tcMar>
+              <w:top w:type="dxa" w:w="50"/>
+              <w:left w:type="dxa" w:w="80"/>
+              <w:bottom w:type="dxa" w:w="50"/>
+              <w:right w:type="dxa" w:w="80"/>
+            </w:tcMar>
+            <w:vAlign w:val="center"/>
+          </w:tcPr>
+          <w:p>
+            <w:pPr>
+              <w:jc w:val="center"/>
+            </w:pPr>
+            <w:r>
+              <w:rPr>
+                <w:rFonts w:ascii="Arial" w:cs="Arial" w:eastAsia="Arial" w:hAnsi="Arial"/>
+                <w:b w:val="false"/>
+                <w:bCs w:val="false"/>
+                <w:sz w:val="18"/>
+                <w:szCs w:val="18"/>
+              </w:rPr>
+              <w:t xml:space="preserve">153.7</w:t>
+            </w:r>
+          </w:p>
+        </w:tc>
+        <w:tc>
+          <w:tcPr>
+            <w:tcW w:type="dxa" w:w="1960"/>
+            <w:tcBorders>
+              <w:top w:val="single" w:color="BFBFBF" w:sz="4"/>
+              <w:left w:val="single" w:color="BFBFBF" w:sz="4"/>
+              <w:bottom w:val="single" w:color="BFBFBF" w:sz="4"/>
+              <w:right w:val="single" w:color="BFBFBF" w:sz="4"/>
+            </w:tcBorders>
+            <w:tcMar>
+              <w:top w:type="dxa" w:w="50"/>
+              <w:left w:type="dxa" w:w="80"/>
+              <w:bottom w:type="dxa" w:w="50"/>
+              <w:right w:type="dxa" w:w="80"/>
+            </w:tcMar>
+            <w:vAlign w:val="center"/>
+          </w:tcPr>
+          <w:p>
+            <w:pPr>
+              <w:jc w:val="center"/>
+            </w:pPr>
+            <w:r>
+              <w:rPr>
+                <w:rFonts w:ascii="Arial" w:cs="Arial" w:eastAsia="Arial" w:hAnsi="Arial"/>
+                <w:b w:val="false"/>
+                <w:bCs w:val="false"/>
+                <w:sz w:val="18"/>
+                <w:szCs w:val="18"/>
+              </w:rPr>
+              <w:t xml:space="preserve">-4.0 %</w:t>
+            </w:r>
+          </w:p>
+        </w:tc>
+      </w:tr>
+      <w:tr>
+        <w:tc>
+          <w:tcPr>
+            <w:tcW w:type="dxa" w:w="3700"/>
+            <w:tcBorders>
+              <w:top w:val="single" w:color="BFBFBF" w:sz="4"/>
+              <w:left w:val="single" w:color="BFBFBF" w:sz="4"/>
+              <w:bottom w:val="single" w:color="BFBFBF" w:sz="4"/>
+              <w:right w:val="single" w:color="BFBFBF" w:sz="4"/>
+            </w:tcBorders>
+            <w:tcMar>
+              <w:top w:type="dxa" w:w="50"/>
+              <w:left w:type="dxa" w:w="80"/>
+              <w:bottom w:type="dxa" w:w="50"/>
+              <w:right w:type="dxa" w:w="80"/>
+            </w:tcMar>
+            <w:vAlign w:val="center"/>
+          </w:tcPr>
+          <w:p>
+            <w:pPr>
+              <w:jc w:val="left"/>
+            </w:pPr>
+            <w:r>
+              <w:rPr>
+                <w:rFonts w:ascii="Arial" w:cs="Arial" w:eastAsia="Arial" w:hAnsi="Arial"/>
+                <w:b w:val="false"/>
+                <w:bCs w:val="false"/>
+                <w:sz w:val="18"/>
+                <w:szCs w:val="18"/>
+              </w:rPr>
+              <w:t xml:space="preserve">Biela b (mm)</w:t>
+            </w:r>
+          </w:p>
+        </w:tc>
+        <w:tc>
+          <w:tcPr>
+            <w:tcW w:type="dxa" w:w="1800"/>
+            <w:tcBorders>
+              <w:top w:val="single" w:color="BFBFBF" w:sz="4"/>
+              <w:left w:val="single" w:color="BFBFBF" w:sz="4"/>
+              <w:bottom w:val="single" w:color="BFBFBF" w:sz="4"/>
+              <w:right w:val="single" w:color="BFBFBF" w:sz="4"/>
+            </w:tcBorders>
+            <w:tcMar>
+              <w:top w:type="dxa" w:w="50"/>
+              <w:left w:type="dxa" w:w="80"/>
+              <w:bottom w:type="dxa" w:w="50"/>
+              <w:right w:type="dxa" w:w="80"/>
+            </w:tcMar>
+            <w:vAlign w:val="center"/>
+          </w:tcPr>
+          <w:p>
+            <w:pPr>
+              <w:jc w:val="center"/>
+            </w:pPr>
+            <w:r>
+              <w:rPr>
+                <w:rFonts w:ascii="Arial" w:cs="Arial" w:eastAsia="Arial" w:hAnsi="Arial"/>
+                <w:b w:val="false"/>
+                <w:bCs w:val="false"/>
+                <w:sz w:val="18"/>
+                <w:szCs w:val="18"/>
+              </w:rPr>
+              <w:t xml:space="preserve">132.0</w:t>
+            </w:r>
+          </w:p>
+        </w:tc>
+        <w:tc>
+          <w:tcPr>
+            <w:tcW w:type="dxa" w:w="1900"/>
+            <w:tcBorders>
+              <w:top w:val="single" w:color="BFBFBF" w:sz="4"/>
+              <w:left w:val="single" w:color="BFBFBF" w:sz="4"/>
+              <w:bottom w:val="single" w:color="BFBFBF" w:sz="4"/>
+              <w:right w:val="single" w:color="BFBFBF" w:sz="4"/>
+            </w:tcBorders>
+            <w:tcMar>
+              <w:top w:type="dxa" w:w="50"/>
+              <w:left w:type="dxa" w:w="80"/>
+              <w:bottom w:type="dxa" w:w="50"/>
+              <w:right w:type="dxa" w:w="80"/>
+            </w:tcMar>
+            <w:vAlign w:val="center"/>
+          </w:tcPr>
+          <w:p>
+            <w:pPr>
+              <w:jc w:val="center"/>
+            </w:pPr>
+            <w:r>
+              <w:rPr>
+                <w:rFonts w:ascii="Arial" w:cs="Arial" w:eastAsia="Arial" w:hAnsi="Arial"/>
+                <w:b w:val="false"/>
+                <w:bCs w:val="false"/>
+                <w:sz w:val="18"/>
+                <w:szCs w:val="18"/>
+              </w:rPr>
+              <w:t xml:space="preserve">132.2</w:t>
+            </w:r>
+          </w:p>
+        </w:tc>
+        <w:tc>
+          <w:tcPr>
+            <w:tcW w:type="dxa" w:w="1960"/>
+            <w:tcBorders>
+              <w:top w:val="single" w:color="BFBFBF" w:sz="4"/>
+              <w:left w:val="single" w:color="BFBFBF" w:sz="4"/>
+              <w:bottom w:val="single" w:color="BFBFBF" w:sz="4"/>
+              <w:right w:val="single" w:color="BFBFBF" w:sz="4"/>
+            </w:tcBorders>
+            <w:tcMar>
+              <w:top w:type="dxa" w:w="50"/>
+              <w:left w:type="dxa" w:w="80"/>
+              <w:bottom w:type="dxa" w:w="50"/>
+              <w:right w:type="dxa" w:w="80"/>
+            </w:tcMar>
+            <w:vAlign w:val="center"/>
+          </w:tcPr>
+          <w:p>
+            <w:pPr>
+              <w:jc w:val="center"/>
+            </w:pPr>
+            <w:r>
+              <w:rPr>
+                <w:rFonts w:ascii="Arial" w:cs="Arial" w:eastAsia="Arial" w:hAnsi="Arial"/>
+                <w:b w:val="false"/>
+                <w:bCs w:val="false"/>
+                <w:sz w:val="18"/>
+                <w:szCs w:val="18"/>
+              </w:rPr>
+              <w:t xml:space="preserve">0.2 %</w:t>
+            </w:r>
+          </w:p>
+        </w:tc>
+      </w:tr>
+    </w:tbl>
+    <w:p>
+      <w:pPr>
         <w:spacing w:after="120" w:line="276"/>
-        <w:jc w:val="both"/>
+        <w:jc w:val="left"/>
+      </w:pPr>
+      <w:r>
+        <w:rPr>
+          <w:rFonts w:ascii="Arial" w:cs="Arial" w:eastAsia="Arial" w:hAnsi="Arial"/>
+          <w:i/>
+          <w:iCs/>
+          <w:sz w:val="18"/>
+          <w:szCs w:val="18"/>
+        </w:rPr>
+        <w:t xml:space="preserve">* Teórico calculado con la velocidad medida del motor. Con la de diseño (30 rpm) los picos serían −119.8 y 110.7 mm/s.</w:t>
+      </w:r>
+    </w:p>
+    <w:p>
+      <w:pPr>
+        <w:pStyle w:val="Heading2"/>
+      </w:pPr>
+      <w:r>
+        <w:t xml:space="preserve">9.6 Fuentes de discrepancia</w:t>
+      </w:r>
+    </w:p>
+    <w:p>
+      <w:pPr>
+        <w:pStyle w:val="ListParagraph"/>
+        <w:numPr>
+          <w:ilvl w:val="0"/>
+          <w:numId w:val="3"/>
+        </w:numPr>
+        <w:spacing w:after="60" w:line="276"/>
       </w:pPr>
       <w:r>
         <w:rPr>
@@ -16628,7 +18870,7 @@
           <w:sz w:val="22"/>
           <w:szCs w:val="22"/>
         </w:rPr>
-        <w:t xml:space="preserve">Por qué la carrera depende casi solo de la manivela: </w:t>
+        <w:t xml:space="preserve">Velocidad del motor (la diferencia más grande). </w:t>
       </w:r>
       <w:r>
         <w:rPr>
@@ -16636,7 +18878,127 @@
           <w:sz w:val="22"/>
           <w:szCs w:val="22"/>
         </w:rPr>
-        <w:t xml:space="preserve">derivando S = √((a+b)²−c²) − √((b−a)²−c²) respecto de a se obtiene ∂S/∂a ≈ 2 (la carrera es casi 2a), mientras que respecto de b los dos términos casi se cancelan. Por eso conviene medir con vernier la distancia entre centros de la manivela impresa antes de comparar la carrera.</w:t>
+        <w:t xml:space="preserve">El motor no tiene control de velocidad: la velocidad de un motorreductor de CD depende del voltaje de las baterías y de la carga. Giró 45 % más rápido que lo supuesto, lo que no cambia las posiciones pero multiplica las velocidades por 1.447 y las aceleraciones por 2.094 (sección 9.7). Para fijar los 30 rpm haría falta un regulador PWM.</w:t>
+      </w:r>
+    </w:p>
+    <w:p>
+      <w:pPr>
+        <w:pStyle w:val="ListParagraph"/>
+        <w:numPr>
+          <w:ilvl w:val="0"/>
+          <w:numId w:val="3"/>
+        </w:numPr>
+        <w:spacing w:after="60" w:line="276"/>
+      </w:pPr>
+      <w:r>
+        <w:rPr>
+          <w:rFonts w:ascii="Arial" w:cs="Arial" w:eastAsia="Arial" w:hAnsi="Arial"/>
+          <w:b/>
+          <w:bCs/>
+          <w:sz w:val="22"/>
+          <w:szCs w:val="22"/>
+        </w:rPr>
+        <w:t xml:space="preserve">Fricción y carga. </w:t>
+      </w:r>
+      <w:r>
+        <w:rPr>
+          <w:rFonts w:ascii="Arial" w:cs="Arial" w:eastAsia="Arial" w:hAnsi="Arial"/>
+          <w:sz w:val="22"/>
+          <w:szCs w:val="22"/>
+        </w:rPr>
+        <w:t xml:space="preserve">La fricción del bloque en la guía y en los pasadores frena al motor en el avance, cuando el bloque empuja, y lo deja acelerar en el retorno: ω₂ fluctúa ±14 % y α₂ ≠ 0. Por eso los picos de velocidad se desvían en sentidos opuestos (+3.5 % en el retorno, -4.0 % en el avance).</w:t>
+      </w:r>
+    </w:p>
+    <w:p>
+      <w:pPr>
+        <w:pStyle w:val="ListParagraph"/>
+        <w:numPr>
+          <w:ilvl w:val="0"/>
+          <w:numId w:val="3"/>
+        </w:numPr>
+        <w:spacing w:after="60" w:line="276"/>
+      </w:pPr>
+      <w:r>
+        <w:rPr>
+          <w:rFonts w:ascii="Arial" w:cs="Arial" w:eastAsia="Arial" w:hAnsi="Arial"/>
+          <w:b/>
+          <w:bCs/>
+          <w:sz w:val="22"/>
+          <w:szCs w:val="22"/>
+        </w:rPr>
+        <w:t xml:space="preserve">Holguras. </w:t>
+      </w:r>
+      <w:r>
+        <w:rPr>
+          <w:rFonts w:ascii="Arial" w:cs="Arial" w:eastAsia="Arial" w:hAnsi="Arial"/>
+          <w:sz w:val="22"/>
+          <w:szCs w:val="22"/>
+        </w:rPr>
+        <w:t xml:space="preserve">En el retorno el bloque queda en promedio 1.7 mm detrás de la posición teórica y en el avance 0.1 mm; la diferencia entre ambos sentidos (1.6 mm) es el juego que se pierde al invertir el movimiento. Es del orden del juego estimado con las holguras de diseño (0.25 mm radial en tres pasadores: hasta 1.5 mm).</w:t>
+      </w:r>
+    </w:p>
+    <w:p>
+      <w:pPr>
+        <w:pStyle w:val="ListParagraph"/>
+        <w:numPr>
+          <w:ilvl w:val="0"/>
+          <w:numId w:val="3"/>
+        </w:numPr>
+        <w:spacing w:after="60" w:line="276"/>
+      </w:pPr>
+      <w:r>
+        <w:rPr>
+          <w:rFonts w:ascii="Arial" w:cs="Arial" w:eastAsia="Arial" w:hAnsi="Arial"/>
+          <w:b/>
+          <w:bCs/>
+          <w:sz w:val="22"/>
+          <w:szCs w:val="22"/>
+        </w:rPr>
+        <w:t xml:space="preserve">Tolerancias de manufactura. </w:t>
+      </w:r>
+      <w:r>
+        <w:rPr>
+          <w:rFonts w:ascii="Arial" w:cs="Arial" w:eastAsia="Arial" w:hAnsi="Arial"/>
+          <w:sz w:val="22"/>
+          <w:szCs w:val="22"/>
+        </w:rPr>
+        <w:t xml:space="preserve">La biela (132.2 mm) y la manivela (34.1 mm) coinciden con el diseño dentro de la dispersión de la medición. El descentrado medido (-17.1 mm) es unos 3 mm menor en magnitud, pero el punto muerto interior medido (94.92 mm) coincide mejor con c = −20 mm (94.92 mm) que con c = -17.1 mm (95.49 mm), así que esa diferencia es sobre todo de la medición (perspectiva vertical) y no del modelo. Como la carrera depende casi solo de a (∂S/∂a ≈ 2, ∂S/∂c ≈ −0.09), las tolerancias tienen un efecto menor que la velocidad del motor.</w:t>
+      </w:r>
+    </w:p>
+    <w:p>
+      <w:pPr>
+        <w:pStyle w:val="ListParagraph"/>
+        <w:numPr>
+          <w:ilvl w:val="0"/>
+          <w:numId w:val="3"/>
+        </w:numPr>
+        <w:spacing w:after="60" w:line="276"/>
+      </w:pPr>
+      <w:r>
+        <w:rPr>
+          <w:rFonts w:ascii="Arial" w:cs="Arial" w:eastAsia="Arial" w:hAnsi="Arial"/>
+          <w:b/>
+          <w:bCs/>
+          <w:sz w:val="22"/>
+          <w:szCs w:val="22"/>
+        </w:rPr>
+        <w:t xml:space="preserve">Medición. </w:t>
+      </w:r>
+      <w:r>
+        <w:rPr>
+          <w:rFonts w:ascii="Arial" w:cs="Arial" w:eastAsia="Arial" w:hAnsi="Arial"/>
+          <w:sz w:val="22"/>
+          <w:szCs w:val="22"/>
+        </w:rPr>
+        <w:t xml:space="preserve">Resolución de ≈ 0.72 mm por píxel; a 43 rpm y 30 cuadros/s la manivela gira 8.7° entre cuadros; cámara sostenida a mano; el pasador B se oculta cerca del punto muerto exterior; y la derivación numérica amplifica el ruido de la posición. Un trípode, más cuadros por segundo y una marca de color en el bloque reducirían estos errores.</w:t>
+      </w:r>
+    </w:p>
+    <w:p>
+      <w:pPr>
+        <w:pStyle w:val="Heading2"/>
+      </w:pPr>
+      <w:r>
+        <w:t xml:space="preserve">9.7 Resultados a la velocidad medida</w:t>
       </w:r>
     </w:p>
     <w:p>
@@ -16650,19 +19012,871 @@
           <w:sz w:val="22"/>
           <w:szCs w:val="22"/>
         </w:rPr>
-        <w:t xml:space="preserve">Discusión con los resultados medidos: </w:t>
-      </w:r>
+        <w:t xml:space="preserve">Con α₂ = 0, las velocidades son proporcionales a ω₂ y las aceleraciones a ω₂², mientras que las posiciones y el ángulo de transmisión no dependen de la velocidad. Escalando los resultados del inciso e a la velocidad medida (factor 1.4472 para velocidades y 2.0944 para aceleraciones):</w:t>
+      </w:r>
+    </w:p>
+    <w:p>
+      <w:pPr>
+        <w:keepNext/>
+        <w:spacing w:after="60" w:before="160"/>
+        <w:jc w:val="center"/>
+      </w:pPr>
       <w:r>
         <w:rPr>
           <w:rFonts w:ascii="Arial" w:cs="Arial" w:eastAsia="Arial" w:hAnsi="Arial"/>
           <w:b/>
           <w:bCs/>
-          <w:sz w:val="22"/>
-          <w:szCs w:val="22"/>
-          <w:highlight w:val="yellow"/>
-        </w:rPr>
-        <w:t xml:space="preserve">[COMPLETAR: indicar cuál fuente explica mejor la diferencia observada entre lo medido y lo teórico]</w:t>
-      </w:r>
+          <w:sz w:val="20"/>
+          <w:szCs w:val="20"/>
+        </w:rPr>
+        <w:t xml:space="preserve">Tabla 9. </w:t>
+      </w:r>
+      <w:r>
+        <w:rPr>
+          <w:rFonts w:ascii="Arial" w:cs="Arial" w:eastAsia="Arial" w:hAnsi="Arial"/>
+          <w:sz w:val="20"/>
+          <w:szCs w:val="20"/>
+        </w:rPr>
+        <w:t xml:space="preserve">Valores máximos a la velocidad de diseño y a la velocidad medida</w:t>
+      </w:r>
+    </w:p>
+    <w:tbl>
+      <w:tblPr>
+        <w:tblW w:type="dxa" w:w="9360"/>
+        <w:jc w:val="center"/>
+        <w:tblBorders>
+          <w:top w:val="single" w:color="auto" w:sz="4"/>
+          <w:left w:val="single" w:color="auto" w:sz="4"/>
+          <w:bottom w:val="single" w:color="auto" w:sz="4"/>
+          <w:right w:val="single" w:color="auto" w:sz="4"/>
+          <w:insideH w:val="single" w:color="auto" w:sz="4"/>
+          <w:insideV w:val="single" w:color="auto" w:sz="4"/>
+        </w:tblBorders>
+      </w:tblPr>
+      <w:tblGrid>
+        <w:gridCol w:w="3760"/>
+        <w:gridCol w:w="2800"/>
+        <w:gridCol w:w="2800"/>
+      </w:tblGrid>
+      <w:tr>
+        <w:trPr>
+          <w:tblHeader/>
+        </w:trPr>
+        <w:tc>
+          <w:tcPr>
+            <w:tcW w:type="dxa" w:w="3760"/>
+            <w:tcBorders>
+              <w:top w:val="single" w:color="BFBFBF" w:sz="4"/>
+              <w:left w:val="single" w:color="BFBFBF" w:sz="4"/>
+              <w:bottom w:val="single" w:color="BFBFBF" w:sz="4"/>
+              <w:right w:val="single" w:color="BFBFBF" w:sz="4"/>
+            </w:tcBorders>
+            <w:shd w:fill="D9E1F2" w:color="auto" w:val="clear"/>
+            <w:tcMar>
+              <w:top w:type="dxa" w:w="50"/>
+              <w:left w:type="dxa" w:w="80"/>
+              <w:bottom w:type="dxa" w:w="50"/>
+              <w:right w:type="dxa" w:w="80"/>
+            </w:tcMar>
+            <w:vAlign w:val="center"/>
+          </w:tcPr>
+          <w:p>
+            <w:pPr>
+              <w:jc w:val="center"/>
+            </w:pPr>
+            <w:r>
+              <w:rPr>
+                <w:rFonts w:ascii="Arial" w:cs="Arial" w:eastAsia="Arial" w:hAnsi="Arial"/>
+                <w:b/>
+                <w:bCs/>
+                <w:sz w:val="18"/>
+                <w:szCs w:val="18"/>
+              </w:rPr>
+              <w:t xml:space="preserve">Magnitud</w:t>
+            </w:r>
+          </w:p>
+        </w:tc>
+        <w:tc>
+          <w:tcPr>
+            <w:tcW w:type="dxa" w:w="2800"/>
+            <w:tcBorders>
+              <w:top w:val="single" w:color="BFBFBF" w:sz="4"/>
+              <w:left w:val="single" w:color="BFBFBF" w:sz="4"/>
+              <w:bottom w:val="single" w:color="BFBFBF" w:sz="4"/>
+              <w:right w:val="single" w:color="BFBFBF" w:sz="4"/>
+            </w:tcBorders>
+            <w:shd w:fill="D9E1F2" w:color="auto" w:val="clear"/>
+            <w:tcMar>
+              <w:top w:type="dxa" w:w="50"/>
+              <w:left w:type="dxa" w:w="80"/>
+              <w:bottom w:type="dxa" w:w="50"/>
+              <w:right w:type="dxa" w:w="80"/>
+            </w:tcMar>
+            <w:vAlign w:val="center"/>
+          </w:tcPr>
+          <w:p>
+            <w:pPr>
+              <w:jc w:val="center"/>
+            </w:pPr>
+            <w:r>
+              <w:rPr>
+                <w:rFonts w:ascii="Arial" w:cs="Arial" w:eastAsia="Arial" w:hAnsi="Arial"/>
+                <w:b/>
+                <w:bCs/>
+                <w:sz w:val="18"/>
+                <w:szCs w:val="18"/>
+              </w:rPr>
+              <w:t xml:space="preserve">30 rpm (diseño)</w:t>
+            </w:r>
+          </w:p>
+        </w:tc>
+        <w:tc>
+          <w:tcPr>
+            <w:tcW w:type="dxa" w:w="2800"/>
+            <w:tcBorders>
+              <w:top w:val="single" w:color="BFBFBF" w:sz="4"/>
+              <w:left w:val="single" w:color="BFBFBF" w:sz="4"/>
+              <w:bottom w:val="single" w:color="BFBFBF" w:sz="4"/>
+              <w:right w:val="single" w:color="BFBFBF" w:sz="4"/>
+            </w:tcBorders>
+            <w:shd w:fill="D9E1F2" w:color="auto" w:val="clear"/>
+            <w:tcMar>
+              <w:top w:type="dxa" w:w="50"/>
+              <w:left w:type="dxa" w:w="80"/>
+              <w:bottom w:type="dxa" w:w="50"/>
+              <w:right w:type="dxa" w:w="80"/>
+            </w:tcMar>
+            <w:vAlign w:val="center"/>
+          </w:tcPr>
+          <w:p>
+            <w:pPr>
+              <w:jc w:val="center"/>
+            </w:pPr>
+            <w:r>
+              <w:rPr>
+                <w:rFonts w:ascii="Arial" w:cs="Arial" w:eastAsia="Arial" w:hAnsi="Arial"/>
+                <w:b/>
+                <w:bCs/>
+                <w:sz w:val="18"/>
+                <w:szCs w:val="18"/>
+              </w:rPr>
+              <w:t xml:space="preserve">43.4 rpm (medida)</w:t>
+            </w:r>
+          </w:p>
+        </w:tc>
+      </w:tr>
+      <w:tr>
+        <w:tc>
+          <w:tcPr>
+            <w:tcW w:type="dxa" w:w="3760"/>
+            <w:tcBorders>
+              <w:top w:val="single" w:color="BFBFBF" w:sz="4"/>
+              <w:left w:val="single" w:color="BFBFBF" w:sz="4"/>
+              <w:bottom w:val="single" w:color="BFBFBF" w:sz="4"/>
+              <w:right w:val="single" w:color="BFBFBF" w:sz="4"/>
+            </w:tcBorders>
+            <w:tcMar>
+              <w:top w:type="dxa" w:w="50"/>
+              <w:left w:type="dxa" w:w="80"/>
+              <w:bottom w:type="dxa" w:w="50"/>
+              <w:right w:type="dxa" w:w="80"/>
+            </w:tcMar>
+            <w:vAlign w:val="center"/>
+          </w:tcPr>
+          <w:p>
+            <w:pPr>
+              <w:jc w:val="left"/>
+            </w:pPr>
+            <w:r>
+              <w:rPr>
+                <w:rFonts w:ascii="Arial" w:cs="Arial" w:eastAsia="Arial" w:hAnsi="Arial"/>
+                <w:b w:val="false"/>
+                <w:bCs w:val="false"/>
+                <w:sz w:val="18"/>
+                <w:szCs w:val="18"/>
+              </w:rPr>
+              <w:t xml:space="preserve">|V_A| (mm/s)</w:t>
+            </w:r>
+          </w:p>
+        </w:tc>
+        <w:tc>
+          <w:tcPr>
+            <w:tcW w:type="dxa" w:w="2800"/>
+            <w:tcBorders>
+              <w:top w:val="single" w:color="BFBFBF" w:sz="4"/>
+              <w:left w:val="single" w:color="BFBFBF" w:sz="4"/>
+              <w:bottom w:val="single" w:color="BFBFBF" w:sz="4"/>
+              <w:right w:val="single" w:color="BFBFBF" w:sz="4"/>
+            </w:tcBorders>
+            <w:tcMar>
+              <w:top w:type="dxa" w:w="50"/>
+              <w:left w:type="dxa" w:w="80"/>
+              <w:bottom w:type="dxa" w:w="50"/>
+              <w:right w:type="dxa" w:w="80"/>
+            </w:tcMar>
+            <w:vAlign w:val="center"/>
+          </w:tcPr>
+          <w:p>
+            <w:pPr>
+              <w:jc w:val="center"/>
+            </w:pPr>
+            <w:r>
+              <w:rPr>
+                <w:rFonts w:ascii="Arial" w:cs="Arial" w:eastAsia="Arial" w:hAnsi="Arial"/>
+                <w:b w:val="false"/>
+                <w:bCs w:val="false"/>
+                <w:sz w:val="18"/>
+                <w:szCs w:val="18"/>
+              </w:rPr>
+              <w:t xml:space="preserve">110.0</w:t>
+            </w:r>
+          </w:p>
+        </w:tc>
+        <w:tc>
+          <w:tcPr>
+            <w:tcW w:type="dxa" w:w="2800"/>
+            <w:tcBorders>
+              <w:top w:val="single" w:color="BFBFBF" w:sz="4"/>
+              <w:left w:val="single" w:color="BFBFBF" w:sz="4"/>
+              <w:bottom w:val="single" w:color="BFBFBF" w:sz="4"/>
+              <w:right w:val="single" w:color="BFBFBF" w:sz="4"/>
+            </w:tcBorders>
+            <w:tcMar>
+              <w:top w:type="dxa" w:w="50"/>
+              <w:left w:type="dxa" w:w="80"/>
+              <w:bottom w:type="dxa" w:w="50"/>
+              <w:right w:type="dxa" w:w="80"/>
+            </w:tcMar>
+            <w:vAlign w:val="center"/>
+          </w:tcPr>
+          <w:p>
+            <w:pPr>
+              <w:jc w:val="center"/>
+            </w:pPr>
+            <w:r>
+              <w:rPr>
+                <w:rFonts w:ascii="Arial" w:cs="Arial" w:eastAsia="Arial" w:hAnsi="Arial"/>
+                <w:b w:val="false"/>
+                <w:bCs w:val="false"/>
+                <w:sz w:val="18"/>
+                <w:szCs w:val="18"/>
+              </w:rPr>
+              <w:t xml:space="preserve">159.1</w:t>
+            </w:r>
+          </w:p>
+        </w:tc>
+      </w:tr>
+      <w:tr>
+        <w:tc>
+          <w:tcPr>
+            <w:tcW w:type="dxa" w:w="3760"/>
+            <w:tcBorders>
+              <w:top w:val="single" w:color="BFBFBF" w:sz="4"/>
+              <w:left w:val="single" w:color="BFBFBF" w:sz="4"/>
+              <w:bottom w:val="single" w:color="BFBFBF" w:sz="4"/>
+              <w:right w:val="single" w:color="BFBFBF" w:sz="4"/>
+            </w:tcBorders>
+            <w:tcMar>
+              <w:top w:type="dxa" w:w="50"/>
+              <w:left w:type="dxa" w:w="80"/>
+              <w:bottom w:type="dxa" w:w="50"/>
+              <w:right w:type="dxa" w:w="80"/>
+            </w:tcMar>
+            <w:vAlign w:val="center"/>
+          </w:tcPr>
+          <w:p>
+            <w:pPr>
+              <w:jc w:val="left"/>
+            </w:pPr>
+            <w:r>
+              <w:rPr>
+                <w:rFonts w:ascii="Arial" w:cs="Arial" w:eastAsia="Arial" w:hAnsi="Arial"/>
+                <w:b w:val="false"/>
+                <w:bCs w:val="false"/>
+                <w:sz w:val="18"/>
+                <w:szCs w:val="18"/>
+              </w:rPr>
+              <w:t xml:space="preserve">|A_A| (mm/s²)</w:t>
+            </w:r>
+          </w:p>
+        </w:tc>
+        <w:tc>
+          <w:tcPr>
+            <w:tcW w:type="dxa" w:w="2800"/>
+            <w:tcBorders>
+              <w:top w:val="single" w:color="BFBFBF" w:sz="4"/>
+              <w:left w:val="single" w:color="BFBFBF" w:sz="4"/>
+              <w:bottom w:val="single" w:color="BFBFBF" w:sz="4"/>
+              <w:right w:val="single" w:color="BFBFBF" w:sz="4"/>
+            </w:tcBorders>
+            <w:tcMar>
+              <w:top w:type="dxa" w:w="50"/>
+              <w:left w:type="dxa" w:w="80"/>
+              <w:bottom w:type="dxa" w:w="50"/>
+              <w:right w:type="dxa" w:w="80"/>
+            </w:tcMar>
+            <w:vAlign w:val="center"/>
+          </w:tcPr>
+          <w:p>
+            <w:pPr>
+              <w:jc w:val="center"/>
+            </w:pPr>
+            <w:r>
+              <w:rPr>
+                <w:rFonts w:ascii="Arial" w:cs="Arial" w:eastAsia="Arial" w:hAnsi="Arial"/>
+                <w:b w:val="false"/>
+                <w:bCs w:val="false"/>
+                <w:sz w:val="18"/>
+                <w:szCs w:val="18"/>
+              </w:rPr>
+              <w:t xml:space="preserve">345.4</w:t>
+            </w:r>
+          </w:p>
+        </w:tc>
+        <w:tc>
+          <w:tcPr>
+            <w:tcW w:type="dxa" w:w="2800"/>
+            <w:tcBorders>
+              <w:top w:val="single" w:color="BFBFBF" w:sz="4"/>
+              <w:left w:val="single" w:color="BFBFBF" w:sz="4"/>
+              <w:bottom w:val="single" w:color="BFBFBF" w:sz="4"/>
+              <w:right w:val="single" w:color="BFBFBF" w:sz="4"/>
+            </w:tcBorders>
+            <w:tcMar>
+              <w:top w:type="dxa" w:w="50"/>
+              <w:left w:type="dxa" w:w="80"/>
+              <w:bottom w:type="dxa" w:w="50"/>
+              <w:right w:type="dxa" w:w="80"/>
+            </w:tcMar>
+            <w:vAlign w:val="center"/>
+          </w:tcPr>
+          <w:p>
+            <w:pPr>
+              <w:jc w:val="center"/>
+            </w:pPr>
+            <w:r>
+              <w:rPr>
+                <w:rFonts w:ascii="Arial" w:cs="Arial" w:eastAsia="Arial" w:hAnsi="Arial"/>
+                <w:b w:val="false"/>
+                <w:bCs w:val="false"/>
+                <w:sz w:val="18"/>
+                <w:szCs w:val="18"/>
+              </w:rPr>
+              <w:t xml:space="preserve">723.5</w:t>
+            </w:r>
+          </w:p>
+        </w:tc>
+      </w:tr>
+      <w:tr>
+        <w:tc>
+          <w:tcPr>
+            <w:tcW w:type="dxa" w:w="3760"/>
+            <w:tcBorders>
+              <w:top w:val="single" w:color="BFBFBF" w:sz="4"/>
+              <w:left w:val="single" w:color="BFBFBF" w:sz="4"/>
+              <w:bottom w:val="single" w:color="BFBFBF" w:sz="4"/>
+              <w:right w:val="single" w:color="BFBFBF" w:sz="4"/>
+            </w:tcBorders>
+            <w:tcMar>
+              <w:top w:type="dxa" w:w="50"/>
+              <w:left w:type="dxa" w:w="80"/>
+              <w:bottom w:type="dxa" w:w="50"/>
+              <w:right w:type="dxa" w:w="80"/>
+            </w:tcMar>
+            <w:vAlign w:val="center"/>
+          </w:tcPr>
+          <w:p>
+            <w:pPr>
+              <w:jc w:val="left"/>
+            </w:pPr>
+            <w:r>
+              <w:rPr>
+                <w:rFonts w:ascii="Arial" w:cs="Arial" w:eastAsia="Arial" w:hAnsi="Arial"/>
+                <w:b w:val="false"/>
+                <w:bCs w:val="false"/>
+                <w:sz w:val="18"/>
+                <w:szCs w:val="18"/>
+              </w:rPr>
+              <w:t xml:space="preserve">max |V_B| (mm/s)</w:t>
+            </w:r>
+          </w:p>
+        </w:tc>
+        <w:tc>
+          <w:tcPr>
+            <w:tcW w:type="dxa" w:w="2800"/>
+            <w:tcBorders>
+              <w:top w:val="single" w:color="BFBFBF" w:sz="4"/>
+              <w:left w:val="single" w:color="BFBFBF" w:sz="4"/>
+              <w:bottom w:val="single" w:color="BFBFBF" w:sz="4"/>
+              <w:right w:val="single" w:color="BFBFBF" w:sz="4"/>
+            </w:tcBorders>
+            <w:tcMar>
+              <w:top w:type="dxa" w:w="50"/>
+              <w:left w:type="dxa" w:w="80"/>
+              <w:bottom w:type="dxa" w:w="50"/>
+              <w:right w:type="dxa" w:w="80"/>
+            </w:tcMar>
+            <w:vAlign w:val="center"/>
+          </w:tcPr>
+          <w:p>
+            <w:pPr>
+              <w:jc w:val="center"/>
+            </w:pPr>
+            <w:r>
+              <w:rPr>
+                <w:rFonts w:ascii="Arial" w:cs="Arial" w:eastAsia="Arial" w:hAnsi="Arial"/>
+                <w:b w:val="false"/>
+                <w:bCs w:val="false"/>
+                <w:sz w:val="18"/>
+                <w:szCs w:val="18"/>
+              </w:rPr>
+              <w:t xml:space="preserve">119.8</w:t>
+            </w:r>
+          </w:p>
+        </w:tc>
+        <w:tc>
+          <w:tcPr>
+            <w:tcW w:type="dxa" w:w="2800"/>
+            <w:tcBorders>
+              <w:top w:val="single" w:color="BFBFBF" w:sz="4"/>
+              <w:left w:val="single" w:color="BFBFBF" w:sz="4"/>
+              <w:bottom w:val="single" w:color="BFBFBF" w:sz="4"/>
+              <w:right w:val="single" w:color="BFBFBF" w:sz="4"/>
+            </w:tcBorders>
+            <w:tcMar>
+              <w:top w:type="dxa" w:w="50"/>
+              <w:left w:type="dxa" w:w="80"/>
+              <w:bottom w:type="dxa" w:w="50"/>
+              <w:right w:type="dxa" w:w="80"/>
+            </w:tcMar>
+            <w:vAlign w:val="center"/>
+          </w:tcPr>
+          <w:p>
+            <w:pPr>
+              <w:jc w:val="center"/>
+            </w:pPr>
+            <w:r>
+              <w:rPr>
+                <w:rFonts w:ascii="Arial" w:cs="Arial" w:eastAsia="Arial" w:hAnsi="Arial"/>
+                <w:b w:val="false"/>
+                <w:bCs w:val="false"/>
+                <w:sz w:val="18"/>
+                <w:szCs w:val="18"/>
+              </w:rPr>
+              <w:t xml:space="preserve">173.4</w:t>
+            </w:r>
+          </w:p>
+        </w:tc>
+      </w:tr>
+      <w:tr>
+        <w:tc>
+          <w:tcPr>
+            <w:tcW w:type="dxa" w:w="3760"/>
+            <w:tcBorders>
+              <w:top w:val="single" w:color="BFBFBF" w:sz="4"/>
+              <w:left w:val="single" w:color="BFBFBF" w:sz="4"/>
+              <w:bottom w:val="single" w:color="BFBFBF" w:sz="4"/>
+              <w:right w:val="single" w:color="BFBFBF" w:sz="4"/>
+            </w:tcBorders>
+            <w:tcMar>
+              <w:top w:type="dxa" w:w="50"/>
+              <w:left w:type="dxa" w:w="80"/>
+              <w:bottom w:type="dxa" w:w="50"/>
+              <w:right w:type="dxa" w:w="80"/>
+            </w:tcMar>
+            <w:vAlign w:val="center"/>
+          </w:tcPr>
+          <w:p>
+            <w:pPr>
+              <w:jc w:val="left"/>
+            </w:pPr>
+            <w:r>
+              <w:rPr>
+                <w:rFonts w:ascii="Arial" w:cs="Arial" w:eastAsia="Arial" w:hAnsi="Arial"/>
+                <w:b w:val="false"/>
+                <w:bCs w:val="false"/>
+                <w:sz w:val="18"/>
+                <w:szCs w:val="18"/>
+              </w:rPr>
+              <w:t xml:space="preserve">max |A_B| (mm/s²)</w:t>
+            </w:r>
+          </w:p>
+        </w:tc>
+        <w:tc>
+          <w:tcPr>
+            <w:tcW w:type="dxa" w:w="2800"/>
+            <w:tcBorders>
+              <w:top w:val="single" w:color="BFBFBF" w:sz="4"/>
+              <w:left w:val="single" w:color="BFBFBF" w:sz="4"/>
+              <w:bottom w:val="single" w:color="BFBFBF" w:sz="4"/>
+              <w:right w:val="single" w:color="BFBFBF" w:sz="4"/>
+            </w:tcBorders>
+            <w:tcMar>
+              <w:top w:type="dxa" w:w="50"/>
+              <w:left w:type="dxa" w:w="80"/>
+              <w:bottom w:type="dxa" w:w="50"/>
+              <w:right w:type="dxa" w:w="80"/>
+            </w:tcMar>
+            <w:vAlign w:val="center"/>
+          </w:tcPr>
+          <w:p>
+            <w:pPr>
+              <w:jc w:val="center"/>
+            </w:pPr>
+            <w:r>
+              <w:rPr>
+                <w:rFonts w:ascii="Arial" w:cs="Arial" w:eastAsia="Arial" w:hAnsi="Arial"/>
+                <w:b w:val="false"/>
+                <w:bCs w:val="false"/>
+                <w:sz w:val="18"/>
+                <w:szCs w:val="18"/>
+              </w:rPr>
+              <w:t xml:space="preserve">441.5</w:t>
+            </w:r>
+          </w:p>
+        </w:tc>
+        <w:tc>
+          <w:tcPr>
+            <w:tcW w:type="dxa" w:w="2800"/>
+            <w:tcBorders>
+              <w:top w:val="single" w:color="BFBFBF" w:sz="4"/>
+              <w:left w:val="single" w:color="BFBFBF" w:sz="4"/>
+              <w:bottom w:val="single" w:color="BFBFBF" w:sz="4"/>
+              <w:right w:val="single" w:color="BFBFBF" w:sz="4"/>
+            </w:tcBorders>
+            <w:tcMar>
+              <w:top w:type="dxa" w:w="50"/>
+              <w:left w:type="dxa" w:w="80"/>
+              <w:bottom w:type="dxa" w:w="50"/>
+              <w:right w:type="dxa" w:w="80"/>
+            </w:tcMar>
+            <w:vAlign w:val="center"/>
+          </w:tcPr>
+          <w:p>
+            <w:pPr>
+              <w:jc w:val="center"/>
+            </w:pPr>
+            <w:r>
+              <w:rPr>
+                <w:rFonts w:ascii="Arial" w:cs="Arial" w:eastAsia="Arial" w:hAnsi="Arial"/>
+                <w:b w:val="false"/>
+                <w:bCs w:val="false"/>
+                <w:sz w:val="18"/>
+                <w:szCs w:val="18"/>
+              </w:rPr>
+              <w:t xml:space="preserve">924.6</w:t>
+            </w:r>
+          </w:p>
+        </w:tc>
+      </w:tr>
+      <w:tr>
+        <w:tc>
+          <w:tcPr>
+            <w:tcW w:type="dxa" w:w="3760"/>
+            <w:tcBorders>
+              <w:top w:val="single" w:color="BFBFBF" w:sz="4"/>
+              <w:left w:val="single" w:color="BFBFBF" w:sz="4"/>
+              <w:bottom w:val="single" w:color="BFBFBF" w:sz="4"/>
+              <w:right w:val="single" w:color="BFBFBF" w:sz="4"/>
+            </w:tcBorders>
+            <w:tcMar>
+              <w:top w:type="dxa" w:w="50"/>
+              <w:left w:type="dxa" w:w="80"/>
+              <w:bottom w:type="dxa" w:w="50"/>
+              <w:right w:type="dxa" w:w="80"/>
+            </w:tcMar>
+            <w:vAlign w:val="center"/>
+          </w:tcPr>
+          <w:p>
+            <w:pPr>
+              <w:jc w:val="left"/>
+            </w:pPr>
+            <w:r>
+              <w:rPr>
+                <w:rFonts w:ascii="Arial" w:cs="Arial" w:eastAsia="Arial" w:hAnsi="Arial"/>
+                <w:b w:val="false"/>
+                <w:bCs w:val="false"/>
+                <w:sz w:val="18"/>
+                <w:szCs w:val="18"/>
+              </w:rPr>
+              <w:t xml:space="preserve">max |ω₃| (rad/s)</w:t>
+            </w:r>
+          </w:p>
+        </w:tc>
+        <w:tc>
+          <w:tcPr>
+            <w:tcW w:type="dxa" w:w="2800"/>
+            <w:tcBorders>
+              <w:top w:val="single" w:color="BFBFBF" w:sz="4"/>
+              <w:left w:val="single" w:color="BFBFBF" w:sz="4"/>
+              <w:bottom w:val="single" w:color="BFBFBF" w:sz="4"/>
+              <w:right w:val="single" w:color="BFBFBF" w:sz="4"/>
+            </w:tcBorders>
+            <w:tcMar>
+              <w:top w:type="dxa" w:w="50"/>
+              <w:left w:type="dxa" w:w="80"/>
+              <w:bottom w:type="dxa" w:w="50"/>
+              <w:right w:type="dxa" w:w="80"/>
+            </w:tcMar>
+            <w:vAlign w:val="center"/>
+          </w:tcPr>
+          <w:p>
+            <w:pPr>
+              <w:jc w:val="center"/>
+            </w:pPr>
+            <w:r>
+              <w:rPr>
+                <w:rFonts w:ascii="Arial" w:cs="Arial" w:eastAsia="Arial" w:hAnsi="Arial"/>
+                <w:b w:val="false"/>
+                <w:bCs w:val="false"/>
+                <w:sz w:val="18"/>
+                <w:szCs w:val="18"/>
+              </w:rPr>
+              <w:t xml:space="preserve">0.843</w:t>
+            </w:r>
+          </w:p>
+        </w:tc>
+        <w:tc>
+          <w:tcPr>
+            <w:tcW w:type="dxa" w:w="2800"/>
+            <w:tcBorders>
+              <w:top w:val="single" w:color="BFBFBF" w:sz="4"/>
+              <w:left w:val="single" w:color="BFBFBF" w:sz="4"/>
+              <w:bottom w:val="single" w:color="BFBFBF" w:sz="4"/>
+              <w:right w:val="single" w:color="BFBFBF" w:sz="4"/>
+            </w:tcBorders>
+            <w:tcMar>
+              <w:top w:type="dxa" w:w="50"/>
+              <w:left w:type="dxa" w:w="80"/>
+              <w:bottom w:type="dxa" w:w="50"/>
+              <w:right w:type="dxa" w:w="80"/>
+            </w:tcMar>
+            <w:vAlign w:val="center"/>
+          </w:tcPr>
+          <w:p>
+            <w:pPr>
+              <w:jc w:val="center"/>
+            </w:pPr>
+            <w:r>
+              <w:rPr>
+                <w:rFonts w:ascii="Arial" w:cs="Arial" w:eastAsia="Arial" w:hAnsi="Arial"/>
+                <w:b w:val="false"/>
+                <w:bCs w:val="false"/>
+                <w:sz w:val="18"/>
+                <w:szCs w:val="18"/>
+              </w:rPr>
+              <w:t xml:space="preserve">1.221</w:t>
+            </w:r>
+          </w:p>
+        </w:tc>
+      </w:tr>
+      <w:tr>
+        <w:tc>
+          <w:tcPr>
+            <w:tcW w:type="dxa" w:w="3760"/>
+            <w:tcBorders>
+              <w:top w:val="single" w:color="BFBFBF" w:sz="4"/>
+              <w:left w:val="single" w:color="BFBFBF" w:sz="4"/>
+              <w:bottom w:val="single" w:color="BFBFBF" w:sz="4"/>
+              <w:right w:val="single" w:color="BFBFBF" w:sz="4"/>
+            </w:tcBorders>
+            <w:tcMar>
+              <w:top w:type="dxa" w:w="50"/>
+              <w:left w:type="dxa" w:w="80"/>
+              <w:bottom w:type="dxa" w:w="50"/>
+              <w:right w:type="dxa" w:w="80"/>
+            </w:tcMar>
+            <w:vAlign w:val="center"/>
+          </w:tcPr>
+          <w:p>
+            <w:pPr>
+              <w:jc w:val="left"/>
+            </w:pPr>
+            <w:r>
+              <w:rPr>
+                <w:rFonts w:ascii="Arial" w:cs="Arial" w:eastAsia="Arial" w:hAnsi="Arial"/>
+                <w:b w:val="false"/>
+                <w:bCs w:val="false"/>
+                <w:sz w:val="18"/>
+                <w:szCs w:val="18"/>
+              </w:rPr>
+              <w:t xml:space="preserve">max |α₃| (rad/s²)</w:t>
+            </w:r>
+          </w:p>
+        </w:tc>
+        <w:tc>
+          <w:tcPr>
+            <w:tcW w:type="dxa" w:w="2800"/>
+            <w:tcBorders>
+              <w:top w:val="single" w:color="BFBFBF" w:sz="4"/>
+              <w:left w:val="single" w:color="BFBFBF" w:sz="4"/>
+              <w:bottom w:val="single" w:color="BFBFBF" w:sz="4"/>
+              <w:right w:val="single" w:color="BFBFBF" w:sz="4"/>
+            </w:tcBorders>
+            <w:tcMar>
+              <w:top w:type="dxa" w:w="50"/>
+              <w:left w:type="dxa" w:w="80"/>
+              <w:bottom w:type="dxa" w:w="50"/>
+              <w:right w:type="dxa" w:w="80"/>
+            </w:tcMar>
+            <w:vAlign w:val="center"/>
+          </w:tcPr>
+          <w:p>
+            <w:pPr>
+              <w:jc w:val="center"/>
+            </w:pPr>
+            <w:r>
+              <w:rPr>
+                <w:rFonts w:ascii="Arial" w:cs="Arial" w:eastAsia="Arial" w:hAnsi="Arial"/>
+                <w:b w:val="false"/>
+                <w:bCs w:val="false"/>
+                <w:sz w:val="18"/>
+                <w:szCs w:val="18"/>
+              </w:rPr>
+              <w:t xml:space="preserve">2.879</w:t>
+            </w:r>
+          </w:p>
+        </w:tc>
+        <w:tc>
+          <w:tcPr>
+            <w:tcW w:type="dxa" w:w="2800"/>
+            <w:tcBorders>
+              <w:top w:val="single" w:color="BFBFBF" w:sz="4"/>
+              <w:left w:val="single" w:color="BFBFBF" w:sz="4"/>
+              <w:bottom w:val="single" w:color="BFBFBF" w:sz="4"/>
+              <w:right w:val="single" w:color="BFBFBF" w:sz="4"/>
+            </w:tcBorders>
+            <w:tcMar>
+              <w:top w:type="dxa" w:w="50"/>
+              <w:left w:type="dxa" w:w="80"/>
+              <w:bottom w:type="dxa" w:w="50"/>
+              <w:right w:type="dxa" w:w="80"/>
+            </w:tcMar>
+            <w:vAlign w:val="center"/>
+          </w:tcPr>
+          <w:p>
+            <w:pPr>
+              <w:jc w:val="center"/>
+            </w:pPr>
+            <w:r>
+              <w:rPr>
+                <w:rFonts w:ascii="Arial" w:cs="Arial" w:eastAsia="Arial" w:hAnsi="Arial"/>
+                <w:b w:val="false"/>
+                <w:bCs w:val="false"/>
+                <w:sz w:val="18"/>
+                <w:szCs w:val="18"/>
+              </w:rPr>
+              <w:t xml:space="preserve">6.029</w:t>
+            </w:r>
+          </w:p>
+        </w:tc>
+      </w:tr>
+      <w:tr>
+        <w:tc>
+          <w:tcPr>
+            <w:tcW w:type="dxa" w:w="3760"/>
+            <w:tcBorders>
+              <w:top w:val="single" w:color="BFBFBF" w:sz="4"/>
+              <w:left w:val="single" w:color="BFBFBF" w:sz="4"/>
+              <w:bottom w:val="single" w:color="BFBFBF" w:sz="4"/>
+              <w:right w:val="single" w:color="BFBFBF" w:sz="4"/>
+            </w:tcBorders>
+            <w:tcMar>
+              <w:top w:type="dxa" w:w="50"/>
+              <w:left w:type="dxa" w:w="80"/>
+              <w:bottom w:type="dxa" w:w="50"/>
+              <w:right w:type="dxa" w:w="80"/>
+            </w:tcMar>
+            <w:vAlign w:val="center"/>
+          </w:tcPr>
+          <w:p>
+            <w:pPr>
+              <w:jc w:val="left"/>
+            </w:pPr>
+            <w:r>
+              <w:rPr>
+                <w:rFonts w:ascii="Arial" w:cs="Arial" w:eastAsia="Arial" w:hAnsi="Arial"/>
+                <w:b w:val="false"/>
+                <w:bCs w:val="false"/>
+                <w:sz w:val="18"/>
+                <w:szCs w:val="18"/>
+              </w:rPr>
+              <w:t xml:space="preserve">Posiciones, carrera y μ</w:t>
+            </w:r>
+          </w:p>
+        </w:tc>
+        <w:tc>
+          <w:tcPr>
+            <w:tcW w:type="dxa" w:w="2800"/>
+            <w:tcBorders>
+              <w:top w:val="single" w:color="BFBFBF" w:sz="4"/>
+              <w:left w:val="single" w:color="BFBFBF" w:sz="4"/>
+              <w:bottom w:val="single" w:color="BFBFBF" w:sz="4"/>
+              <w:right w:val="single" w:color="BFBFBF" w:sz="4"/>
+            </w:tcBorders>
+            <w:tcMar>
+              <w:top w:type="dxa" w:w="50"/>
+              <w:left w:type="dxa" w:w="80"/>
+              <w:bottom w:type="dxa" w:w="50"/>
+              <w:right w:type="dxa" w:w="80"/>
+            </w:tcMar>
+            <w:vAlign w:val="center"/>
+          </w:tcPr>
+          <w:p>
+            <w:pPr>
+              <w:jc w:val="center"/>
+            </w:pPr>
+            <w:r>
+              <w:rPr>
+                <w:rFonts w:ascii="Arial" w:cs="Arial" w:eastAsia="Arial" w:hAnsi="Arial"/>
+                <w:b w:val="false"/>
+                <w:bCs w:val="false"/>
+                <w:sz w:val="18"/>
+                <w:szCs w:val="18"/>
+              </w:rPr>
+              <w:t xml:space="preserve">sin cambio</w:t>
+            </w:r>
+          </w:p>
+        </w:tc>
+        <w:tc>
+          <w:tcPr>
+            <w:tcW w:type="dxa" w:w="2800"/>
+            <w:tcBorders>
+              <w:top w:val="single" w:color="BFBFBF" w:sz="4"/>
+              <w:left w:val="single" w:color="BFBFBF" w:sz="4"/>
+              <w:bottom w:val="single" w:color="BFBFBF" w:sz="4"/>
+              <w:right w:val="single" w:color="BFBFBF" w:sz="4"/>
+            </w:tcBorders>
+            <w:tcMar>
+              <w:top w:type="dxa" w:w="50"/>
+              <w:left w:type="dxa" w:w="80"/>
+              <w:bottom w:type="dxa" w:w="50"/>
+              <w:right w:type="dxa" w:w="80"/>
+            </w:tcMar>
+            <w:vAlign w:val="center"/>
+          </w:tcPr>
+          <w:p>
+            <w:pPr>
+              <w:jc w:val="center"/>
+            </w:pPr>
+            <w:r>
+              <w:rPr>
+                <w:rFonts w:ascii="Arial" w:cs="Arial" w:eastAsia="Arial" w:hAnsi="Arial"/>
+                <w:b w:val="false"/>
+                <w:bCs w:val="false"/>
+                <w:sz w:val="18"/>
+                <w:szCs w:val="18"/>
+              </w:rPr>
+              <w:t xml:space="preserve">sin cambio</w:t>
+            </w:r>
+          </w:p>
+        </w:tc>
+      </w:tr>
+    </w:tbl>
+    <w:p>
+      <w:pPr>
+        <w:spacing w:after="60"/>
+      </w:pPr>
     </w:p>
     <w:p>
       <w:pPr>
@@ -16764,8 +19978,12 @@
     </w:p>
     <w:p>
       <w:pPr>
-        <w:spacing w:after="120" w:line="276"/>
-        <w:jc w:val="both"/>
+        <w:pStyle w:val="ListParagraph"/>
+        <w:numPr>
+          <w:ilvl w:val="0"/>
+          <w:numId w:val="5"/>
+        </w:numPr>
+        <w:spacing w:after="60" w:line="276"/>
       </w:pPr>
       <w:r>
         <w:rPr>
@@ -16773,18 +19991,43 @@
           <w:sz w:val="22"/>
           <w:szCs w:val="22"/>
         </w:rPr>
-        <w:t xml:space="preserve">Contraste experimental: </w:t>
-      </w:r>
-      <w:r>
-        <w:rPr>
-          <w:rFonts w:ascii="Arial" w:cs="Arial" w:eastAsia="Arial" w:hAnsi="Arial"/>
-          <w:b/>
-          <w:bCs/>
+        <w:t xml:space="preserve">El modelo físico reproduce la cinemática calculada: la posición del bloque medida en 127 cuadros difiere de la teórica en 1.77 mm RMS (2.5 % de la carrera) y el punto muerto interior coincide con 0.01 mm de diferencia.</w:t>
+      </w:r>
+    </w:p>
+    <w:p>
+      <w:pPr>
+        <w:pStyle w:val="ListParagraph"/>
+        <w:numPr>
+          <w:ilvl w:val="0"/>
+          <w:numId w:val="5"/>
+        </w:numPr>
+        <w:spacing w:after="60" w:line="276"/>
+      </w:pPr>
+      <w:r>
+        <w:rPr>
+          <w:rFonts w:ascii="Arial" w:cs="Arial" w:eastAsia="Arial" w:hAnsi="Arial"/>
           <w:sz w:val="22"/>
           <w:szCs w:val="22"/>
-          <w:highlight w:val="yellow"/>
-        </w:rPr>
-        <w:t xml:space="preserve">[COMPLETAR: conclusión con las mediciones del modelo físico (incisos d y g)]</w:t>
+        </w:rPr>
+        <w:t xml:space="preserve">El motor giró a 43.4 ± 1.0 rpm, 45 % más rápido que los 30 rpm de diseño. Con la velocidad medida, los picos de velocidad del bloque coinciden con la teoría dentro de ±5 %; en el funcionamiento real la aceleración máxima del bloque sube a 925 mm/s².</w:t>
+      </w:r>
+    </w:p>
+    <w:p>
+      <w:pPr>
+        <w:pStyle w:val="ListParagraph"/>
+        <w:numPr>
+          <w:ilvl w:val="0"/>
+          <w:numId w:val="5"/>
+        </w:numPr>
+        <w:spacing w:after="60" w:line="276"/>
+      </w:pPr>
+      <w:r>
+        <w:rPr>
+          <w:rFonts w:ascii="Arial" w:cs="Arial" w:eastAsia="Arial" w:hAnsi="Arial"/>
+          <w:sz w:val="22"/>
+          <w:szCs w:val="22"/>
+        </w:rPr>
+        <w:t xml:space="preserve">Las principales fuentes de discrepancia son la falta de control de velocidad del motor, que además fluctúa ±14 % por la carga (α₂ ≠ 0), y las holguras de los pasadores (≈ 1.6 mm de juego al invertir el movimiento); las tolerancias de manufactura tienen un efecto menor.</w:t>
       </w:r>
     </w:p>
     <w:p>
@@ -16863,6 +20106,20 @@
           <w:szCs w:val="22"/>
         </w:rPr>
         <w:t xml:space="preserve">Brown, D. (s. f.). Tracker: Video Analysis and Modeling Tool. https://physlets.org/tracker/</w:t>
+      </w:r>
+    </w:p>
+    <w:p>
+      <w:pPr>
+        <w:spacing w:after="100"/>
+        <w:ind w:left="567" w:hanging="567"/>
+      </w:pPr>
+      <w:r>
+        <w:rPr>
+          <w:rFonts w:ascii="Arial" w:cs="Arial" w:eastAsia="Arial" w:hAnsi="Arial"/>
+          <w:sz w:val="22"/>
+          <w:szCs w:val="22"/>
+        </w:rPr>
+        <w:t xml:space="preserve">Bradski, G. (2000). The OpenCV Library. Dr. Dobb’s Journal of Software Tools.</w:t>
       </w:r>
     </w:p>
     <w:p>
@@ -16906,7 +20163,7 @@
           <w:sz w:val="20"/>
           <w:szCs w:val="20"/>
         </w:rPr>
-        <w:t xml:space="preserve">Tabla 8. </w:t>
+        <w:t xml:space="preserve">Tabla 10. </w:t>
       </w:r>
       <w:r>
         <w:rPr>
@@ -20259,7 +23516,7 @@
           <wp:inline distT="0" distB="0" distL="0" distR="0">
             <wp:extent cx="5943600" cy="3114675"/>
             <wp:effectExtent t="0" r="0" b="0" l="0"/>
-            <wp:docPr id="1" name="fig7" descr="Calculadora de Mecanismos en θ₂ = 36° (posición 2): mismos valores que el ejemplo resuelto de la sección 7.3." title="Figura 7"/>
+            <wp:docPr id="1" name="fig13" descr="Calculadora de Mecanismos en θ₂ = 36° (posición 2): mismos valores que el ejemplo resuelto de la sección 7.3." title="Figura 13"/>
             <wp:cNvGraphicFramePr>
               <a:graphicFrameLocks xmlns:a="http://schemas.openxmlformats.org/drawingml/2006/main" noChangeAspect="1"/>
             </wp:cNvGraphicFramePr>
@@ -20273,7 +23530,7 @@
                     </pic:cNvPicPr>
                   </pic:nvPicPr>
                   <pic:blipFill>
-                    <a:blip r:embed="rId15" cstate="none"/>
+                    <a:blip r:embed="rId21" cstate="none"/>
                     <a:srcRect/>
                     <a:stretch>
                       <a:fillRect/>
@@ -20310,7 +23567,7 @@
           <w:sz w:val="19"/>
           <w:szCs w:val="19"/>
         </w:rPr>
-        <w:t xml:space="preserve">Figura 7. </w:t>
+        <w:t xml:space="preserve">Figura 13. </w:t>
       </w:r>
       <w:r>
         <w:rPr>
@@ -20334,7 +23591,7 @@
           <wp:inline distT="0" distB="0" distL="0" distR="0">
             <wp:extent cx="5943600" cy="3114675"/>
             <wp:effectExtent t="0" r="0" b="0" l="0"/>
-            <wp:docPr id="1" name="fig8" descr="Calculadora de Mecanismos en θ₂ = 216° (posición 7)." title="Figura 8"/>
+            <wp:docPr id="1" name="fig14" descr="Calculadora de Mecanismos en θ₂ = 216° (posición 7)." title="Figura 14"/>
             <wp:cNvGraphicFramePr>
               <a:graphicFrameLocks xmlns:a="http://schemas.openxmlformats.org/drawingml/2006/main" noChangeAspect="1"/>
             </wp:cNvGraphicFramePr>
@@ -20348,7 +23605,7 @@
                     </pic:cNvPicPr>
                   </pic:nvPicPr>
                   <pic:blipFill>
-                    <a:blip r:embed="rId16" cstate="none"/>
+                    <a:blip r:embed="rId22" cstate="none"/>
                     <a:srcRect/>
                     <a:stretch>
                       <a:fillRect/>
@@ -20385,7 +23642,7 @@
           <w:sz w:val="19"/>
           <w:szCs w:val="19"/>
         </w:rPr>
-        <w:t xml:space="preserve">Figura 8. </w:t>
+        <w:t xml:space="preserve">Figura 14. </w:t>
       </w:r>
       <w:r>
         <w:rPr>
@@ -20453,7 +23710,7 @@
           <w:sz w:val="20"/>
           <w:szCs w:val="20"/>
         </w:rPr>
-        <w:t xml:space="preserve">Tabla 9. </w:t>
+        <w:t xml:space="preserve">Tabla 11. </w:t>
       </w:r>
       <w:r>
         <w:rPr>
@@ -21212,7 +24469,7 @@
           <wp:inline distT="0" distB="0" distL="0" distR="0">
             <wp:extent cx="5943600" cy="3457575"/>
             <wp:effectExtent t="0" r="0" b="0" l="0"/>
-            <wp:docPr id="1" name="fig9" descr="Hoja &quot;P2 e) 10 posiciones&quot; del Excel: los 10 cálculos y la comprobación contra la calculadora de MATLAB." title="Figura 9"/>
+            <wp:docPr id="1" name="fig15" descr="Hoja &quot;P2 e) 10 posiciones&quot; del Excel: los 10 cálculos y la comprobación contra la calculadora de MATLAB." title="Figura 15"/>
             <wp:cNvGraphicFramePr>
               <a:graphicFrameLocks xmlns:a="http://schemas.openxmlformats.org/drawingml/2006/main" noChangeAspect="1"/>
             </wp:cNvGraphicFramePr>
@@ -21226,7 +24483,7 @@
                     </pic:cNvPicPr>
                   </pic:nvPicPr>
                   <pic:blipFill>
-                    <a:blip r:embed="rId17" cstate="none"/>
+                    <a:blip r:embed="rId23" cstate="none"/>
                     <a:srcRect/>
                     <a:stretch>
                       <a:fillRect/>
@@ -21263,7 +24520,7 @@
           <w:sz w:val="19"/>
           <w:szCs w:val="19"/>
         </w:rPr>
-        <w:t xml:space="preserve">Figura 9. </w:t>
+        <w:t xml:space="preserve">Figura 15. </w:t>
       </w:r>
       <w:r>
         <w:rPr>
@@ -21287,7 +24544,7 @@
           <wp:inline distT="0" distB="0" distL="0" distR="0">
             <wp:extent cx="5943600" cy="4457700"/>
             <wp:effectExtent t="0" r="0" b="0" l="0"/>
-            <wp:docPr id="1" name="fig10" descr="Hoja &quot;P2 Graficas&quot; del Excel: variables del mecanismo en función del ángulo de entrada." title="Figura 10"/>
+            <wp:docPr id="1" name="fig16" descr="Hoja &quot;P2 Graficas&quot; del Excel: variables del mecanismo en función del ángulo de entrada." title="Figura 16"/>
             <wp:cNvGraphicFramePr>
               <a:graphicFrameLocks xmlns:a="http://schemas.openxmlformats.org/drawingml/2006/main" noChangeAspect="1"/>
             </wp:cNvGraphicFramePr>
@@ -21301,7 +24558,7 @@
                     </pic:cNvPicPr>
                   </pic:nvPicPr>
                   <pic:blipFill>
-                    <a:blip r:embed="rId18" cstate="none"/>
+                    <a:blip r:embed="rId24" cstate="none"/>
                     <a:srcRect/>
                     <a:stretch>
                       <a:fillRect/>
@@ -21338,7 +24595,7 @@
           <w:sz w:val="19"/>
           <w:szCs w:val="19"/>
         </w:rPr>
-        <w:t xml:space="preserve">Figura 10. </w:t>
+        <w:t xml:space="preserve">Figura 16. </w:t>
       </w:r>
       <w:r>
         <w:rPr>
@@ -21412,7 +24669,7 @@
           <w:sz w:val="22"/>
           <w:szCs w:val="22"/>
         </w:rPr>
-        <w:t xml:space="preserve">Calculadora_Mecanismos.m (calculadora del grupo), P2_1_Calculadora_10_posiciones.m (corre la calculadora en las 10 posiciones), P2_2_Analisis_Validacion.m (incisos a, d, e, f y g), datos_inventor_10pos.csv y plantilla_medicion_video.csv. La carpeta Resultados_MATLAB tiene las figuras, el Excel de resultados y las capturas generadas por MATLAB.</w:t>
+        <w:t xml:space="preserve">Calculadora_Mecanismos.m (calculadora del grupo), P2_1_Calculadora_10_posiciones.m (corre la calculadora en las 10 posiciones), P2_2_Analisis_Validacion.m (incisos a, d, e, f y g), datos_inventor_10pos.csv, medicion_video.csv (datos del inciso g) y plantilla_medicion_video.csv. La carpeta Resultados_MATLAB tiene las figuras, el Excel de resultados y las capturas generadas por MATLAB.</w:t>
       </w:r>
     </w:p>
     <w:p>
@@ -21440,7 +24697,7 @@
           <w:sz w:val="22"/>
           <w:szCs w:val="22"/>
         </w:rPr>
-        <w:t xml:space="preserve">Calculadora velocidad - Proyecto 2.xlsx.</w:t>
+        <w:t xml:space="preserve">Calculadora velocidad - Proyecto 2.xlsx (incluye las hojas P2 g) Contraste y P2 g) Datos video).</w:t>
       </w:r>
     </w:p>
     <w:p>
@@ -21497,6 +24754,34 @@
           <w:szCs w:val="22"/>
         </w:rPr>
         <w:t xml:space="preserve">modelo 3D (Ensamblaje.iam y piezas).</w:t>
+      </w:r>
+    </w:p>
+    <w:p>
+      <w:pPr>
+        <w:pStyle w:val="ListParagraph"/>
+        <w:numPr>
+          <w:ilvl w:val="0"/>
+          <w:numId w:val="3"/>
+        </w:numPr>
+        <w:spacing w:after="60" w:line="276"/>
+      </w:pPr>
+      <w:r>
+        <w:rPr>
+          <w:rFonts w:ascii="Arial" w:cs="Arial" w:eastAsia="Arial" w:hAnsi="Arial"/>
+          <w:b/>
+          <w:bCs/>
+          <w:sz w:val="22"/>
+          <w:szCs w:val="22"/>
+        </w:rPr>
+        <w:t xml:space="preserve">6_Contraste_experimental: </w:t>
+      </w:r>
+      <w:r>
+        <w:rPr>
+          <w:rFonts w:ascii="Arial" w:cs="Arial" w:eastAsia="Arial" w:hAnsi="Arial"/>
+          <w:sz w:val="22"/>
+          <w:szCs w:val="22"/>
+        </w:rPr>
+        <w:t xml:space="preserve">video del modelo funcionando (video_modelo_funcionando.mp4), captura y datos de Tracker del grupo (tracker_masa_A.csv), ángulo de la manivela cuadro por cuadro (theta2_video.csv), posición medida del bloque (medicion_video.csv), resultados (resultados_g.json) y el script que hace todo el análisis del video y las figuras g1 a g4 (analisis_video.py).</w:t>
       </w:r>
     </w:p>
     <w:sectPr>
@@ -21776,6 +25061,18 @@
       </w:pPr>
     </w:lvl>
   </w:abstractNum>
+  <w:abstractNum w:abstractNumId="7" w15:restartNumberingAfterBreak="0">
+    <w:multiLevelType w:val="hybridMultilevel"/>
+    <w:lvl w:ilvl="0" w15:tentative="1">
+      <w:start w:val="1"/>
+      <w:numFmt w:val="decimal"/>
+      <w:lvlText w:val="%1."/>
+      <w:lvlJc w:val="left"/>
+      <w:pPr>
+        <w:ind w:left="567" w:hanging="340"/>
+      </w:pPr>
+    </w:lvl>
+  </w:abstractNum>
   <w:num w:numId="1">
     <w:abstractNumId w:val="1"/>
     <w:lvlOverride w:ilvl="0">
@@ -21795,7 +25092,7 @@
     </w:lvlOverride>
   </w:num>
   <w:num w:numId="4">
-    <w:abstractNumId w:val="5"/>
+    <w:abstractNumId w:val="7"/>
     <w:lvlOverride w:ilvl="0">
       <w:startOverride w:val="1"/>
     </w:lvlOverride>

--- a/Mecanismo/Proyecto 2 - Entrega final/1_Informe/Informe_Segundo_Parcial_Dosificador.docx
+++ b/Mecanismo/Proyecto 2 - Entrega final/1_Informe/Informe_Segundo_Parcial_Dosificador.docx
@@ -3815,20 +3815,12 @@
       <w:r>
         <w:rPr>
           <w:rFonts w:ascii="Arial" w:cs="Arial" w:eastAsia="Arial" w:hAnsi="Arial"/>
-          <w:sz w:val="22"/>
-          <w:szCs w:val="22"/>
-        </w:rPr>
-        <w:t xml:space="preserve">Este inciso se mide sobre el modelo físico. Las tres mediciones (o más) se escriben en la hoja </w:t>
-      </w:r>
-      <w:r>
-        <w:rPr>
-          <w:rFonts w:ascii="Arial" w:cs="Arial" w:eastAsia="Arial" w:hAnsi="Arial"/>
           <w:b/>
           <w:bCs/>
           <w:sz w:val="22"/>
           <w:szCs w:val="22"/>
         </w:rPr>
-        <w:t xml:space="preserve">P2 g) Contraste</w:t>
+        <w:t xml:space="preserve">Instrumento y método. </w:t>
       </w:r>
       <w:r>
         <w:rPr>
@@ -3836,23 +3828,7 @@
           <w:sz w:val="22"/>
           <w:szCs w:val="22"/>
         </w:rPr>
-        <w:t xml:space="preserve"> del Excel y en la variable </w:t>
-      </w:r>
-      <w:r>
-        <w:rPr>
-          <w:rFonts w:ascii="Consolas" w:cs="Consolas" w:eastAsia="Consolas" w:hAnsi="Consolas"/>
-          <w:sz w:val="22"/>
-          <w:szCs w:val="22"/>
-        </w:rPr>
-        <w:t xml:space="preserve">rpm_medidas</w:t>
-      </w:r>
-      <w:r>
-        <w:rPr>
-          <w:rFonts w:ascii="Arial" w:cs="Arial" w:eastAsia="Arial" w:hAnsi="Arial"/>
-          <w:sz w:val="22"/>
-          <w:szCs w:val="22"/>
-        </w:rPr>
-        <w:t xml:space="preserve"> del script P2_2_Analisis_Validacion.m, que calculan el promedio, la desviación estándar y la incertidumbre del promedio al 95 % (U₉₅ = t·s/√N, con t = 4.303 para N = 3).</w:t>
+        <w:t xml:space="preserve">La velocidad del motor se midió por análisis de video cuadro por cuadro: el modelo se grabó funcionando con carga (celular a 30 cuadros por segundo) y se siguió el pasador A de la manivela en cada cuadro (sección 9.2). Cada medición es el tiempo T que tarda la manivela en dar una vuelta completa, obtenido al interpolar el instante en que el ángulo de A vuelve a pasar por el mismo valor; la velocidad es n = 60/T. Medir vueltas completas hace que el resultado no dependa de la escala ni de la perspectiva de la cámara.</w:t>
       </w:r>
     </w:p>
     <w:p>
@@ -3894,10 +3870,11 @@
         </w:tblBorders>
       </w:tblPr>
       <w:tblGrid>
+        <w:gridCol w:w="1500"/>
+        <w:gridCol w:w="2860"/>
+        <w:gridCol w:w="1500"/>
         <w:gridCol w:w="1700"/>
-        <w:gridCol w:w="3000"/>
-        <w:gridCol w:w="2160"/>
-        <w:gridCol w:w="2500"/>
+        <w:gridCol w:w="1800"/>
       </w:tblGrid>
       <w:tr>
         <w:trPr>
@@ -3905,7 +3882,7 @@
         </w:trPr>
         <w:tc>
           <w:tcPr>
-            <w:tcW w:type="dxa" w:w="1700"/>
+            <w:tcW w:type="dxa" w:w="1500"/>
             <w:tcBorders>
               <w:top w:val="single" w:color="BFBFBF" w:sz="4"/>
               <w:left w:val="single" w:color="BFBFBF" w:sz="4"/>
@@ -3939,7 +3916,7 @@
         </w:tc>
         <w:tc>
           <w:tcPr>
-            <w:tcW w:type="dxa" w:w="3000"/>
+            <w:tcW w:type="dxa" w:w="2860"/>
             <w:tcBorders>
               <w:top w:val="single" w:color="BFBFBF" w:sz="4"/>
               <w:left w:val="single" w:color="BFBFBF" w:sz="4"/>
@@ -3973,7 +3950,7 @@
         </w:tc>
         <w:tc>
           <w:tcPr>
-            <w:tcW w:type="dxa" w:w="2160"/>
+            <w:tcW w:type="dxa" w:w="1500"/>
             <w:tcBorders>
               <w:top w:val="single" w:color="BFBFBF" w:sz="4"/>
               <w:left w:val="single" w:color="BFBFBF" w:sz="4"/>
@@ -4001,13 +3978,13 @@
                 <w:sz w:val="18"/>
                 <w:szCs w:val="18"/>
               </w:rPr>
-              <w:t xml:space="preserve">n (rpm)</w:t>
-            </w:r>
-          </w:p>
-        </w:tc>
-        <w:tc>
-          <w:tcPr>
-            <w:tcW w:type="dxa" w:w="2500"/>
+              <w:t xml:space="preserve">Periodo T (s)</w:t>
+            </w:r>
+          </w:p>
+        </w:tc>
+        <w:tc>
+          <w:tcPr>
+            <w:tcW w:type="dxa" w:w="1700"/>
             <w:tcBorders>
               <w:top w:val="single" w:color="BFBFBF" w:sz="4"/>
               <w:left w:val="single" w:color="BFBFBF" w:sz="4"/>
@@ -4035,6 +4012,40 @@
                 <w:sz w:val="18"/>
                 <w:szCs w:val="18"/>
               </w:rPr>
+              <w:t xml:space="preserve">n = 60/T (rpm)</w:t>
+            </w:r>
+          </w:p>
+        </w:tc>
+        <w:tc>
+          <w:tcPr>
+            <w:tcW w:type="dxa" w:w="1800"/>
+            <w:tcBorders>
+              <w:top w:val="single" w:color="BFBFBF" w:sz="4"/>
+              <w:left w:val="single" w:color="BFBFBF" w:sz="4"/>
+              <w:bottom w:val="single" w:color="BFBFBF" w:sz="4"/>
+              <w:right w:val="single" w:color="BFBFBF" w:sz="4"/>
+            </w:tcBorders>
+            <w:shd w:fill="D9E1F2" w:color="auto" w:val="clear"/>
+            <w:tcMar>
+              <w:top w:type="dxa" w:w="50"/>
+              <w:left w:type="dxa" w:w="80"/>
+              <w:bottom w:type="dxa" w:w="50"/>
+              <w:right w:type="dxa" w:w="80"/>
+            </w:tcMar>
+            <w:vAlign w:val="center"/>
+          </w:tcPr>
+          <w:p>
+            <w:pPr>
+              <w:jc w:val="center"/>
+            </w:pPr>
+            <w:r>
+              <w:rPr>
+                <w:rFonts w:ascii="Arial" w:cs="Arial" w:eastAsia="Arial" w:hAnsi="Arial"/>
+                <w:b/>
+                <w:bCs/>
+                <w:sz w:val="18"/>
+                <w:szCs w:val="18"/>
+              </w:rPr>
               <w:t xml:space="preserve">Condición</w:t>
             </w:r>
           </w:p>
@@ -4043,6 +4054,105 @@
       <w:tr>
         <w:tc>
           <w:tcPr>
+            <w:tcW w:type="dxa" w:w="1500"/>
+            <w:tcBorders>
+              <w:top w:val="single" w:color="BFBFBF" w:sz="4"/>
+              <w:left w:val="single" w:color="BFBFBF" w:sz="4"/>
+              <w:bottom w:val="single" w:color="BFBFBF" w:sz="4"/>
+              <w:right w:val="single" w:color="BFBFBF" w:sz="4"/>
+            </w:tcBorders>
+            <w:tcMar>
+              <w:top w:type="dxa" w:w="50"/>
+              <w:left w:type="dxa" w:w="80"/>
+              <w:bottom w:type="dxa" w:w="50"/>
+              <w:right w:type="dxa" w:w="80"/>
+            </w:tcMar>
+            <w:vAlign w:val="center"/>
+          </w:tcPr>
+          <w:p>
+            <w:pPr>
+              <w:jc w:val="left"/>
+            </w:pPr>
+            <w:r>
+              <w:rPr>
+                <w:rFonts w:ascii="Arial" w:cs="Arial" w:eastAsia="Arial" w:hAnsi="Arial"/>
+                <w:b w:val="false"/>
+                <w:bCs w:val="false"/>
+                <w:sz w:val="18"/>
+                <w:szCs w:val="18"/>
+              </w:rPr>
+              <w:t xml:space="preserve">1</w:t>
+            </w:r>
+          </w:p>
+        </w:tc>
+        <w:tc>
+          <w:tcPr>
+            <w:tcW w:type="dxa" w:w="2860"/>
+            <w:tcBorders>
+              <w:top w:val="single" w:color="BFBFBF" w:sz="4"/>
+              <w:left w:val="single" w:color="BFBFBF" w:sz="4"/>
+              <w:bottom w:val="single" w:color="BFBFBF" w:sz="4"/>
+              <w:right w:val="single" w:color="BFBFBF" w:sz="4"/>
+            </w:tcBorders>
+            <w:tcMar>
+              <w:top w:type="dxa" w:w="50"/>
+              <w:left w:type="dxa" w:w="80"/>
+              <w:bottom w:type="dxa" w:w="50"/>
+              <w:right w:type="dxa" w:w="80"/>
+            </w:tcMar>
+            <w:vAlign w:val="center"/>
+          </w:tcPr>
+          <w:p>
+            <w:pPr>
+              <w:jc w:val="left"/>
+            </w:pPr>
+            <w:r>
+              <w:rPr>
+                <w:rFonts w:ascii="Arial" w:cs="Arial" w:eastAsia="Arial" w:hAnsi="Arial"/>
+                <w:b w:val="false"/>
+                <w:bCs w:val="false"/>
+                <w:sz w:val="18"/>
+                <w:szCs w:val="18"/>
+              </w:rPr>
+              <w:t xml:space="preserve">Video 30 fps, cuadro por cuadro</w:t>
+            </w:r>
+          </w:p>
+        </w:tc>
+        <w:tc>
+          <w:tcPr>
+            <w:tcW w:type="dxa" w:w="1500"/>
+            <w:tcBorders>
+              <w:top w:val="single" w:color="BFBFBF" w:sz="4"/>
+              <w:left w:val="single" w:color="BFBFBF" w:sz="4"/>
+              <w:bottom w:val="single" w:color="BFBFBF" w:sz="4"/>
+              <w:right w:val="single" w:color="BFBFBF" w:sz="4"/>
+            </w:tcBorders>
+            <w:tcMar>
+              <w:top w:type="dxa" w:w="50"/>
+              <w:left w:type="dxa" w:w="80"/>
+              <w:bottom w:type="dxa" w:w="50"/>
+              <w:right w:type="dxa" w:w="80"/>
+            </w:tcMar>
+            <w:vAlign w:val="center"/>
+          </w:tcPr>
+          <w:p>
+            <w:pPr>
+              <w:jc w:val="center"/>
+            </w:pPr>
+            <w:r>
+              <w:rPr>
+                <w:rFonts w:ascii="Arial" w:cs="Arial" w:eastAsia="Arial" w:hAnsi="Arial"/>
+                <w:b w:val="false"/>
+                <w:bCs w:val="false"/>
+                <w:sz w:val="18"/>
+                <w:szCs w:val="18"/>
+              </w:rPr>
+              <w:t xml:space="preserve">1.3705</w:t>
+            </w:r>
+          </w:p>
+        </w:tc>
+        <w:tc>
+          <w:tcPr>
             <w:tcW w:type="dxa" w:w="1700"/>
             <w:tcBorders>
               <w:top w:val="single" w:color="BFBFBF" w:sz="4"/>
@@ -4070,30 +4180,566 @@
                 <w:sz w:val="18"/>
                 <w:szCs w:val="18"/>
               </w:rPr>
-              <w:t xml:space="preserve">1</w:t>
-            </w:r>
-          </w:p>
-        </w:tc>
-        <w:tc>
-          <w:tcPr>
-            <w:tcW w:type="dxa" w:w="3000"/>
-            <w:tcBorders>
-              <w:top w:val="single" w:color="BFBFBF" w:sz="4"/>
-              <w:left w:val="single" w:color="BFBFBF" w:sz="4"/>
-              <w:bottom w:val="single" w:color="BFBFBF" w:sz="4"/>
-              <w:right w:val="single" w:color="BFBFBF" w:sz="4"/>
-            </w:tcBorders>
-            <w:tcMar>
-              <w:top w:type="dxa" w:w="50"/>
-              <w:left w:type="dxa" w:w="80"/>
-              <w:bottom w:type="dxa" w:w="50"/>
-              <w:right w:type="dxa" w:w="80"/>
-            </w:tcMar>
-            <w:vAlign w:val="center"/>
-          </w:tcPr>
-          <w:p>
-            <w:pPr>
-              <w:jc w:val="center"/>
+              <w:t xml:space="preserve">43.78</w:t>
+            </w:r>
+          </w:p>
+        </w:tc>
+        <w:tc>
+          <w:tcPr>
+            <w:tcW w:type="dxa" w:w="1800"/>
+            <w:tcBorders>
+              <w:top w:val="single" w:color="BFBFBF" w:sz="4"/>
+              <w:left w:val="single" w:color="BFBFBF" w:sz="4"/>
+              <w:bottom w:val="single" w:color="BFBFBF" w:sz="4"/>
+              <w:right w:val="single" w:color="BFBFBF" w:sz="4"/>
+            </w:tcBorders>
+            <w:tcMar>
+              <w:top w:type="dxa" w:w="50"/>
+              <w:left w:type="dxa" w:w="80"/>
+              <w:bottom w:type="dxa" w:w="50"/>
+              <w:right w:type="dxa" w:w="80"/>
+            </w:tcMar>
+            <w:vAlign w:val="center"/>
+          </w:tcPr>
+          <w:p>
+            <w:pPr>
+              <w:jc w:val="center"/>
+            </w:pPr>
+            <w:r>
+              <w:rPr>
+                <w:rFonts w:ascii="Arial" w:cs="Arial" w:eastAsia="Arial" w:hAnsi="Arial"/>
+                <w:b w:val="false"/>
+                <w:bCs w:val="false"/>
+                <w:sz w:val="18"/>
+                <w:szCs w:val="18"/>
+              </w:rPr>
+              <w:t xml:space="preserve">con carga, vuelta 1</w:t>
+            </w:r>
+          </w:p>
+        </w:tc>
+      </w:tr>
+      <w:tr>
+        <w:tc>
+          <w:tcPr>
+            <w:tcW w:type="dxa" w:w="1500"/>
+            <w:tcBorders>
+              <w:top w:val="single" w:color="BFBFBF" w:sz="4"/>
+              <w:left w:val="single" w:color="BFBFBF" w:sz="4"/>
+              <w:bottom w:val="single" w:color="BFBFBF" w:sz="4"/>
+              <w:right w:val="single" w:color="BFBFBF" w:sz="4"/>
+            </w:tcBorders>
+            <w:tcMar>
+              <w:top w:type="dxa" w:w="50"/>
+              <w:left w:type="dxa" w:w="80"/>
+              <w:bottom w:type="dxa" w:w="50"/>
+              <w:right w:type="dxa" w:w="80"/>
+            </w:tcMar>
+            <w:vAlign w:val="center"/>
+          </w:tcPr>
+          <w:p>
+            <w:pPr>
+              <w:jc w:val="left"/>
+            </w:pPr>
+            <w:r>
+              <w:rPr>
+                <w:rFonts w:ascii="Arial" w:cs="Arial" w:eastAsia="Arial" w:hAnsi="Arial"/>
+                <w:b w:val="false"/>
+                <w:bCs w:val="false"/>
+                <w:sz w:val="18"/>
+                <w:szCs w:val="18"/>
+              </w:rPr>
+              <w:t xml:space="preserve">2</w:t>
+            </w:r>
+          </w:p>
+        </w:tc>
+        <w:tc>
+          <w:tcPr>
+            <w:tcW w:type="dxa" w:w="2860"/>
+            <w:tcBorders>
+              <w:top w:val="single" w:color="BFBFBF" w:sz="4"/>
+              <w:left w:val="single" w:color="BFBFBF" w:sz="4"/>
+              <w:bottom w:val="single" w:color="BFBFBF" w:sz="4"/>
+              <w:right w:val="single" w:color="BFBFBF" w:sz="4"/>
+            </w:tcBorders>
+            <w:tcMar>
+              <w:top w:type="dxa" w:w="50"/>
+              <w:left w:type="dxa" w:w="80"/>
+              <w:bottom w:type="dxa" w:w="50"/>
+              <w:right w:type="dxa" w:w="80"/>
+            </w:tcMar>
+            <w:vAlign w:val="center"/>
+          </w:tcPr>
+          <w:p>
+            <w:pPr>
+              <w:jc w:val="left"/>
+            </w:pPr>
+            <w:r>
+              <w:rPr>
+                <w:rFonts w:ascii="Arial" w:cs="Arial" w:eastAsia="Arial" w:hAnsi="Arial"/>
+                <w:b w:val="false"/>
+                <w:bCs w:val="false"/>
+                <w:sz w:val="18"/>
+                <w:szCs w:val="18"/>
+              </w:rPr>
+              <w:t xml:space="preserve">Video 30 fps, cuadro por cuadro</w:t>
+            </w:r>
+          </w:p>
+        </w:tc>
+        <w:tc>
+          <w:tcPr>
+            <w:tcW w:type="dxa" w:w="1500"/>
+            <w:tcBorders>
+              <w:top w:val="single" w:color="BFBFBF" w:sz="4"/>
+              <w:left w:val="single" w:color="BFBFBF" w:sz="4"/>
+              <w:bottom w:val="single" w:color="BFBFBF" w:sz="4"/>
+              <w:right w:val="single" w:color="BFBFBF" w:sz="4"/>
+            </w:tcBorders>
+            <w:tcMar>
+              <w:top w:type="dxa" w:w="50"/>
+              <w:left w:type="dxa" w:w="80"/>
+              <w:bottom w:type="dxa" w:w="50"/>
+              <w:right w:type="dxa" w:w="80"/>
+            </w:tcMar>
+            <w:vAlign w:val="center"/>
+          </w:tcPr>
+          <w:p>
+            <w:pPr>
+              <w:jc w:val="center"/>
+            </w:pPr>
+            <w:r>
+              <w:rPr>
+                <w:rFonts w:ascii="Arial" w:cs="Arial" w:eastAsia="Arial" w:hAnsi="Arial"/>
+                <w:b w:val="false"/>
+                <w:bCs w:val="false"/>
+                <w:sz w:val="18"/>
+                <w:szCs w:val="18"/>
+              </w:rPr>
+              <w:t xml:space="preserve">1.3917</w:t>
+            </w:r>
+          </w:p>
+        </w:tc>
+        <w:tc>
+          <w:tcPr>
+            <w:tcW w:type="dxa" w:w="1700"/>
+            <w:tcBorders>
+              <w:top w:val="single" w:color="BFBFBF" w:sz="4"/>
+              <w:left w:val="single" w:color="BFBFBF" w:sz="4"/>
+              <w:bottom w:val="single" w:color="BFBFBF" w:sz="4"/>
+              <w:right w:val="single" w:color="BFBFBF" w:sz="4"/>
+            </w:tcBorders>
+            <w:tcMar>
+              <w:top w:type="dxa" w:w="50"/>
+              <w:left w:type="dxa" w:w="80"/>
+              <w:bottom w:type="dxa" w:w="50"/>
+              <w:right w:type="dxa" w:w="80"/>
+            </w:tcMar>
+            <w:vAlign w:val="center"/>
+          </w:tcPr>
+          <w:p>
+            <w:pPr>
+              <w:jc w:val="center"/>
+            </w:pPr>
+            <w:r>
+              <w:rPr>
+                <w:rFonts w:ascii="Arial" w:cs="Arial" w:eastAsia="Arial" w:hAnsi="Arial"/>
+                <w:b w:val="false"/>
+                <w:bCs w:val="false"/>
+                <w:sz w:val="18"/>
+                <w:szCs w:val="18"/>
+              </w:rPr>
+              <w:t xml:space="preserve">43.11</w:t>
+            </w:r>
+          </w:p>
+        </w:tc>
+        <w:tc>
+          <w:tcPr>
+            <w:tcW w:type="dxa" w:w="1800"/>
+            <w:tcBorders>
+              <w:top w:val="single" w:color="BFBFBF" w:sz="4"/>
+              <w:left w:val="single" w:color="BFBFBF" w:sz="4"/>
+              <w:bottom w:val="single" w:color="BFBFBF" w:sz="4"/>
+              <w:right w:val="single" w:color="BFBFBF" w:sz="4"/>
+            </w:tcBorders>
+            <w:tcMar>
+              <w:top w:type="dxa" w:w="50"/>
+              <w:left w:type="dxa" w:w="80"/>
+              <w:bottom w:type="dxa" w:w="50"/>
+              <w:right w:type="dxa" w:w="80"/>
+            </w:tcMar>
+            <w:vAlign w:val="center"/>
+          </w:tcPr>
+          <w:p>
+            <w:pPr>
+              <w:jc w:val="center"/>
+            </w:pPr>
+            <w:r>
+              <w:rPr>
+                <w:rFonts w:ascii="Arial" w:cs="Arial" w:eastAsia="Arial" w:hAnsi="Arial"/>
+                <w:b w:val="false"/>
+                <w:bCs w:val="false"/>
+                <w:sz w:val="18"/>
+                <w:szCs w:val="18"/>
+              </w:rPr>
+              <w:t xml:space="preserve">con carga, vuelta 2</w:t>
+            </w:r>
+          </w:p>
+        </w:tc>
+      </w:tr>
+      <w:tr>
+        <w:tc>
+          <w:tcPr>
+            <w:tcW w:type="dxa" w:w="1500"/>
+            <w:tcBorders>
+              <w:top w:val="single" w:color="BFBFBF" w:sz="4"/>
+              <w:left w:val="single" w:color="BFBFBF" w:sz="4"/>
+              <w:bottom w:val="single" w:color="BFBFBF" w:sz="4"/>
+              <w:right w:val="single" w:color="BFBFBF" w:sz="4"/>
+            </w:tcBorders>
+            <w:tcMar>
+              <w:top w:type="dxa" w:w="50"/>
+              <w:left w:type="dxa" w:w="80"/>
+              <w:bottom w:type="dxa" w:w="50"/>
+              <w:right w:type="dxa" w:w="80"/>
+            </w:tcMar>
+            <w:vAlign w:val="center"/>
+          </w:tcPr>
+          <w:p>
+            <w:pPr>
+              <w:jc w:val="left"/>
+            </w:pPr>
+            <w:r>
+              <w:rPr>
+                <w:rFonts w:ascii="Arial" w:cs="Arial" w:eastAsia="Arial" w:hAnsi="Arial"/>
+                <w:b w:val="false"/>
+                <w:bCs w:val="false"/>
+                <w:sz w:val="18"/>
+                <w:szCs w:val="18"/>
+              </w:rPr>
+              <w:t xml:space="preserve">3</w:t>
+            </w:r>
+          </w:p>
+        </w:tc>
+        <w:tc>
+          <w:tcPr>
+            <w:tcW w:type="dxa" w:w="2860"/>
+            <w:tcBorders>
+              <w:top w:val="single" w:color="BFBFBF" w:sz="4"/>
+              <w:left w:val="single" w:color="BFBFBF" w:sz="4"/>
+              <w:bottom w:val="single" w:color="BFBFBF" w:sz="4"/>
+              <w:right w:val="single" w:color="BFBFBF" w:sz="4"/>
+            </w:tcBorders>
+            <w:tcMar>
+              <w:top w:type="dxa" w:w="50"/>
+              <w:left w:type="dxa" w:w="80"/>
+              <w:bottom w:type="dxa" w:w="50"/>
+              <w:right w:type="dxa" w:w="80"/>
+            </w:tcMar>
+            <w:vAlign w:val="center"/>
+          </w:tcPr>
+          <w:p>
+            <w:pPr>
+              <w:jc w:val="left"/>
+            </w:pPr>
+            <w:r>
+              <w:rPr>
+                <w:rFonts w:ascii="Arial" w:cs="Arial" w:eastAsia="Arial" w:hAnsi="Arial"/>
+                <w:b w:val="false"/>
+                <w:bCs w:val="false"/>
+                <w:sz w:val="18"/>
+                <w:szCs w:val="18"/>
+              </w:rPr>
+              <w:t xml:space="preserve">Video 30 fps, cuadro por cuadro</w:t>
+            </w:r>
+          </w:p>
+        </w:tc>
+        <w:tc>
+          <w:tcPr>
+            <w:tcW w:type="dxa" w:w="1500"/>
+            <w:tcBorders>
+              <w:top w:val="single" w:color="BFBFBF" w:sz="4"/>
+              <w:left w:val="single" w:color="BFBFBF" w:sz="4"/>
+              <w:bottom w:val="single" w:color="BFBFBF" w:sz="4"/>
+              <w:right w:val="single" w:color="BFBFBF" w:sz="4"/>
+            </w:tcBorders>
+            <w:tcMar>
+              <w:top w:type="dxa" w:w="50"/>
+              <w:left w:type="dxa" w:w="80"/>
+              <w:bottom w:type="dxa" w:w="50"/>
+              <w:right w:type="dxa" w:w="80"/>
+            </w:tcMar>
+            <w:vAlign w:val="center"/>
+          </w:tcPr>
+          <w:p>
+            <w:pPr>
+              <w:jc w:val="center"/>
+            </w:pPr>
+            <w:r>
+              <w:rPr>
+                <w:rFonts w:ascii="Arial" w:cs="Arial" w:eastAsia="Arial" w:hAnsi="Arial"/>
+                <w:b w:val="false"/>
+                <w:bCs w:val="false"/>
+                <w:sz w:val="18"/>
+                <w:szCs w:val="18"/>
+              </w:rPr>
+              <w:t xml:space="preserve">1.3604</w:t>
+            </w:r>
+          </w:p>
+        </w:tc>
+        <w:tc>
+          <w:tcPr>
+            <w:tcW w:type="dxa" w:w="1700"/>
+            <w:tcBorders>
+              <w:top w:val="single" w:color="BFBFBF" w:sz="4"/>
+              <w:left w:val="single" w:color="BFBFBF" w:sz="4"/>
+              <w:bottom w:val="single" w:color="BFBFBF" w:sz="4"/>
+              <w:right w:val="single" w:color="BFBFBF" w:sz="4"/>
+            </w:tcBorders>
+            <w:tcMar>
+              <w:top w:type="dxa" w:w="50"/>
+              <w:left w:type="dxa" w:w="80"/>
+              <w:bottom w:type="dxa" w:w="50"/>
+              <w:right w:type="dxa" w:w="80"/>
+            </w:tcMar>
+            <w:vAlign w:val="center"/>
+          </w:tcPr>
+          <w:p>
+            <w:pPr>
+              <w:jc w:val="center"/>
+            </w:pPr>
+            <w:r>
+              <w:rPr>
+                <w:rFonts w:ascii="Arial" w:cs="Arial" w:eastAsia="Arial" w:hAnsi="Arial"/>
+                <w:b w:val="false"/>
+                <w:bCs w:val="false"/>
+                <w:sz w:val="18"/>
+                <w:szCs w:val="18"/>
+              </w:rPr>
+              <w:t xml:space="preserve">44.10</w:t>
+            </w:r>
+          </w:p>
+        </w:tc>
+        <w:tc>
+          <w:tcPr>
+            <w:tcW w:type="dxa" w:w="1800"/>
+            <w:tcBorders>
+              <w:top w:val="single" w:color="BFBFBF" w:sz="4"/>
+              <w:left w:val="single" w:color="BFBFBF" w:sz="4"/>
+              <w:bottom w:val="single" w:color="BFBFBF" w:sz="4"/>
+              <w:right w:val="single" w:color="BFBFBF" w:sz="4"/>
+            </w:tcBorders>
+            <w:tcMar>
+              <w:top w:type="dxa" w:w="50"/>
+              <w:left w:type="dxa" w:w="80"/>
+              <w:bottom w:type="dxa" w:w="50"/>
+              <w:right w:type="dxa" w:w="80"/>
+            </w:tcMar>
+            <w:vAlign w:val="center"/>
+          </w:tcPr>
+          <w:p>
+            <w:pPr>
+              <w:jc w:val="center"/>
+            </w:pPr>
+            <w:r>
+              <w:rPr>
+                <w:rFonts w:ascii="Arial" w:cs="Arial" w:eastAsia="Arial" w:hAnsi="Arial"/>
+                <w:b w:val="false"/>
+                <w:bCs w:val="false"/>
+                <w:sz w:val="18"/>
+                <w:szCs w:val="18"/>
+              </w:rPr>
+              <w:t xml:space="preserve">con carga, vuelta 3</w:t>
+            </w:r>
+          </w:p>
+        </w:tc>
+      </w:tr>
+      <w:tr>
+        <w:tc>
+          <w:tcPr>
+            <w:tcW w:type="dxa" w:w="1500"/>
+            <w:tcBorders>
+              <w:top w:val="single" w:color="BFBFBF" w:sz="4"/>
+              <w:left w:val="single" w:color="BFBFBF" w:sz="4"/>
+              <w:bottom w:val="single" w:color="BFBFBF" w:sz="4"/>
+              <w:right w:val="single" w:color="BFBFBF" w:sz="4"/>
+            </w:tcBorders>
+            <w:tcMar>
+              <w:top w:type="dxa" w:w="50"/>
+              <w:left w:type="dxa" w:w="80"/>
+              <w:bottom w:type="dxa" w:w="50"/>
+              <w:right w:type="dxa" w:w="80"/>
+            </w:tcMar>
+            <w:vAlign w:val="center"/>
+          </w:tcPr>
+          <w:p>
+            <w:pPr>
+              <w:jc w:val="left"/>
+            </w:pPr>
+            <w:r>
+              <w:rPr>
+                <w:rFonts w:ascii="Arial" w:cs="Arial" w:eastAsia="Arial" w:hAnsi="Arial"/>
+                <w:b w:val="false"/>
+                <w:bCs w:val="false"/>
+                <w:sz w:val="18"/>
+                <w:szCs w:val="18"/>
+              </w:rPr>
+              <w:t xml:space="preserve">4</w:t>
+            </w:r>
+          </w:p>
+        </w:tc>
+        <w:tc>
+          <w:tcPr>
+            <w:tcW w:type="dxa" w:w="2860"/>
+            <w:tcBorders>
+              <w:top w:val="single" w:color="BFBFBF" w:sz="4"/>
+              <w:left w:val="single" w:color="BFBFBF" w:sz="4"/>
+              <w:bottom w:val="single" w:color="BFBFBF" w:sz="4"/>
+              <w:right w:val="single" w:color="BFBFBF" w:sz="4"/>
+            </w:tcBorders>
+            <w:tcMar>
+              <w:top w:type="dxa" w:w="50"/>
+              <w:left w:type="dxa" w:w="80"/>
+              <w:bottom w:type="dxa" w:w="50"/>
+              <w:right w:type="dxa" w:w="80"/>
+            </w:tcMar>
+            <w:vAlign w:val="center"/>
+          </w:tcPr>
+          <w:p>
+            <w:pPr>
+              <w:jc w:val="left"/>
+            </w:pPr>
+            <w:r>
+              <w:rPr>
+                <w:rFonts w:ascii="Arial" w:cs="Arial" w:eastAsia="Arial" w:hAnsi="Arial"/>
+                <w:b w:val="false"/>
+                <w:bCs w:val="false"/>
+                <w:sz w:val="18"/>
+                <w:szCs w:val="18"/>
+              </w:rPr>
+              <w:t xml:space="preserve">Video 30 fps, cuadro por cuadro</w:t>
+            </w:r>
+          </w:p>
+        </w:tc>
+        <w:tc>
+          <w:tcPr>
+            <w:tcW w:type="dxa" w:w="1500"/>
+            <w:tcBorders>
+              <w:top w:val="single" w:color="BFBFBF" w:sz="4"/>
+              <w:left w:val="single" w:color="BFBFBF" w:sz="4"/>
+              <w:bottom w:val="single" w:color="BFBFBF" w:sz="4"/>
+              <w:right w:val="single" w:color="BFBFBF" w:sz="4"/>
+            </w:tcBorders>
+            <w:tcMar>
+              <w:top w:type="dxa" w:w="50"/>
+              <w:left w:type="dxa" w:w="80"/>
+              <w:bottom w:type="dxa" w:w="50"/>
+              <w:right w:type="dxa" w:w="80"/>
+            </w:tcMar>
+            <w:vAlign w:val="center"/>
+          </w:tcPr>
+          <w:p>
+            <w:pPr>
+              <w:jc w:val="center"/>
+            </w:pPr>
+            <w:r>
+              <w:rPr>
+                <w:rFonts w:ascii="Arial" w:cs="Arial" w:eastAsia="Arial" w:hAnsi="Arial"/>
+                <w:b w:val="false"/>
+                <w:bCs w:val="false"/>
+                <w:sz w:val="18"/>
+                <w:szCs w:val="18"/>
+              </w:rPr>
+              <w:t xml:space="preserve">1.4063</w:t>
+            </w:r>
+          </w:p>
+        </w:tc>
+        <w:tc>
+          <w:tcPr>
+            <w:tcW w:type="dxa" w:w="1700"/>
+            <w:tcBorders>
+              <w:top w:val="single" w:color="BFBFBF" w:sz="4"/>
+              <w:left w:val="single" w:color="BFBFBF" w:sz="4"/>
+              <w:bottom w:val="single" w:color="BFBFBF" w:sz="4"/>
+              <w:right w:val="single" w:color="BFBFBF" w:sz="4"/>
+            </w:tcBorders>
+            <w:tcMar>
+              <w:top w:type="dxa" w:w="50"/>
+              <w:left w:type="dxa" w:w="80"/>
+              <w:bottom w:type="dxa" w:w="50"/>
+              <w:right w:type="dxa" w:w="80"/>
+            </w:tcMar>
+            <w:vAlign w:val="center"/>
+          </w:tcPr>
+          <w:p>
+            <w:pPr>
+              <w:jc w:val="center"/>
+            </w:pPr>
+            <w:r>
+              <w:rPr>
+                <w:rFonts w:ascii="Arial" w:cs="Arial" w:eastAsia="Arial" w:hAnsi="Arial"/>
+                <w:b w:val="false"/>
+                <w:bCs w:val="false"/>
+                <w:sz w:val="18"/>
+                <w:szCs w:val="18"/>
+              </w:rPr>
+              <w:t xml:space="preserve">42.67</w:t>
+            </w:r>
+          </w:p>
+        </w:tc>
+        <w:tc>
+          <w:tcPr>
+            <w:tcW w:type="dxa" w:w="1800"/>
+            <w:tcBorders>
+              <w:top w:val="single" w:color="BFBFBF" w:sz="4"/>
+              <w:left w:val="single" w:color="BFBFBF" w:sz="4"/>
+              <w:bottom w:val="single" w:color="BFBFBF" w:sz="4"/>
+              <w:right w:val="single" w:color="BFBFBF" w:sz="4"/>
+            </w:tcBorders>
+            <w:tcMar>
+              <w:top w:type="dxa" w:w="50"/>
+              <w:left w:type="dxa" w:w="80"/>
+              <w:bottom w:type="dxa" w:w="50"/>
+              <w:right w:type="dxa" w:w="80"/>
+            </w:tcMar>
+            <w:vAlign w:val="center"/>
+          </w:tcPr>
+          <w:p>
+            <w:pPr>
+              <w:jc w:val="center"/>
+            </w:pPr>
+            <w:r>
+              <w:rPr>
+                <w:rFonts w:ascii="Arial" w:cs="Arial" w:eastAsia="Arial" w:hAnsi="Arial"/>
+                <w:b w:val="false"/>
+                <w:bCs w:val="false"/>
+                <w:sz w:val="18"/>
+                <w:szCs w:val="18"/>
+              </w:rPr>
+              <w:t xml:space="preserve">con carga, vuelta 4</w:t>
+            </w:r>
+          </w:p>
+        </w:tc>
+      </w:tr>
+      <w:tr>
+        <w:tc>
+          <w:tcPr>
+            <w:tcW w:type="dxa" w:w="1500"/>
+            <w:tcBorders>
+              <w:top w:val="single" w:color="BFBFBF" w:sz="4"/>
+              <w:left w:val="single" w:color="BFBFBF" w:sz="4"/>
+              <w:bottom w:val="single" w:color="BFBFBF" w:sz="4"/>
+              <w:right w:val="single" w:color="BFBFBF" w:sz="4"/>
+            </w:tcBorders>
+            <w:tcMar>
+              <w:top w:type="dxa" w:w="50"/>
+              <w:left w:type="dxa" w:w="80"/>
+              <w:bottom w:type="dxa" w:w="50"/>
+              <w:right w:type="dxa" w:w="80"/>
+            </w:tcMar>
+            <w:vAlign w:val="center"/>
+          </w:tcPr>
+          <w:p>
+            <w:pPr>
+              <w:jc w:val="left"/>
             </w:pPr>
             <w:r>
               <w:rPr>
@@ -4102,15 +4748,80 @@
                 <w:bCs/>
                 <w:sz w:val="18"/>
                 <w:szCs w:val="18"/>
-                <w:highlight w:val="yellow"/>
-              </w:rPr>
-              <w:t xml:space="preserve">[COMPLETAR: ]</w:t>
-            </w:r>
-          </w:p>
-        </w:tc>
-        <w:tc>
-          <w:tcPr>
-            <w:tcW w:type="dxa" w:w="2160"/>
+              </w:rPr>
+              <w:t xml:space="preserve">Promedio</w:t>
+            </w:r>
+          </w:p>
+        </w:tc>
+        <w:tc>
+          <w:tcPr>
+            <w:tcW w:type="dxa" w:w="2860"/>
+            <w:tcBorders>
+              <w:top w:val="single" w:color="BFBFBF" w:sz="4"/>
+              <w:left w:val="single" w:color="BFBFBF" w:sz="4"/>
+              <w:bottom w:val="single" w:color="BFBFBF" w:sz="4"/>
+              <w:right w:val="single" w:color="BFBFBF" w:sz="4"/>
+            </w:tcBorders>
+            <w:tcMar>
+              <w:top w:type="dxa" w:w="50"/>
+              <w:left w:type="dxa" w:w="80"/>
+              <w:bottom w:type="dxa" w:w="50"/>
+              <w:right w:type="dxa" w:w="80"/>
+            </w:tcMar>
+            <w:vAlign w:val="center"/>
+          </w:tcPr>
+          <w:p>
+            <w:pPr>
+              <w:jc w:val="left"/>
+            </w:pPr>
+            <w:r>
+              <w:rPr>
+                <w:rFonts w:ascii="Arial" w:cs="Arial" w:eastAsia="Arial" w:hAnsi="Arial"/>
+                <w:b w:val="false"/>
+                <w:bCs w:val="false"/>
+                <w:sz w:val="18"/>
+                <w:szCs w:val="18"/>
+              </w:rPr>
+              <w:t xml:space="preserve">—</w:t>
+            </w:r>
+          </w:p>
+        </w:tc>
+        <w:tc>
+          <w:tcPr>
+            <w:tcW w:type="dxa" w:w="1500"/>
+            <w:tcBorders>
+              <w:top w:val="single" w:color="BFBFBF" w:sz="4"/>
+              <w:left w:val="single" w:color="BFBFBF" w:sz="4"/>
+              <w:bottom w:val="single" w:color="BFBFBF" w:sz="4"/>
+              <w:right w:val="single" w:color="BFBFBF" w:sz="4"/>
+            </w:tcBorders>
+            <w:tcMar>
+              <w:top w:type="dxa" w:w="50"/>
+              <w:left w:type="dxa" w:w="80"/>
+              <w:bottom w:type="dxa" w:w="50"/>
+              <w:right w:type="dxa" w:w="80"/>
+            </w:tcMar>
+            <w:vAlign w:val="center"/>
+          </w:tcPr>
+          <w:p>
+            <w:pPr>
+              <w:jc w:val="center"/>
+            </w:pPr>
+            <w:r>
+              <w:rPr>
+                <w:rFonts w:ascii="Arial" w:cs="Arial" w:eastAsia="Arial" w:hAnsi="Arial"/>
+                <w:b w:val="false"/>
+                <w:bCs w:val="false"/>
+                <w:sz w:val="18"/>
+                <w:szCs w:val="18"/>
+              </w:rPr>
+              <w:t xml:space="preserve">1.3820</w:t>
+            </w:r>
+          </w:p>
+        </w:tc>
+        <w:tc>
+          <w:tcPr>
+            <w:tcW w:type="dxa" w:w="1700"/>
             <w:tcBorders>
               <w:top w:val="single" w:color="BFBFBF" w:sz="4"/>
               <w:left w:val="single" w:color="BFBFBF" w:sz="4"/>
@@ -4136,32 +4847,233 @@
                 <w:bCs/>
                 <w:sz w:val="18"/>
                 <w:szCs w:val="18"/>
-                <w:highlight w:val="yellow"/>
-              </w:rPr>
-              <w:t xml:space="preserve">[COMPLETAR: ]</w:t>
-            </w:r>
-          </w:p>
-        </w:tc>
-        <w:tc>
-          <w:tcPr>
-            <w:tcW w:type="dxa" w:w="2500"/>
-            <w:tcBorders>
-              <w:top w:val="single" w:color="BFBFBF" w:sz="4"/>
-              <w:left w:val="single" w:color="BFBFBF" w:sz="4"/>
-              <w:bottom w:val="single" w:color="BFBFBF" w:sz="4"/>
-              <w:right w:val="single" w:color="BFBFBF" w:sz="4"/>
-            </w:tcBorders>
-            <w:tcMar>
-              <w:top w:type="dxa" w:w="50"/>
-              <w:left w:type="dxa" w:w="80"/>
-              <w:bottom w:type="dxa" w:w="50"/>
-              <w:right w:type="dxa" w:w="80"/>
-            </w:tcMar>
-            <w:vAlign w:val="center"/>
-          </w:tcPr>
-          <w:p>
-            <w:pPr>
-              <w:jc w:val="center"/>
+              </w:rPr>
+              <w:t xml:space="preserve">43.42</w:t>
+            </w:r>
+          </w:p>
+        </w:tc>
+        <w:tc>
+          <w:tcPr>
+            <w:tcW w:type="dxa" w:w="1800"/>
+            <w:tcBorders>
+              <w:top w:val="single" w:color="BFBFBF" w:sz="4"/>
+              <w:left w:val="single" w:color="BFBFBF" w:sz="4"/>
+              <w:bottom w:val="single" w:color="BFBFBF" w:sz="4"/>
+              <w:right w:val="single" w:color="BFBFBF" w:sz="4"/>
+            </w:tcBorders>
+            <w:tcMar>
+              <w:top w:type="dxa" w:w="50"/>
+              <w:left w:type="dxa" w:w="80"/>
+              <w:bottom w:type="dxa" w:w="50"/>
+              <w:right w:type="dxa" w:w="80"/>
+            </w:tcMar>
+            <w:vAlign w:val="center"/>
+          </w:tcPr>
+          <w:p>
+            <w:pPr>
+              <w:jc w:val="center"/>
+            </w:pPr>
+            <w:r>
+              <w:rPr>
+                <w:rFonts w:ascii="Arial" w:cs="Arial" w:eastAsia="Arial" w:hAnsi="Arial"/>
+                <w:b w:val="false"/>
+                <w:bCs w:val="false"/>
+                <w:sz w:val="18"/>
+                <w:szCs w:val="18"/>
+              </w:rPr>
+              <w:t xml:space="preserve">N = 4</w:t>
+            </w:r>
+          </w:p>
+        </w:tc>
+      </w:tr>
+      <w:tr>
+        <w:tc>
+          <w:tcPr>
+            <w:tcW w:type="dxa" w:w="1500"/>
+            <w:tcBorders>
+              <w:top w:val="single" w:color="BFBFBF" w:sz="4"/>
+              <w:left w:val="single" w:color="BFBFBF" w:sz="4"/>
+              <w:bottom w:val="single" w:color="BFBFBF" w:sz="4"/>
+              <w:right w:val="single" w:color="BFBFBF" w:sz="4"/>
+            </w:tcBorders>
+            <w:tcMar>
+              <w:top w:type="dxa" w:w="50"/>
+              <w:left w:type="dxa" w:w="80"/>
+              <w:bottom w:type="dxa" w:w="50"/>
+              <w:right w:type="dxa" w:w="80"/>
+            </w:tcMar>
+            <w:vAlign w:val="center"/>
+          </w:tcPr>
+          <w:p>
+            <w:pPr>
+              <w:jc w:val="left"/>
+            </w:pPr>
+            <w:r>
+              <w:rPr>
+                <w:rFonts w:ascii="Arial" w:cs="Arial" w:eastAsia="Arial" w:hAnsi="Arial"/>
+                <w:b w:val="false"/>
+                <w:bCs w:val="false"/>
+                <w:sz w:val="18"/>
+                <w:szCs w:val="18"/>
+              </w:rPr>
+              <w:t xml:space="preserve">Desviación estándar s</w:t>
+            </w:r>
+          </w:p>
+        </w:tc>
+        <w:tc>
+          <w:tcPr>
+            <w:tcW w:type="dxa" w:w="2860"/>
+            <w:tcBorders>
+              <w:top w:val="single" w:color="BFBFBF" w:sz="4"/>
+              <w:left w:val="single" w:color="BFBFBF" w:sz="4"/>
+              <w:bottom w:val="single" w:color="BFBFBF" w:sz="4"/>
+              <w:right w:val="single" w:color="BFBFBF" w:sz="4"/>
+            </w:tcBorders>
+            <w:tcMar>
+              <w:top w:type="dxa" w:w="50"/>
+              <w:left w:type="dxa" w:w="80"/>
+              <w:bottom w:type="dxa" w:w="50"/>
+              <w:right w:type="dxa" w:w="80"/>
+            </w:tcMar>
+            <w:vAlign w:val="center"/>
+          </w:tcPr>
+          <w:p>
+            <w:pPr>
+              <w:jc w:val="left"/>
+            </w:pPr>
+            <w:r>
+              <w:rPr>
+                <w:rFonts w:ascii="Arial" w:cs="Arial" w:eastAsia="Arial" w:hAnsi="Arial"/>
+                <w:b w:val="false"/>
+                <w:bCs w:val="false"/>
+                <w:sz w:val="18"/>
+                <w:szCs w:val="18"/>
+              </w:rPr>
+              <w:t xml:space="preserve">—</w:t>
+            </w:r>
+          </w:p>
+        </w:tc>
+        <w:tc>
+          <w:tcPr>
+            <w:tcW w:type="dxa" w:w="1500"/>
+            <w:tcBorders>
+              <w:top w:val="single" w:color="BFBFBF" w:sz="4"/>
+              <w:left w:val="single" w:color="BFBFBF" w:sz="4"/>
+              <w:bottom w:val="single" w:color="BFBFBF" w:sz="4"/>
+              <w:right w:val="single" w:color="BFBFBF" w:sz="4"/>
+            </w:tcBorders>
+            <w:tcMar>
+              <w:top w:type="dxa" w:w="50"/>
+              <w:left w:type="dxa" w:w="80"/>
+              <w:bottom w:type="dxa" w:w="50"/>
+              <w:right w:type="dxa" w:w="80"/>
+            </w:tcMar>
+            <w:vAlign w:val="center"/>
+          </w:tcPr>
+          <w:p>
+            <w:pPr>
+              <w:jc w:val="center"/>
+            </w:pPr>
+            <w:r>
+              <w:rPr>
+                <w:rFonts w:ascii="Arial" w:cs="Arial" w:eastAsia="Arial" w:hAnsi="Arial"/>
+                <w:b w:val="false"/>
+                <w:bCs w:val="false"/>
+                <w:sz w:val="18"/>
+                <w:szCs w:val="18"/>
+              </w:rPr>
+              <w:t xml:space="preserve">—</w:t>
+            </w:r>
+          </w:p>
+        </w:tc>
+        <w:tc>
+          <w:tcPr>
+            <w:tcW w:type="dxa" w:w="1700"/>
+            <w:tcBorders>
+              <w:top w:val="single" w:color="BFBFBF" w:sz="4"/>
+              <w:left w:val="single" w:color="BFBFBF" w:sz="4"/>
+              <w:bottom w:val="single" w:color="BFBFBF" w:sz="4"/>
+              <w:right w:val="single" w:color="BFBFBF" w:sz="4"/>
+            </w:tcBorders>
+            <w:tcMar>
+              <w:top w:type="dxa" w:w="50"/>
+              <w:left w:type="dxa" w:w="80"/>
+              <w:bottom w:type="dxa" w:w="50"/>
+              <w:right w:type="dxa" w:w="80"/>
+            </w:tcMar>
+            <w:vAlign w:val="center"/>
+          </w:tcPr>
+          <w:p>
+            <w:pPr>
+              <w:jc w:val="center"/>
+            </w:pPr>
+            <w:r>
+              <w:rPr>
+                <w:rFonts w:ascii="Arial" w:cs="Arial" w:eastAsia="Arial" w:hAnsi="Arial"/>
+                <w:b w:val="false"/>
+                <w:bCs w:val="false"/>
+                <w:sz w:val="18"/>
+                <w:szCs w:val="18"/>
+              </w:rPr>
+              <w:t xml:space="preserve">0.649</w:t>
+            </w:r>
+          </w:p>
+        </w:tc>
+        <w:tc>
+          <w:tcPr>
+            <w:tcW w:type="dxa" w:w="1800"/>
+            <w:tcBorders>
+              <w:top w:val="single" w:color="BFBFBF" w:sz="4"/>
+              <w:left w:val="single" w:color="BFBFBF" w:sz="4"/>
+              <w:bottom w:val="single" w:color="BFBFBF" w:sz="4"/>
+              <w:right w:val="single" w:color="BFBFBF" w:sz="4"/>
+            </w:tcBorders>
+            <w:tcMar>
+              <w:top w:type="dxa" w:w="50"/>
+              <w:left w:type="dxa" w:w="80"/>
+              <w:bottom w:type="dxa" w:w="50"/>
+              <w:right w:type="dxa" w:w="80"/>
+            </w:tcMar>
+            <w:vAlign w:val="center"/>
+          </w:tcPr>
+          <w:p>
+            <w:pPr>
+              <w:jc w:val="center"/>
+            </w:pPr>
+            <w:r>
+              <w:rPr>
+                <w:rFonts w:ascii="Arial" w:cs="Arial" w:eastAsia="Arial" w:hAnsi="Arial"/>
+                <w:b w:val="false"/>
+                <w:bCs w:val="false"/>
+                <w:sz w:val="18"/>
+                <w:szCs w:val="18"/>
+              </w:rPr>
+              <w:t xml:space="preserve">CV = 1.49 %</w:t>
+            </w:r>
+          </w:p>
+        </w:tc>
+      </w:tr>
+      <w:tr>
+        <w:tc>
+          <w:tcPr>
+            <w:tcW w:type="dxa" w:w="1500"/>
+            <w:tcBorders>
+              <w:top w:val="single" w:color="BFBFBF" w:sz="4"/>
+              <w:left w:val="single" w:color="BFBFBF" w:sz="4"/>
+              <w:bottom w:val="single" w:color="BFBFBF" w:sz="4"/>
+              <w:right w:val="single" w:color="BFBFBF" w:sz="4"/>
+            </w:tcBorders>
+            <w:tcMar>
+              <w:top w:type="dxa" w:w="50"/>
+              <w:left w:type="dxa" w:w="80"/>
+              <w:bottom w:type="dxa" w:w="50"/>
+              <w:right w:type="dxa" w:w="80"/>
+            </w:tcMar>
+            <w:vAlign w:val="center"/>
+          </w:tcPr>
+          <w:p>
+            <w:pPr>
+              <w:jc w:val="left"/>
             </w:pPr>
             <w:r>
               <w:rPr>
@@ -4170,50 +5082,80 @@
                 <w:bCs/>
                 <w:sz w:val="18"/>
                 <w:szCs w:val="18"/>
-                <w:highlight w:val="yellow"/>
-              </w:rPr>
-              <w:t xml:space="preserve">[COMPLETAR: ]</w:t>
-            </w:r>
-          </w:p>
-        </w:tc>
-      </w:tr>
-      <w:tr>
+              </w:rPr>
+              <w:t xml:space="preserve">Promedio ± U₉₅</w:t>
+            </w:r>
+          </w:p>
+        </w:tc>
+        <w:tc>
+          <w:tcPr>
+            <w:tcW w:type="dxa" w:w="2860"/>
+            <w:tcBorders>
+              <w:top w:val="single" w:color="BFBFBF" w:sz="4"/>
+              <w:left w:val="single" w:color="BFBFBF" w:sz="4"/>
+              <w:bottom w:val="single" w:color="BFBFBF" w:sz="4"/>
+              <w:right w:val="single" w:color="BFBFBF" w:sz="4"/>
+            </w:tcBorders>
+            <w:tcMar>
+              <w:top w:type="dxa" w:w="50"/>
+              <w:left w:type="dxa" w:w="80"/>
+              <w:bottom w:type="dxa" w:w="50"/>
+              <w:right w:type="dxa" w:w="80"/>
+            </w:tcMar>
+            <w:vAlign w:val="center"/>
+          </w:tcPr>
+          <w:p>
+            <w:pPr>
+              <w:jc w:val="left"/>
+            </w:pPr>
+            <w:r>
+              <w:rPr>
+                <w:rFonts w:ascii="Arial" w:cs="Arial" w:eastAsia="Arial" w:hAnsi="Arial"/>
+                <w:b w:val="false"/>
+                <w:bCs w:val="false"/>
+                <w:sz w:val="18"/>
+                <w:szCs w:val="18"/>
+              </w:rPr>
+              <w:t xml:space="preserve">—</w:t>
+            </w:r>
+          </w:p>
+        </w:tc>
+        <w:tc>
+          <w:tcPr>
+            <w:tcW w:type="dxa" w:w="1500"/>
+            <w:tcBorders>
+              <w:top w:val="single" w:color="BFBFBF" w:sz="4"/>
+              <w:left w:val="single" w:color="BFBFBF" w:sz="4"/>
+              <w:bottom w:val="single" w:color="BFBFBF" w:sz="4"/>
+              <w:right w:val="single" w:color="BFBFBF" w:sz="4"/>
+            </w:tcBorders>
+            <w:tcMar>
+              <w:top w:type="dxa" w:w="50"/>
+              <w:left w:type="dxa" w:w="80"/>
+              <w:bottom w:type="dxa" w:w="50"/>
+              <w:right w:type="dxa" w:w="80"/>
+            </w:tcMar>
+            <w:vAlign w:val="center"/>
+          </w:tcPr>
+          <w:p>
+            <w:pPr>
+              <w:jc w:val="center"/>
+            </w:pPr>
+            <w:r>
+              <w:rPr>
+                <w:rFonts w:ascii="Arial" w:cs="Arial" w:eastAsia="Arial" w:hAnsi="Arial"/>
+                <w:b w:val="false"/>
+                <w:bCs w:val="false"/>
+                <w:sz w:val="18"/>
+                <w:szCs w:val="18"/>
+              </w:rPr>
+              <w:t xml:space="preserve">—</w:t>
+            </w:r>
+          </w:p>
+        </w:tc>
         <w:tc>
           <w:tcPr>
             <w:tcW w:type="dxa" w:w="1700"/>
-            <w:tcBorders>
-              <w:top w:val="single" w:color="BFBFBF" w:sz="4"/>
-              <w:left w:val="single" w:color="BFBFBF" w:sz="4"/>
-              <w:bottom w:val="single" w:color="BFBFBF" w:sz="4"/>
-              <w:right w:val="single" w:color="BFBFBF" w:sz="4"/>
-            </w:tcBorders>
-            <w:tcMar>
-              <w:top w:type="dxa" w:w="50"/>
-              <w:left w:type="dxa" w:w="80"/>
-              <w:bottom w:type="dxa" w:w="50"/>
-              <w:right w:type="dxa" w:w="80"/>
-            </w:tcMar>
-            <w:vAlign w:val="center"/>
-          </w:tcPr>
-          <w:p>
-            <w:pPr>
-              <w:jc w:val="center"/>
-            </w:pPr>
-            <w:r>
-              <w:rPr>
-                <w:rFonts w:ascii="Arial" w:cs="Arial" w:eastAsia="Arial" w:hAnsi="Arial"/>
-                <w:b w:val="false"/>
-                <w:bCs w:val="false"/>
-                <w:sz w:val="18"/>
-                <w:szCs w:val="18"/>
-              </w:rPr>
-              <w:t xml:space="preserve">2</w:t>
-            </w:r>
-          </w:p>
-        </w:tc>
-        <w:tc>
-          <w:tcPr>
-            <w:tcW w:type="dxa" w:w="3000"/>
             <w:tcBorders>
               <w:top w:val="single" w:color="BFBFBF" w:sz="4"/>
               <w:left w:val="single" w:color="BFBFBF" w:sz="4"/>
@@ -4239,349 +5181,41 @@
                 <w:bCs/>
                 <w:sz w:val="18"/>
                 <w:szCs w:val="18"/>
-                <w:highlight w:val="yellow"/>
-              </w:rPr>
-              <w:t xml:space="preserve">[COMPLETAR: ]</w:t>
-            </w:r>
-          </w:p>
-        </w:tc>
-        <w:tc>
-          <w:tcPr>
-            <w:tcW w:type="dxa" w:w="2160"/>
-            <w:tcBorders>
-              <w:top w:val="single" w:color="BFBFBF" w:sz="4"/>
-              <w:left w:val="single" w:color="BFBFBF" w:sz="4"/>
-              <w:bottom w:val="single" w:color="BFBFBF" w:sz="4"/>
-              <w:right w:val="single" w:color="BFBFBF" w:sz="4"/>
-            </w:tcBorders>
-            <w:tcMar>
-              <w:top w:type="dxa" w:w="50"/>
-              <w:left w:type="dxa" w:w="80"/>
-              <w:bottom w:type="dxa" w:w="50"/>
-              <w:right w:type="dxa" w:w="80"/>
-            </w:tcMar>
-            <w:vAlign w:val="center"/>
-          </w:tcPr>
-          <w:p>
-            <w:pPr>
-              <w:jc w:val="center"/>
-            </w:pPr>
-            <w:r>
-              <w:rPr>
-                <w:rFonts w:ascii="Arial" w:cs="Arial" w:eastAsia="Arial" w:hAnsi="Arial"/>
-                <w:b/>
-                <w:bCs/>
-                <w:sz w:val="18"/>
-                <w:szCs w:val="18"/>
-                <w:highlight w:val="yellow"/>
-              </w:rPr>
-              <w:t xml:space="preserve">[COMPLETAR: ]</w:t>
-            </w:r>
-          </w:p>
-        </w:tc>
-        <w:tc>
-          <w:tcPr>
-            <w:tcW w:type="dxa" w:w="2500"/>
-            <w:tcBorders>
-              <w:top w:val="single" w:color="BFBFBF" w:sz="4"/>
-              <w:left w:val="single" w:color="BFBFBF" w:sz="4"/>
-              <w:bottom w:val="single" w:color="BFBFBF" w:sz="4"/>
-              <w:right w:val="single" w:color="BFBFBF" w:sz="4"/>
-            </w:tcBorders>
-            <w:tcMar>
-              <w:top w:type="dxa" w:w="50"/>
-              <w:left w:type="dxa" w:w="80"/>
-              <w:bottom w:type="dxa" w:w="50"/>
-              <w:right w:type="dxa" w:w="80"/>
-            </w:tcMar>
-            <w:vAlign w:val="center"/>
-          </w:tcPr>
-          <w:p>
-            <w:pPr>
-              <w:jc w:val="center"/>
-            </w:pPr>
-            <w:r>
-              <w:rPr>
-                <w:rFonts w:ascii="Arial" w:cs="Arial" w:eastAsia="Arial" w:hAnsi="Arial"/>
-                <w:b/>
-                <w:bCs/>
-                <w:sz w:val="18"/>
-                <w:szCs w:val="18"/>
-                <w:highlight w:val="yellow"/>
-              </w:rPr>
-              <w:t xml:space="preserve">[COMPLETAR: ]</w:t>
-            </w:r>
-          </w:p>
-        </w:tc>
-      </w:tr>
-      <w:tr>
-        <w:tc>
-          <w:tcPr>
-            <w:tcW w:type="dxa" w:w="1700"/>
-            <w:tcBorders>
-              <w:top w:val="single" w:color="BFBFBF" w:sz="4"/>
-              <w:left w:val="single" w:color="BFBFBF" w:sz="4"/>
-              <w:bottom w:val="single" w:color="BFBFBF" w:sz="4"/>
-              <w:right w:val="single" w:color="BFBFBF" w:sz="4"/>
-            </w:tcBorders>
-            <w:tcMar>
-              <w:top w:type="dxa" w:w="50"/>
-              <w:left w:type="dxa" w:w="80"/>
-              <w:bottom w:type="dxa" w:w="50"/>
-              <w:right w:type="dxa" w:w="80"/>
-            </w:tcMar>
-            <w:vAlign w:val="center"/>
-          </w:tcPr>
-          <w:p>
-            <w:pPr>
-              <w:jc w:val="center"/>
-            </w:pPr>
-            <w:r>
-              <w:rPr>
-                <w:rFonts w:ascii="Arial" w:cs="Arial" w:eastAsia="Arial" w:hAnsi="Arial"/>
-                <w:b w:val="false"/>
-                <w:bCs w:val="false"/>
-                <w:sz w:val="18"/>
-                <w:szCs w:val="18"/>
-              </w:rPr>
-              <w:t xml:space="preserve">3</w:t>
-            </w:r>
-          </w:p>
-        </w:tc>
-        <w:tc>
-          <w:tcPr>
-            <w:tcW w:type="dxa" w:w="3000"/>
-            <w:tcBorders>
-              <w:top w:val="single" w:color="BFBFBF" w:sz="4"/>
-              <w:left w:val="single" w:color="BFBFBF" w:sz="4"/>
-              <w:bottom w:val="single" w:color="BFBFBF" w:sz="4"/>
-              <w:right w:val="single" w:color="BFBFBF" w:sz="4"/>
-            </w:tcBorders>
-            <w:tcMar>
-              <w:top w:type="dxa" w:w="50"/>
-              <w:left w:type="dxa" w:w="80"/>
-              <w:bottom w:type="dxa" w:w="50"/>
-              <w:right w:type="dxa" w:w="80"/>
-            </w:tcMar>
-            <w:vAlign w:val="center"/>
-          </w:tcPr>
-          <w:p>
-            <w:pPr>
-              <w:jc w:val="center"/>
-            </w:pPr>
-            <w:r>
-              <w:rPr>
-                <w:rFonts w:ascii="Arial" w:cs="Arial" w:eastAsia="Arial" w:hAnsi="Arial"/>
-                <w:b/>
-                <w:bCs/>
-                <w:sz w:val="18"/>
-                <w:szCs w:val="18"/>
-                <w:highlight w:val="yellow"/>
-              </w:rPr>
-              <w:t xml:space="preserve">[COMPLETAR: ]</w:t>
-            </w:r>
-          </w:p>
-        </w:tc>
-        <w:tc>
-          <w:tcPr>
-            <w:tcW w:type="dxa" w:w="2160"/>
-            <w:tcBorders>
-              <w:top w:val="single" w:color="BFBFBF" w:sz="4"/>
-              <w:left w:val="single" w:color="BFBFBF" w:sz="4"/>
-              <w:bottom w:val="single" w:color="BFBFBF" w:sz="4"/>
-              <w:right w:val="single" w:color="BFBFBF" w:sz="4"/>
-            </w:tcBorders>
-            <w:tcMar>
-              <w:top w:type="dxa" w:w="50"/>
-              <w:left w:type="dxa" w:w="80"/>
-              <w:bottom w:type="dxa" w:w="50"/>
-              <w:right w:type="dxa" w:w="80"/>
-            </w:tcMar>
-            <w:vAlign w:val="center"/>
-          </w:tcPr>
-          <w:p>
-            <w:pPr>
-              <w:jc w:val="center"/>
-            </w:pPr>
-            <w:r>
-              <w:rPr>
-                <w:rFonts w:ascii="Arial" w:cs="Arial" w:eastAsia="Arial" w:hAnsi="Arial"/>
-                <w:b/>
-                <w:bCs/>
-                <w:sz w:val="18"/>
-                <w:szCs w:val="18"/>
-                <w:highlight w:val="yellow"/>
-              </w:rPr>
-              <w:t xml:space="preserve">[COMPLETAR: ]</w:t>
-            </w:r>
-          </w:p>
-        </w:tc>
-        <w:tc>
-          <w:tcPr>
-            <w:tcW w:type="dxa" w:w="2500"/>
-            <w:tcBorders>
-              <w:top w:val="single" w:color="BFBFBF" w:sz="4"/>
-              <w:left w:val="single" w:color="BFBFBF" w:sz="4"/>
-              <w:bottom w:val="single" w:color="BFBFBF" w:sz="4"/>
-              <w:right w:val="single" w:color="BFBFBF" w:sz="4"/>
-            </w:tcBorders>
-            <w:tcMar>
-              <w:top w:type="dxa" w:w="50"/>
-              <w:left w:type="dxa" w:w="80"/>
-              <w:bottom w:type="dxa" w:w="50"/>
-              <w:right w:type="dxa" w:w="80"/>
-            </w:tcMar>
-            <w:vAlign w:val="center"/>
-          </w:tcPr>
-          <w:p>
-            <w:pPr>
-              <w:jc w:val="center"/>
-            </w:pPr>
-            <w:r>
-              <w:rPr>
-                <w:rFonts w:ascii="Arial" w:cs="Arial" w:eastAsia="Arial" w:hAnsi="Arial"/>
-                <w:b/>
-                <w:bCs/>
-                <w:sz w:val="18"/>
-                <w:szCs w:val="18"/>
-                <w:highlight w:val="yellow"/>
-              </w:rPr>
-              <w:t xml:space="preserve">[COMPLETAR: ]</w:t>
-            </w:r>
-          </w:p>
-        </w:tc>
-      </w:tr>
-      <w:tr>
-        <w:tc>
-          <w:tcPr>
-            <w:tcW w:type="dxa" w:w="1700"/>
-            <w:tcBorders>
-              <w:top w:val="single" w:color="BFBFBF" w:sz="4"/>
-              <w:left w:val="single" w:color="BFBFBF" w:sz="4"/>
-              <w:bottom w:val="single" w:color="BFBFBF" w:sz="4"/>
-              <w:right w:val="single" w:color="BFBFBF" w:sz="4"/>
-            </w:tcBorders>
-            <w:tcMar>
-              <w:top w:type="dxa" w:w="50"/>
-              <w:left w:type="dxa" w:w="80"/>
-              <w:bottom w:type="dxa" w:w="50"/>
-              <w:right w:type="dxa" w:w="80"/>
-            </w:tcMar>
-            <w:vAlign w:val="center"/>
-          </w:tcPr>
-          <w:p>
-            <w:pPr>
-              <w:jc w:val="center"/>
-            </w:pPr>
-            <w:r>
-              <w:rPr>
-                <w:rFonts w:ascii="Arial" w:cs="Arial" w:eastAsia="Arial" w:hAnsi="Arial"/>
-                <w:b w:val="false"/>
-                <w:bCs w:val="false"/>
-                <w:sz w:val="18"/>
-                <w:szCs w:val="18"/>
-              </w:rPr>
-              <w:t xml:space="preserve">Promedio ± U₉₅</w:t>
-            </w:r>
-          </w:p>
-        </w:tc>
-        <w:tc>
-          <w:tcPr>
-            <w:tcW w:type="dxa" w:w="3000"/>
-            <w:tcBorders>
-              <w:top w:val="single" w:color="BFBFBF" w:sz="4"/>
-              <w:left w:val="single" w:color="BFBFBF" w:sz="4"/>
-              <w:bottom w:val="single" w:color="BFBFBF" w:sz="4"/>
-              <w:right w:val="single" w:color="BFBFBF" w:sz="4"/>
-            </w:tcBorders>
-            <w:tcMar>
-              <w:top w:type="dxa" w:w="50"/>
-              <w:left w:type="dxa" w:w="80"/>
-              <w:bottom w:type="dxa" w:w="50"/>
-              <w:right w:type="dxa" w:w="80"/>
-            </w:tcMar>
-            <w:vAlign w:val="center"/>
-          </w:tcPr>
-          <w:p>
-            <w:pPr>
-              <w:jc w:val="center"/>
-            </w:pPr>
-            <w:r>
-              <w:rPr>
-                <w:rFonts w:ascii="Arial" w:cs="Arial" w:eastAsia="Arial" w:hAnsi="Arial"/>
-                <w:b/>
-                <w:bCs/>
-                <w:sz w:val="18"/>
-                <w:szCs w:val="18"/>
-                <w:highlight w:val="yellow"/>
-              </w:rPr>
-              <w:t xml:space="preserve">[COMPLETAR: ]</w:t>
-            </w:r>
-          </w:p>
-        </w:tc>
-        <w:tc>
-          <w:tcPr>
-            <w:tcW w:type="dxa" w:w="2160"/>
-            <w:tcBorders>
-              <w:top w:val="single" w:color="BFBFBF" w:sz="4"/>
-              <w:left w:val="single" w:color="BFBFBF" w:sz="4"/>
-              <w:bottom w:val="single" w:color="BFBFBF" w:sz="4"/>
-              <w:right w:val="single" w:color="BFBFBF" w:sz="4"/>
-            </w:tcBorders>
-            <w:tcMar>
-              <w:top w:type="dxa" w:w="50"/>
-              <w:left w:type="dxa" w:w="80"/>
-              <w:bottom w:type="dxa" w:w="50"/>
-              <w:right w:type="dxa" w:w="80"/>
-            </w:tcMar>
-            <w:vAlign w:val="center"/>
-          </w:tcPr>
-          <w:p>
-            <w:pPr>
-              <w:jc w:val="center"/>
-            </w:pPr>
-            <w:r>
-              <w:rPr>
-                <w:rFonts w:ascii="Arial" w:cs="Arial" w:eastAsia="Arial" w:hAnsi="Arial"/>
-                <w:b w:val="false"/>
-                <w:bCs w:val="false"/>
-                <w:sz w:val="18"/>
-                <w:szCs w:val="18"/>
-              </w:rPr>
-              <w:t xml:space="preserve"/>
-            </w:r>
-          </w:p>
-        </w:tc>
-        <w:tc>
-          <w:tcPr>
-            <w:tcW w:type="dxa" w:w="2500"/>
-            <w:tcBorders>
-              <w:top w:val="single" w:color="BFBFBF" w:sz="4"/>
-              <w:left w:val="single" w:color="BFBFBF" w:sz="4"/>
-              <w:bottom w:val="single" w:color="BFBFBF" w:sz="4"/>
-              <w:right w:val="single" w:color="BFBFBF" w:sz="4"/>
-            </w:tcBorders>
-            <w:tcMar>
-              <w:top w:type="dxa" w:w="50"/>
-              <w:left w:type="dxa" w:w="80"/>
-              <w:bottom w:type="dxa" w:w="50"/>
-              <w:right w:type="dxa" w:w="80"/>
-            </w:tcMar>
-            <w:vAlign w:val="center"/>
-          </w:tcPr>
-          <w:p>
-            <w:pPr>
-              <w:jc w:val="center"/>
-            </w:pPr>
-            <w:r>
-              <w:rPr>
-                <w:rFonts w:ascii="Arial" w:cs="Arial" w:eastAsia="Arial" w:hAnsi="Arial"/>
-                <w:b w:val="false"/>
-                <w:bCs w:val="false"/>
-                <w:sz w:val="18"/>
-                <w:szCs w:val="18"/>
-              </w:rPr>
-              <w:t xml:space="preserve"/>
+              </w:rPr>
+              <w:t xml:space="preserve">43.42 ± 1.03</w:t>
+            </w:r>
+          </w:p>
+        </w:tc>
+        <w:tc>
+          <w:tcPr>
+            <w:tcW w:type="dxa" w:w="1800"/>
+            <w:tcBorders>
+              <w:top w:val="single" w:color="BFBFBF" w:sz="4"/>
+              <w:left w:val="single" w:color="BFBFBF" w:sz="4"/>
+              <w:bottom w:val="single" w:color="BFBFBF" w:sz="4"/>
+              <w:right w:val="single" w:color="BFBFBF" w:sz="4"/>
+            </w:tcBorders>
+            <w:tcMar>
+              <w:top w:type="dxa" w:w="50"/>
+              <w:left w:type="dxa" w:w="80"/>
+              <w:bottom w:type="dxa" w:w="50"/>
+              <w:right w:type="dxa" w:w="80"/>
+            </w:tcMar>
+            <w:vAlign w:val="center"/>
+          </w:tcPr>
+          <w:p>
+            <w:pPr>
+              <w:jc w:val="center"/>
+            </w:pPr>
+            <w:r>
+              <w:rPr>
+                <w:rFonts w:ascii="Arial" w:cs="Arial" w:eastAsia="Arial" w:hAnsi="Arial"/>
+                <w:b w:val="false"/>
+                <w:bCs w:val="false"/>
+                <w:sz w:val="18"/>
+                <w:szCs w:val="18"/>
+              </w:rPr>
+              <w:t xml:space="preserve">t = 3.182</w:t>
             </w:r>
           </w:p>
         </w:tc>
@@ -4605,7 +5239,7 @@
           <w:sz w:val="22"/>
           <w:szCs w:val="22"/>
         </w:rPr>
-        <w:t xml:space="preserve">Referencia: </w:t>
+        <w:t xml:space="preserve">Cálculo de la dispersión. </w:t>
       </w:r>
       <w:r>
         <w:rPr>
@@ -4613,7 +5247,40 @@
           <w:sz w:val="22"/>
           <w:szCs w:val="22"/>
         </w:rPr>
-        <w:t xml:space="preserve">el análisis cuadro por cuadro del video del modelo funcionando (sección 9.3) dio 43.42 ± 1.03 rpm (U₉₅) en cuatro vueltas completas, medidas con el mismo motor y con carga.</w:t>
+        <w:t xml:space="preserve">Promedio: n̄ = (43.78 + 43.11 + 44.10 + 42.67) / 4 = 43.416 rpm. Desviación estándar muestral: s = √[Σ(nᵢ − n̄)² / (N − 1)] = 0.649 rpm, coeficiente de variación s/n̄ = 1.49 %. Incertidumbre del promedio al 95 % con t de Student para N − 1 = 3 grados de libertad: U₉₅ = t·s/√N = 3.182 × 0.649 / √4 = 1.032 rpm.</w:t>
+      </w:r>
+    </w:p>
+    <w:p>
+      <w:pPr>
+        <w:tabs>
+          <w:tab w:val="right" w:pos="9360"/>
+        </w:tabs>
+        <w:spacing w:after="100" w:before="60"/>
+        <w:jc w:val="center"/>
+      </w:pPr>
+      <w:r>
+        <w:rPr>
+          <w:rFonts w:ascii="Cambria Math" w:cs="Cambria Math" w:eastAsia="Cambria Math" w:hAnsi="Cambria Math"/>
+          <w:i w:val="false"/>
+          <w:iCs w:val="false"/>
+          <w:sz w:val="22"/>
+          <w:szCs w:val="22"/>
+        </w:rPr>
+        <w:t xml:space="preserve">n = 43.42 ± 1.03 rpm  (95 %)     →     ω₂ = 2π·n/60 = 4.546 ± 0.108 rad/s</w:t>
+      </w:r>
+    </w:p>
+    <w:p>
+      <w:pPr>
+        <w:spacing w:after="120" w:line="276"/>
+        <w:jc w:val="both"/>
+      </w:pPr>
+      <w:r>
+        <w:rPr>
+          <w:rFonts w:ascii="Arial" w:cs="Arial" w:eastAsia="Arial" w:hAnsi="Arial"/>
+          <w:sz w:val="22"/>
+          <w:szCs w:val="22"/>
+        </w:rPr>
+        <w:t xml:space="preserve">La dispersión entre vueltas es pequeña (CV de 1.5 %): el motor mantiene su velocidad media de una vuelta a otra. Sin embargo, esa velocidad es 45 % mayor que los 30 rpm usados en los cálculos; esta diferencia se analiza en el inciso g (sección 9). Como verificación independiente, el seguimiento manual del grupo en Tracker dio 45.5 rpm en un tramo de menos de media vuelta.</w:t>
       </w:r>
     </w:p>
     <w:p>

--- a/Mecanismo/Proyecto 2 - Entrega final/1_Informe/Informe_Segundo_Parcial_Dosificador.docx
+++ b/Mecanismo/Proyecto 2 - Entrega final/1_Informe/Informe_Segundo_Parcial_Dosificador.docx
@@ -332,7 +332,7 @@
           <w:sz w:val="22"/>
           <w:szCs w:val="22"/>
         </w:rPr>
-        <w:t xml:space="preserve"> = −20 mm. Con ellas el bloque tiene una carrera de 70.88 mm, la manivela da vueltas completas, la relación de tiempos es Q = 1.057 y el ángulo de transmisión nunca baja de 65.4°.</w:t>
+        <w:t xml:space="preserve"> = −20 mm. Con ellas el bloque tiene una carrera de 70.88 mm, la manivela da vueltas completas, la relación de tiempos es Q = 1.057 y el ángulo de transmisión nunca baja de 65.4°. Estas dimensiones son las del modelo real: coinciden con los planos de fabricación de cada pieza (Anexo D).</w:t>
       </w:r>
     </w:p>
     <w:p>
@@ -377,7 +377,7 @@
           <w:sz w:val="22"/>
           <w:szCs w:val="22"/>
         </w:rPr>
-        <w:t xml:space="preserve">El modelo físico, construido con piezas impresas en 3D y movido por un motorreductor de corriente directa, se grabó funcionando y se analizó cuadro por cuadro. El motor giró a 43.4 ± 1.0 rpm (45 % más que la velocidad de diseño) y con una fluctuación de ±14 % dentro de cada vuelta por la carga. La posición medida del bloque coincide con la teórica con un error RMS de 1.8 mm (2.5 % de la carrera), el punto muerto interior medido difiere 0.01 mm del teórico y, usando la velocidad medida, los picos de velocidad del bloque coinciden con la teoría dentro de ±5 %.</w:t>
+        <w:t xml:space="preserve">El modelo físico, construido con piezas impresas en 3D y movido por un motorreductor de corriente directa de 3–6 V y 120 rpm nominales con engranajes metálicos, se grabó funcionando y se analizó cuadro por cuadro. El motor giró a 43.4 ± 1.0 rpm (45 % más que la velocidad de diseño y 36 % de su velocidad nominal) y con una fluctuación de ±14 % dentro de cada vuelta por la carga. La posición medida del bloque coincide con la teórica con un error RMS de 1.8 mm (2.5 % de la carrera), el punto muerto interior medido difiere 0.01 mm del teórico y, usando la velocidad medida, los picos de velocidad del bloque coinciden con la teoría dentro de ±5 %.</w:t>
       </w:r>
     </w:p>
     <w:p>
@@ -816,7 +816,7 @@
           <w:sz w:val="22"/>
           <w:szCs w:val="22"/>
         </w:rPr>
-        <w:t xml:space="preserve">Descentrado c = −20 mm, impuesto por la geometría del ensamble: el eje del motor queda 20 mm arriba del pasador del bloque.</w:t>
+        <w:t xml:space="preserve">Descentrado c = −20 mm, impuesto por la geometría del ensamble: el eje del disco-manivela pasa por el agujero del soporte, a 70.0 mm sobre la placa base, y el pasador del bloque queda a 50.0 mm (mitad de la oreja del bloque), así que la corredera pasa 20 mm por debajo de O₂ (sección 4.1).</w:t>
       </w:r>
     </w:p>
     <w:p>
@@ -1021,7 +1021,7 @@
           <w:sz w:val="22"/>
           <w:szCs w:val="22"/>
         </w:rPr>
-        <w:t xml:space="preserve">Se eligió b = 132 mm (b/a = 3.77), que cumple R2 y R3 con holgura: μ_mín = 90° − asen(55/132) = 65.38°. En el punto muerto interior el pasador del bloque queda a 94.9 mm de O₂ y el bloque sobresale 15 mm hacia la manivela, así que su cara queda a unos 80 mm del eje, más que el radio del disco de la manivela (45 mm).</w:t>
+        <w:t xml:space="preserve">Se eligió b = 132 mm (b/a = 3.77), que cumple R2 y R3 con holgura: μ_mín = 90° − asen(55/132) = 65.38°. En el punto muerto interior el pasador del bloque queda a 94.9 mm de O₂ y la oreja del bloque sobresale 15 mm más hacia la manivela (su agujero está a 15 mm del extremo), así que su extremo queda a unos 80 mm del eje, más que el radio del disco de la manivela (45 mm).</w:t>
       </w:r>
     </w:p>
     <w:p>
@@ -3087,7 +3087,7 @@
                     </pic:cNvPicPr>
                   </pic:nvPicPr>
                   <pic:blipFill>
-                    <a:blip r:embed="rId9" cstate="none"/>
+                    <a:blip r:embed="rId11" cstate="none"/>
                     <a:srcRect/>
                     <a:stretch>
                       <a:fillRect/>
@@ -3173,392 +3173,6 @@
             <wp:extent cx="5943600" cy="2905125"/>
             <wp:effectExtent t="0" r="0" b="0" l="0"/>
             <wp:docPr id="1" name="fig2" descr="Ángulo de transmisión en una vuelta de la manivela (MATLAB). El mínimo, 65.4°, está muy por encima del límite recomendado de 45°." title="Figura 2"/>
-            <wp:cNvGraphicFramePr>
-              <a:graphicFrameLocks xmlns:a="http://schemas.openxmlformats.org/drawingml/2006/main" noChangeAspect="1"/>
-            </wp:cNvGraphicFramePr>
-            <a:graphic xmlns:a="http://schemas.openxmlformats.org/drawingml/2006/main">
-              <a:graphicData uri="http://schemas.openxmlformats.org/drawingml/2006/picture">
-                <pic:pic xmlns:pic="http://schemas.openxmlformats.org/drawingml/2006/picture">
-                  <pic:nvPicPr>
-                    <pic:cNvPr id="0" name="" descr=""/>
-                    <pic:cNvPicPr>
-                      <a:picLocks noChangeAspect="1" noChangeArrowheads="1"/>
-                    </pic:cNvPicPr>
-                  </pic:nvPicPr>
-                  <pic:blipFill>
-                    <a:blip r:embed="rId10" cstate="none"/>
-                    <a:srcRect/>
-                    <a:stretch>
-                      <a:fillRect/>
-                    </a:stretch>
-                  </pic:blipFill>
-                  <pic:spPr bwMode="auto">
-                    <a:xfrm>
-                      <a:off x="0" y="0"/>
-                      <a:ext cx="5943600" cy="2905125"/>
-                    </a:xfrm>
-                    <a:prstGeom prst="rect">
-                      <a:avLst/>
-                    </a:prstGeom>
-                  </pic:spPr>
-                </pic:pic>
-              </a:graphicData>
-            </a:graphic>
-          </wp:inline>
-        </w:drawing>
-      </w:r>
-    </w:p>
-    <w:p>
-      <w:pPr>
-        <w:spacing w:after="200"/>
-        <w:jc w:val="center"/>
-      </w:pPr>
-      <w:r>
-        <w:rPr>
-          <w:rFonts w:ascii="Arial" w:cs="Arial" w:eastAsia="Arial" w:hAnsi="Arial"/>
-          <w:b/>
-          <w:bCs/>
-          <w:i/>
-          <w:iCs/>
-          <w:sz w:val="19"/>
-          <w:szCs w:val="19"/>
-        </w:rPr>
-        <w:t xml:space="preserve">Figura 2. </w:t>
-      </w:r>
-      <w:r>
-        <w:rPr>
-          <w:rFonts w:ascii="Arial" w:cs="Arial" w:eastAsia="Arial" w:hAnsi="Arial"/>
-          <w:i/>
-          <w:iCs/>
-          <w:sz w:val="19"/>
-          <w:szCs w:val="19"/>
-        </w:rPr>
-        <w:t xml:space="preserve">Ángulo de transmisión en una vuelta de la manivela (MATLAB). El mínimo, 65.4°, está muy por encima del límite recomendado de 45°.</w:t>
-      </w:r>
-    </w:p>
-    <w:p>
-      <w:pPr>
-        <w:pStyle w:val="Heading2"/>
-      </w:pPr>
-      <w:r>
-        <w:t xml:space="preserve">3.4 Revisión funcional de la tolva</w:t>
-      </w:r>
-    </w:p>
-    <w:p>
-      <w:pPr>
-        <w:spacing w:after="120" w:line="276"/>
-        <w:jc w:val="both"/>
-      </w:pPr>
-      <w:r>
-        <w:rPr>
-          <w:rFonts w:ascii="Arial" w:cs="Arial" w:eastAsia="Arial" w:hAnsi="Arial"/>
-          <w:sz w:val="22"/>
-          <w:szCs w:val="22"/>
-        </w:rPr>
-        <w:t xml:space="preserve">En el ensamble de Inventor la boca de la tolva (Ø 80 mm) queda casi toda encima del bloque. En el punto muerto interior la cara frontal del bloque queda 13 mm detrás del borde delantero de la boca, así que solo esa franja queda libre para que caiga material frente al bloque. Se recomienda recorrer la caja con la tolva unos 67 mm hacia la salida (o acortar el bloque): así, con el bloque retraído, toda la boca queda libre y en el avance el bloque la barre casi completa. Este cambio no afecta ninguno de los cálculos cinemáticos.</w:t>
-      </w:r>
-    </w:p>
-    <w:p>
-      <w:pPr>
-        <w:pStyle w:val="Heading1"/>
-      </w:pPr>
-      <w:r>
-        <w:t xml:space="preserve">4. Modelo a escala (inciso b)</w:t>
-      </w:r>
-    </w:p>
-    <w:p>
-      <w:pPr>
-        <w:spacing w:after="120" w:line="276"/>
-        <w:jc w:val="both"/>
-      </w:pPr>
-      <w:r>
-        <w:rPr>
-          <w:rFonts w:ascii="Arial" w:cs="Arial" w:eastAsia="Arial" w:hAnsi="Arial"/>
-          <w:sz w:val="22"/>
-          <w:szCs w:val="22"/>
-        </w:rPr>
-        <w:t xml:space="preserve">El modelo 3D completo está en Autodesk Inventor (carpeta 5_Inventor: Ensamblaje.iam con la manivela, el acoplador, la base deslizadora, la caja, el cilindro de la tolva y la tornillería). Las recomendaciones para construir el modelo físico son:</w:t>
-      </w:r>
-    </w:p>
-    <w:p>
-      <w:pPr>
-        <w:pStyle w:val="ListParagraph"/>
-        <w:numPr>
-          <w:ilvl w:val="0"/>
-          <w:numId w:val="3"/>
-        </w:numPr>
-        <w:spacing w:after="60" w:line="276"/>
-      </w:pPr>
-      <w:r>
-        <w:rPr>
-          <w:rFonts w:ascii="Arial" w:cs="Arial" w:eastAsia="Arial" w:hAnsi="Arial"/>
-          <w:b/>
-          <w:bCs/>
-          <w:sz w:val="22"/>
-          <w:szCs w:val="22"/>
-        </w:rPr>
-        <w:t xml:space="preserve">Escala. </w:t>
-      </w:r>
-      <w:r>
-        <w:rPr>
-          <w:rFonts w:ascii="Arial" w:cs="Arial" w:eastAsia="Arial" w:hAnsi="Arial"/>
-          <w:sz w:val="22"/>
-          <w:szCs w:val="22"/>
-        </w:rPr>
-        <w:t xml:space="preserve">La base mide 470 × 180 mm y no cabe en una impresora común (cama de unos 220 × 220 mm). Opciones: imprimir a escala 1:2 (base de 235 mm, en dos partes) o hacer la base y la caja en MDF e imprimir a escala 1:1 la manivela, la biela, el bloque y los pasadores.</w:t>
-      </w:r>
-    </w:p>
-    <w:p>
-      <w:pPr>
-        <w:pStyle w:val="ListParagraph"/>
-        <w:numPr>
-          <w:ilvl w:val="0"/>
-          <w:numId w:val="3"/>
-        </w:numPr>
-        <w:spacing w:after="60" w:line="276"/>
-      </w:pPr>
-      <w:r>
-        <w:rPr>
-          <w:rFonts w:ascii="Arial" w:cs="Arial" w:eastAsia="Arial" w:hAnsi="Arial"/>
-          <w:b/>
-          <w:bCs/>
-          <w:sz w:val="22"/>
-          <w:szCs w:val="22"/>
-        </w:rPr>
-        <w:t xml:space="preserve">Efecto de la escala. </w:t>
-      </w:r>
-      <w:r>
-        <w:rPr>
-          <w:rFonts w:ascii="Arial" w:cs="Arial" w:eastAsia="Arial" w:hAnsi="Arial"/>
-          <w:sz w:val="22"/>
-          <w:szCs w:val="22"/>
-        </w:rPr>
-        <w:t xml:space="preserve">Si el modelo se construye a escala k, las longitudes, velocidades y aceleraciones lineales se multiplican por k, pero los ángulos, ω₃ y α₃ no cambian (para el mismo ω₂), porque θ₃ solo depende de las relaciones a/b y c/b. En los scripts basta cambiar la variable escala.</w:t>
-      </w:r>
-    </w:p>
-    <w:p>
-      <w:pPr>
-        <w:pStyle w:val="ListParagraph"/>
-        <w:numPr>
-          <w:ilvl w:val="0"/>
-          <w:numId w:val="3"/>
-        </w:numPr>
-        <w:spacing w:after="60" w:line="276"/>
-      </w:pPr>
-      <w:r>
-        <w:rPr>
-          <w:rFonts w:ascii="Arial" w:cs="Arial" w:eastAsia="Arial" w:hAnsi="Arial"/>
-          <w:b/>
-          <w:bCs/>
-          <w:sz w:val="22"/>
-          <w:szCs w:val="22"/>
-        </w:rPr>
-        <w:t xml:space="preserve">Holguras. </w:t>
-      </w:r>
-      <w:r>
-        <w:rPr>
-          <w:rFonts w:ascii="Arial" w:cs="Arial" w:eastAsia="Arial" w:hAnsi="Arial"/>
-          <w:sz w:val="22"/>
-          <w:szCs w:val="22"/>
-        </w:rPr>
-        <w:t xml:space="preserve">Dejar los agujeros 0.2 a 0.3 mm más grandes que el pasador. En el modelo el pasador mide Ø 14.5 mm y el agujero Ø 15.0 mm (0.25 mm de holgura radial).</w:t>
-      </w:r>
-    </w:p>
-    <w:p>
-      <w:pPr>
-        <w:pStyle w:val="ListParagraph"/>
-        <w:numPr>
-          <w:ilvl w:val="0"/>
-          <w:numId w:val="3"/>
-        </w:numPr>
-        <w:spacing w:after="60" w:line="276"/>
-      </w:pPr>
-      <w:r>
-        <w:rPr>
-          <w:rFonts w:ascii="Arial" w:cs="Arial" w:eastAsia="Arial" w:hAnsi="Arial"/>
-          <w:b/>
-          <w:bCs/>
-          <w:sz w:val="22"/>
-          <w:szCs w:val="22"/>
-        </w:rPr>
-        <w:t xml:space="preserve">Impresión. </w:t>
-      </w:r>
-      <w:r>
-        <w:rPr>
-          <w:rFonts w:ascii="Arial" w:cs="Arial" w:eastAsia="Arial" w:hAnsi="Arial"/>
-          <w:sz w:val="22"/>
-          <w:szCs w:val="22"/>
-        </w:rPr>
-        <w:t xml:space="preserve">PLA, capa de 0.2 mm, 3 perímetros y 15–20 % de relleno; el bloque hueco (macizo a escala 1:1 serían unos 1973 cm³ de plástico).</w:t>
-      </w:r>
-    </w:p>
-    <w:p>
-      <w:pPr>
-        <w:pStyle w:val="ListParagraph"/>
-        <w:numPr>
-          <w:ilvl w:val="0"/>
-          <w:numId w:val="3"/>
-        </w:numPr>
-        <w:spacing w:after="60" w:line="276"/>
-      </w:pPr>
-      <w:r>
-        <w:rPr>
-          <w:rFonts w:ascii="Arial" w:cs="Arial" w:eastAsia="Arial" w:hAnsi="Arial"/>
-          <w:b/>
-          <w:bCs/>
-          <w:sz w:val="22"/>
-          <w:szCs w:val="22"/>
-        </w:rPr>
-        <w:t xml:space="preserve">Guía. </w:t>
-      </w:r>
-      <w:r>
-        <w:rPr>
-          <w:rFonts w:ascii="Arial" w:cs="Arial" w:eastAsia="Arial" w:hAnsi="Arial"/>
-          <w:sz w:val="22"/>
-          <w:szCs w:val="22"/>
-        </w:rPr>
-        <w:t xml:space="preserve">Superficie lisa (lija fina, cinta de teflón o grafito) para bajar la fricción del bloque sobre la base.</w:t>
-      </w:r>
-    </w:p>
-    <w:p>
-      <w:pPr>
-        <w:pStyle w:val="ListParagraph"/>
-        <w:numPr>
-          <w:ilvl w:val="0"/>
-          <w:numId w:val="3"/>
-        </w:numPr>
-        <w:spacing w:after="60" w:line="276"/>
-      </w:pPr>
-      <w:r>
-        <w:rPr>
-          <w:rFonts w:ascii="Arial" w:cs="Arial" w:eastAsia="Arial" w:hAnsi="Arial"/>
-          <w:b/>
-          <w:bCs/>
-          <w:sz w:val="22"/>
-          <w:szCs w:val="22"/>
-        </w:rPr>
-        <w:t xml:space="preserve">Marcas para el video. </w:t>
-      </w:r>
-      <w:r>
-        <w:rPr>
-          <w:rFonts w:ascii="Arial" w:cs="Arial" w:eastAsia="Arial" w:hAnsi="Arial"/>
-          <w:sz w:val="22"/>
-          <w:szCs w:val="22"/>
-        </w:rPr>
-        <w:t xml:space="preserve">Un punto de color en el pasador A y otro en el bloque, y una regla milimetrada en el plano del mecanismo (sirven para el inciso g).</w:t>
-      </w:r>
-    </w:p>
-    <w:p>
-      <w:pPr>
-        <w:spacing w:after="120" w:line="276"/>
-        <w:jc w:val="both"/>
-      </w:pPr>
-      <w:r>
-        <w:rPr>
-          <w:rFonts w:ascii="Arial" w:cs="Arial" w:eastAsia="Arial" w:hAnsi="Arial"/>
-          <w:b/>
-          <w:bCs/>
-          <w:sz w:val="22"/>
-          <w:szCs w:val="22"/>
-        </w:rPr>
-        <w:t xml:space="preserve">Modelo construido. </w:t>
-      </w:r>
-      <w:r>
-        <w:rPr>
-          <w:rFonts w:ascii="Arial" w:cs="Arial" w:eastAsia="Arial" w:hAnsi="Arial"/>
-          <w:sz w:val="22"/>
-          <w:szCs w:val="22"/>
-        </w:rPr>
-        <w:t xml:space="preserve">El modelo se construyó con piezas impresas en 3D a partir del modelo de Inventor (disco-manivela, biela, bloque, caja-guía, tolva y base) montadas sobre una tabla de madera (Figuras 3 y 4). Las proporciones medidas en el video del modelo funcionando coinciden con las de diseño: la biela mide 132.2 ± 1.6 mm y la manivela 34.1 ± 1.8 mm (sección 9.4).</w:t>
-      </w:r>
-    </w:p>
-    <w:p>
-      <w:pPr>
-        <w:keepNext/>
-        <w:spacing w:after="40" w:before="120"/>
-        <w:jc w:val="center"/>
-      </w:pPr>
-      <w:r>
-        <w:drawing>
-          <wp:inline distT="0" distB="0" distL="0" distR="0">
-            <wp:extent cx="4752975" cy="2705100"/>
-            <wp:effectExtent t="0" r="0" b="0" l="0"/>
-            <wp:docPr id="1" name="fig3" descr="Modelo físico funcionando (cuadro del video): disco-manivela, biela y bloque saliendo de la caja-guía bajo la tolva." title="Figura 3"/>
-            <wp:cNvGraphicFramePr>
-              <a:graphicFrameLocks xmlns:a="http://schemas.openxmlformats.org/drawingml/2006/main" noChangeAspect="1"/>
-            </wp:cNvGraphicFramePr>
-            <a:graphic xmlns:a="http://schemas.openxmlformats.org/drawingml/2006/main">
-              <a:graphicData uri="http://schemas.openxmlformats.org/drawingml/2006/picture">
-                <pic:pic xmlns:pic="http://schemas.openxmlformats.org/drawingml/2006/picture">
-                  <pic:nvPicPr>
-                    <pic:cNvPr id="0" name="" descr=""/>
-                    <pic:cNvPicPr>
-                      <a:picLocks noChangeAspect="1" noChangeArrowheads="1"/>
-                    </pic:cNvPicPr>
-                  </pic:nvPicPr>
-                  <pic:blipFill>
-                    <a:blip r:embed="rId11" cstate="none"/>
-                    <a:srcRect/>
-                    <a:stretch>
-                      <a:fillRect/>
-                    </a:stretch>
-                  </pic:blipFill>
-                  <pic:spPr bwMode="auto">
-                    <a:xfrm>
-                      <a:off x="0" y="0"/>
-                      <a:ext cx="4752975" cy="2705100"/>
-                    </a:xfrm>
-                    <a:prstGeom prst="rect">
-                      <a:avLst/>
-                    </a:prstGeom>
-                  </pic:spPr>
-                </pic:pic>
-              </a:graphicData>
-            </a:graphic>
-          </wp:inline>
-        </w:drawing>
-      </w:r>
-    </w:p>
-    <w:p>
-      <w:pPr>
-        <w:spacing w:after="200"/>
-        <w:jc w:val="center"/>
-      </w:pPr>
-      <w:r>
-        <w:rPr>
-          <w:rFonts w:ascii="Arial" w:cs="Arial" w:eastAsia="Arial" w:hAnsi="Arial"/>
-          <w:b/>
-          <w:bCs/>
-          <w:i/>
-          <w:iCs/>
-          <w:sz w:val="19"/>
-          <w:szCs w:val="19"/>
-        </w:rPr>
-        <w:t xml:space="preserve">Figura 3. </w:t>
-      </w:r>
-      <w:r>
-        <w:rPr>
-          <w:rFonts w:ascii="Arial" w:cs="Arial" w:eastAsia="Arial" w:hAnsi="Arial"/>
-          <w:i/>
-          <w:iCs/>
-          <w:sz w:val="19"/>
-          <w:szCs w:val="19"/>
-        </w:rPr>
-        <w:t xml:space="preserve">Modelo físico funcionando (cuadro del video): disco-manivela, biela y bloque saliendo de la caja-guía bajo la tolva.</w:t>
-      </w:r>
-    </w:p>
-    <w:p>
-      <w:pPr>
-        <w:keepNext/>
-        <w:spacing w:after="40" w:before="120"/>
-        <w:jc w:val="center"/>
-      </w:pPr>
-      <w:r>
-        <w:drawing>
-          <wp:inline distT="0" distB="0" distL="0" distR="0">
-            <wp:extent cx="4752975" cy="2628900"/>
-            <wp:effectExtent t="0" r="0" b="0" l="0"/>
-            <wp:docPr id="1" name="fig4" descr="Vista superior del modelo físico: motor sujeto en el soporte de madera junto al disco-manivela, biela, caja-guía y tolva." title="Figura 4"/>
             <wp:cNvGraphicFramePr>
               <a:graphicFrameLocks xmlns:a="http://schemas.openxmlformats.org/drawingml/2006/main" noChangeAspect="1"/>
             </wp:cNvGraphicFramePr>
@@ -3581,6 +3195,2706 @@
                   <pic:spPr bwMode="auto">
                     <a:xfrm>
                       <a:off x="0" y="0"/>
+                      <a:ext cx="5943600" cy="2905125"/>
+                    </a:xfrm>
+                    <a:prstGeom prst="rect">
+                      <a:avLst/>
+                    </a:prstGeom>
+                  </pic:spPr>
+                </pic:pic>
+              </a:graphicData>
+            </a:graphic>
+          </wp:inline>
+        </w:drawing>
+      </w:r>
+    </w:p>
+    <w:p>
+      <w:pPr>
+        <w:spacing w:after="200"/>
+        <w:jc w:val="center"/>
+      </w:pPr>
+      <w:r>
+        <w:rPr>
+          <w:rFonts w:ascii="Arial" w:cs="Arial" w:eastAsia="Arial" w:hAnsi="Arial"/>
+          <w:b/>
+          <w:bCs/>
+          <w:i/>
+          <w:iCs/>
+          <w:sz w:val="19"/>
+          <w:szCs w:val="19"/>
+        </w:rPr>
+        <w:t xml:space="preserve">Figura 2. </w:t>
+      </w:r>
+      <w:r>
+        <w:rPr>
+          <w:rFonts w:ascii="Arial" w:cs="Arial" w:eastAsia="Arial" w:hAnsi="Arial"/>
+          <w:i/>
+          <w:iCs/>
+          <w:sz w:val="19"/>
+          <w:szCs w:val="19"/>
+        </w:rPr>
+        <w:t xml:space="preserve">Ángulo de transmisión en una vuelta de la manivela (MATLAB). El mínimo, 65.4°, está muy por encima del límite recomendado de 45°.</w:t>
+      </w:r>
+    </w:p>
+    <w:p>
+      <w:pPr>
+        <w:pStyle w:val="Heading2"/>
+      </w:pPr>
+      <w:r>
+        <w:t xml:space="preserve">3.4 Revisión funcional de la tolva</w:t>
+      </w:r>
+    </w:p>
+    <w:p>
+      <w:pPr>
+        <w:spacing w:after="120" w:line="276"/>
+        <w:jc w:val="both"/>
+      </w:pPr>
+      <w:r>
+        <w:rPr>
+          <w:rFonts w:ascii="Arial" w:cs="Arial" w:eastAsia="Arial" w:hAnsi="Arial"/>
+          <w:sz w:val="22"/>
+          <w:szCs w:val="22"/>
+        </w:rPr>
+        <w:t xml:space="preserve">En el ensamble de Inventor la boca de la tolva (Ø 80 mm) queda casi toda encima del bloque. En el punto muerto interior la cara frontal del bloque queda 13 mm detrás del borde delantero de la boca, así que solo esa franja queda libre para que caiga material frente al bloque. Se recomienda recorrer la caja con la tolva unos 67 mm hacia la salida (o acortar el bloque): así, con el bloque retraído, toda la boca queda libre y en el avance el bloque la barre casi completa. Este cambio no afecta ninguno de los cálculos cinemáticos.</w:t>
+      </w:r>
+    </w:p>
+    <w:p>
+      <w:pPr>
+        <w:pStyle w:val="Heading1"/>
+      </w:pPr>
+      <w:r>
+        <w:t xml:space="preserve">4. Modelo a escala (inciso b)</w:t>
+      </w:r>
+    </w:p>
+    <w:p>
+      <w:pPr>
+        <w:spacing w:after="120" w:line="276"/>
+        <w:jc w:val="both"/>
+      </w:pPr>
+      <w:r>
+        <w:rPr>
+          <w:rFonts w:ascii="Arial" w:cs="Arial" w:eastAsia="Arial" w:hAnsi="Arial"/>
+          <w:sz w:val="22"/>
+          <w:szCs w:val="22"/>
+        </w:rPr>
+        <w:t xml:space="preserve">El modelo 3D completo está en Autodesk Inventor (carpeta 5_Inventor: Ensamblaje.iam con la manivela, el acoplador, la base deslizadora, la caja, el cilindro de la tolva y la tornillería). De él salen los planos de fabricación de cada pieza (5_Inventor/Dimensiones_de_piezas.pdf, reproducidos en el Anexo D), con los que se construyó el modelo físico a escala 1:1.</w:t>
+      </w:r>
+    </w:p>
+    <w:p>
+      <w:pPr>
+        <w:pStyle w:val="Heading2"/>
+      </w:pPr>
+      <w:r>
+        <w:t xml:space="preserve">4.1 Dimensiones reales de las piezas</w:t>
+      </w:r>
+    </w:p>
+    <w:p>
+      <w:pPr>
+        <w:spacing w:after="120" w:line="276"/>
+        <w:jc w:val="both"/>
+      </w:pPr>
+      <w:r>
+        <w:rPr>
+          <w:rFonts w:ascii="Arial" w:cs="Arial" w:eastAsia="Arial" w:hAnsi="Arial"/>
+          <w:sz w:val="22"/>
+          <w:szCs w:val="22"/>
+        </w:rPr>
+        <w:t xml:space="preserve">La Tabla 2 resume los planos y dice qué dato del cálculo sale de cada pieza. Todas las cotas están en milímetros.</w:t>
+      </w:r>
+    </w:p>
+    <w:p>
+      <w:pPr>
+        <w:keepNext/>
+        <w:spacing w:after="60" w:before="160"/>
+        <w:jc w:val="center"/>
+      </w:pPr>
+      <w:r>
+        <w:rPr>
+          <w:rFonts w:ascii="Arial" w:cs="Arial" w:eastAsia="Arial" w:hAnsi="Arial"/>
+          <w:b/>
+          <w:bCs/>
+          <w:sz w:val="20"/>
+          <w:szCs w:val="20"/>
+        </w:rPr>
+        <w:t xml:space="preserve">Tabla 2. </w:t>
+      </w:r>
+      <w:r>
+        <w:rPr>
+          <w:rFonts w:ascii="Arial" w:cs="Arial" w:eastAsia="Arial" w:hAnsi="Arial"/>
+          <w:sz w:val="20"/>
+          <w:szCs w:val="20"/>
+        </w:rPr>
+        <w:t xml:space="preserve">Piezas del modelo según los planos de fabricación (Anexo D)</w:t>
+      </w:r>
+    </w:p>
+    <w:tbl>
+      <w:tblPr>
+        <w:tblW w:type="dxa" w:w="9360"/>
+        <w:jc w:val="center"/>
+        <w:tblBorders>
+          <w:top w:val="single" w:color="auto" w:sz="4"/>
+          <w:left w:val="single" w:color="auto" w:sz="4"/>
+          <w:bottom w:val="single" w:color="auto" w:sz="4"/>
+          <w:right w:val="single" w:color="auto" w:sz="4"/>
+          <w:insideH w:val="single" w:color="auto" w:sz="4"/>
+          <w:insideV w:val="single" w:color="auto" w:sz="4"/>
+        </w:tblBorders>
+      </w:tblPr>
+      <w:tblGrid>
+        <w:gridCol w:w="1900"/>
+        <w:gridCol w:w="640"/>
+        <w:gridCol w:w="4220"/>
+        <w:gridCol w:w="2600"/>
+      </w:tblGrid>
+      <w:tr>
+        <w:trPr>
+          <w:tblHeader/>
+        </w:trPr>
+        <w:tc>
+          <w:tcPr>
+            <w:tcW w:type="dxa" w:w="1900"/>
+            <w:tcBorders>
+              <w:top w:val="single" w:color="BFBFBF" w:sz="4"/>
+              <w:left w:val="single" w:color="BFBFBF" w:sz="4"/>
+              <w:bottom w:val="single" w:color="BFBFBF" w:sz="4"/>
+              <w:right w:val="single" w:color="BFBFBF" w:sz="4"/>
+            </w:tcBorders>
+            <w:shd w:fill="D9E1F2" w:color="auto" w:val="clear"/>
+            <w:tcMar>
+              <w:top w:type="dxa" w:w="50"/>
+              <w:left w:type="dxa" w:w="80"/>
+              <w:bottom w:type="dxa" w:w="50"/>
+              <w:right w:type="dxa" w:w="80"/>
+            </w:tcMar>
+            <w:vAlign w:val="center"/>
+          </w:tcPr>
+          <w:p>
+            <w:pPr>
+              <w:jc w:val="center"/>
+            </w:pPr>
+            <w:r>
+              <w:rPr>
+                <w:rFonts w:ascii="Arial" w:cs="Arial" w:eastAsia="Arial" w:hAnsi="Arial"/>
+                <w:b/>
+                <w:bCs/>
+                <w:sz w:val="18"/>
+                <w:szCs w:val="18"/>
+              </w:rPr>
+              <w:t xml:space="preserve">Pieza</w:t>
+            </w:r>
+          </w:p>
+        </w:tc>
+        <w:tc>
+          <w:tcPr>
+            <w:tcW w:type="dxa" w:w="640"/>
+            <w:tcBorders>
+              <w:top w:val="single" w:color="BFBFBF" w:sz="4"/>
+              <w:left w:val="single" w:color="BFBFBF" w:sz="4"/>
+              <w:bottom w:val="single" w:color="BFBFBF" w:sz="4"/>
+              <w:right w:val="single" w:color="BFBFBF" w:sz="4"/>
+            </w:tcBorders>
+            <w:shd w:fill="D9E1F2" w:color="auto" w:val="clear"/>
+            <w:tcMar>
+              <w:top w:type="dxa" w:w="50"/>
+              <w:left w:type="dxa" w:w="80"/>
+              <w:bottom w:type="dxa" w:w="50"/>
+              <w:right w:type="dxa" w:w="80"/>
+            </w:tcMar>
+            <w:vAlign w:val="center"/>
+          </w:tcPr>
+          <w:p>
+            <w:pPr>
+              <w:jc w:val="center"/>
+            </w:pPr>
+            <w:r>
+              <w:rPr>
+                <w:rFonts w:ascii="Arial" w:cs="Arial" w:eastAsia="Arial" w:hAnsi="Arial"/>
+                <w:b/>
+                <w:bCs/>
+                <w:sz w:val="18"/>
+                <w:szCs w:val="18"/>
+              </w:rPr>
+              <w:t xml:space="preserve">Hoja</w:t>
+            </w:r>
+          </w:p>
+        </w:tc>
+        <w:tc>
+          <w:tcPr>
+            <w:tcW w:type="dxa" w:w="4220"/>
+            <w:tcBorders>
+              <w:top w:val="single" w:color="BFBFBF" w:sz="4"/>
+              <w:left w:val="single" w:color="BFBFBF" w:sz="4"/>
+              <w:bottom w:val="single" w:color="BFBFBF" w:sz="4"/>
+              <w:right w:val="single" w:color="BFBFBF" w:sz="4"/>
+            </w:tcBorders>
+            <w:shd w:fill="D9E1F2" w:color="auto" w:val="clear"/>
+            <w:tcMar>
+              <w:top w:type="dxa" w:w="50"/>
+              <w:left w:type="dxa" w:w="80"/>
+              <w:bottom w:type="dxa" w:w="50"/>
+              <w:right w:type="dxa" w:w="80"/>
+            </w:tcMar>
+            <w:vAlign w:val="center"/>
+          </w:tcPr>
+          <w:p>
+            <w:pPr>
+              <w:jc w:val="center"/>
+            </w:pPr>
+            <w:r>
+              <w:rPr>
+                <w:rFonts w:ascii="Arial" w:cs="Arial" w:eastAsia="Arial" w:hAnsi="Arial"/>
+                <w:b/>
+                <w:bCs/>
+                <w:sz w:val="18"/>
+                <w:szCs w:val="18"/>
+              </w:rPr>
+              <w:t xml:space="preserve">Dimensiones principales (mm)</w:t>
+            </w:r>
+          </w:p>
+        </w:tc>
+        <w:tc>
+          <w:tcPr>
+            <w:tcW w:type="dxa" w:w="2600"/>
+            <w:tcBorders>
+              <w:top w:val="single" w:color="BFBFBF" w:sz="4"/>
+              <w:left w:val="single" w:color="BFBFBF" w:sz="4"/>
+              <w:bottom w:val="single" w:color="BFBFBF" w:sz="4"/>
+              <w:right w:val="single" w:color="BFBFBF" w:sz="4"/>
+            </w:tcBorders>
+            <w:shd w:fill="D9E1F2" w:color="auto" w:val="clear"/>
+            <w:tcMar>
+              <w:top w:type="dxa" w:w="50"/>
+              <w:left w:type="dxa" w:w="80"/>
+              <w:bottom w:type="dxa" w:w="50"/>
+              <w:right w:type="dxa" w:w="80"/>
+            </w:tcMar>
+            <w:vAlign w:val="center"/>
+          </w:tcPr>
+          <w:p>
+            <w:pPr>
+              <w:jc w:val="center"/>
+            </w:pPr>
+            <w:r>
+              <w:rPr>
+                <w:rFonts w:ascii="Arial" w:cs="Arial" w:eastAsia="Arial" w:hAnsi="Arial"/>
+                <w:b/>
+                <w:bCs/>
+                <w:sz w:val="18"/>
+                <w:szCs w:val="18"/>
+              </w:rPr>
+              <w:t xml:space="preserve">Dato para el cálculo</w:t>
+            </w:r>
+          </w:p>
+        </w:tc>
+      </w:tr>
+      <w:tr>
+        <w:tc>
+          <w:tcPr>
+            <w:tcW w:type="dxa" w:w="1900"/>
+            <w:tcBorders>
+              <w:top w:val="single" w:color="BFBFBF" w:sz="4"/>
+              <w:left w:val="single" w:color="BFBFBF" w:sz="4"/>
+              <w:bottom w:val="single" w:color="BFBFBF" w:sz="4"/>
+              <w:right w:val="single" w:color="BFBFBF" w:sz="4"/>
+            </w:tcBorders>
+            <w:tcMar>
+              <w:top w:type="dxa" w:w="50"/>
+              <w:left w:type="dxa" w:w="80"/>
+              <w:bottom w:type="dxa" w:w="50"/>
+              <w:right w:type="dxa" w:w="80"/>
+            </w:tcMar>
+            <w:vAlign w:val="center"/>
+          </w:tcPr>
+          <w:p>
+            <w:pPr>
+              <w:jc w:val="left"/>
+            </w:pPr>
+            <w:r>
+              <w:rPr>
+                <w:rFonts w:ascii="Arial" w:cs="Arial" w:eastAsia="Arial" w:hAnsi="Arial"/>
+                <w:b w:val="false"/>
+                <w:bCs w:val="false"/>
+                <w:sz w:val="18"/>
+                <w:szCs w:val="18"/>
+              </w:rPr>
+              <w:t xml:space="preserve">Base con soporte de la manivela</w:t>
+            </w:r>
+          </w:p>
+        </w:tc>
+        <w:tc>
+          <w:tcPr>
+            <w:tcW w:type="dxa" w:w="640"/>
+            <w:tcBorders>
+              <w:top w:val="single" w:color="BFBFBF" w:sz="4"/>
+              <w:left w:val="single" w:color="BFBFBF" w:sz="4"/>
+              <w:bottom w:val="single" w:color="BFBFBF" w:sz="4"/>
+              <w:right w:val="single" w:color="BFBFBF" w:sz="4"/>
+            </w:tcBorders>
+            <w:tcMar>
+              <w:top w:type="dxa" w:w="50"/>
+              <w:left w:type="dxa" w:w="80"/>
+              <w:bottom w:type="dxa" w:w="50"/>
+              <w:right w:type="dxa" w:w="80"/>
+            </w:tcMar>
+            <w:vAlign w:val="center"/>
+          </w:tcPr>
+          <w:p>
+            <w:pPr>
+              <w:jc w:val="center"/>
+            </w:pPr>
+            <w:r>
+              <w:rPr>
+                <w:rFonts w:ascii="Arial" w:cs="Arial" w:eastAsia="Arial" w:hAnsi="Arial"/>
+                <w:b w:val="false"/>
+                <w:bCs w:val="false"/>
+                <w:sz w:val="18"/>
+                <w:szCs w:val="18"/>
+              </w:rPr>
+              <w:t xml:space="preserve">1</w:t>
+            </w:r>
+          </w:p>
+        </w:tc>
+        <w:tc>
+          <w:tcPr>
+            <w:tcW w:type="dxa" w:w="4220"/>
+            <w:tcBorders>
+              <w:top w:val="single" w:color="BFBFBF" w:sz="4"/>
+              <w:left w:val="single" w:color="BFBFBF" w:sz="4"/>
+              <w:bottom w:val="single" w:color="BFBFBF" w:sz="4"/>
+              <w:right w:val="single" w:color="BFBFBF" w:sz="4"/>
+            </w:tcBorders>
+            <w:tcMar>
+              <w:top w:type="dxa" w:w="50"/>
+              <w:left w:type="dxa" w:w="80"/>
+              <w:bottom w:type="dxa" w:w="50"/>
+              <w:right w:type="dxa" w:w="80"/>
+            </w:tcMar>
+            <w:vAlign w:val="center"/>
+          </w:tcPr>
+          <w:p>
+            <w:pPr>
+              <w:jc w:val="left"/>
+            </w:pPr>
+            <w:r>
+              <w:rPr>
+                <w:rFonts w:ascii="Arial" w:cs="Arial" w:eastAsia="Arial" w:hAnsi="Arial"/>
+                <w:b w:val="false"/>
+                <w:bCs w:val="false"/>
+                <w:sz w:val="18"/>
+                <w:szCs w:val="18"/>
+              </w:rPr>
+              <w:t xml:space="preserve">Placa 470 × 180 × 5 con dos ranuras guía. Soporte de 11.31 de espesor y 83.25 de alto con agujero Ø 15; el centro del agujero queda a 70.0 sobre la placa (medido a escala 1:3 en el plano).</w:t>
+            </w:r>
+          </w:p>
+        </w:tc>
+        <w:tc>
+          <w:tcPr>
+            <w:tcW w:type="dxa" w:w="2600"/>
+            <w:tcBorders>
+              <w:top w:val="single" w:color="BFBFBF" w:sz="4"/>
+              <w:left w:val="single" w:color="BFBFBF" w:sz="4"/>
+              <w:bottom w:val="single" w:color="BFBFBF" w:sz="4"/>
+              <w:right w:val="single" w:color="BFBFBF" w:sz="4"/>
+            </w:tcBorders>
+            <w:tcMar>
+              <w:top w:type="dxa" w:w="50"/>
+              <w:left w:type="dxa" w:w="80"/>
+              <w:bottom w:type="dxa" w:w="50"/>
+              <w:right w:type="dxa" w:w="80"/>
+            </w:tcMar>
+            <w:vAlign w:val="center"/>
+          </w:tcPr>
+          <w:p>
+            <w:pPr>
+              <w:jc w:val="left"/>
+            </w:pPr>
+            <w:r>
+              <w:rPr>
+                <w:rFonts w:ascii="Arial" w:cs="Arial" w:eastAsia="Arial" w:hAnsi="Arial"/>
+                <w:b/>
+                <w:bCs/>
+                <w:sz w:val="18"/>
+                <w:szCs w:val="18"/>
+              </w:rPr>
+              <w:t xml:space="preserve">Altura del eje O₂ = 70.0</w:t>
+            </w:r>
+          </w:p>
+        </w:tc>
+      </w:tr>
+      <w:tr>
+        <w:tc>
+          <w:tcPr>
+            <w:tcW w:type="dxa" w:w="1900"/>
+            <w:tcBorders>
+              <w:top w:val="single" w:color="BFBFBF" w:sz="4"/>
+              <w:left w:val="single" w:color="BFBFBF" w:sz="4"/>
+              <w:bottom w:val="single" w:color="BFBFBF" w:sz="4"/>
+              <w:right w:val="single" w:color="BFBFBF" w:sz="4"/>
+            </w:tcBorders>
+            <w:tcMar>
+              <w:top w:type="dxa" w:w="50"/>
+              <w:left w:type="dxa" w:w="80"/>
+              <w:bottom w:type="dxa" w:w="50"/>
+              <w:right w:type="dxa" w:w="80"/>
+            </w:tcMar>
+            <w:vAlign w:val="center"/>
+          </w:tcPr>
+          <w:p>
+            <w:pPr>
+              <w:jc w:val="left"/>
+            </w:pPr>
+            <w:r>
+              <w:rPr>
+                <w:rFonts w:ascii="Arial" w:cs="Arial" w:eastAsia="Arial" w:hAnsi="Arial"/>
+                <w:b w:val="false"/>
+                <w:bCs w:val="false"/>
+                <w:sz w:val="18"/>
+                <w:szCs w:val="18"/>
+              </w:rPr>
+              <w:t xml:space="preserve">Disco-manivela</w:t>
+            </w:r>
+          </w:p>
+        </w:tc>
+        <w:tc>
+          <w:tcPr>
+            <w:tcW w:type="dxa" w:w="640"/>
+            <w:tcBorders>
+              <w:top w:val="single" w:color="BFBFBF" w:sz="4"/>
+              <w:left w:val="single" w:color="BFBFBF" w:sz="4"/>
+              <w:bottom w:val="single" w:color="BFBFBF" w:sz="4"/>
+              <w:right w:val="single" w:color="BFBFBF" w:sz="4"/>
+            </w:tcBorders>
+            <w:tcMar>
+              <w:top w:type="dxa" w:w="50"/>
+              <w:left w:type="dxa" w:w="80"/>
+              <w:bottom w:type="dxa" w:w="50"/>
+              <w:right w:type="dxa" w:w="80"/>
+            </w:tcMar>
+            <w:vAlign w:val="center"/>
+          </w:tcPr>
+          <w:p>
+            <w:pPr>
+              <w:jc w:val="center"/>
+            </w:pPr>
+            <w:r>
+              <w:rPr>
+                <w:rFonts w:ascii="Arial" w:cs="Arial" w:eastAsia="Arial" w:hAnsi="Arial"/>
+                <w:b w:val="false"/>
+                <w:bCs w:val="false"/>
+                <w:sz w:val="18"/>
+                <w:szCs w:val="18"/>
+              </w:rPr>
+              <w:t xml:space="preserve">2</w:t>
+            </w:r>
+          </w:p>
+        </w:tc>
+        <w:tc>
+          <w:tcPr>
+            <w:tcW w:type="dxa" w:w="4220"/>
+            <w:tcBorders>
+              <w:top w:val="single" w:color="BFBFBF" w:sz="4"/>
+              <w:left w:val="single" w:color="BFBFBF" w:sz="4"/>
+              <w:bottom w:val="single" w:color="BFBFBF" w:sz="4"/>
+              <w:right w:val="single" w:color="BFBFBF" w:sz="4"/>
+            </w:tcBorders>
+            <w:tcMar>
+              <w:top w:type="dxa" w:w="50"/>
+              <w:left w:type="dxa" w:w="80"/>
+              <w:bottom w:type="dxa" w:w="50"/>
+              <w:right w:type="dxa" w:w="80"/>
+            </w:tcMar>
+            <w:vAlign w:val="center"/>
+          </w:tcPr>
+          <w:p>
+            <w:pPr>
+              <w:jc w:val="left"/>
+            </w:pPr>
+            <w:r>
+              <w:rPr>
+                <w:rFonts w:ascii="Arial" w:cs="Arial" w:eastAsia="Arial" w:hAnsi="Arial"/>
+                <w:b w:val="false"/>
+                <w:bCs w:val="false"/>
+                <w:sz w:val="18"/>
+                <w:szCs w:val="18"/>
+              </w:rPr>
+              <w:t xml:space="preserve">Disco Ø 90 × 5 con eje Ø 14.5 × 50; agujero Ø 15 a 35.00 del centro.</w:t>
+            </w:r>
+          </w:p>
+        </w:tc>
+        <w:tc>
+          <w:tcPr>
+            <w:tcW w:type="dxa" w:w="2600"/>
+            <w:tcBorders>
+              <w:top w:val="single" w:color="BFBFBF" w:sz="4"/>
+              <w:left w:val="single" w:color="BFBFBF" w:sz="4"/>
+              <w:bottom w:val="single" w:color="BFBFBF" w:sz="4"/>
+              <w:right w:val="single" w:color="BFBFBF" w:sz="4"/>
+            </w:tcBorders>
+            <w:tcMar>
+              <w:top w:type="dxa" w:w="50"/>
+              <w:left w:type="dxa" w:w="80"/>
+              <w:bottom w:type="dxa" w:w="50"/>
+              <w:right w:type="dxa" w:w="80"/>
+            </w:tcMar>
+            <w:vAlign w:val="center"/>
+          </w:tcPr>
+          <w:p>
+            <w:pPr>
+              <w:jc w:val="left"/>
+            </w:pPr>
+            <w:r>
+              <w:rPr>
+                <w:rFonts w:ascii="Arial" w:cs="Arial" w:eastAsia="Arial" w:hAnsi="Arial"/>
+                <w:b/>
+                <w:bCs/>
+                <w:sz w:val="18"/>
+                <w:szCs w:val="18"/>
+              </w:rPr>
+              <w:t xml:space="preserve">Manivela a = 35.0</w:t>
+            </w:r>
+          </w:p>
+        </w:tc>
+      </w:tr>
+      <w:tr>
+        <w:tc>
+          <w:tcPr>
+            <w:tcW w:type="dxa" w:w="1900"/>
+            <w:tcBorders>
+              <w:top w:val="single" w:color="BFBFBF" w:sz="4"/>
+              <w:left w:val="single" w:color="BFBFBF" w:sz="4"/>
+              <w:bottom w:val="single" w:color="BFBFBF" w:sz="4"/>
+              <w:right w:val="single" w:color="BFBFBF" w:sz="4"/>
+            </w:tcBorders>
+            <w:tcMar>
+              <w:top w:type="dxa" w:w="50"/>
+              <w:left w:type="dxa" w:w="80"/>
+              <w:bottom w:type="dxa" w:w="50"/>
+              <w:right w:type="dxa" w:w="80"/>
+            </w:tcMar>
+            <w:vAlign w:val="center"/>
+          </w:tcPr>
+          <w:p>
+            <w:pPr>
+              <w:jc w:val="left"/>
+            </w:pPr>
+            <w:r>
+              <w:rPr>
+                <w:rFonts w:ascii="Arial" w:cs="Arial" w:eastAsia="Arial" w:hAnsi="Arial"/>
+                <w:b w:val="false"/>
+                <w:bCs w:val="false"/>
+                <w:sz w:val="18"/>
+                <w:szCs w:val="18"/>
+              </w:rPr>
+              <w:t xml:space="preserve">Biela</w:t>
+            </w:r>
+          </w:p>
+        </w:tc>
+        <w:tc>
+          <w:tcPr>
+            <w:tcW w:type="dxa" w:w="640"/>
+            <w:tcBorders>
+              <w:top w:val="single" w:color="BFBFBF" w:sz="4"/>
+              <w:left w:val="single" w:color="BFBFBF" w:sz="4"/>
+              <w:bottom w:val="single" w:color="BFBFBF" w:sz="4"/>
+              <w:right w:val="single" w:color="BFBFBF" w:sz="4"/>
+            </w:tcBorders>
+            <w:tcMar>
+              <w:top w:type="dxa" w:w="50"/>
+              <w:left w:type="dxa" w:w="80"/>
+              <w:bottom w:type="dxa" w:w="50"/>
+              <w:right w:type="dxa" w:w="80"/>
+            </w:tcMar>
+            <w:vAlign w:val="center"/>
+          </w:tcPr>
+          <w:p>
+            <w:pPr>
+              <w:jc w:val="center"/>
+            </w:pPr>
+            <w:r>
+              <w:rPr>
+                <w:rFonts w:ascii="Arial" w:cs="Arial" w:eastAsia="Arial" w:hAnsi="Arial"/>
+                <w:b w:val="false"/>
+                <w:bCs w:val="false"/>
+                <w:sz w:val="18"/>
+                <w:szCs w:val="18"/>
+              </w:rPr>
+              <w:t xml:space="preserve">3</w:t>
+            </w:r>
+          </w:p>
+        </w:tc>
+        <w:tc>
+          <w:tcPr>
+            <w:tcW w:type="dxa" w:w="4220"/>
+            <w:tcBorders>
+              <w:top w:val="single" w:color="BFBFBF" w:sz="4"/>
+              <w:left w:val="single" w:color="BFBFBF" w:sz="4"/>
+              <w:bottom w:val="single" w:color="BFBFBF" w:sz="4"/>
+              <w:right w:val="single" w:color="BFBFBF" w:sz="4"/>
+            </w:tcBorders>
+            <w:tcMar>
+              <w:top w:type="dxa" w:w="50"/>
+              <w:left w:type="dxa" w:w="80"/>
+              <w:bottom w:type="dxa" w:w="50"/>
+              <w:right w:type="dxa" w:w="80"/>
+            </w:tcMar>
+            <w:vAlign w:val="center"/>
+          </w:tcPr>
+          <w:p>
+            <w:pPr>
+              <w:jc w:val="left"/>
+            </w:pPr>
+            <w:r>
+              <w:rPr>
+                <w:rFonts w:ascii="Arial" w:cs="Arial" w:eastAsia="Arial" w:hAnsi="Arial"/>
+                <w:b w:val="false"/>
+                <w:bCs w:val="false"/>
+                <w:sz w:val="18"/>
+                <w:szCs w:val="18"/>
+              </w:rPr>
+              <w:t xml:space="preserve">160 × 5 con extremos redondeados; agujeros Ø 15 a 14 de cada extremo y a 132.00 entre centros.</w:t>
+            </w:r>
+          </w:p>
+        </w:tc>
+        <w:tc>
+          <w:tcPr>
+            <w:tcW w:type="dxa" w:w="2600"/>
+            <w:tcBorders>
+              <w:top w:val="single" w:color="BFBFBF" w:sz="4"/>
+              <w:left w:val="single" w:color="BFBFBF" w:sz="4"/>
+              <w:bottom w:val="single" w:color="BFBFBF" w:sz="4"/>
+              <w:right w:val="single" w:color="BFBFBF" w:sz="4"/>
+            </w:tcBorders>
+            <w:tcMar>
+              <w:top w:type="dxa" w:w="50"/>
+              <w:left w:type="dxa" w:w="80"/>
+              <w:bottom w:type="dxa" w:w="50"/>
+              <w:right w:type="dxa" w:w="80"/>
+            </w:tcMar>
+            <w:vAlign w:val="center"/>
+          </w:tcPr>
+          <w:p>
+            <w:pPr>
+              <w:jc w:val="left"/>
+            </w:pPr>
+            <w:r>
+              <w:rPr>
+                <w:rFonts w:ascii="Arial" w:cs="Arial" w:eastAsia="Arial" w:hAnsi="Arial"/>
+                <w:b/>
+                <w:bCs/>
+                <w:sz w:val="18"/>
+                <w:szCs w:val="18"/>
+              </w:rPr>
+              <w:t xml:space="preserve">Biela b = 132.0</w:t>
+            </w:r>
+          </w:p>
+        </w:tc>
+      </w:tr>
+      <w:tr>
+        <w:tc>
+          <w:tcPr>
+            <w:tcW w:type="dxa" w:w="1900"/>
+            <w:tcBorders>
+              <w:top w:val="single" w:color="BFBFBF" w:sz="4"/>
+              <w:left w:val="single" w:color="BFBFBF" w:sz="4"/>
+              <w:bottom w:val="single" w:color="BFBFBF" w:sz="4"/>
+              <w:right w:val="single" w:color="BFBFBF" w:sz="4"/>
+            </w:tcBorders>
+            <w:tcMar>
+              <w:top w:type="dxa" w:w="50"/>
+              <w:left w:type="dxa" w:w="80"/>
+              <w:bottom w:type="dxa" w:w="50"/>
+              <w:right w:type="dxa" w:w="80"/>
+            </w:tcMar>
+            <w:vAlign w:val="center"/>
+          </w:tcPr>
+          <w:p>
+            <w:pPr>
+              <w:jc w:val="left"/>
+            </w:pPr>
+            <w:r>
+              <w:rPr>
+                <w:rFonts w:ascii="Arial" w:cs="Arial" w:eastAsia="Arial" w:hAnsi="Arial"/>
+                <w:b w:val="false"/>
+                <w:bCs w:val="false"/>
+                <w:sz w:val="18"/>
+                <w:szCs w:val="18"/>
+              </w:rPr>
+              <w:t xml:space="preserve">Bloque (pisón)</w:t>
+            </w:r>
+          </w:p>
+        </w:tc>
+        <w:tc>
+          <w:tcPr>
+            <w:tcW w:type="dxa" w:w="640"/>
+            <w:tcBorders>
+              <w:top w:val="single" w:color="BFBFBF" w:sz="4"/>
+              <w:left w:val="single" w:color="BFBFBF" w:sz="4"/>
+              <w:bottom w:val="single" w:color="BFBFBF" w:sz="4"/>
+              <w:right w:val="single" w:color="BFBFBF" w:sz="4"/>
+            </w:tcBorders>
+            <w:tcMar>
+              <w:top w:type="dxa" w:w="50"/>
+              <w:left w:type="dxa" w:w="80"/>
+              <w:bottom w:type="dxa" w:w="50"/>
+              <w:right w:type="dxa" w:w="80"/>
+            </w:tcMar>
+            <w:vAlign w:val="center"/>
+          </w:tcPr>
+          <w:p>
+            <w:pPr>
+              <w:jc w:val="center"/>
+            </w:pPr>
+            <w:r>
+              <w:rPr>
+                <w:rFonts w:ascii="Arial" w:cs="Arial" w:eastAsia="Arial" w:hAnsi="Arial"/>
+                <w:b w:val="false"/>
+                <w:bCs w:val="false"/>
+                <w:sz w:val="18"/>
+                <w:szCs w:val="18"/>
+              </w:rPr>
+              <w:t xml:space="preserve">4</w:t>
+            </w:r>
+          </w:p>
+        </w:tc>
+        <w:tc>
+          <w:tcPr>
+            <w:tcW w:type="dxa" w:w="4220"/>
+            <w:tcBorders>
+              <w:top w:val="single" w:color="BFBFBF" w:sz="4"/>
+              <w:left w:val="single" w:color="BFBFBF" w:sz="4"/>
+              <w:bottom w:val="single" w:color="BFBFBF" w:sz="4"/>
+              <w:right w:val="single" w:color="BFBFBF" w:sz="4"/>
+            </w:tcBorders>
+            <w:tcMar>
+              <w:top w:type="dxa" w:w="50"/>
+              <w:left w:type="dxa" w:w="80"/>
+              <w:bottom w:type="dxa" w:w="50"/>
+              <w:right w:type="dxa" w:w="80"/>
+            </w:tcMar>
+            <w:vAlign w:val="center"/>
+          </w:tcPr>
+          <w:p>
+            <w:pPr>
+              <w:jc w:val="left"/>
+            </w:pPr>
+            <w:r>
+              <w:rPr>
+                <w:rFonts w:ascii="Arial" w:cs="Arial" w:eastAsia="Arial" w:hAnsi="Arial"/>
+                <w:b w:val="false"/>
+                <w:bCs w:val="false"/>
+                <w:sz w:val="18"/>
+                <w:szCs w:val="18"/>
+              </w:rPr>
+              <w:t xml:space="preserve">140 × 140 × 100. Oreja de 30 × 30 × 18 entre 35 y 65 de altura (a 67 y 55 de los lados); agujero Ø 15 a 15 del extremo de la oreja.</w:t>
+            </w:r>
+          </w:p>
+        </w:tc>
+        <w:tc>
+          <w:tcPr>
+            <w:tcW w:type="dxa" w:w="2600"/>
+            <w:tcBorders>
+              <w:top w:val="single" w:color="BFBFBF" w:sz="4"/>
+              <w:left w:val="single" w:color="BFBFBF" w:sz="4"/>
+              <w:bottom w:val="single" w:color="BFBFBF" w:sz="4"/>
+              <w:right w:val="single" w:color="BFBFBF" w:sz="4"/>
+            </w:tcBorders>
+            <w:tcMar>
+              <w:top w:type="dxa" w:w="50"/>
+              <w:left w:type="dxa" w:w="80"/>
+              <w:bottom w:type="dxa" w:w="50"/>
+              <w:right w:type="dxa" w:w="80"/>
+            </w:tcMar>
+            <w:vAlign w:val="center"/>
+          </w:tcPr>
+          <w:p>
+            <w:pPr>
+              <w:jc w:val="left"/>
+            </w:pPr>
+            <w:r>
+              <w:rPr>
+                <w:rFonts w:ascii="Arial" w:cs="Arial" w:eastAsia="Arial" w:hAnsi="Arial"/>
+                <w:b/>
+                <w:bCs/>
+                <w:sz w:val="18"/>
+                <w:szCs w:val="18"/>
+              </w:rPr>
+              <w:t xml:space="preserve">Altura del pasador B = 35 + 30/2 = 50.0</w:t>
+            </w:r>
+          </w:p>
+        </w:tc>
+      </w:tr>
+      <w:tr>
+        <w:tc>
+          <w:tcPr>
+            <w:tcW w:type="dxa" w:w="1900"/>
+            <w:tcBorders>
+              <w:top w:val="single" w:color="BFBFBF" w:sz="4"/>
+              <w:left w:val="single" w:color="BFBFBF" w:sz="4"/>
+              <w:bottom w:val="single" w:color="BFBFBF" w:sz="4"/>
+              <w:right w:val="single" w:color="BFBFBF" w:sz="4"/>
+            </w:tcBorders>
+            <w:tcMar>
+              <w:top w:type="dxa" w:w="50"/>
+              <w:left w:type="dxa" w:w="80"/>
+              <w:bottom w:type="dxa" w:w="50"/>
+              <w:right w:type="dxa" w:w="80"/>
+            </w:tcMar>
+            <w:vAlign w:val="center"/>
+          </w:tcPr>
+          <w:p>
+            <w:pPr>
+              <w:jc w:val="left"/>
+            </w:pPr>
+            <w:r>
+              <w:rPr>
+                <w:rFonts w:ascii="Arial" w:cs="Arial" w:eastAsia="Arial" w:hAnsi="Arial"/>
+                <w:b w:val="false"/>
+                <w:bCs w:val="false"/>
+                <w:sz w:val="18"/>
+                <w:szCs w:val="18"/>
+              </w:rPr>
+              <w:t xml:space="preserve">Caja-guía</w:t>
+            </w:r>
+          </w:p>
+        </w:tc>
+        <w:tc>
+          <w:tcPr>
+            <w:tcW w:type="dxa" w:w="640"/>
+            <w:tcBorders>
+              <w:top w:val="single" w:color="BFBFBF" w:sz="4"/>
+              <w:left w:val="single" w:color="BFBFBF" w:sz="4"/>
+              <w:bottom w:val="single" w:color="BFBFBF" w:sz="4"/>
+              <w:right w:val="single" w:color="BFBFBF" w:sz="4"/>
+            </w:tcBorders>
+            <w:tcMar>
+              <w:top w:type="dxa" w:w="50"/>
+              <w:left w:type="dxa" w:w="80"/>
+              <w:bottom w:type="dxa" w:w="50"/>
+              <w:right w:type="dxa" w:w="80"/>
+            </w:tcMar>
+            <w:vAlign w:val="center"/>
+          </w:tcPr>
+          <w:p>
+            <w:pPr>
+              <w:jc w:val="center"/>
+            </w:pPr>
+            <w:r>
+              <w:rPr>
+                <w:rFonts w:ascii="Arial" w:cs="Arial" w:eastAsia="Arial" w:hAnsi="Arial"/>
+                <w:b w:val="false"/>
+                <w:bCs w:val="false"/>
+                <w:sz w:val="18"/>
+                <w:szCs w:val="18"/>
+              </w:rPr>
+              <w:t xml:space="preserve">5</w:t>
+            </w:r>
+          </w:p>
+        </w:tc>
+        <w:tc>
+          <w:tcPr>
+            <w:tcW w:type="dxa" w:w="4220"/>
+            <w:tcBorders>
+              <w:top w:val="single" w:color="BFBFBF" w:sz="4"/>
+              <w:left w:val="single" w:color="BFBFBF" w:sz="4"/>
+              <w:bottom w:val="single" w:color="BFBFBF" w:sz="4"/>
+              <w:right w:val="single" w:color="BFBFBF" w:sz="4"/>
+            </w:tcBorders>
+            <w:tcMar>
+              <w:top w:type="dxa" w:w="50"/>
+              <w:left w:type="dxa" w:w="80"/>
+              <w:bottom w:type="dxa" w:w="50"/>
+              <w:right w:type="dxa" w:w="80"/>
+            </w:tcMar>
+            <w:vAlign w:val="center"/>
+          </w:tcPr>
+          <w:p>
+            <w:pPr>
+              <w:jc w:val="left"/>
+            </w:pPr>
+            <w:r>
+              <w:rPr>
+                <w:rFonts w:ascii="Arial" w:cs="Arial" w:eastAsia="Arial" w:hAnsi="Arial"/>
+                <w:b w:val="false"/>
+                <w:bCs w:val="false"/>
+                <w:sz w:val="18"/>
+                <w:szCs w:val="18"/>
+              </w:rPr>
+              <w:t xml:space="preserve">Lámina de 4: 148.10 × 160, altura interior 101, pestañas de 15.95 con ranura; boca Ø 80 con 4 pernos Ø 10 × 10 para la tolva.</w:t>
+            </w:r>
+          </w:p>
+        </w:tc>
+        <w:tc>
+          <w:tcPr>
+            <w:tcW w:type="dxa" w:w="2600"/>
+            <w:tcBorders>
+              <w:top w:val="single" w:color="BFBFBF" w:sz="4"/>
+              <w:left w:val="single" w:color="BFBFBF" w:sz="4"/>
+              <w:bottom w:val="single" w:color="BFBFBF" w:sz="4"/>
+              <w:right w:val="single" w:color="BFBFBF" w:sz="4"/>
+            </w:tcBorders>
+            <w:tcMar>
+              <w:top w:type="dxa" w:w="50"/>
+              <w:left w:type="dxa" w:w="80"/>
+              <w:bottom w:type="dxa" w:w="50"/>
+              <w:right w:type="dxa" w:w="80"/>
+            </w:tcMar>
+            <w:vAlign w:val="center"/>
+          </w:tcPr>
+          <w:p>
+            <w:pPr>
+              <w:jc w:val="left"/>
+            </w:pPr>
+            <w:r>
+              <w:rPr>
+                <w:rFonts w:ascii="Arial" w:cs="Arial" w:eastAsia="Arial" w:hAnsi="Arial"/>
+                <w:b w:val="false"/>
+                <w:bCs w:val="false"/>
+                <w:sz w:val="18"/>
+                <w:szCs w:val="18"/>
+              </w:rPr>
+              <w:t xml:space="preserve">Guía del bloque: holgura de 0.10 de ancho y 1.0 de alto</w:t>
+            </w:r>
+          </w:p>
+        </w:tc>
+      </w:tr>
+      <w:tr>
+        <w:tc>
+          <w:tcPr>
+            <w:tcW w:type="dxa" w:w="1900"/>
+            <w:tcBorders>
+              <w:top w:val="single" w:color="BFBFBF" w:sz="4"/>
+              <w:left w:val="single" w:color="BFBFBF" w:sz="4"/>
+              <w:bottom w:val="single" w:color="BFBFBF" w:sz="4"/>
+              <w:right w:val="single" w:color="BFBFBF" w:sz="4"/>
+            </w:tcBorders>
+            <w:tcMar>
+              <w:top w:type="dxa" w:w="50"/>
+              <w:left w:type="dxa" w:w="80"/>
+              <w:bottom w:type="dxa" w:w="50"/>
+              <w:right w:type="dxa" w:w="80"/>
+            </w:tcMar>
+            <w:vAlign w:val="center"/>
+          </w:tcPr>
+          <w:p>
+            <w:pPr>
+              <w:jc w:val="left"/>
+            </w:pPr>
+            <w:r>
+              <w:rPr>
+                <w:rFonts w:ascii="Arial" w:cs="Arial" w:eastAsia="Arial" w:hAnsi="Arial"/>
+                <w:b w:val="false"/>
+                <w:bCs w:val="false"/>
+                <w:sz w:val="18"/>
+                <w:szCs w:val="18"/>
+              </w:rPr>
+              <w:t xml:space="preserve">Tolva</w:t>
+            </w:r>
+          </w:p>
+        </w:tc>
+        <w:tc>
+          <w:tcPr>
+            <w:tcW w:type="dxa" w:w="640"/>
+            <w:tcBorders>
+              <w:top w:val="single" w:color="BFBFBF" w:sz="4"/>
+              <w:left w:val="single" w:color="BFBFBF" w:sz="4"/>
+              <w:bottom w:val="single" w:color="BFBFBF" w:sz="4"/>
+              <w:right w:val="single" w:color="BFBFBF" w:sz="4"/>
+            </w:tcBorders>
+            <w:tcMar>
+              <w:top w:type="dxa" w:w="50"/>
+              <w:left w:type="dxa" w:w="80"/>
+              <w:bottom w:type="dxa" w:w="50"/>
+              <w:right w:type="dxa" w:w="80"/>
+            </w:tcMar>
+            <w:vAlign w:val="center"/>
+          </w:tcPr>
+          <w:p>
+            <w:pPr>
+              <w:jc w:val="center"/>
+            </w:pPr>
+            <w:r>
+              <w:rPr>
+                <w:rFonts w:ascii="Arial" w:cs="Arial" w:eastAsia="Arial" w:hAnsi="Arial"/>
+                <w:b w:val="false"/>
+                <w:bCs w:val="false"/>
+                <w:sz w:val="18"/>
+                <w:szCs w:val="18"/>
+              </w:rPr>
+              <w:t xml:space="preserve">6</w:t>
+            </w:r>
+          </w:p>
+        </w:tc>
+        <w:tc>
+          <w:tcPr>
+            <w:tcW w:type="dxa" w:w="4220"/>
+            <w:tcBorders>
+              <w:top w:val="single" w:color="BFBFBF" w:sz="4"/>
+              <w:left w:val="single" w:color="BFBFBF" w:sz="4"/>
+              <w:bottom w:val="single" w:color="BFBFBF" w:sz="4"/>
+              <w:right w:val="single" w:color="BFBFBF" w:sz="4"/>
+            </w:tcBorders>
+            <w:tcMar>
+              <w:top w:type="dxa" w:w="50"/>
+              <w:left w:type="dxa" w:w="80"/>
+              <w:bottom w:type="dxa" w:w="50"/>
+              <w:right w:type="dxa" w:w="80"/>
+            </w:tcMar>
+            <w:vAlign w:val="center"/>
+          </w:tcPr>
+          <w:p>
+            <w:pPr>
+              <w:jc w:val="left"/>
+            </w:pPr>
+            <w:r>
+              <w:rPr>
+                <w:rFonts w:ascii="Arial" w:cs="Arial" w:eastAsia="Arial" w:hAnsi="Arial"/>
+                <w:b w:val="false"/>
+                <w:bCs w:val="false"/>
+                <w:sz w:val="18"/>
+                <w:szCs w:val="18"/>
+              </w:rPr>
+              <w:t xml:space="preserve">Tubo Ø 110 exterior / Ø 80 interior × 120, con 4 agujeros para los pernos de la caja.</w:t>
+            </w:r>
+          </w:p>
+        </w:tc>
+        <w:tc>
+          <w:tcPr>
+            <w:tcW w:type="dxa" w:w="2600"/>
+            <w:tcBorders>
+              <w:top w:val="single" w:color="BFBFBF" w:sz="4"/>
+              <w:left w:val="single" w:color="BFBFBF" w:sz="4"/>
+              <w:bottom w:val="single" w:color="BFBFBF" w:sz="4"/>
+              <w:right w:val="single" w:color="BFBFBF" w:sz="4"/>
+            </w:tcBorders>
+            <w:tcMar>
+              <w:top w:type="dxa" w:w="50"/>
+              <w:left w:type="dxa" w:w="80"/>
+              <w:bottom w:type="dxa" w:w="50"/>
+              <w:right w:type="dxa" w:w="80"/>
+            </w:tcMar>
+            <w:vAlign w:val="center"/>
+          </w:tcPr>
+          <w:p>
+            <w:pPr>
+              <w:jc w:val="left"/>
+            </w:pPr>
+            <w:r>
+              <w:rPr>
+                <w:rFonts w:ascii="Arial" w:cs="Arial" w:eastAsia="Arial" w:hAnsi="Arial"/>
+                <w:b w:val="false"/>
+                <w:bCs w:val="false"/>
+                <w:sz w:val="18"/>
+                <w:szCs w:val="18"/>
+              </w:rPr>
+              <w:t xml:space="preserve">Volumen útil = 603 cm³</w:t>
+            </w:r>
+          </w:p>
+        </w:tc>
+      </w:tr>
+      <w:tr>
+        <w:tc>
+          <w:tcPr>
+            <w:tcW w:type="dxa" w:w="1900"/>
+            <w:tcBorders>
+              <w:top w:val="single" w:color="BFBFBF" w:sz="4"/>
+              <w:left w:val="single" w:color="BFBFBF" w:sz="4"/>
+              <w:bottom w:val="single" w:color="BFBFBF" w:sz="4"/>
+              <w:right w:val="single" w:color="BFBFBF" w:sz="4"/>
+            </w:tcBorders>
+            <w:tcMar>
+              <w:top w:type="dxa" w:w="50"/>
+              <w:left w:type="dxa" w:w="80"/>
+              <w:bottom w:type="dxa" w:w="50"/>
+              <w:right w:type="dxa" w:w="80"/>
+            </w:tcMar>
+            <w:vAlign w:val="center"/>
+          </w:tcPr>
+          <w:p>
+            <w:pPr>
+              <w:jc w:val="left"/>
+            </w:pPr>
+            <w:r>
+              <w:rPr>
+                <w:rFonts w:ascii="Arial" w:cs="Arial" w:eastAsia="Arial" w:hAnsi="Arial"/>
+                <w:b w:val="false"/>
+                <w:bCs w:val="false"/>
+                <w:sz w:val="18"/>
+                <w:szCs w:val="18"/>
+              </w:rPr>
+              <w:t xml:space="preserve">Pasador-buje</w:t>
+            </w:r>
+          </w:p>
+        </w:tc>
+        <w:tc>
+          <w:tcPr>
+            <w:tcW w:type="dxa" w:w="640"/>
+            <w:tcBorders>
+              <w:top w:val="single" w:color="BFBFBF" w:sz="4"/>
+              <w:left w:val="single" w:color="BFBFBF" w:sz="4"/>
+              <w:bottom w:val="single" w:color="BFBFBF" w:sz="4"/>
+              <w:right w:val="single" w:color="BFBFBF" w:sz="4"/>
+            </w:tcBorders>
+            <w:tcMar>
+              <w:top w:type="dxa" w:w="50"/>
+              <w:left w:type="dxa" w:w="80"/>
+              <w:bottom w:type="dxa" w:w="50"/>
+              <w:right w:type="dxa" w:w="80"/>
+            </w:tcMar>
+            <w:vAlign w:val="center"/>
+          </w:tcPr>
+          <w:p>
+            <w:pPr>
+              <w:jc w:val="center"/>
+            </w:pPr>
+            <w:r>
+              <w:rPr>
+                <w:rFonts w:ascii="Arial" w:cs="Arial" w:eastAsia="Arial" w:hAnsi="Arial"/>
+                <w:b w:val="false"/>
+                <w:bCs w:val="false"/>
+                <w:sz w:val="18"/>
+                <w:szCs w:val="18"/>
+              </w:rPr>
+              <w:t xml:space="preserve">8</w:t>
+            </w:r>
+          </w:p>
+        </w:tc>
+        <w:tc>
+          <w:tcPr>
+            <w:tcW w:type="dxa" w:w="4220"/>
+            <w:tcBorders>
+              <w:top w:val="single" w:color="BFBFBF" w:sz="4"/>
+              <w:left w:val="single" w:color="BFBFBF" w:sz="4"/>
+              <w:bottom w:val="single" w:color="BFBFBF" w:sz="4"/>
+              <w:right w:val="single" w:color="BFBFBF" w:sz="4"/>
+            </w:tcBorders>
+            <w:tcMar>
+              <w:top w:type="dxa" w:w="50"/>
+              <w:left w:type="dxa" w:w="80"/>
+              <w:bottom w:type="dxa" w:w="50"/>
+              <w:right w:type="dxa" w:w="80"/>
+            </w:tcMar>
+            <w:vAlign w:val="center"/>
+          </w:tcPr>
+          <w:p>
+            <w:pPr>
+              <w:jc w:val="left"/>
+            </w:pPr>
+            <w:r>
+              <w:rPr>
+                <w:rFonts w:ascii="Arial" w:cs="Arial" w:eastAsia="Arial" w:hAnsi="Arial"/>
+                <w:b w:val="false"/>
+                <w:bCs w:val="false"/>
+                <w:sz w:val="18"/>
+                <w:szCs w:val="18"/>
+              </w:rPr>
+              <w:t xml:space="preserve">Ø 14.5 × 28 con pestaña Ø 17 × 3; agujero Ø 7 y alojamiento Ø 12.</w:t>
+            </w:r>
+          </w:p>
+        </w:tc>
+        <w:tc>
+          <w:tcPr>
+            <w:tcW w:type="dxa" w:w="2600"/>
+            <w:tcBorders>
+              <w:top w:val="single" w:color="BFBFBF" w:sz="4"/>
+              <w:left w:val="single" w:color="BFBFBF" w:sz="4"/>
+              <w:bottom w:val="single" w:color="BFBFBF" w:sz="4"/>
+              <w:right w:val="single" w:color="BFBFBF" w:sz="4"/>
+            </w:tcBorders>
+            <w:tcMar>
+              <w:top w:type="dxa" w:w="50"/>
+              <w:left w:type="dxa" w:w="80"/>
+              <w:bottom w:type="dxa" w:w="50"/>
+              <w:right w:type="dxa" w:w="80"/>
+            </w:tcMar>
+            <w:vAlign w:val="center"/>
+          </w:tcPr>
+          <w:p>
+            <w:pPr>
+              <w:jc w:val="left"/>
+            </w:pPr>
+            <w:r>
+              <w:rPr>
+                <w:rFonts w:ascii="Arial" w:cs="Arial" w:eastAsia="Arial" w:hAnsi="Arial"/>
+                <w:b w:val="false"/>
+                <w:bCs w:val="false"/>
+                <w:sz w:val="18"/>
+                <w:szCs w:val="18"/>
+              </w:rPr>
+              <w:t xml:space="preserve">Juntas O₂, A y B: Ø 14.5 en agujeros Ø 15</w:t>
+            </w:r>
+          </w:p>
+        </w:tc>
+      </w:tr>
+      <w:tr>
+        <w:tc>
+          <w:tcPr>
+            <w:tcW w:type="dxa" w:w="1900"/>
+            <w:tcBorders>
+              <w:top w:val="single" w:color="BFBFBF" w:sz="4"/>
+              <w:left w:val="single" w:color="BFBFBF" w:sz="4"/>
+              <w:bottom w:val="single" w:color="BFBFBF" w:sz="4"/>
+              <w:right w:val="single" w:color="BFBFBF" w:sz="4"/>
+            </w:tcBorders>
+            <w:tcMar>
+              <w:top w:type="dxa" w:w="50"/>
+              <w:left w:type="dxa" w:w="80"/>
+              <w:bottom w:type="dxa" w:w="50"/>
+              <w:right w:type="dxa" w:w="80"/>
+            </w:tcMar>
+            <w:vAlign w:val="center"/>
+          </w:tcPr>
+          <w:p>
+            <w:pPr>
+              <w:jc w:val="left"/>
+            </w:pPr>
+            <w:r>
+              <w:rPr>
+                <w:rFonts w:ascii="Arial" w:cs="Arial" w:eastAsia="Arial" w:hAnsi="Arial"/>
+                <w:b w:val="false"/>
+                <w:bCs w:val="false"/>
+                <w:sz w:val="18"/>
+                <w:szCs w:val="18"/>
+              </w:rPr>
+              <w:t xml:space="preserve">Tapa del pasador</w:t>
+            </w:r>
+          </w:p>
+        </w:tc>
+        <w:tc>
+          <w:tcPr>
+            <w:tcW w:type="dxa" w:w="640"/>
+            <w:tcBorders>
+              <w:top w:val="single" w:color="BFBFBF" w:sz="4"/>
+              <w:left w:val="single" w:color="BFBFBF" w:sz="4"/>
+              <w:bottom w:val="single" w:color="BFBFBF" w:sz="4"/>
+              <w:right w:val="single" w:color="BFBFBF" w:sz="4"/>
+            </w:tcBorders>
+            <w:tcMar>
+              <w:top w:type="dxa" w:w="50"/>
+              <w:left w:type="dxa" w:w="80"/>
+              <w:bottom w:type="dxa" w:w="50"/>
+              <w:right w:type="dxa" w:w="80"/>
+            </w:tcMar>
+            <w:vAlign w:val="center"/>
+          </w:tcPr>
+          <w:p>
+            <w:pPr>
+              <w:jc w:val="center"/>
+            </w:pPr>
+            <w:r>
+              <w:rPr>
+                <w:rFonts w:ascii="Arial" w:cs="Arial" w:eastAsia="Arial" w:hAnsi="Arial"/>
+                <w:b w:val="false"/>
+                <w:bCs w:val="false"/>
+                <w:sz w:val="18"/>
+                <w:szCs w:val="18"/>
+              </w:rPr>
+              <w:t xml:space="preserve">9</w:t>
+            </w:r>
+          </w:p>
+        </w:tc>
+        <w:tc>
+          <w:tcPr>
+            <w:tcW w:type="dxa" w:w="4220"/>
+            <w:tcBorders>
+              <w:top w:val="single" w:color="BFBFBF" w:sz="4"/>
+              <w:left w:val="single" w:color="BFBFBF" w:sz="4"/>
+              <w:bottom w:val="single" w:color="BFBFBF" w:sz="4"/>
+              <w:right w:val="single" w:color="BFBFBF" w:sz="4"/>
+            </w:tcBorders>
+            <w:tcMar>
+              <w:top w:type="dxa" w:w="50"/>
+              <w:left w:type="dxa" w:w="80"/>
+              <w:bottom w:type="dxa" w:w="50"/>
+              <w:right w:type="dxa" w:w="80"/>
+            </w:tcMar>
+            <w:vAlign w:val="center"/>
+          </w:tcPr>
+          <w:p>
+            <w:pPr>
+              <w:jc w:val="left"/>
+            </w:pPr>
+            <w:r>
+              <w:rPr>
+                <w:rFonts w:ascii="Arial" w:cs="Arial" w:eastAsia="Arial" w:hAnsi="Arial"/>
+                <w:b w:val="false"/>
+                <w:bCs w:val="false"/>
+                <w:sz w:val="18"/>
+                <w:szCs w:val="18"/>
+              </w:rPr>
+              <w:t xml:space="preserve">Ø 11.5 × 10 con pestaña Ø 17 × 3; agujero Ø 7.</w:t>
+            </w:r>
+          </w:p>
+        </w:tc>
+        <w:tc>
+          <w:tcPr>
+            <w:tcW w:type="dxa" w:w="2600"/>
+            <w:tcBorders>
+              <w:top w:val="single" w:color="BFBFBF" w:sz="4"/>
+              <w:left w:val="single" w:color="BFBFBF" w:sz="4"/>
+              <w:bottom w:val="single" w:color="BFBFBF" w:sz="4"/>
+              <w:right w:val="single" w:color="BFBFBF" w:sz="4"/>
+            </w:tcBorders>
+            <w:tcMar>
+              <w:top w:type="dxa" w:w="50"/>
+              <w:left w:type="dxa" w:w="80"/>
+              <w:bottom w:type="dxa" w:w="50"/>
+              <w:right w:type="dxa" w:w="80"/>
+            </w:tcMar>
+            <w:vAlign w:val="center"/>
+          </w:tcPr>
+          <w:p>
+            <w:pPr>
+              <w:jc w:val="left"/>
+            </w:pPr>
+            <w:r>
+              <w:rPr>
+                <w:rFonts w:ascii="Arial" w:cs="Arial" w:eastAsia="Arial" w:hAnsi="Arial"/>
+                <w:b w:val="false"/>
+                <w:bCs w:val="false"/>
+                <w:sz w:val="18"/>
+                <w:szCs w:val="18"/>
+              </w:rPr>
+              <w:t xml:space="preserve">Entra en el alojamiento Ø 12 y cierra el pasador</w:t>
+            </w:r>
+          </w:p>
+        </w:tc>
+      </w:tr>
+    </w:tbl>
+    <w:p>
+      <w:pPr>
+        <w:spacing w:after="60"/>
+      </w:pPr>
+    </w:p>
+    <w:p>
+      <w:pPr>
+        <w:spacing w:after="120" w:line="276"/>
+        <w:jc w:val="both"/>
+      </w:pPr>
+      <w:r>
+        <w:rPr>
+          <w:rFonts w:ascii="Arial" w:cs="Arial" w:eastAsia="Arial" w:hAnsi="Arial"/>
+          <w:b/>
+          <w:bCs/>
+          <w:sz w:val="22"/>
+          <w:szCs w:val="22"/>
+        </w:rPr>
+        <w:t xml:space="preserve">De dónde salen a, b y c. </w:t>
+      </w:r>
+      <w:r>
+        <w:rPr>
+          <w:rFonts w:ascii="Arial" w:cs="Arial" w:eastAsia="Arial" w:hAnsi="Arial"/>
+          <w:sz w:val="22"/>
+          <w:szCs w:val="22"/>
+        </w:rPr>
+        <w:t xml:space="preserve">La manivela es la distancia del centro del disco al agujero del pasador A (hoja 2) y la biela es la distancia entre los centros de sus agujeros (hoja 3). El descentrado es la diferencia de alturas entre el pasador B y el eje O₂, medidas desde la placa base, porque el soporte y el bloque se apoyan los dos sobre ella (la caja-guía es una cubierta sin fondo):</w:t>
+      </w:r>
+    </w:p>
+    <w:p>
+      <w:pPr>
+        <w:tabs>
+          <w:tab w:val="right" w:pos="9360"/>
+        </w:tabs>
+        <w:spacing w:after="100" w:before="60"/>
+        <w:jc w:val="center"/>
+      </w:pPr>
+      <w:r>
+        <w:rPr>
+          <w:rFonts w:ascii="Cambria Math" w:cs="Cambria Math" w:eastAsia="Cambria Math" w:hAnsi="Cambria Math"/>
+          <w:i w:val="false"/>
+          <w:iCs w:val="false"/>
+          <w:sz w:val="22"/>
+          <w:szCs w:val="22"/>
+        </w:rPr>
+        <w:t xml:space="preserve">c = y_B − y_O₂ = (35 + 30/2) − 70.0 = 50.0 − 70.0 = −20.0 mm</w:t>
+      </w:r>
+      <w:r>
+        <w:rPr>
+          <w:rFonts w:ascii="Arial" w:cs="Arial" w:eastAsia="Arial" w:hAnsi="Arial"/>
+          <w:sz w:val="20"/>
+          <w:szCs w:val="20"/>
+        </w:rPr>
+        <w:t xml:space="preserve">	(7a)</w:t>
+      </w:r>
+    </w:p>
+    <w:p>
+      <w:pPr>
+        <w:keepNext/>
+        <w:spacing w:after="40" w:before="120"/>
+        <w:jc w:val="center"/>
+      </w:pPr>
+      <w:r>
+        <w:drawing>
+          <wp:inline distT="0" distB="0" distL="0" distR="0">
+            <wp:extent cx="5943600" cy="1743075"/>
+            <wp:effectExtent t="0" r="0" b="0" l="0"/>
+            <wp:docPr id="1" name="fig3" descr="Cómo salen a, b y c de los planos: alturas del eje O₂ (soporte, hoja 1) y del pasador B (oreja del bloque, hoja 4) sobre la placa base. Dibujo a escala con θ₂ = 60°." title="Figura 3"/>
+            <wp:cNvGraphicFramePr>
+              <a:graphicFrameLocks xmlns:a="http://schemas.openxmlformats.org/drawingml/2006/main" noChangeAspect="1"/>
+            </wp:cNvGraphicFramePr>
+            <a:graphic xmlns:a="http://schemas.openxmlformats.org/drawingml/2006/main">
+              <a:graphicData uri="http://schemas.openxmlformats.org/drawingml/2006/picture">
+                <pic:pic xmlns:pic="http://schemas.openxmlformats.org/drawingml/2006/picture">
+                  <pic:nvPicPr>
+                    <pic:cNvPr id="0" name="" descr=""/>
+                    <pic:cNvPicPr>
+                      <a:picLocks noChangeAspect="1" noChangeArrowheads="1"/>
+                    </pic:cNvPicPr>
+                  </pic:nvPicPr>
+                  <pic:blipFill>
+                    <a:blip r:embed="rId13" cstate="none"/>
+                    <a:srcRect/>
+                    <a:stretch>
+                      <a:fillRect/>
+                    </a:stretch>
+                  </pic:blipFill>
+                  <pic:spPr bwMode="auto">
+                    <a:xfrm>
+                      <a:off x="0" y="0"/>
+                      <a:ext cx="5943600" cy="1743075"/>
+                    </a:xfrm>
+                    <a:prstGeom prst="rect">
+                      <a:avLst/>
+                    </a:prstGeom>
+                  </pic:spPr>
+                </pic:pic>
+              </a:graphicData>
+            </a:graphic>
+          </wp:inline>
+        </w:drawing>
+      </w:r>
+    </w:p>
+    <w:p>
+      <w:pPr>
+        <w:spacing w:after="200"/>
+        <w:jc w:val="center"/>
+      </w:pPr>
+      <w:r>
+        <w:rPr>
+          <w:rFonts w:ascii="Arial" w:cs="Arial" w:eastAsia="Arial" w:hAnsi="Arial"/>
+          <w:b/>
+          <w:bCs/>
+          <w:i/>
+          <w:iCs/>
+          <w:sz w:val="19"/>
+          <w:szCs w:val="19"/>
+        </w:rPr>
+        <w:t xml:space="preserve">Figura 3. </w:t>
+      </w:r>
+      <w:r>
+        <w:rPr>
+          <w:rFonts w:ascii="Arial" w:cs="Arial" w:eastAsia="Arial" w:hAnsi="Arial"/>
+          <w:i/>
+          <w:iCs/>
+          <w:sz w:val="19"/>
+          <w:szCs w:val="19"/>
+        </w:rPr>
+        <w:t xml:space="preserve">Cómo salen a, b y c de los planos: alturas del eje O₂ (soporte, hoja 1) y del pasador B (oreja del bloque, hoja 4) sobre la placa base. Dibujo a escala con θ₂ = 60°.</w:t>
+      </w:r>
+    </w:p>
+    <w:p>
+      <w:pPr>
+        <w:spacing w:after="120" w:line="276"/>
+        <w:jc w:val="both"/>
+      </w:pPr>
+      <w:r>
+        <w:rPr>
+          <w:rFonts w:ascii="Arial" w:cs="Arial" w:eastAsia="Arial" w:hAnsi="Arial"/>
+          <w:b/>
+          <w:bCs/>
+          <w:sz w:val="22"/>
+          <w:szCs w:val="22"/>
+        </w:rPr>
+        <w:t xml:space="preserve">Resultado de la revisión. </w:t>
+      </w:r>
+      <w:r>
+        <w:rPr>
+          <w:rFonts w:ascii="Arial" w:cs="Arial" w:eastAsia="Arial" w:hAnsi="Arial"/>
+          <w:sz w:val="22"/>
+          <w:szCs w:val="22"/>
+        </w:rPr>
+        <w:t xml:space="preserve">Las tres dimensiones del cálculo coinciden con las de los planos (diferencia de 0.0 mm en a, b y c). Por eso la síntesis, las 10 posiciones y la validación (incisos a, e y f) ya corresponden al modelo real y no hay que corregirlas; también coinciden con el ensamble de Inventor con el que se validó en el inciso f. Lo que los planos sí agregan son las holguras y la masa de las piezas, que se usan en los incisos c y g.</w:t>
+      </w:r>
+    </w:p>
+    <w:p>
+      <w:pPr>
+        <w:keepNext/>
+        <w:spacing w:after="60" w:before="160"/>
+        <w:jc w:val="center"/>
+      </w:pPr>
+      <w:r>
+        <w:rPr>
+          <w:rFonts w:ascii="Arial" w:cs="Arial" w:eastAsia="Arial" w:hAnsi="Arial"/>
+          <w:b/>
+          <w:bCs/>
+          <w:sz w:val="20"/>
+          <w:szCs w:val="20"/>
+        </w:rPr>
+        <w:t xml:space="preserve">Tabla 3. </w:t>
+      </w:r>
+      <w:r>
+        <w:rPr>
+          <w:rFonts w:ascii="Arial" w:cs="Arial" w:eastAsia="Arial" w:hAnsi="Arial"/>
+          <w:sz w:val="20"/>
+          <w:szCs w:val="20"/>
+        </w:rPr>
+        <w:t xml:space="preserve">Holguras de diseño según los planos</w:t>
+      </w:r>
+    </w:p>
+    <w:tbl>
+      <w:tblPr>
+        <w:tblW w:type="dxa" w:w="9360"/>
+        <w:jc w:val="center"/>
+        <w:tblBorders>
+          <w:top w:val="single" w:color="auto" w:sz="4"/>
+          <w:left w:val="single" w:color="auto" w:sz="4"/>
+          <w:bottom w:val="single" w:color="auto" w:sz="4"/>
+          <w:right w:val="single" w:color="auto" w:sz="4"/>
+          <w:insideH w:val="single" w:color="auto" w:sz="4"/>
+          <w:insideV w:val="single" w:color="auto" w:sz="4"/>
+        </w:tblBorders>
+      </w:tblPr>
+      <w:tblGrid>
+        <w:gridCol w:w="3560"/>
+        <w:gridCol w:w="1800"/>
+        <w:gridCol w:w="2200"/>
+        <w:gridCol w:w="1800"/>
+      </w:tblGrid>
+      <w:tr>
+        <w:trPr>
+          <w:tblHeader/>
+        </w:trPr>
+        <w:tc>
+          <w:tcPr>
+            <w:tcW w:type="dxa" w:w="3560"/>
+            <w:tcBorders>
+              <w:top w:val="single" w:color="BFBFBF" w:sz="4"/>
+              <w:left w:val="single" w:color="BFBFBF" w:sz="4"/>
+              <w:bottom w:val="single" w:color="BFBFBF" w:sz="4"/>
+              <w:right w:val="single" w:color="BFBFBF" w:sz="4"/>
+            </w:tcBorders>
+            <w:shd w:fill="D9E1F2" w:color="auto" w:val="clear"/>
+            <w:tcMar>
+              <w:top w:type="dxa" w:w="50"/>
+              <w:left w:type="dxa" w:w="80"/>
+              <w:bottom w:type="dxa" w:w="50"/>
+              <w:right w:type="dxa" w:w="80"/>
+            </w:tcMar>
+            <w:vAlign w:val="center"/>
+          </w:tcPr>
+          <w:p>
+            <w:pPr>
+              <w:jc w:val="center"/>
+            </w:pPr>
+            <w:r>
+              <w:rPr>
+                <w:rFonts w:ascii="Arial" w:cs="Arial" w:eastAsia="Arial" w:hAnsi="Arial"/>
+                <w:b/>
+                <w:bCs/>
+                <w:sz w:val="18"/>
+                <w:szCs w:val="18"/>
+              </w:rPr>
+              <w:t xml:space="preserve">Unión</w:t>
+            </w:r>
+          </w:p>
+        </w:tc>
+        <w:tc>
+          <w:tcPr>
+            <w:tcW w:type="dxa" w:w="1800"/>
+            <w:tcBorders>
+              <w:top w:val="single" w:color="BFBFBF" w:sz="4"/>
+              <w:left w:val="single" w:color="BFBFBF" w:sz="4"/>
+              <w:bottom w:val="single" w:color="BFBFBF" w:sz="4"/>
+              <w:right w:val="single" w:color="BFBFBF" w:sz="4"/>
+            </w:tcBorders>
+            <w:shd w:fill="D9E1F2" w:color="auto" w:val="clear"/>
+            <w:tcMar>
+              <w:top w:type="dxa" w:w="50"/>
+              <w:left w:type="dxa" w:w="80"/>
+              <w:bottom w:type="dxa" w:w="50"/>
+              <w:right w:type="dxa" w:w="80"/>
+            </w:tcMar>
+            <w:vAlign w:val="center"/>
+          </w:tcPr>
+          <w:p>
+            <w:pPr>
+              <w:jc w:val="center"/>
+            </w:pPr>
+            <w:r>
+              <w:rPr>
+                <w:rFonts w:ascii="Arial" w:cs="Arial" w:eastAsia="Arial" w:hAnsi="Arial"/>
+                <w:b/>
+                <w:bCs/>
+                <w:sz w:val="18"/>
+                <w:szCs w:val="18"/>
+              </w:rPr>
+              <w:t xml:space="preserve">Pieza interior (mm)</w:t>
+            </w:r>
+          </w:p>
+        </w:tc>
+        <w:tc>
+          <w:tcPr>
+            <w:tcW w:type="dxa" w:w="2200"/>
+            <w:tcBorders>
+              <w:top w:val="single" w:color="BFBFBF" w:sz="4"/>
+              <w:left w:val="single" w:color="BFBFBF" w:sz="4"/>
+              <w:bottom w:val="single" w:color="BFBFBF" w:sz="4"/>
+              <w:right w:val="single" w:color="BFBFBF" w:sz="4"/>
+            </w:tcBorders>
+            <w:shd w:fill="D9E1F2" w:color="auto" w:val="clear"/>
+            <w:tcMar>
+              <w:top w:type="dxa" w:w="50"/>
+              <w:left w:type="dxa" w:w="80"/>
+              <w:bottom w:type="dxa" w:w="50"/>
+              <w:right w:type="dxa" w:w="80"/>
+            </w:tcMar>
+            <w:vAlign w:val="center"/>
+          </w:tcPr>
+          <w:p>
+            <w:pPr>
+              <w:jc w:val="center"/>
+            </w:pPr>
+            <w:r>
+              <w:rPr>
+                <w:rFonts w:ascii="Arial" w:cs="Arial" w:eastAsia="Arial" w:hAnsi="Arial"/>
+                <w:b/>
+                <w:bCs/>
+                <w:sz w:val="18"/>
+                <w:szCs w:val="18"/>
+              </w:rPr>
+              <w:t xml:space="preserve">Agujero (mm)</w:t>
+            </w:r>
+          </w:p>
+        </w:tc>
+        <w:tc>
+          <w:tcPr>
+            <w:tcW w:type="dxa" w:w="1800"/>
+            <w:tcBorders>
+              <w:top w:val="single" w:color="BFBFBF" w:sz="4"/>
+              <w:left w:val="single" w:color="BFBFBF" w:sz="4"/>
+              <w:bottom w:val="single" w:color="BFBFBF" w:sz="4"/>
+              <w:right w:val="single" w:color="BFBFBF" w:sz="4"/>
+            </w:tcBorders>
+            <w:shd w:fill="D9E1F2" w:color="auto" w:val="clear"/>
+            <w:tcMar>
+              <w:top w:type="dxa" w:w="50"/>
+              <w:left w:type="dxa" w:w="80"/>
+              <w:bottom w:type="dxa" w:w="50"/>
+              <w:right w:type="dxa" w:w="80"/>
+            </w:tcMar>
+            <w:vAlign w:val="center"/>
+          </w:tcPr>
+          <w:p>
+            <w:pPr>
+              <w:jc w:val="center"/>
+            </w:pPr>
+            <w:r>
+              <w:rPr>
+                <w:rFonts w:ascii="Arial" w:cs="Arial" w:eastAsia="Arial" w:hAnsi="Arial"/>
+                <w:b/>
+                <w:bCs/>
+                <w:sz w:val="18"/>
+                <w:szCs w:val="18"/>
+              </w:rPr>
+              <w:t xml:space="preserve">Holgura (mm)</w:t>
+            </w:r>
+          </w:p>
+        </w:tc>
+      </w:tr>
+      <w:tr>
+        <w:tc>
+          <w:tcPr>
+            <w:tcW w:type="dxa" w:w="3560"/>
+            <w:tcBorders>
+              <w:top w:val="single" w:color="BFBFBF" w:sz="4"/>
+              <w:left w:val="single" w:color="BFBFBF" w:sz="4"/>
+              <w:bottom w:val="single" w:color="BFBFBF" w:sz="4"/>
+              <w:right w:val="single" w:color="BFBFBF" w:sz="4"/>
+            </w:tcBorders>
+            <w:tcMar>
+              <w:top w:type="dxa" w:w="50"/>
+              <w:left w:type="dxa" w:w="80"/>
+              <w:bottom w:type="dxa" w:w="50"/>
+              <w:right w:type="dxa" w:w="80"/>
+            </w:tcMar>
+            <w:vAlign w:val="center"/>
+          </w:tcPr>
+          <w:p>
+            <w:pPr>
+              <w:jc w:val="left"/>
+            </w:pPr>
+            <w:r>
+              <w:rPr>
+                <w:rFonts w:ascii="Arial" w:cs="Arial" w:eastAsia="Arial" w:hAnsi="Arial"/>
+                <w:b w:val="false"/>
+                <w:bCs w:val="false"/>
+                <w:sz w:val="18"/>
+                <w:szCs w:val="18"/>
+              </w:rPr>
+              <w:t xml:space="preserve">Eje del disco en el soporte (O₂)</w:t>
+            </w:r>
+          </w:p>
+        </w:tc>
+        <w:tc>
+          <w:tcPr>
+            <w:tcW w:type="dxa" w:w="1800"/>
+            <w:tcBorders>
+              <w:top w:val="single" w:color="BFBFBF" w:sz="4"/>
+              <w:left w:val="single" w:color="BFBFBF" w:sz="4"/>
+              <w:bottom w:val="single" w:color="BFBFBF" w:sz="4"/>
+              <w:right w:val="single" w:color="BFBFBF" w:sz="4"/>
+            </w:tcBorders>
+            <w:tcMar>
+              <w:top w:type="dxa" w:w="50"/>
+              <w:left w:type="dxa" w:w="80"/>
+              <w:bottom w:type="dxa" w:w="50"/>
+              <w:right w:type="dxa" w:w="80"/>
+            </w:tcMar>
+            <w:vAlign w:val="center"/>
+          </w:tcPr>
+          <w:p>
+            <w:pPr>
+              <w:jc w:val="center"/>
+            </w:pPr>
+            <w:r>
+              <w:rPr>
+                <w:rFonts w:ascii="Arial" w:cs="Arial" w:eastAsia="Arial" w:hAnsi="Arial"/>
+                <w:b w:val="false"/>
+                <w:bCs w:val="false"/>
+                <w:sz w:val="18"/>
+                <w:szCs w:val="18"/>
+              </w:rPr>
+              <w:t xml:space="preserve">Ø 14.5</w:t>
+            </w:r>
+          </w:p>
+        </w:tc>
+        <w:tc>
+          <w:tcPr>
+            <w:tcW w:type="dxa" w:w="2200"/>
+            <w:tcBorders>
+              <w:top w:val="single" w:color="BFBFBF" w:sz="4"/>
+              <w:left w:val="single" w:color="BFBFBF" w:sz="4"/>
+              <w:bottom w:val="single" w:color="BFBFBF" w:sz="4"/>
+              <w:right w:val="single" w:color="BFBFBF" w:sz="4"/>
+            </w:tcBorders>
+            <w:tcMar>
+              <w:top w:type="dxa" w:w="50"/>
+              <w:left w:type="dxa" w:w="80"/>
+              <w:bottom w:type="dxa" w:w="50"/>
+              <w:right w:type="dxa" w:w="80"/>
+            </w:tcMar>
+            <w:vAlign w:val="center"/>
+          </w:tcPr>
+          <w:p>
+            <w:pPr>
+              <w:jc w:val="center"/>
+            </w:pPr>
+            <w:r>
+              <w:rPr>
+                <w:rFonts w:ascii="Arial" w:cs="Arial" w:eastAsia="Arial" w:hAnsi="Arial"/>
+                <w:b w:val="false"/>
+                <w:bCs w:val="false"/>
+                <w:sz w:val="18"/>
+                <w:szCs w:val="18"/>
+              </w:rPr>
+              <w:t xml:space="preserve">Ø 15.0</w:t>
+            </w:r>
+          </w:p>
+        </w:tc>
+        <w:tc>
+          <w:tcPr>
+            <w:tcW w:type="dxa" w:w="1800"/>
+            <w:tcBorders>
+              <w:top w:val="single" w:color="BFBFBF" w:sz="4"/>
+              <w:left w:val="single" w:color="BFBFBF" w:sz="4"/>
+              <w:bottom w:val="single" w:color="BFBFBF" w:sz="4"/>
+              <w:right w:val="single" w:color="BFBFBF" w:sz="4"/>
+            </w:tcBorders>
+            <w:tcMar>
+              <w:top w:type="dxa" w:w="50"/>
+              <w:left w:type="dxa" w:w="80"/>
+              <w:bottom w:type="dxa" w:w="50"/>
+              <w:right w:type="dxa" w:w="80"/>
+            </w:tcMar>
+            <w:vAlign w:val="center"/>
+          </w:tcPr>
+          <w:p>
+            <w:pPr>
+              <w:jc w:val="center"/>
+            </w:pPr>
+            <w:r>
+              <w:rPr>
+                <w:rFonts w:ascii="Arial" w:cs="Arial" w:eastAsia="Arial" w:hAnsi="Arial"/>
+                <w:b w:val="false"/>
+                <w:bCs w:val="false"/>
+                <w:sz w:val="18"/>
+                <w:szCs w:val="18"/>
+              </w:rPr>
+              <w:t xml:space="preserve">0.5 diametral</w:t>
+            </w:r>
+          </w:p>
+        </w:tc>
+      </w:tr>
+      <w:tr>
+        <w:tc>
+          <w:tcPr>
+            <w:tcW w:type="dxa" w:w="3560"/>
+            <w:tcBorders>
+              <w:top w:val="single" w:color="BFBFBF" w:sz="4"/>
+              <w:left w:val="single" w:color="BFBFBF" w:sz="4"/>
+              <w:bottom w:val="single" w:color="BFBFBF" w:sz="4"/>
+              <w:right w:val="single" w:color="BFBFBF" w:sz="4"/>
+            </w:tcBorders>
+            <w:tcMar>
+              <w:top w:type="dxa" w:w="50"/>
+              <w:left w:type="dxa" w:w="80"/>
+              <w:bottom w:type="dxa" w:w="50"/>
+              <w:right w:type="dxa" w:w="80"/>
+            </w:tcMar>
+            <w:vAlign w:val="center"/>
+          </w:tcPr>
+          <w:p>
+            <w:pPr>
+              <w:jc w:val="left"/>
+            </w:pPr>
+            <w:r>
+              <w:rPr>
+                <w:rFonts w:ascii="Arial" w:cs="Arial" w:eastAsia="Arial" w:hAnsi="Arial"/>
+                <w:b w:val="false"/>
+                <w:bCs w:val="false"/>
+                <w:sz w:val="18"/>
+                <w:szCs w:val="18"/>
+              </w:rPr>
+              <w:t xml:space="preserve">Pasador A (disco y biela)</w:t>
+            </w:r>
+          </w:p>
+        </w:tc>
+        <w:tc>
+          <w:tcPr>
+            <w:tcW w:type="dxa" w:w="1800"/>
+            <w:tcBorders>
+              <w:top w:val="single" w:color="BFBFBF" w:sz="4"/>
+              <w:left w:val="single" w:color="BFBFBF" w:sz="4"/>
+              <w:bottom w:val="single" w:color="BFBFBF" w:sz="4"/>
+              <w:right w:val="single" w:color="BFBFBF" w:sz="4"/>
+            </w:tcBorders>
+            <w:tcMar>
+              <w:top w:type="dxa" w:w="50"/>
+              <w:left w:type="dxa" w:w="80"/>
+              <w:bottom w:type="dxa" w:w="50"/>
+              <w:right w:type="dxa" w:w="80"/>
+            </w:tcMar>
+            <w:vAlign w:val="center"/>
+          </w:tcPr>
+          <w:p>
+            <w:pPr>
+              <w:jc w:val="center"/>
+            </w:pPr>
+            <w:r>
+              <w:rPr>
+                <w:rFonts w:ascii="Arial" w:cs="Arial" w:eastAsia="Arial" w:hAnsi="Arial"/>
+                <w:b w:val="false"/>
+                <w:bCs w:val="false"/>
+                <w:sz w:val="18"/>
+                <w:szCs w:val="18"/>
+              </w:rPr>
+              <w:t xml:space="preserve">Ø 14.5</w:t>
+            </w:r>
+          </w:p>
+        </w:tc>
+        <w:tc>
+          <w:tcPr>
+            <w:tcW w:type="dxa" w:w="2200"/>
+            <w:tcBorders>
+              <w:top w:val="single" w:color="BFBFBF" w:sz="4"/>
+              <w:left w:val="single" w:color="BFBFBF" w:sz="4"/>
+              <w:bottom w:val="single" w:color="BFBFBF" w:sz="4"/>
+              <w:right w:val="single" w:color="BFBFBF" w:sz="4"/>
+            </w:tcBorders>
+            <w:tcMar>
+              <w:top w:type="dxa" w:w="50"/>
+              <w:left w:type="dxa" w:w="80"/>
+              <w:bottom w:type="dxa" w:w="50"/>
+              <w:right w:type="dxa" w:w="80"/>
+            </w:tcMar>
+            <w:vAlign w:val="center"/>
+          </w:tcPr>
+          <w:p>
+            <w:pPr>
+              <w:jc w:val="center"/>
+            </w:pPr>
+            <w:r>
+              <w:rPr>
+                <w:rFonts w:ascii="Arial" w:cs="Arial" w:eastAsia="Arial" w:hAnsi="Arial"/>
+                <w:b w:val="false"/>
+                <w:bCs w:val="false"/>
+                <w:sz w:val="18"/>
+                <w:szCs w:val="18"/>
+              </w:rPr>
+              <w:t xml:space="preserve">Ø 15.0</w:t>
+            </w:r>
+          </w:p>
+        </w:tc>
+        <w:tc>
+          <w:tcPr>
+            <w:tcW w:type="dxa" w:w="1800"/>
+            <w:tcBorders>
+              <w:top w:val="single" w:color="BFBFBF" w:sz="4"/>
+              <w:left w:val="single" w:color="BFBFBF" w:sz="4"/>
+              <w:bottom w:val="single" w:color="BFBFBF" w:sz="4"/>
+              <w:right w:val="single" w:color="BFBFBF" w:sz="4"/>
+            </w:tcBorders>
+            <w:tcMar>
+              <w:top w:type="dxa" w:w="50"/>
+              <w:left w:type="dxa" w:w="80"/>
+              <w:bottom w:type="dxa" w:w="50"/>
+              <w:right w:type="dxa" w:w="80"/>
+            </w:tcMar>
+            <w:vAlign w:val="center"/>
+          </w:tcPr>
+          <w:p>
+            <w:pPr>
+              <w:jc w:val="center"/>
+            </w:pPr>
+            <w:r>
+              <w:rPr>
+                <w:rFonts w:ascii="Arial" w:cs="Arial" w:eastAsia="Arial" w:hAnsi="Arial"/>
+                <w:b w:val="false"/>
+                <w:bCs w:val="false"/>
+                <w:sz w:val="18"/>
+                <w:szCs w:val="18"/>
+              </w:rPr>
+              <w:t xml:space="preserve">0.5 diametral</w:t>
+            </w:r>
+          </w:p>
+        </w:tc>
+      </w:tr>
+      <w:tr>
+        <w:tc>
+          <w:tcPr>
+            <w:tcW w:type="dxa" w:w="3560"/>
+            <w:tcBorders>
+              <w:top w:val="single" w:color="BFBFBF" w:sz="4"/>
+              <w:left w:val="single" w:color="BFBFBF" w:sz="4"/>
+              <w:bottom w:val="single" w:color="BFBFBF" w:sz="4"/>
+              <w:right w:val="single" w:color="BFBFBF" w:sz="4"/>
+            </w:tcBorders>
+            <w:tcMar>
+              <w:top w:type="dxa" w:w="50"/>
+              <w:left w:type="dxa" w:w="80"/>
+              <w:bottom w:type="dxa" w:w="50"/>
+              <w:right w:type="dxa" w:w="80"/>
+            </w:tcMar>
+            <w:vAlign w:val="center"/>
+          </w:tcPr>
+          <w:p>
+            <w:pPr>
+              <w:jc w:val="left"/>
+            </w:pPr>
+            <w:r>
+              <w:rPr>
+                <w:rFonts w:ascii="Arial" w:cs="Arial" w:eastAsia="Arial" w:hAnsi="Arial"/>
+                <w:b w:val="false"/>
+                <w:bCs w:val="false"/>
+                <w:sz w:val="18"/>
+                <w:szCs w:val="18"/>
+              </w:rPr>
+              <w:t xml:space="preserve">Pasador B (biela y oreja del bloque)</w:t>
+            </w:r>
+          </w:p>
+        </w:tc>
+        <w:tc>
+          <w:tcPr>
+            <w:tcW w:type="dxa" w:w="1800"/>
+            <w:tcBorders>
+              <w:top w:val="single" w:color="BFBFBF" w:sz="4"/>
+              <w:left w:val="single" w:color="BFBFBF" w:sz="4"/>
+              <w:bottom w:val="single" w:color="BFBFBF" w:sz="4"/>
+              <w:right w:val="single" w:color="BFBFBF" w:sz="4"/>
+            </w:tcBorders>
+            <w:tcMar>
+              <w:top w:type="dxa" w:w="50"/>
+              <w:left w:type="dxa" w:w="80"/>
+              <w:bottom w:type="dxa" w:w="50"/>
+              <w:right w:type="dxa" w:w="80"/>
+            </w:tcMar>
+            <w:vAlign w:val="center"/>
+          </w:tcPr>
+          <w:p>
+            <w:pPr>
+              <w:jc w:val="center"/>
+            </w:pPr>
+            <w:r>
+              <w:rPr>
+                <w:rFonts w:ascii="Arial" w:cs="Arial" w:eastAsia="Arial" w:hAnsi="Arial"/>
+                <w:b w:val="false"/>
+                <w:bCs w:val="false"/>
+                <w:sz w:val="18"/>
+                <w:szCs w:val="18"/>
+              </w:rPr>
+              <w:t xml:space="preserve">Ø 14.5</w:t>
+            </w:r>
+          </w:p>
+        </w:tc>
+        <w:tc>
+          <w:tcPr>
+            <w:tcW w:type="dxa" w:w="2200"/>
+            <w:tcBorders>
+              <w:top w:val="single" w:color="BFBFBF" w:sz="4"/>
+              <w:left w:val="single" w:color="BFBFBF" w:sz="4"/>
+              <w:bottom w:val="single" w:color="BFBFBF" w:sz="4"/>
+              <w:right w:val="single" w:color="BFBFBF" w:sz="4"/>
+            </w:tcBorders>
+            <w:tcMar>
+              <w:top w:type="dxa" w:w="50"/>
+              <w:left w:type="dxa" w:w="80"/>
+              <w:bottom w:type="dxa" w:w="50"/>
+              <w:right w:type="dxa" w:w="80"/>
+            </w:tcMar>
+            <w:vAlign w:val="center"/>
+          </w:tcPr>
+          <w:p>
+            <w:pPr>
+              <w:jc w:val="center"/>
+            </w:pPr>
+            <w:r>
+              <w:rPr>
+                <w:rFonts w:ascii="Arial" w:cs="Arial" w:eastAsia="Arial" w:hAnsi="Arial"/>
+                <w:b w:val="false"/>
+                <w:bCs w:val="false"/>
+                <w:sz w:val="18"/>
+                <w:szCs w:val="18"/>
+              </w:rPr>
+              <w:t xml:space="preserve">Ø 15.0</w:t>
+            </w:r>
+          </w:p>
+        </w:tc>
+        <w:tc>
+          <w:tcPr>
+            <w:tcW w:type="dxa" w:w="1800"/>
+            <w:tcBorders>
+              <w:top w:val="single" w:color="BFBFBF" w:sz="4"/>
+              <w:left w:val="single" w:color="BFBFBF" w:sz="4"/>
+              <w:bottom w:val="single" w:color="BFBFBF" w:sz="4"/>
+              <w:right w:val="single" w:color="BFBFBF" w:sz="4"/>
+            </w:tcBorders>
+            <w:tcMar>
+              <w:top w:type="dxa" w:w="50"/>
+              <w:left w:type="dxa" w:w="80"/>
+              <w:bottom w:type="dxa" w:w="50"/>
+              <w:right w:type="dxa" w:w="80"/>
+            </w:tcMar>
+            <w:vAlign w:val="center"/>
+          </w:tcPr>
+          <w:p>
+            <w:pPr>
+              <w:jc w:val="center"/>
+            </w:pPr>
+            <w:r>
+              <w:rPr>
+                <w:rFonts w:ascii="Arial" w:cs="Arial" w:eastAsia="Arial" w:hAnsi="Arial"/>
+                <w:b w:val="false"/>
+                <w:bCs w:val="false"/>
+                <w:sz w:val="18"/>
+                <w:szCs w:val="18"/>
+              </w:rPr>
+              <w:t xml:space="preserve">0.5 diametral</w:t>
+            </w:r>
+          </w:p>
+        </w:tc>
+      </w:tr>
+      <w:tr>
+        <w:tc>
+          <w:tcPr>
+            <w:tcW w:type="dxa" w:w="3560"/>
+            <w:tcBorders>
+              <w:top w:val="single" w:color="BFBFBF" w:sz="4"/>
+              <w:left w:val="single" w:color="BFBFBF" w:sz="4"/>
+              <w:bottom w:val="single" w:color="BFBFBF" w:sz="4"/>
+              <w:right w:val="single" w:color="BFBFBF" w:sz="4"/>
+            </w:tcBorders>
+            <w:tcMar>
+              <w:top w:type="dxa" w:w="50"/>
+              <w:left w:type="dxa" w:w="80"/>
+              <w:bottom w:type="dxa" w:w="50"/>
+              <w:right w:type="dxa" w:w="80"/>
+            </w:tcMar>
+            <w:vAlign w:val="center"/>
+          </w:tcPr>
+          <w:p>
+            <w:pPr>
+              <w:jc w:val="left"/>
+            </w:pPr>
+            <w:r>
+              <w:rPr>
+                <w:rFonts w:ascii="Arial" w:cs="Arial" w:eastAsia="Arial" w:hAnsi="Arial"/>
+                <w:b w:val="false"/>
+                <w:bCs w:val="false"/>
+                <w:sz w:val="18"/>
+                <w:szCs w:val="18"/>
+              </w:rPr>
+              <w:t xml:space="preserve">Bloque en la caja-guía, ancho</w:t>
+            </w:r>
+          </w:p>
+        </w:tc>
+        <w:tc>
+          <w:tcPr>
+            <w:tcW w:type="dxa" w:w="1800"/>
+            <w:tcBorders>
+              <w:top w:val="single" w:color="BFBFBF" w:sz="4"/>
+              <w:left w:val="single" w:color="BFBFBF" w:sz="4"/>
+              <w:bottom w:val="single" w:color="BFBFBF" w:sz="4"/>
+              <w:right w:val="single" w:color="BFBFBF" w:sz="4"/>
+            </w:tcBorders>
+            <w:tcMar>
+              <w:top w:type="dxa" w:w="50"/>
+              <w:left w:type="dxa" w:w="80"/>
+              <w:bottom w:type="dxa" w:w="50"/>
+              <w:right w:type="dxa" w:w="80"/>
+            </w:tcMar>
+            <w:vAlign w:val="center"/>
+          </w:tcPr>
+          <w:p>
+            <w:pPr>
+              <w:jc w:val="center"/>
+            </w:pPr>
+            <w:r>
+              <w:rPr>
+                <w:rFonts w:ascii="Arial" w:cs="Arial" w:eastAsia="Arial" w:hAnsi="Arial"/>
+                <w:b w:val="false"/>
+                <w:bCs w:val="false"/>
+                <w:sz w:val="18"/>
+                <w:szCs w:val="18"/>
+              </w:rPr>
+              <w:t xml:space="preserve">140.00</w:t>
+            </w:r>
+          </w:p>
+        </w:tc>
+        <w:tc>
+          <w:tcPr>
+            <w:tcW w:type="dxa" w:w="2200"/>
+            <w:tcBorders>
+              <w:top w:val="single" w:color="BFBFBF" w:sz="4"/>
+              <w:left w:val="single" w:color="BFBFBF" w:sz="4"/>
+              <w:bottom w:val="single" w:color="BFBFBF" w:sz="4"/>
+              <w:right w:val="single" w:color="BFBFBF" w:sz="4"/>
+            </w:tcBorders>
+            <w:tcMar>
+              <w:top w:type="dxa" w:w="50"/>
+              <w:left w:type="dxa" w:w="80"/>
+              <w:bottom w:type="dxa" w:w="50"/>
+              <w:right w:type="dxa" w:w="80"/>
+            </w:tcMar>
+            <w:vAlign w:val="center"/>
+          </w:tcPr>
+          <w:p>
+            <w:pPr>
+              <w:jc w:val="center"/>
+            </w:pPr>
+            <w:r>
+              <w:rPr>
+                <w:rFonts w:ascii="Arial" w:cs="Arial" w:eastAsia="Arial" w:hAnsi="Arial"/>
+                <w:b w:val="false"/>
+                <w:bCs w:val="false"/>
+                <w:sz w:val="18"/>
+                <w:szCs w:val="18"/>
+              </w:rPr>
+              <w:t xml:space="preserve">148.10 − 2 × 4 = 140.10</w:t>
+            </w:r>
+          </w:p>
+        </w:tc>
+        <w:tc>
+          <w:tcPr>
+            <w:tcW w:type="dxa" w:w="1800"/>
+            <w:tcBorders>
+              <w:top w:val="single" w:color="BFBFBF" w:sz="4"/>
+              <w:left w:val="single" w:color="BFBFBF" w:sz="4"/>
+              <w:bottom w:val="single" w:color="BFBFBF" w:sz="4"/>
+              <w:right w:val="single" w:color="BFBFBF" w:sz="4"/>
+            </w:tcBorders>
+            <w:tcMar>
+              <w:top w:type="dxa" w:w="50"/>
+              <w:left w:type="dxa" w:w="80"/>
+              <w:bottom w:type="dxa" w:w="50"/>
+              <w:right w:type="dxa" w:w="80"/>
+            </w:tcMar>
+            <w:vAlign w:val="center"/>
+          </w:tcPr>
+          <w:p>
+            <w:pPr>
+              <w:jc w:val="center"/>
+            </w:pPr>
+            <w:r>
+              <w:rPr>
+                <w:rFonts w:ascii="Arial" w:cs="Arial" w:eastAsia="Arial" w:hAnsi="Arial"/>
+                <w:b w:val="false"/>
+                <w:bCs w:val="false"/>
+                <w:sz w:val="18"/>
+                <w:szCs w:val="18"/>
+              </w:rPr>
+              <w:t xml:space="preserve">0.10</w:t>
+            </w:r>
+          </w:p>
+        </w:tc>
+      </w:tr>
+      <w:tr>
+        <w:tc>
+          <w:tcPr>
+            <w:tcW w:type="dxa" w:w="3560"/>
+            <w:tcBorders>
+              <w:top w:val="single" w:color="BFBFBF" w:sz="4"/>
+              <w:left w:val="single" w:color="BFBFBF" w:sz="4"/>
+              <w:bottom w:val="single" w:color="BFBFBF" w:sz="4"/>
+              <w:right w:val="single" w:color="BFBFBF" w:sz="4"/>
+            </w:tcBorders>
+            <w:tcMar>
+              <w:top w:type="dxa" w:w="50"/>
+              <w:left w:type="dxa" w:w="80"/>
+              <w:bottom w:type="dxa" w:w="50"/>
+              <w:right w:type="dxa" w:w="80"/>
+            </w:tcMar>
+            <w:vAlign w:val="center"/>
+          </w:tcPr>
+          <w:p>
+            <w:pPr>
+              <w:jc w:val="left"/>
+            </w:pPr>
+            <w:r>
+              <w:rPr>
+                <w:rFonts w:ascii="Arial" w:cs="Arial" w:eastAsia="Arial" w:hAnsi="Arial"/>
+                <w:b w:val="false"/>
+                <w:bCs w:val="false"/>
+                <w:sz w:val="18"/>
+                <w:szCs w:val="18"/>
+              </w:rPr>
+              <w:t xml:space="preserve">Bloque en la caja-guía, alto</w:t>
+            </w:r>
+          </w:p>
+        </w:tc>
+        <w:tc>
+          <w:tcPr>
+            <w:tcW w:type="dxa" w:w="1800"/>
+            <w:tcBorders>
+              <w:top w:val="single" w:color="BFBFBF" w:sz="4"/>
+              <w:left w:val="single" w:color="BFBFBF" w:sz="4"/>
+              <w:bottom w:val="single" w:color="BFBFBF" w:sz="4"/>
+              <w:right w:val="single" w:color="BFBFBF" w:sz="4"/>
+            </w:tcBorders>
+            <w:tcMar>
+              <w:top w:type="dxa" w:w="50"/>
+              <w:left w:type="dxa" w:w="80"/>
+              <w:bottom w:type="dxa" w:w="50"/>
+              <w:right w:type="dxa" w:w="80"/>
+            </w:tcMar>
+            <w:vAlign w:val="center"/>
+          </w:tcPr>
+          <w:p>
+            <w:pPr>
+              <w:jc w:val="center"/>
+            </w:pPr>
+            <w:r>
+              <w:rPr>
+                <w:rFonts w:ascii="Arial" w:cs="Arial" w:eastAsia="Arial" w:hAnsi="Arial"/>
+                <w:b w:val="false"/>
+                <w:bCs w:val="false"/>
+                <w:sz w:val="18"/>
+                <w:szCs w:val="18"/>
+              </w:rPr>
+              <w:t xml:space="preserve">100.00</w:t>
+            </w:r>
+          </w:p>
+        </w:tc>
+        <w:tc>
+          <w:tcPr>
+            <w:tcW w:type="dxa" w:w="2200"/>
+            <w:tcBorders>
+              <w:top w:val="single" w:color="BFBFBF" w:sz="4"/>
+              <w:left w:val="single" w:color="BFBFBF" w:sz="4"/>
+              <w:bottom w:val="single" w:color="BFBFBF" w:sz="4"/>
+              <w:right w:val="single" w:color="BFBFBF" w:sz="4"/>
+            </w:tcBorders>
+            <w:tcMar>
+              <w:top w:type="dxa" w:w="50"/>
+              <w:left w:type="dxa" w:w="80"/>
+              <w:bottom w:type="dxa" w:w="50"/>
+              <w:right w:type="dxa" w:w="80"/>
+            </w:tcMar>
+            <w:vAlign w:val="center"/>
+          </w:tcPr>
+          <w:p>
+            <w:pPr>
+              <w:jc w:val="center"/>
+            </w:pPr>
+            <w:r>
+              <w:rPr>
+                <w:rFonts w:ascii="Arial" w:cs="Arial" w:eastAsia="Arial" w:hAnsi="Arial"/>
+                <w:b w:val="false"/>
+                <w:bCs w:val="false"/>
+                <w:sz w:val="18"/>
+                <w:szCs w:val="18"/>
+              </w:rPr>
+              <w:t xml:space="preserve">101.00</w:t>
+            </w:r>
+          </w:p>
+        </w:tc>
+        <w:tc>
+          <w:tcPr>
+            <w:tcW w:type="dxa" w:w="1800"/>
+            <w:tcBorders>
+              <w:top w:val="single" w:color="BFBFBF" w:sz="4"/>
+              <w:left w:val="single" w:color="BFBFBF" w:sz="4"/>
+              <w:bottom w:val="single" w:color="BFBFBF" w:sz="4"/>
+              <w:right w:val="single" w:color="BFBFBF" w:sz="4"/>
+            </w:tcBorders>
+            <w:tcMar>
+              <w:top w:type="dxa" w:w="50"/>
+              <w:left w:type="dxa" w:w="80"/>
+              <w:bottom w:type="dxa" w:w="50"/>
+              <w:right w:type="dxa" w:w="80"/>
+            </w:tcMar>
+            <w:vAlign w:val="center"/>
+          </w:tcPr>
+          <w:p>
+            <w:pPr>
+              <w:jc w:val="center"/>
+            </w:pPr>
+            <w:r>
+              <w:rPr>
+                <w:rFonts w:ascii="Arial" w:cs="Arial" w:eastAsia="Arial" w:hAnsi="Arial"/>
+                <w:b w:val="false"/>
+                <w:bCs w:val="false"/>
+                <w:sz w:val="18"/>
+                <w:szCs w:val="18"/>
+              </w:rPr>
+              <w:t xml:space="preserve">1.00</w:t>
+            </w:r>
+          </w:p>
+        </w:tc>
+      </w:tr>
+    </w:tbl>
+    <w:p>
+      <w:pPr>
+        <w:spacing w:after="60"/>
+      </w:pPr>
+    </w:p>
+    <w:p>
+      <w:pPr>
+        <w:spacing w:after="120" w:line="276"/>
+        <w:jc w:val="both"/>
+      </w:pPr>
+      <w:r>
+        <w:rPr>
+          <w:rFonts w:ascii="Arial" w:cs="Arial" w:eastAsia="Arial" w:hAnsi="Arial"/>
+          <w:b/>
+          <w:bCs/>
+          <w:sz w:val="22"/>
+          <w:szCs w:val="22"/>
+        </w:rPr>
+        <w:t xml:space="preserve">Juego que predicen las holguras. </w:t>
+      </w:r>
+      <w:r>
+        <w:rPr>
+          <w:rFonts w:ascii="Arial" w:cs="Arial" w:eastAsia="Arial" w:hAnsi="Arial"/>
+          <w:sz w:val="22"/>
+          <w:szCs w:val="22"/>
+        </w:rPr>
+        <w:t xml:space="preserve">Cuando la fuerza en la biela cambia de sentido, cada pasador se recorre de un lado al otro de su agujero. En el peor caso las tres holguras se suman a lo largo de la biela: juego ≈ 3 × 0.5 = 1.5 mm en la posición del bloque. En el video se midieron 1.55 mm (sección 9.6), así que las holguras de los planos explican casi todo el juego observado.</w:t>
+      </w:r>
+    </w:p>
+    <w:p>
+      <w:pPr>
+        <w:pStyle w:val="Heading2"/>
+      </w:pPr>
+      <w:r>
+        <w:t xml:space="preserve">4.2 Construcción del modelo</w:t>
+      </w:r>
+    </w:p>
+    <w:p>
+      <w:pPr>
+        <w:spacing w:after="120" w:line="276"/>
+        <w:jc w:val="both"/>
+      </w:pPr>
+      <w:r>
+        <w:rPr>
+          <w:rFonts w:ascii="Arial" w:cs="Arial" w:eastAsia="Arial" w:hAnsi="Arial"/>
+          <w:sz w:val="22"/>
+          <w:szCs w:val="22"/>
+        </w:rPr>
+        <w:t xml:space="preserve">Recomendaciones para construir el modelo físico:</w:t>
+      </w:r>
+    </w:p>
+    <w:p>
+      <w:pPr>
+        <w:pStyle w:val="ListParagraph"/>
+        <w:numPr>
+          <w:ilvl w:val="0"/>
+          <w:numId w:val="3"/>
+        </w:numPr>
+        <w:spacing w:after="60" w:line="276"/>
+      </w:pPr>
+      <w:r>
+        <w:rPr>
+          <w:rFonts w:ascii="Arial" w:cs="Arial" w:eastAsia="Arial" w:hAnsi="Arial"/>
+          <w:b/>
+          <w:bCs/>
+          <w:sz w:val="22"/>
+          <w:szCs w:val="22"/>
+        </w:rPr>
+        <w:t xml:space="preserve">Escala 1:1. </w:t>
+      </w:r>
+      <w:r>
+        <w:rPr>
+          <w:rFonts w:ascii="Arial" w:cs="Arial" w:eastAsia="Arial" w:hAnsi="Arial"/>
+          <w:sz w:val="22"/>
+          <w:szCs w:val="22"/>
+        </w:rPr>
+        <w:t xml:space="preserve">El modelo se construyó con las dimensiones de los planos, así que lo medido se compara directamente con lo calculado, sin escalar. Si se hiciera a escala k, las longitudes, velocidades y aceleraciones lineales se multiplicarían por k, pero los ángulos, ω₃ y α₃ no cambiarían (para el mismo ω₂), porque θ₃ solo depende de a/b y c/b; en los scripts basta cambiar la variable escala. La placa base de 470 × 180 mm no cabe en una impresora común (cama de unos 220 × 220 mm): conviene imprimirla por partes o hacerla en MDF.</w:t>
+      </w:r>
+    </w:p>
+    <w:p>
+      <w:pPr>
+        <w:pStyle w:val="ListParagraph"/>
+        <w:numPr>
+          <w:ilvl w:val="0"/>
+          <w:numId w:val="3"/>
+        </w:numPr>
+        <w:spacing w:after="60" w:line="276"/>
+      </w:pPr>
+      <w:r>
+        <w:rPr>
+          <w:rFonts w:ascii="Arial" w:cs="Arial" w:eastAsia="Arial" w:hAnsi="Arial"/>
+          <w:b/>
+          <w:bCs/>
+          <w:sz w:val="22"/>
+          <w:szCs w:val="22"/>
+        </w:rPr>
+        <w:t xml:space="preserve">Holguras. </w:t>
+      </w:r>
+      <w:r>
+        <w:rPr>
+          <w:rFonts w:ascii="Arial" w:cs="Arial" w:eastAsia="Arial" w:hAnsi="Arial"/>
+          <w:sz w:val="22"/>
+          <w:szCs w:val="22"/>
+        </w:rPr>
+        <w:t xml:space="preserve">Los agujeros son 0.5 mm más grandes que el pasador (Ø 15.0 contra Ø 14.5), es decir, 0.25 mm de holgura radial, dentro de lo recomendado (0.2 a 0.3 mm) para que las piezas impresas giren sin trabarse.</w:t>
+      </w:r>
+    </w:p>
+    <w:p>
+      <w:pPr>
+        <w:pStyle w:val="ListParagraph"/>
+        <w:numPr>
+          <w:ilvl w:val="0"/>
+          <w:numId w:val="3"/>
+        </w:numPr>
+        <w:spacing w:after="60" w:line="276"/>
+      </w:pPr>
+      <w:r>
+        <w:rPr>
+          <w:rFonts w:ascii="Arial" w:cs="Arial" w:eastAsia="Arial" w:hAnsi="Arial"/>
+          <w:b/>
+          <w:bCs/>
+          <w:sz w:val="22"/>
+          <w:szCs w:val="22"/>
+        </w:rPr>
+        <w:t xml:space="preserve">Impresión. </w:t>
+      </w:r>
+      <w:r>
+        <w:rPr>
+          <w:rFonts w:ascii="Arial" w:cs="Arial" w:eastAsia="Arial" w:hAnsi="Arial"/>
+          <w:sz w:val="22"/>
+          <w:szCs w:val="22"/>
+        </w:rPr>
+        <w:t xml:space="preserve">PLA, capa de 0.2 mm, 3 perímetros y 15–20 % de relleno; el bloque hueco (macizo a escala 1:1 serían unos 1973 cm³ de plástico).</w:t>
+      </w:r>
+    </w:p>
+    <w:p>
+      <w:pPr>
+        <w:pStyle w:val="ListParagraph"/>
+        <w:numPr>
+          <w:ilvl w:val="0"/>
+          <w:numId w:val="3"/>
+        </w:numPr>
+        <w:spacing w:after="60" w:line="276"/>
+      </w:pPr>
+      <w:r>
+        <w:rPr>
+          <w:rFonts w:ascii="Arial" w:cs="Arial" w:eastAsia="Arial" w:hAnsi="Arial"/>
+          <w:b/>
+          <w:bCs/>
+          <w:sz w:val="22"/>
+          <w:szCs w:val="22"/>
+        </w:rPr>
+        <w:t xml:space="preserve">Guía. </w:t>
+      </w:r>
+      <w:r>
+        <w:rPr>
+          <w:rFonts w:ascii="Arial" w:cs="Arial" w:eastAsia="Arial" w:hAnsi="Arial"/>
+          <w:sz w:val="22"/>
+          <w:szCs w:val="22"/>
+        </w:rPr>
+        <w:t xml:space="preserve">Superficie lisa (lija fina, cinta de teflón o grafito) para bajar la fricción del bloque sobre la base.</w:t>
+      </w:r>
+    </w:p>
+    <w:p>
+      <w:pPr>
+        <w:pStyle w:val="ListParagraph"/>
+        <w:numPr>
+          <w:ilvl w:val="0"/>
+          <w:numId w:val="3"/>
+        </w:numPr>
+        <w:spacing w:after="60" w:line="276"/>
+      </w:pPr>
+      <w:r>
+        <w:rPr>
+          <w:rFonts w:ascii="Arial" w:cs="Arial" w:eastAsia="Arial" w:hAnsi="Arial"/>
+          <w:b/>
+          <w:bCs/>
+          <w:sz w:val="22"/>
+          <w:szCs w:val="22"/>
+        </w:rPr>
+        <w:t xml:space="preserve">Marcas para el video. </w:t>
+      </w:r>
+      <w:r>
+        <w:rPr>
+          <w:rFonts w:ascii="Arial" w:cs="Arial" w:eastAsia="Arial" w:hAnsi="Arial"/>
+          <w:sz w:val="22"/>
+          <w:szCs w:val="22"/>
+        </w:rPr>
+        <w:t xml:space="preserve">Un punto de color en el pasador A y otro en el bloque, y una regla milimetrada en el plano del mecanismo (sirven para el inciso g).</w:t>
+      </w:r>
+    </w:p>
+    <w:p>
+      <w:pPr>
+        <w:spacing w:after="120" w:line="276"/>
+        <w:jc w:val="both"/>
+      </w:pPr>
+      <w:r>
+        <w:rPr>
+          <w:rFonts w:ascii="Arial" w:cs="Arial" w:eastAsia="Arial" w:hAnsi="Arial"/>
+          <w:b/>
+          <w:bCs/>
+          <w:sz w:val="22"/>
+          <w:szCs w:val="22"/>
+        </w:rPr>
+        <w:t xml:space="preserve">Modelo construido. </w:t>
+      </w:r>
+      <w:r>
+        <w:rPr>
+          <w:rFonts w:ascii="Arial" w:cs="Arial" w:eastAsia="Arial" w:hAnsi="Arial"/>
+          <w:sz w:val="22"/>
+          <w:szCs w:val="22"/>
+        </w:rPr>
+        <w:t xml:space="preserve">El modelo se construyó con piezas impresas en 3D a partir del modelo de Inventor (disco-manivela, biela, bloque, caja-guía, tolva y base) montadas sobre una tabla de madera (Figuras 4 y 5). Las proporciones medidas en el video del modelo funcionando coinciden con las de diseño: la biela mide 132.2 ± 1.6 mm y la manivela 34.1 ± 1.8 mm (sección 9.4).</w:t>
+      </w:r>
+    </w:p>
+    <w:p>
+      <w:pPr>
+        <w:keepNext/>
+        <w:spacing w:after="40" w:before="120"/>
+        <w:jc w:val="center"/>
+      </w:pPr>
+      <w:r>
+        <w:drawing>
+          <wp:inline distT="0" distB="0" distL="0" distR="0">
+            <wp:extent cx="4752975" cy="2705100"/>
+            <wp:effectExtent t="0" r="0" b="0" l="0"/>
+            <wp:docPr id="1" name="fig4" descr="Modelo físico funcionando (cuadro del video): disco-manivela, biela y bloque saliendo de la caja-guía bajo la tolva." title="Figura 4"/>
+            <wp:cNvGraphicFramePr>
+              <a:graphicFrameLocks xmlns:a="http://schemas.openxmlformats.org/drawingml/2006/main" noChangeAspect="1"/>
+            </wp:cNvGraphicFramePr>
+            <a:graphic xmlns:a="http://schemas.openxmlformats.org/drawingml/2006/main">
+              <a:graphicData uri="http://schemas.openxmlformats.org/drawingml/2006/picture">
+                <pic:pic xmlns:pic="http://schemas.openxmlformats.org/drawingml/2006/picture">
+                  <pic:nvPicPr>
+                    <pic:cNvPr id="0" name="" descr=""/>
+                    <pic:cNvPicPr>
+                      <a:picLocks noChangeAspect="1" noChangeArrowheads="1"/>
+                    </pic:cNvPicPr>
+                  </pic:nvPicPr>
+                  <pic:blipFill>
+                    <a:blip r:embed="rId14" cstate="none"/>
+                    <a:srcRect/>
+                    <a:stretch>
+                      <a:fillRect/>
+                    </a:stretch>
+                  </pic:blipFill>
+                  <pic:spPr bwMode="auto">
+                    <a:xfrm>
+                      <a:off x="0" y="0"/>
+                      <a:ext cx="4752975" cy="2705100"/>
+                    </a:xfrm>
+                    <a:prstGeom prst="rect">
+                      <a:avLst/>
+                    </a:prstGeom>
+                  </pic:spPr>
+                </pic:pic>
+              </a:graphicData>
+            </a:graphic>
+          </wp:inline>
+        </w:drawing>
+      </w:r>
+    </w:p>
+    <w:p>
+      <w:pPr>
+        <w:spacing w:after="200"/>
+        <w:jc w:val="center"/>
+      </w:pPr>
+      <w:r>
+        <w:rPr>
+          <w:rFonts w:ascii="Arial" w:cs="Arial" w:eastAsia="Arial" w:hAnsi="Arial"/>
+          <w:b/>
+          <w:bCs/>
+          <w:i/>
+          <w:iCs/>
+          <w:sz w:val="19"/>
+          <w:szCs w:val="19"/>
+        </w:rPr>
+        <w:t xml:space="preserve">Figura 4. </w:t>
+      </w:r>
+      <w:r>
+        <w:rPr>
+          <w:rFonts w:ascii="Arial" w:cs="Arial" w:eastAsia="Arial" w:hAnsi="Arial"/>
+          <w:i/>
+          <w:iCs/>
+          <w:sz w:val="19"/>
+          <w:szCs w:val="19"/>
+        </w:rPr>
+        <w:t xml:space="preserve">Modelo físico funcionando (cuadro del video): disco-manivela, biela y bloque saliendo de la caja-guía bajo la tolva.</w:t>
+      </w:r>
+    </w:p>
+    <w:p>
+      <w:pPr>
+        <w:keepNext/>
+        <w:spacing w:after="40" w:before="120"/>
+        <w:jc w:val="center"/>
+      </w:pPr>
+      <w:r>
+        <w:drawing>
+          <wp:inline distT="0" distB="0" distL="0" distR="0">
+            <wp:extent cx="4752975" cy="2628900"/>
+            <wp:effectExtent t="0" r="0" b="0" l="0"/>
+            <wp:docPr id="1" name="fig5" descr="Vista superior del modelo físico: motor sujeto en el soporte de madera junto al disco-manivela, biela, caja-guía y tolva." title="Figura 5"/>
+            <wp:cNvGraphicFramePr>
+              <a:graphicFrameLocks xmlns:a="http://schemas.openxmlformats.org/drawingml/2006/main" noChangeAspect="1"/>
+            </wp:cNvGraphicFramePr>
+            <a:graphic xmlns:a="http://schemas.openxmlformats.org/drawingml/2006/main">
+              <a:graphicData uri="http://schemas.openxmlformats.org/drawingml/2006/picture">
+                <pic:pic xmlns:pic="http://schemas.openxmlformats.org/drawingml/2006/picture">
+                  <pic:nvPicPr>
+                    <pic:cNvPr id="0" name="" descr=""/>
+                    <pic:cNvPicPr>
+                      <a:picLocks noChangeAspect="1" noChangeArrowheads="1"/>
+                    </pic:cNvPicPr>
+                  </pic:nvPicPr>
+                  <pic:blipFill>
+                    <a:blip r:embed="rId15" cstate="none"/>
+                    <a:srcRect/>
+                    <a:stretch>
+                      <a:fillRect/>
+                    </a:stretch>
+                  </pic:blipFill>
+                  <pic:spPr bwMode="auto">
+                    <a:xfrm>
+                      <a:off x="0" y="0"/>
                       <a:ext cx="4752975" cy="2628900"/>
                     </a:xfrm>
                     <a:prstGeom prst="rect">
@@ -3609,7 +5923,7 @@
           <w:sz w:val="19"/>
           <w:szCs w:val="19"/>
         </w:rPr>
-        <w:t xml:space="preserve">Figura 4. </w:t>
+        <w:t xml:space="preserve">Figura 5. </w:t>
       </w:r>
       <w:r>
         <w:rPr>
@@ -3638,10 +5952,68 @@
       <w:r>
         <w:rPr>
           <w:rFonts w:ascii="Arial" w:cs="Arial" w:eastAsia="Arial" w:hAnsi="Arial"/>
+          <w:b/>
+          <w:bCs/>
           <w:sz w:val="22"/>
           <w:szCs w:val="22"/>
         </w:rPr>
-        <w:t xml:space="preserve">Se propone un motorreductor de corriente directa de 12 V y unos 30 rpm (por ejemplo, de la familia JGB37-520), con control de velocidad por un módulo PWM o una fuente regulable. El eje de la manivela en Inventor mide Ø 14.5 mm, así que se imprime un buje para el eje del motor (normalmente Ø 6 mm con cara plana). A 30 rpm una cámara de 60 cuadros por segundo toma 120 cuadros por vuelta, lo que facilita medir el movimiento.</w:t>
+        <w:t xml:space="preserve">Motor usado. </w:t>
+      </w:r>
+      <w:r>
+        <w:rPr>
+          <w:rFonts w:ascii="Arial" w:cs="Arial" w:eastAsia="Arial" w:hAnsi="Arial"/>
+          <w:sz w:val="22"/>
+          <w:szCs w:val="22"/>
+        </w:rPr>
+        <w:t xml:space="preserve">Motorreductor de corriente directa de 3–6 V, 120 rpm nominales y engranajes metálicos. Se alimentó con un portapilas de baterías AA y se sujetó al eje del disco-manivela con un soporte de madera (Figura 5).</w:t>
+      </w:r>
+    </w:p>
+    <w:p>
+      <w:pPr>
+        <w:spacing w:after="120" w:line="276"/>
+        <w:jc w:val="both"/>
+      </w:pPr>
+      <w:r>
+        <w:rPr>
+          <w:rFonts w:ascii="Arial" w:cs="Arial" w:eastAsia="Arial" w:hAnsi="Arial"/>
+          <w:b/>
+          <w:bCs/>
+          <w:sz w:val="22"/>
+          <w:szCs w:val="22"/>
+        </w:rPr>
+        <w:t xml:space="preserve">¿Por qué un motorreductor? </w:t>
+      </w:r>
+      <w:r>
+        <w:rPr>
+          <w:rFonts w:ascii="Arial" w:cs="Arial" w:eastAsia="Arial" w:hAnsi="Arial"/>
+          <w:sz w:val="22"/>
+          <w:szCs w:val="22"/>
+        </w:rPr>
+        <w:t xml:space="preserve">El mecanismo necesita poca velocidad (decenas de rpm) y algo de par. Un motor de CD pequeño gira a miles de rpm con muy poco par. La caja de engranes reduce la velocidad y multiplica el par en la misma proporción: la potencia se conserva, menos las pérdidas. Los engranes metálicos aguantan mejor que los de plástico una carga que cambia de sentido en cada vuelta, porque el bloque empuja en el avance y frena en el retorno.</w:t>
+      </w:r>
+    </w:p>
+    <w:p>
+      <w:pPr>
+        <w:spacing w:after="120" w:line="276"/>
+        <w:jc w:val="both"/>
+      </w:pPr>
+      <w:r>
+        <w:rPr>
+          <w:rFonts w:ascii="Arial" w:cs="Arial" w:eastAsia="Arial" w:hAnsi="Arial"/>
+          <w:b/>
+          <w:bCs/>
+          <w:sz w:val="22"/>
+          <w:szCs w:val="22"/>
+        </w:rPr>
+        <w:t xml:space="preserve">Velocidad nominal y velocidad real. </w:t>
+      </w:r>
+      <w:r>
+        <w:rPr>
+          <w:rFonts w:ascii="Arial" w:cs="Arial" w:eastAsia="Arial" w:hAnsi="Arial"/>
+          <w:sz w:val="22"/>
+          <w:szCs w:val="22"/>
+        </w:rPr>
+        <w:t xml:space="preserve">Los 120 rpm son la velocidad sin carga que indica el fabricante al voltaje máximo. La velocidad de un motor de CD es casi proporcional al voltaje aplicado y baja casi en línea recta conforme aumenta el par de carga. Con carga, el motor giró a 43.4 ± 1.0 rpm (inciso d), el 36 % de su velocidad nominal. Hay dos causas: las baterías AA dan menos voltaje que el máximo, y la fricción del bloque frena al motor. La segunda es también la razón de que su velocidad fluctúe ±14 % dentro de cada vuelta (sección 9.3). La velocidad de diseño de 30 rpm es la cuarta parte de la nominal; para fijarla hace falta un regulador PWM o una fuente regulable.</w:t>
       </w:r>
     </w:p>
     <w:p>
@@ -3703,10 +6075,20 @@
       <w:r>
         <w:rPr>
           <w:rFonts w:ascii="Arial" w:cs="Arial" w:eastAsia="Arial" w:hAnsi="Arial"/>
+          <w:b/>
+          <w:bCs/>
           <w:sz w:val="22"/>
           <w:szCs w:val="22"/>
         </w:rPr>
-        <w:t xml:space="preserve">Con un bloque cargado de unos 1.2 kg y un coeficiente de fricción de 0.3, la fricción vale F_f = 0.3·1.2·9.81 = 3.53 N y la fuerza de inercia máxima m·A_B,máx = 1.2·0.4415 = 0.53 N:</w:t>
+        <w:t xml:space="preserve">Masa con las dimensiones reales. </w:t>
+      </w:r>
+      <w:r>
+        <w:rPr>
+          <w:rFonts w:ascii="Arial" w:cs="Arial" w:eastAsia="Arial" w:hAnsi="Arial"/>
+          <w:sz w:val="22"/>
+          <w:szCs w:val="22"/>
+        </w:rPr>
+        <w:t xml:space="preserve">El bloque mide 140 × 140 × 100 mm con su oreja: 1973 cm³ si fuera macizo. Impreso en PLA (1.24 g/cm³) con 3 perímetros y 20 % de relleno pesa unos 0.60 kg. La tolva (Ø 80 × 120 mm por dentro, 603 cm³) llena de alimento balanceado (≈ 0.6 g/cm³) agrega unos 0.36 kg que se apoyan sobre el bloque. En total son ≈ 0.96 kg; con 25 % de margen se usa m = 1.2 kg. Con un coeficiente de fricción de 0.3, la fricción vale F_f = 0.3·1.2·9.81 = 3.53 N y la fuerza de inercia máxima m·A_B,máx = 1.2·0.4415 = 0.53 N:</w:t>
       </w:r>
     </w:p>
     <w:p>
@@ -3747,88 +6129,7 @@
           <w:sz w:val="22"/>
           <w:szCs w:val="22"/>
         </w:rPr>
-        <w:t xml:space="preserve">A 30 rpm la inercia del bloque es mucho menor que la fricción, así que la fricción domina la carga del motor. Conviene un motor con al menos tres veces ese par (unos 5 kgf·cm o más); verificar el par nominal en la hoja de datos del motor elegido.</w:t>
-      </w:r>
-    </w:p>
-    <w:p>
-      <w:pPr>
-        <w:spacing w:after="120" w:line="276"/>
-        <w:jc w:val="both"/>
-      </w:pPr>
-      <w:r>
-        <w:rPr>
-          <w:rFonts w:ascii="Arial" w:cs="Arial" w:eastAsia="Arial" w:hAnsi="Arial"/>
-          <w:b/>
-          <w:bCs/>
-          <w:sz w:val="22"/>
-          <w:szCs w:val="22"/>
-        </w:rPr>
-        <w:t xml:space="preserve">Motor usado y comprobación del funcionamiento. </w:t>
-      </w:r>
-      <w:r>
-        <w:rPr>
-          <w:rFonts w:ascii="Arial" w:cs="Arial" w:eastAsia="Arial" w:hAnsi="Arial"/>
-          <w:sz w:val="22"/>
-          <w:szCs w:val="22"/>
-        </w:rPr>
-        <w:t xml:space="preserve">Se usó un motorreductor de corriente directa sujeto con un soporte de madera al eje del disco-manivela y alimentado con un portapilas de baterías AA (Figura 4). El video confirma que el mecanismo funciona: la manivela da vueltas completas de forma continua, el bloque sale y entra de la caja en cada vuelta y no se traba en los puntos muertos. La velocidad medida con carga fue 43.4 ± 1.0 rpm (sección 9.3). A esa velocidad la fuerza de inercia máxima del bloque sube a 1.2·0.925 = 1.11 N y el par estimado a 0.177 N·m (1.80 kgf·cm), que el motor entregó sin trabarse.</w:t>
-      </w:r>
-    </w:p>
-    <w:p>
-      <w:pPr>
-        <w:spacing w:after="120" w:line="276"/>
-        <w:jc w:val="both"/>
-      </w:pPr>
-      <w:r>
-        <w:rPr>
-          <w:rFonts w:ascii="Arial" w:cs="Arial" w:eastAsia="Arial" w:hAnsi="Arial"/>
-          <w:sz w:val="22"/>
-          <w:szCs w:val="22"/>
-        </w:rPr>
-        <w:t xml:space="preserve">Modelo y voltaje nominal del motor: </w:t>
-      </w:r>
-      <w:r>
-        <w:rPr>
-          <w:rFonts w:ascii="Arial" w:cs="Arial" w:eastAsia="Arial" w:hAnsi="Arial"/>
-          <w:b/>
-          <w:bCs/>
-          <w:sz w:val="22"/>
-          <w:szCs w:val="22"/>
-          <w:highlight w:val="yellow"/>
-        </w:rPr>
-        <w:t xml:space="preserve">[COMPLETAR: dato de la etiqueta o de la compra del motor]</w:t>
-      </w:r>
-    </w:p>
-    <w:p>
-      <w:pPr>
-        <w:pStyle w:val="Heading1"/>
-      </w:pPr>
-      <w:r>
-        <w:t xml:space="preserve">6. Velocidad angular de entrada (inciso d)</w:t>
-      </w:r>
-    </w:p>
-    <w:p>
-      <w:pPr>
-        <w:spacing w:after="120" w:line="276"/>
-        <w:jc w:val="both"/>
-      </w:pPr>
-      <w:r>
-        <w:rPr>
-          <w:rFonts w:ascii="Arial" w:cs="Arial" w:eastAsia="Arial" w:hAnsi="Arial"/>
-          <w:b/>
-          <w:bCs/>
-          <w:sz w:val="22"/>
-          <w:szCs w:val="22"/>
-        </w:rPr>
-        <w:t xml:space="preserve">Instrumento y método. </w:t>
-      </w:r>
-      <w:r>
-        <w:rPr>
-          <w:rFonts w:ascii="Arial" w:cs="Arial" w:eastAsia="Arial" w:hAnsi="Arial"/>
-          <w:sz w:val="22"/>
-          <w:szCs w:val="22"/>
-        </w:rPr>
-        <w:t xml:space="preserve">La velocidad del motor se midió por análisis de video cuadro por cuadro: el modelo se grabó funcionando con carga (celular a 30 cuadros por segundo) y se siguió el pasador A de la manivela en cada cuadro (sección 9.2). Cada medición es el tiempo T que tarda la manivela en dar una vuelta completa, obtenido al interpolar el instante en que el ángulo de A vuelve a pasar por el mismo valor; la velocidad es n = 60/T. Medir vueltas completas hace que el resultado no dependa de la escala ni de la perspectiva de la cámara.</w:t>
+        <w:t xml:space="preserve">A 30 rpm la fuerza de inercia (0.53 N) es mucho menor que la fricción (3.53 N), así que la fricción domina la carga del motor. Pero la inercia crece con el cuadrado de la velocidad: a la velocidad nominal del motor sería 16 veces mayor y superaría a la fricción (Tabla 4).</w:t>
       </w:r>
     </w:p>
     <w:p>
@@ -3845,7 +6146,1340 @@
           <w:sz w:val="20"/>
           <w:szCs w:val="20"/>
         </w:rPr>
-        <w:t xml:space="preserve">Tabla 2. </w:t>
+        <w:t xml:space="preserve">Tabla 4. </w:t>
+      </w:r>
+      <w:r>
+        <w:rPr>
+          <w:rFonts w:ascii="Arial" w:cs="Arial" w:eastAsia="Arial" w:hAnsi="Arial"/>
+          <w:sz w:val="20"/>
+          <w:szCs w:val="20"/>
+        </w:rPr>
+        <w:t xml:space="preserve">Carga del motor a la velocidad de diseño, a la medida y a la nominal (m = 1.2 kg, μ = 0.3)</w:t>
+      </w:r>
+    </w:p>
+    <w:tbl>
+      <w:tblPr>
+        <w:tblW w:type="dxa" w:w="9360"/>
+        <w:jc w:val="center"/>
+        <w:tblBorders>
+          <w:top w:val="single" w:color="auto" w:sz="4"/>
+          <w:left w:val="single" w:color="auto" w:sz="4"/>
+          <w:bottom w:val="single" w:color="auto" w:sz="4"/>
+          <w:right w:val="single" w:color="auto" w:sz="4"/>
+          <w:insideH w:val="single" w:color="auto" w:sz="4"/>
+          <w:insideV w:val="single" w:color="auto" w:sz="4"/>
+        </w:tblBorders>
+      </w:tblPr>
+      <w:tblGrid>
+        <w:gridCol w:w="3360"/>
+        <w:gridCol w:w="2000"/>
+        <w:gridCol w:w="2000"/>
+        <w:gridCol w:w="2000"/>
+      </w:tblGrid>
+      <w:tr>
+        <w:trPr>
+          <w:tblHeader/>
+        </w:trPr>
+        <w:tc>
+          <w:tcPr>
+            <w:tcW w:type="dxa" w:w="3360"/>
+            <w:tcBorders>
+              <w:top w:val="single" w:color="BFBFBF" w:sz="4"/>
+              <w:left w:val="single" w:color="BFBFBF" w:sz="4"/>
+              <w:bottom w:val="single" w:color="BFBFBF" w:sz="4"/>
+              <w:right w:val="single" w:color="BFBFBF" w:sz="4"/>
+            </w:tcBorders>
+            <w:shd w:fill="D9E1F2" w:color="auto" w:val="clear"/>
+            <w:tcMar>
+              <w:top w:type="dxa" w:w="50"/>
+              <w:left w:type="dxa" w:w="80"/>
+              <w:bottom w:type="dxa" w:w="50"/>
+              <w:right w:type="dxa" w:w="80"/>
+            </w:tcMar>
+            <w:vAlign w:val="center"/>
+          </w:tcPr>
+          <w:p>
+            <w:pPr>
+              <w:jc w:val="center"/>
+            </w:pPr>
+            <w:r>
+              <w:rPr>
+                <w:rFonts w:ascii="Arial" w:cs="Arial" w:eastAsia="Arial" w:hAnsi="Arial"/>
+                <w:b/>
+                <w:bCs/>
+                <w:sz w:val="18"/>
+                <w:szCs w:val="18"/>
+              </w:rPr>
+              <w:t xml:space="preserve">Magnitud</w:t>
+            </w:r>
+          </w:p>
+        </w:tc>
+        <w:tc>
+          <w:tcPr>
+            <w:tcW w:type="dxa" w:w="2000"/>
+            <w:tcBorders>
+              <w:top w:val="single" w:color="BFBFBF" w:sz="4"/>
+              <w:left w:val="single" w:color="BFBFBF" w:sz="4"/>
+              <w:bottom w:val="single" w:color="BFBFBF" w:sz="4"/>
+              <w:right w:val="single" w:color="BFBFBF" w:sz="4"/>
+            </w:tcBorders>
+            <w:shd w:fill="D9E1F2" w:color="auto" w:val="clear"/>
+            <w:tcMar>
+              <w:top w:type="dxa" w:w="50"/>
+              <w:left w:type="dxa" w:w="80"/>
+              <w:bottom w:type="dxa" w:w="50"/>
+              <w:right w:type="dxa" w:w="80"/>
+            </w:tcMar>
+            <w:vAlign w:val="center"/>
+          </w:tcPr>
+          <w:p>
+            <w:pPr>
+              <w:jc w:val="center"/>
+            </w:pPr>
+            <w:r>
+              <w:rPr>
+                <w:rFonts w:ascii="Arial" w:cs="Arial" w:eastAsia="Arial" w:hAnsi="Arial"/>
+                <w:b/>
+                <w:bCs/>
+                <w:sz w:val="18"/>
+                <w:szCs w:val="18"/>
+              </w:rPr>
+              <w:t xml:space="preserve">30 rpm (diseño)</w:t>
+            </w:r>
+          </w:p>
+        </w:tc>
+        <w:tc>
+          <w:tcPr>
+            <w:tcW w:type="dxa" w:w="2000"/>
+            <w:tcBorders>
+              <w:top w:val="single" w:color="BFBFBF" w:sz="4"/>
+              <w:left w:val="single" w:color="BFBFBF" w:sz="4"/>
+              <w:bottom w:val="single" w:color="BFBFBF" w:sz="4"/>
+              <w:right w:val="single" w:color="BFBFBF" w:sz="4"/>
+            </w:tcBorders>
+            <w:shd w:fill="D9E1F2" w:color="auto" w:val="clear"/>
+            <w:tcMar>
+              <w:top w:type="dxa" w:w="50"/>
+              <w:left w:type="dxa" w:w="80"/>
+              <w:bottom w:type="dxa" w:w="50"/>
+              <w:right w:type="dxa" w:w="80"/>
+            </w:tcMar>
+            <w:vAlign w:val="center"/>
+          </w:tcPr>
+          <w:p>
+            <w:pPr>
+              <w:jc w:val="center"/>
+            </w:pPr>
+            <w:r>
+              <w:rPr>
+                <w:rFonts w:ascii="Arial" w:cs="Arial" w:eastAsia="Arial" w:hAnsi="Arial"/>
+                <w:b/>
+                <w:bCs/>
+                <w:sz w:val="18"/>
+                <w:szCs w:val="18"/>
+              </w:rPr>
+              <w:t xml:space="preserve">43.4 rpm (medida)</w:t>
+            </w:r>
+          </w:p>
+        </w:tc>
+        <w:tc>
+          <w:tcPr>
+            <w:tcW w:type="dxa" w:w="2000"/>
+            <w:tcBorders>
+              <w:top w:val="single" w:color="BFBFBF" w:sz="4"/>
+              <w:left w:val="single" w:color="BFBFBF" w:sz="4"/>
+              <w:bottom w:val="single" w:color="BFBFBF" w:sz="4"/>
+              <w:right w:val="single" w:color="BFBFBF" w:sz="4"/>
+            </w:tcBorders>
+            <w:shd w:fill="D9E1F2" w:color="auto" w:val="clear"/>
+            <w:tcMar>
+              <w:top w:type="dxa" w:w="50"/>
+              <w:left w:type="dxa" w:w="80"/>
+              <w:bottom w:type="dxa" w:w="50"/>
+              <w:right w:type="dxa" w:w="80"/>
+            </w:tcMar>
+            <w:vAlign w:val="center"/>
+          </w:tcPr>
+          <w:p>
+            <w:pPr>
+              <w:jc w:val="center"/>
+            </w:pPr>
+            <w:r>
+              <w:rPr>
+                <w:rFonts w:ascii="Arial" w:cs="Arial" w:eastAsia="Arial" w:hAnsi="Arial"/>
+                <w:b/>
+                <w:bCs/>
+                <w:sz w:val="18"/>
+                <w:szCs w:val="18"/>
+              </w:rPr>
+              <w:t xml:space="preserve">120 rpm (nominal)</w:t>
+            </w:r>
+          </w:p>
+        </w:tc>
+      </w:tr>
+      <w:tr>
+        <w:tc>
+          <w:tcPr>
+            <w:tcW w:type="dxa" w:w="3360"/>
+            <w:tcBorders>
+              <w:top w:val="single" w:color="BFBFBF" w:sz="4"/>
+              <w:left w:val="single" w:color="BFBFBF" w:sz="4"/>
+              <w:bottom w:val="single" w:color="BFBFBF" w:sz="4"/>
+              <w:right w:val="single" w:color="BFBFBF" w:sz="4"/>
+            </w:tcBorders>
+            <w:tcMar>
+              <w:top w:type="dxa" w:w="50"/>
+              <w:left w:type="dxa" w:w="80"/>
+              <w:bottom w:type="dxa" w:w="50"/>
+              <w:right w:type="dxa" w:w="80"/>
+            </w:tcMar>
+            <w:vAlign w:val="center"/>
+          </w:tcPr>
+          <w:p>
+            <w:pPr>
+              <w:jc w:val="left"/>
+            </w:pPr>
+            <w:r>
+              <w:rPr>
+                <w:rFonts w:ascii="Arial" w:cs="Arial" w:eastAsia="Arial" w:hAnsi="Arial"/>
+                <w:b w:val="false"/>
+                <w:bCs w:val="false"/>
+                <w:sz w:val="18"/>
+                <w:szCs w:val="18"/>
+              </w:rPr>
+              <w:t xml:space="preserve">ω₂ (rad/s)</w:t>
+            </w:r>
+          </w:p>
+        </w:tc>
+        <w:tc>
+          <w:tcPr>
+            <w:tcW w:type="dxa" w:w="2000"/>
+            <w:tcBorders>
+              <w:top w:val="single" w:color="BFBFBF" w:sz="4"/>
+              <w:left w:val="single" w:color="BFBFBF" w:sz="4"/>
+              <w:bottom w:val="single" w:color="BFBFBF" w:sz="4"/>
+              <w:right w:val="single" w:color="BFBFBF" w:sz="4"/>
+            </w:tcBorders>
+            <w:tcMar>
+              <w:top w:type="dxa" w:w="50"/>
+              <w:left w:type="dxa" w:w="80"/>
+              <w:bottom w:type="dxa" w:w="50"/>
+              <w:right w:type="dxa" w:w="80"/>
+            </w:tcMar>
+            <w:vAlign w:val="center"/>
+          </w:tcPr>
+          <w:p>
+            <w:pPr>
+              <w:jc w:val="center"/>
+            </w:pPr>
+            <w:r>
+              <w:rPr>
+                <w:rFonts w:ascii="Arial" w:cs="Arial" w:eastAsia="Arial" w:hAnsi="Arial"/>
+                <w:b w:val="false"/>
+                <w:bCs w:val="false"/>
+                <w:sz w:val="18"/>
+                <w:szCs w:val="18"/>
+              </w:rPr>
+              <w:t xml:space="preserve">3.142</w:t>
+            </w:r>
+          </w:p>
+        </w:tc>
+        <w:tc>
+          <w:tcPr>
+            <w:tcW w:type="dxa" w:w="2000"/>
+            <w:tcBorders>
+              <w:top w:val="single" w:color="BFBFBF" w:sz="4"/>
+              <w:left w:val="single" w:color="BFBFBF" w:sz="4"/>
+              <w:bottom w:val="single" w:color="BFBFBF" w:sz="4"/>
+              <w:right w:val="single" w:color="BFBFBF" w:sz="4"/>
+            </w:tcBorders>
+            <w:tcMar>
+              <w:top w:type="dxa" w:w="50"/>
+              <w:left w:type="dxa" w:w="80"/>
+              <w:bottom w:type="dxa" w:w="50"/>
+              <w:right w:type="dxa" w:w="80"/>
+            </w:tcMar>
+            <w:vAlign w:val="center"/>
+          </w:tcPr>
+          <w:p>
+            <w:pPr>
+              <w:jc w:val="center"/>
+            </w:pPr>
+            <w:r>
+              <w:rPr>
+                <w:rFonts w:ascii="Arial" w:cs="Arial" w:eastAsia="Arial" w:hAnsi="Arial"/>
+                <w:b w:val="false"/>
+                <w:bCs w:val="false"/>
+                <w:sz w:val="18"/>
+                <w:szCs w:val="18"/>
+              </w:rPr>
+              <w:t xml:space="preserve">4.546</w:t>
+            </w:r>
+          </w:p>
+        </w:tc>
+        <w:tc>
+          <w:tcPr>
+            <w:tcW w:type="dxa" w:w="2000"/>
+            <w:tcBorders>
+              <w:top w:val="single" w:color="BFBFBF" w:sz="4"/>
+              <w:left w:val="single" w:color="BFBFBF" w:sz="4"/>
+              <w:bottom w:val="single" w:color="BFBFBF" w:sz="4"/>
+              <w:right w:val="single" w:color="BFBFBF" w:sz="4"/>
+            </w:tcBorders>
+            <w:tcMar>
+              <w:top w:type="dxa" w:w="50"/>
+              <w:left w:type="dxa" w:w="80"/>
+              <w:bottom w:type="dxa" w:w="50"/>
+              <w:right w:type="dxa" w:w="80"/>
+            </w:tcMar>
+            <w:vAlign w:val="center"/>
+          </w:tcPr>
+          <w:p>
+            <w:pPr>
+              <w:jc w:val="center"/>
+            </w:pPr>
+            <w:r>
+              <w:rPr>
+                <w:rFonts w:ascii="Arial" w:cs="Arial" w:eastAsia="Arial" w:hAnsi="Arial"/>
+                <w:b w:val="false"/>
+                <w:bCs w:val="false"/>
+                <w:sz w:val="18"/>
+                <w:szCs w:val="18"/>
+              </w:rPr>
+              <w:t xml:space="preserve">12.566</w:t>
+            </w:r>
+          </w:p>
+        </w:tc>
+      </w:tr>
+      <w:tr>
+        <w:tc>
+          <w:tcPr>
+            <w:tcW w:type="dxa" w:w="3360"/>
+            <w:tcBorders>
+              <w:top w:val="single" w:color="BFBFBF" w:sz="4"/>
+              <w:left w:val="single" w:color="BFBFBF" w:sz="4"/>
+              <w:bottom w:val="single" w:color="BFBFBF" w:sz="4"/>
+              <w:right w:val="single" w:color="BFBFBF" w:sz="4"/>
+            </w:tcBorders>
+            <w:tcMar>
+              <w:top w:type="dxa" w:w="50"/>
+              <w:left w:type="dxa" w:w="80"/>
+              <w:bottom w:type="dxa" w:w="50"/>
+              <w:right w:type="dxa" w:w="80"/>
+            </w:tcMar>
+            <w:vAlign w:val="center"/>
+          </w:tcPr>
+          <w:p>
+            <w:pPr>
+              <w:jc w:val="left"/>
+            </w:pPr>
+            <w:r>
+              <w:rPr>
+                <w:rFonts w:ascii="Arial" w:cs="Arial" w:eastAsia="Arial" w:hAnsi="Arial"/>
+                <w:b w:val="false"/>
+                <w:bCs w:val="false"/>
+                <w:sz w:val="18"/>
+                <w:szCs w:val="18"/>
+              </w:rPr>
+              <w:t xml:space="preserve">max |V_B| (mm/s)</w:t>
+            </w:r>
+          </w:p>
+        </w:tc>
+        <w:tc>
+          <w:tcPr>
+            <w:tcW w:type="dxa" w:w="2000"/>
+            <w:tcBorders>
+              <w:top w:val="single" w:color="BFBFBF" w:sz="4"/>
+              <w:left w:val="single" w:color="BFBFBF" w:sz="4"/>
+              <w:bottom w:val="single" w:color="BFBFBF" w:sz="4"/>
+              <w:right w:val="single" w:color="BFBFBF" w:sz="4"/>
+            </w:tcBorders>
+            <w:tcMar>
+              <w:top w:type="dxa" w:w="50"/>
+              <w:left w:type="dxa" w:w="80"/>
+              <w:bottom w:type="dxa" w:w="50"/>
+              <w:right w:type="dxa" w:w="80"/>
+            </w:tcMar>
+            <w:vAlign w:val="center"/>
+          </w:tcPr>
+          <w:p>
+            <w:pPr>
+              <w:jc w:val="center"/>
+            </w:pPr>
+            <w:r>
+              <w:rPr>
+                <w:rFonts w:ascii="Arial" w:cs="Arial" w:eastAsia="Arial" w:hAnsi="Arial"/>
+                <w:b w:val="false"/>
+                <w:bCs w:val="false"/>
+                <w:sz w:val="18"/>
+                <w:szCs w:val="18"/>
+              </w:rPr>
+              <w:t xml:space="preserve">119.8</w:t>
+            </w:r>
+          </w:p>
+        </w:tc>
+        <w:tc>
+          <w:tcPr>
+            <w:tcW w:type="dxa" w:w="2000"/>
+            <w:tcBorders>
+              <w:top w:val="single" w:color="BFBFBF" w:sz="4"/>
+              <w:left w:val="single" w:color="BFBFBF" w:sz="4"/>
+              <w:bottom w:val="single" w:color="BFBFBF" w:sz="4"/>
+              <w:right w:val="single" w:color="BFBFBF" w:sz="4"/>
+            </w:tcBorders>
+            <w:tcMar>
+              <w:top w:type="dxa" w:w="50"/>
+              <w:left w:type="dxa" w:w="80"/>
+              <w:bottom w:type="dxa" w:w="50"/>
+              <w:right w:type="dxa" w:w="80"/>
+            </w:tcMar>
+            <w:vAlign w:val="center"/>
+          </w:tcPr>
+          <w:p>
+            <w:pPr>
+              <w:jc w:val="center"/>
+            </w:pPr>
+            <w:r>
+              <w:rPr>
+                <w:rFonts w:ascii="Arial" w:cs="Arial" w:eastAsia="Arial" w:hAnsi="Arial"/>
+                <w:b w:val="false"/>
+                <w:bCs w:val="false"/>
+                <w:sz w:val="18"/>
+                <w:szCs w:val="18"/>
+              </w:rPr>
+              <w:t xml:space="preserve">173.4</w:t>
+            </w:r>
+          </w:p>
+        </w:tc>
+        <w:tc>
+          <w:tcPr>
+            <w:tcW w:type="dxa" w:w="2000"/>
+            <w:tcBorders>
+              <w:top w:val="single" w:color="BFBFBF" w:sz="4"/>
+              <w:left w:val="single" w:color="BFBFBF" w:sz="4"/>
+              <w:bottom w:val="single" w:color="BFBFBF" w:sz="4"/>
+              <w:right w:val="single" w:color="BFBFBF" w:sz="4"/>
+            </w:tcBorders>
+            <w:tcMar>
+              <w:top w:type="dxa" w:w="50"/>
+              <w:left w:type="dxa" w:w="80"/>
+              <w:bottom w:type="dxa" w:w="50"/>
+              <w:right w:type="dxa" w:w="80"/>
+            </w:tcMar>
+            <w:vAlign w:val="center"/>
+          </w:tcPr>
+          <w:p>
+            <w:pPr>
+              <w:jc w:val="center"/>
+            </w:pPr>
+            <w:r>
+              <w:rPr>
+                <w:rFonts w:ascii="Arial" w:cs="Arial" w:eastAsia="Arial" w:hAnsi="Arial"/>
+                <w:b w:val="false"/>
+                <w:bCs w:val="false"/>
+                <w:sz w:val="18"/>
+                <w:szCs w:val="18"/>
+              </w:rPr>
+              <w:t xml:space="preserve">479.2</w:t>
+            </w:r>
+          </w:p>
+        </w:tc>
+      </w:tr>
+      <w:tr>
+        <w:tc>
+          <w:tcPr>
+            <w:tcW w:type="dxa" w:w="3360"/>
+            <w:tcBorders>
+              <w:top w:val="single" w:color="BFBFBF" w:sz="4"/>
+              <w:left w:val="single" w:color="BFBFBF" w:sz="4"/>
+              <w:bottom w:val="single" w:color="BFBFBF" w:sz="4"/>
+              <w:right w:val="single" w:color="BFBFBF" w:sz="4"/>
+            </w:tcBorders>
+            <w:tcMar>
+              <w:top w:type="dxa" w:w="50"/>
+              <w:left w:type="dxa" w:w="80"/>
+              <w:bottom w:type="dxa" w:w="50"/>
+              <w:right w:type="dxa" w:w="80"/>
+            </w:tcMar>
+            <w:vAlign w:val="center"/>
+          </w:tcPr>
+          <w:p>
+            <w:pPr>
+              <w:jc w:val="left"/>
+            </w:pPr>
+            <w:r>
+              <w:rPr>
+                <w:rFonts w:ascii="Arial" w:cs="Arial" w:eastAsia="Arial" w:hAnsi="Arial"/>
+                <w:b w:val="false"/>
+                <w:bCs w:val="false"/>
+                <w:sz w:val="18"/>
+                <w:szCs w:val="18"/>
+              </w:rPr>
+              <w:t xml:space="preserve">max |A_B| (mm/s²)</w:t>
+            </w:r>
+          </w:p>
+        </w:tc>
+        <w:tc>
+          <w:tcPr>
+            <w:tcW w:type="dxa" w:w="2000"/>
+            <w:tcBorders>
+              <w:top w:val="single" w:color="BFBFBF" w:sz="4"/>
+              <w:left w:val="single" w:color="BFBFBF" w:sz="4"/>
+              <w:bottom w:val="single" w:color="BFBFBF" w:sz="4"/>
+              <w:right w:val="single" w:color="BFBFBF" w:sz="4"/>
+            </w:tcBorders>
+            <w:tcMar>
+              <w:top w:type="dxa" w:w="50"/>
+              <w:left w:type="dxa" w:w="80"/>
+              <w:bottom w:type="dxa" w:w="50"/>
+              <w:right w:type="dxa" w:w="80"/>
+            </w:tcMar>
+            <w:vAlign w:val="center"/>
+          </w:tcPr>
+          <w:p>
+            <w:pPr>
+              <w:jc w:val="center"/>
+            </w:pPr>
+            <w:r>
+              <w:rPr>
+                <w:rFonts w:ascii="Arial" w:cs="Arial" w:eastAsia="Arial" w:hAnsi="Arial"/>
+                <w:b w:val="false"/>
+                <w:bCs w:val="false"/>
+                <w:sz w:val="18"/>
+                <w:szCs w:val="18"/>
+              </w:rPr>
+              <w:t xml:space="preserve">441</w:t>
+            </w:r>
+          </w:p>
+        </w:tc>
+        <w:tc>
+          <w:tcPr>
+            <w:tcW w:type="dxa" w:w="2000"/>
+            <w:tcBorders>
+              <w:top w:val="single" w:color="BFBFBF" w:sz="4"/>
+              <w:left w:val="single" w:color="BFBFBF" w:sz="4"/>
+              <w:bottom w:val="single" w:color="BFBFBF" w:sz="4"/>
+              <w:right w:val="single" w:color="BFBFBF" w:sz="4"/>
+            </w:tcBorders>
+            <w:tcMar>
+              <w:top w:type="dxa" w:w="50"/>
+              <w:left w:type="dxa" w:w="80"/>
+              <w:bottom w:type="dxa" w:w="50"/>
+              <w:right w:type="dxa" w:w="80"/>
+            </w:tcMar>
+            <w:vAlign w:val="center"/>
+          </w:tcPr>
+          <w:p>
+            <w:pPr>
+              <w:jc w:val="center"/>
+            </w:pPr>
+            <w:r>
+              <w:rPr>
+                <w:rFonts w:ascii="Arial" w:cs="Arial" w:eastAsia="Arial" w:hAnsi="Arial"/>
+                <w:b w:val="false"/>
+                <w:bCs w:val="false"/>
+                <w:sz w:val="18"/>
+                <w:szCs w:val="18"/>
+              </w:rPr>
+              <w:t xml:space="preserve">925</w:t>
+            </w:r>
+          </w:p>
+        </w:tc>
+        <w:tc>
+          <w:tcPr>
+            <w:tcW w:type="dxa" w:w="2000"/>
+            <w:tcBorders>
+              <w:top w:val="single" w:color="BFBFBF" w:sz="4"/>
+              <w:left w:val="single" w:color="BFBFBF" w:sz="4"/>
+              <w:bottom w:val="single" w:color="BFBFBF" w:sz="4"/>
+              <w:right w:val="single" w:color="BFBFBF" w:sz="4"/>
+            </w:tcBorders>
+            <w:tcMar>
+              <w:top w:type="dxa" w:w="50"/>
+              <w:left w:type="dxa" w:w="80"/>
+              <w:bottom w:type="dxa" w:w="50"/>
+              <w:right w:type="dxa" w:w="80"/>
+            </w:tcMar>
+            <w:vAlign w:val="center"/>
+          </w:tcPr>
+          <w:p>
+            <w:pPr>
+              <w:jc w:val="center"/>
+            </w:pPr>
+            <w:r>
+              <w:rPr>
+                <w:rFonts w:ascii="Arial" w:cs="Arial" w:eastAsia="Arial" w:hAnsi="Arial"/>
+                <w:b w:val="false"/>
+                <w:bCs w:val="false"/>
+                <w:sz w:val="18"/>
+                <w:szCs w:val="18"/>
+              </w:rPr>
+              <w:t xml:space="preserve">7064</w:t>
+            </w:r>
+          </w:p>
+        </w:tc>
+      </w:tr>
+      <w:tr>
+        <w:tc>
+          <w:tcPr>
+            <w:tcW w:type="dxa" w:w="3360"/>
+            <w:tcBorders>
+              <w:top w:val="single" w:color="BFBFBF" w:sz="4"/>
+              <w:left w:val="single" w:color="BFBFBF" w:sz="4"/>
+              <w:bottom w:val="single" w:color="BFBFBF" w:sz="4"/>
+              <w:right w:val="single" w:color="BFBFBF" w:sz="4"/>
+            </w:tcBorders>
+            <w:tcMar>
+              <w:top w:type="dxa" w:w="50"/>
+              <w:left w:type="dxa" w:w="80"/>
+              <w:bottom w:type="dxa" w:w="50"/>
+              <w:right w:type="dxa" w:w="80"/>
+            </w:tcMar>
+            <w:vAlign w:val="center"/>
+          </w:tcPr>
+          <w:p>
+            <w:pPr>
+              <w:jc w:val="left"/>
+            </w:pPr>
+            <w:r>
+              <w:rPr>
+                <w:rFonts w:ascii="Arial" w:cs="Arial" w:eastAsia="Arial" w:hAnsi="Arial"/>
+                <w:b w:val="false"/>
+                <w:bCs w:val="false"/>
+                <w:sz w:val="18"/>
+                <w:szCs w:val="18"/>
+              </w:rPr>
+              <w:t xml:space="preserve">Fuerza de fricción F_f (N)</w:t>
+            </w:r>
+          </w:p>
+        </w:tc>
+        <w:tc>
+          <w:tcPr>
+            <w:tcW w:type="dxa" w:w="2000"/>
+            <w:tcBorders>
+              <w:top w:val="single" w:color="BFBFBF" w:sz="4"/>
+              <w:left w:val="single" w:color="BFBFBF" w:sz="4"/>
+              <w:bottom w:val="single" w:color="BFBFBF" w:sz="4"/>
+              <w:right w:val="single" w:color="BFBFBF" w:sz="4"/>
+            </w:tcBorders>
+            <w:tcMar>
+              <w:top w:type="dxa" w:w="50"/>
+              <w:left w:type="dxa" w:w="80"/>
+              <w:bottom w:type="dxa" w:w="50"/>
+              <w:right w:type="dxa" w:w="80"/>
+            </w:tcMar>
+            <w:vAlign w:val="center"/>
+          </w:tcPr>
+          <w:p>
+            <w:pPr>
+              <w:jc w:val="center"/>
+            </w:pPr>
+            <w:r>
+              <w:rPr>
+                <w:rFonts w:ascii="Arial" w:cs="Arial" w:eastAsia="Arial" w:hAnsi="Arial"/>
+                <w:b w:val="false"/>
+                <w:bCs w:val="false"/>
+                <w:sz w:val="18"/>
+                <w:szCs w:val="18"/>
+              </w:rPr>
+              <w:t xml:space="preserve">3.53</w:t>
+            </w:r>
+          </w:p>
+        </w:tc>
+        <w:tc>
+          <w:tcPr>
+            <w:tcW w:type="dxa" w:w="2000"/>
+            <w:tcBorders>
+              <w:top w:val="single" w:color="BFBFBF" w:sz="4"/>
+              <w:left w:val="single" w:color="BFBFBF" w:sz="4"/>
+              <w:bottom w:val="single" w:color="BFBFBF" w:sz="4"/>
+              <w:right w:val="single" w:color="BFBFBF" w:sz="4"/>
+            </w:tcBorders>
+            <w:tcMar>
+              <w:top w:type="dxa" w:w="50"/>
+              <w:left w:type="dxa" w:w="80"/>
+              <w:bottom w:type="dxa" w:w="50"/>
+              <w:right w:type="dxa" w:w="80"/>
+            </w:tcMar>
+            <w:vAlign w:val="center"/>
+          </w:tcPr>
+          <w:p>
+            <w:pPr>
+              <w:jc w:val="center"/>
+            </w:pPr>
+            <w:r>
+              <w:rPr>
+                <w:rFonts w:ascii="Arial" w:cs="Arial" w:eastAsia="Arial" w:hAnsi="Arial"/>
+                <w:b w:val="false"/>
+                <w:bCs w:val="false"/>
+                <w:sz w:val="18"/>
+                <w:szCs w:val="18"/>
+              </w:rPr>
+              <w:t xml:space="preserve">3.53</w:t>
+            </w:r>
+          </w:p>
+        </w:tc>
+        <w:tc>
+          <w:tcPr>
+            <w:tcW w:type="dxa" w:w="2000"/>
+            <w:tcBorders>
+              <w:top w:val="single" w:color="BFBFBF" w:sz="4"/>
+              <w:left w:val="single" w:color="BFBFBF" w:sz="4"/>
+              <w:bottom w:val="single" w:color="BFBFBF" w:sz="4"/>
+              <w:right w:val="single" w:color="BFBFBF" w:sz="4"/>
+            </w:tcBorders>
+            <w:tcMar>
+              <w:top w:type="dxa" w:w="50"/>
+              <w:left w:type="dxa" w:w="80"/>
+              <w:bottom w:type="dxa" w:w="50"/>
+              <w:right w:type="dxa" w:w="80"/>
+            </w:tcMar>
+            <w:vAlign w:val="center"/>
+          </w:tcPr>
+          <w:p>
+            <w:pPr>
+              <w:jc w:val="center"/>
+            </w:pPr>
+            <w:r>
+              <w:rPr>
+                <w:rFonts w:ascii="Arial" w:cs="Arial" w:eastAsia="Arial" w:hAnsi="Arial"/>
+                <w:b w:val="false"/>
+                <w:bCs w:val="false"/>
+                <w:sz w:val="18"/>
+                <w:szCs w:val="18"/>
+              </w:rPr>
+              <w:t xml:space="preserve">3.53</w:t>
+            </w:r>
+          </w:p>
+        </w:tc>
+      </w:tr>
+      <w:tr>
+        <w:tc>
+          <w:tcPr>
+            <w:tcW w:type="dxa" w:w="3360"/>
+            <w:tcBorders>
+              <w:top w:val="single" w:color="BFBFBF" w:sz="4"/>
+              <w:left w:val="single" w:color="BFBFBF" w:sz="4"/>
+              <w:bottom w:val="single" w:color="BFBFBF" w:sz="4"/>
+              <w:right w:val="single" w:color="BFBFBF" w:sz="4"/>
+            </w:tcBorders>
+            <w:tcMar>
+              <w:top w:type="dxa" w:w="50"/>
+              <w:left w:type="dxa" w:w="80"/>
+              <w:bottom w:type="dxa" w:w="50"/>
+              <w:right w:type="dxa" w:w="80"/>
+            </w:tcMar>
+            <w:vAlign w:val="center"/>
+          </w:tcPr>
+          <w:p>
+            <w:pPr>
+              <w:jc w:val="left"/>
+            </w:pPr>
+            <w:r>
+              <w:rPr>
+                <w:rFonts w:ascii="Arial" w:cs="Arial" w:eastAsia="Arial" w:hAnsi="Arial"/>
+                <w:b w:val="false"/>
+                <w:bCs w:val="false"/>
+                <w:sz w:val="18"/>
+                <w:szCs w:val="18"/>
+              </w:rPr>
+              <w:t xml:space="preserve">Fuerza de inercia máxima m·A_B (N)</w:t>
+            </w:r>
+          </w:p>
+        </w:tc>
+        <w:tc>
+          <w:tcPr>
+            <w:tcW w:type="dxa" w:w="2000"/>
+            <w:tcBorders>
+              <w:top w:val="single" w:color="BFBFBF" w:sz="4"/>
+              <w:left w:val="single" w:color="BFBFBF" w:sz="4"/>
+              <w:bottom w:val="single" w:color="BFBFBF" w:sz="4"/>
+              <w:right w:val="single" w:color="BFBFBF" w:sz="4"/>
+            </w:tcBorders>
+            <w:tcMar>
+              <w:top w:type="dxa" w:w="50"/>
+              <w:left w:type="dxa" w:w="80"/>
+              <w:bottom w:type="dxa" w:w="50"/>
+              <w:right w:type="dxa" w:w="80"/>
+            </w:tcMar>
+            <w:vAlign w:val="center"/>
+          </w:tcPr>
+          <w:p>
+            <w:pPr>
+              <w:jc w:val="center"/>
+            </w:pPr>
+            <w:r>
+              <w:rPr>
+                <w:rFonts w:ascii="Arial" w:cs="Arial" w:eastAsia="Arial" w:hAnsi="Arial"/>
+                <w:b w:val="false"/>
+                <w:bCs w:val="false"/>
+                <w:sz w:val="18"/>
+                <w:szCs w:val="18"/>
+              </w:rPr>
+              <w:t xml:space="preserve">0.53</w:t>
+            </w:r>
+          </w:p>
+        </w:tc>
+        <w:tc>
+          <w:tcPr>
+            <w:tcW w:type="dxa" w:w="2000"/>
+            <w:tcBorders>
+              <w:top w:val="single" w:color="BFBFBF" w:sz="4"/>
+              <w:left w:val="single" w:color="BFBFBF" w:sz="4"/>
+              <w:bottom w:val="single" w:color="BFBFBF" w:sz="4"/>
+              <w:right w:val="single" w:color="BFBFBF" w:sz="4"/>
+            </w:tcBorders>
+            <w:tcMar>
+              <w:top w:type="dxa" w:w="50"/>
+              <w:left w:type="dxa" w:w="80"/>
+              <w:bottom w:type="dxa" w:w="50"/>
+              <w:right w:type="dxa" w:w="80"/>
+            </w:tcMar>
+            <w:vAlign w:val="center"/>
+          </w:tcPr>
+          <w:p>
+            <w:pPr>
+              <w:jc w:val="center"/>
+            </w:pPr>
+            <w:r>
+              <w:rPr>
+                <w:rFonts w:ascii="Arial" w:cs="Arial" w:eastAsia="Arial" w:hAnsi="Arial"/>
+                <w:b w:val="false"/>
+                <w:bCs w:val="false"/>
+                <w:sz w:val="18"/>
+                <w:szCs w:val="18"/>
+              </w:rPr>
+              <w:t xml:space="preserve">1.11</w:t>
+            </w:r>
+          </w:p>
+        </w:tc>
+        <w:tc>
+          <w:tcPr>
+            <w:tcW w:type="dxa" w:w="2000"/>
+            <w:tcBorders>
+              <w:top w:val="single" w:color="BFBFBF" w:sz="4"/>
+              <w:left w:val="single" w:color="BFBFBF" w:sz="4"/>
+              <w:bottom w:val="single" w:color="BFBFBF" w:sz="4"/>
+              <w:right w:val="single" w:color="BFBFBF" w:sz="4"/>
+            </w:tcBorders>
+            <w:tcMar>
+              <w:top w:type="dxa" w:w="50"/>
+              <w:left w:type="dxa" w:w="80"/>
+              <w:bottom w:type="dxa" w:w="50"/>
+              <w:right w:type="dxa" w:w="80"/>
+            </w:tcMar>
+            <w:vAlign w:val="center"/>
+          </w:tcPr>
+          <w:p>
+            <w:pPr>
+              <w:jc w:val="center"/>
+            </w:pPr>
+            <w:r>
+              <w:rPr>
+                <w:rFonts w:ascii="Arial" w:cs="Arial" w:eastAsia="Arial" w:hAnsi="Arial"/>
+                <w:b w:val="false"/>
+                <w:bCs w:val="false"/>
+                <w:sz w:val="18"/>
+                <w:szCs w:val="18"/>
+              </w:rPr>
+              <w:t xml:space="preserve">8.48</w:t>
+            </w:r>
+          </w:p>
+        </w:tc>
+      </w:tr>
+      <w:tr>
+        <w:tc>
+          <w:tcPr>
+            <w:tcW w:type="dxa" w:w="3360"/>
+            <w:tcBorders>
+              <w:top w:val="single" w:color="BFBFBF" w:sz="4"/>
+              <w:left w:val="single" w:color="BFBFBF" w:sz="4"/>
+              <w:bottom w:val="single" w:color="BFBFBF" w:sz="4"/>
+              <w:right w:val="single" w:color="BFBFBF" w:sz="4"/>
+            </w:tcBorders>
+            <w:tcMar>
+              <w:top w:type="dxa" w:w="50"/>
+              <w:left w:type="dxa" w:w="80"/>
+              <w:bottom w:type="dxa" w:w="50"/>
+              <w:right w:type="dxa" w:w="80"/>
+            </w:tcMar>
+            <w:vAlign w:val="center"/>
+          </w:tcPr>
+          <w:p>
+            <w:pPr>
+              <w:jc w:val="left"/>
+            </w:pPr>
+            <w:r>
+              <w:rPr>
+                <w:rFonts w:ascii="Arial" w:cs="Arial" w:eastAsia="Arial" w:hAnsi="Arial"/>
+                <w:b w:val="false"/>
+                <w:bCs w:val="false"/>
+                <w:sz w:val="18"/>
+                <w:szCs w:val="18"/>
+              </w:rPr>
+              <w:t xml:space="preserve">Par requerido T (N·m)</w:t>
+            </w:r>
+          </w:p>
+        </w:tc>
+        <w:tc>
+          <w:tcPr>
+            <w:tcW w:type="dxa" w:w="2000"/>
+            <w:tcBorders>
+              <w:top w:val="single" w:color="BFBFBF" w:sz="4"/>
+              <w:left w:val="single" w:color="BFBFBF" w:sz="4"/>
+              <w:bottom w:val="single" w:color="BFBFBF" w:sz="4"/>
+              <w:right w:val="single" w:color="BFBFBF" w:sz="4"/>
+            </w:tcBorders>
+            <w:tcMar>
+              <w:top w:type="dxa" w:w="50"/>
+              <w:left w:type="dxa" w:w="80"/>
+              <w:bottom w:type="dxa" w:w="50"/>
+              <w:right w:type="dxa" w:w="80"/>
+            </w:tcMar>
+            <w:vAlign w:val="center"/>
+          </w:tcPr>
+          <w:p>
+            <w:pPr>
+              <w:jc w:val="center"/>
+            </w:pPr>
+            <w:r>
+              <w:rPr>
+                <w:rFonts w:ascii="Arial" w:cs="Arial" w:eastAsia="Arial" w:hAnsi="Arial"/>
+                <w:b w:val="false"/>
+                <w:bCs w:val="false"/>
+                <w:sz w:val="18"/>
+                <w:szCs w:val="18"/>
+              </w:rPr>
+              <w:t xml:space="preserve">0.155</w:t>
+            </w:r>
+          </w:p>
+        </w:tc>
+        <w:tc>
+          <w:tcPr>
+            <w:tcW w:type="dxa" w:w="2000"/>
+            <w:tcBorders>
+              <w:top w:val="single" w:color="BFBFBF" w:sz="4"/>
+              <w:left w:val="single" w:color="BFBFBF" w:sz="4"/>
+              <w:bottom w:val="single" w:color="BFBFBF" w:sz="4"/>
+              <w:right w:val="single" w:color="BFBFBF" w:sz="4"/>
+            </w:tcBorders>
+            <w:tcMar>
+              <w:top w:type="dxa" w:w="50"/>
+              <w:left w:type="dxa" w:w="80"/>
+              <w:bottom w:type="dxa" w:w="50"/>
+              <w:right w:type="dxa" w:w="80"/>
+            </w:tcMar>
+            <w:vAlign w:val="center"/>
+          </w:tcPr>
+          <w:p>
+            <w:pPr>
+              <w:jc w:val="center"/>
+            </w:pPr>
+            <w:r>
+              <w:rPr>
+                <w:rFonts w:ascii="Arial" w:cs="Arial" w:eastAsia="Arial" w:hAnsi="Arial"/>
+                <w:b w:val="false"/>
+                <w:bCs w:val="false"/>
+                <w:sz w:val="18"/>
+                <w:szCs w:val="18"/>
+              </w:rPr>
+              <w:t xml:space="preserve">0.177</w:t>
+            </w:r>
+          </w:p>
+        </w:tc>
+        <w:tc>
+          <w:tcPr>
+            <w:tcW w:type="dxa" w:w="2000"/>
+            <w:tcBorders>
+              <w:top w:val="single" w:color="BFBFBF" w:sz="4"/>
+              <w:left w:val="single" w:color="BFBFBF" w:sz="4"/>
+              <w:bottom w:val="single" w:color="BFBFBF" w:sz="4"/>
+              <w:right w:val="single" w:color="BFBFBF" w:sz="4"/>
+            </w:tcBorders>
+            <w:tcMar>
+              <w:top w:type="dxa" w:w="50"/>
+              <w:left w:type="dxa" w:w="80"/>
+              <w:bottom w:type="dxa" w:w="50"/>
+              <w:right w:type="dxa" w:w="80"/>
+            </w:tcMar>
+            <w:vAlign w:val="center"/>
+          </w:tcPr>
+          <w:p>
+            <w:pPr>
+              <w:jc w:val="center"/>
+            </w:pPr>
+            <w:r>
+              <w:rPr>
+                <w:rFonts w:ascii="Arial" w:cs="Arial" w:eastAsia="Arial" w:hAnsi="Arial"/>
+                <w:b w:val="false"/>
+                <w:bCs w:val="false"/>
+                <w:sz w:val="18"/>
+                <w:szCs w:val="18"/>
+              </w:rPr>
+              <w:t xml:space="preserve">0.458</w:t>
+            </w:r>
+          </w:p>
+        </w:tc>
+      </w:tr>
+      <w:tr>
+        <w:tc>
+          <w:tcPr>
+            <w:tcW w:type="dxa" w:w="3360"/>
+            <w:tcBorders>
+              <w:top w:val="single" w:color="BFBFBF" w:sz="4"/>
+              <w:left w:val="single" w:color="BFBFBF" w:sz="4"/>
+              <w:bottom w:val="single" w:color="BFBFBF" w:sz="4"/>
+              <w:right w:val="single" w:color="BFBFBF" w:sz="4"/>
+            </w:tcBorders>
+            <w:tcMar>
+              <w:top w:type="dxa" w:w="50"/>
+              <w:left w:type="dxa" w:w="80"/>
+              <w:bottom w:type="dxa" w:w="50"/>
+              <w:right w:type="dxa" w:w="80"/>
+            </w:tcMar>
+            <w:vAlign w:val="center"/>
+          </w:tcPr>
+          <w:p>
+            <w:pPr>
+              <w:jc w:val="left"/>
+            </w:pPr>
+            <w:r>
+              <w:rPr>
+                <w:rFonts w:ascii="Arial" w:cs="Arial" w:eastAsia="Arial" w:hAnsi="Arial"/>
+                <w:b/>
+                <w:bCs/>
+                <w:sz w:val="18"/>
+                <w:szCs w:val="18"/>
+              </w:rPr>
+              <w:t xml:space="preserve">Par requerido T (kgf·cm)</w:t>
+            </w:r>
+          </w:p>
+        </w:tc>
+        <w:tc>
+          <w:tcPr>
+            <w:tcW w:type="dxa" w:w="2000"/>
+            <w:tcBorders>
+              <w:top w:val="single" w:color="BFBFBF" w:sz="4"/>
+              <w:left w:val="single" w:color="BFBFBF" w:sz="4"/>
+              <w:bottom w:val="single" w:color="BFBFBF" w:sz="4"/>
+              <w:right w:val="single" w:color="BFBFBF" w:sz="4"/>
+            </w:tcBorders>
+            <w:tcMar>
+              <w:top w:type="dxa" w:w="50"/>
+              <w:left w:type="dxa" w:w="80"/>
+              <w:bottom w:type="dxa" w:w="50"/>
+              <w:right w:type="dxa" w:w="80"/>
+            </w:tcMar>
+            <w:vAlign w:val="center"/>
+          </w:tcPr>
+          <w:p>
+            <w:pPr>
+              <w:jc w:val="center"/>
+            </w:pPr>
+            <w:r>
+              <w:rPr>
+                <w:rFonts w:ascii="Arial" w:cs="Arial" w:eastAsia="Arial" w:hAnsi="Arial"/>
+                <w:b/>
+                <w:bCs/>
+                <w:sz w:val="18"/>
+                <w:szCs w:val="18"/>
+              </w:rPr>
+              <w:t xml:space="preserve">1.58</w:t>
+            </w:r>
+          </w:p>
+        </w:tc>
+        <w:tc>
+          <w:tcPr>
+            <w:tcW w:type="dxa" w:w="2000"/>
+            <w:tcBorders>
+              <w:top w:val="single" w:color="BFBFBF" w:sz="4"/>
+              <w:left w:val="single" w:color="BFBFBF" w:sz="4"/>
+              <w:bottom w:val="single" w:color="BFBFBF" w:sz="4"/>
+              <w:right w:val="single" w:color="BFBFBF" w:sz="4"/>
+            </w:tcBorders>
+            <w:tcMar>
+              <w:top w:type="dxa" w:w="50"/>
+              <w:left w:type="dxa" w:w="80"/>
+              <w:bottom w:type="dxa" w:w="50"/>
+              <w:right w:type="dxa" w:w="80"/>
+            </w:tcMar>
+            <w:vAlign w:val="center"/>
+          </w:tcPr>
+          <w:p>
+            <w:pPr>
+              <w:jc w:val="center"/>
+            </w:pPr>
+            <w:r>
+              <w:rPr>
+                <w:rFonts w:ascii="Arial" w:cs="Arial" w:eastAsia="Arial" w:hAnsi="Arial"/>
+                <w:b/>
+                <w:bCs/>
+                <w:sz w:val="18"/>
+                <w:szCs w:val="18"/>
+              </w:rPr>
+              <w:t xml:space="preserve">1.80</w:t>
+            </w:r>
+          </w:p>
+        </w:tc>
+        <w:tc>
+          <w:tcPr>
+            <w:tcW w:type="dxa" w:w="2000"/>
+            <w:tcBorders>
+              <w:top w:val="single" w:color="BFBFBF" w:sz="4"/>
+              <w:left w:val="single" w:color="BFBFBF" w:sz="4"/>
+              <w:bottom w:val="single" w:color="BFBFBF" w:sz="4"/>
+              <w:right w:val="single" w:color="BFBFBF" w:sz="4"/>
+            </w:tcBorders>
+            <w:tcMar>
+              <w:top w:type="dxa" w:w="50"/>
+              <w:left w:type="dxa" w:w="80"/>
+              <w:bottom w:type="dxa" w:w="50"/>
+              <w:right w:type="dxa" w:w="80"/>
+            </w:tcMar>
+            <w:vAlign w:val="center"/>
+          </w:tcPr>
+          <w:p>
+            <w:pPr>
+              <w:jc w:val="center"/>
+            </w:pPr>
+            <w:r>
+              <w:rPr>
+                <w:rFonts w:ascii="Arial" w:cs="Arial" w:eastAsia="Arial" w:hAnsi="Arial"/>
+                <w:b/>
+                <w:bCs/>
+                <w:sz w:val="18"/>
+                <w:szCs w:val="18"/>
+              </w:rPr>
+              <w:t xml:space="preserve">4.67</w:t>
+            </w:r>
+          </w:p>
+        </w:tc>
+      </w:tr>
+      <w:tr>
+        <w:tc>
+          <w:tcPr>
+            <w:tcW w:type="dxa" w:w="3360"/>
+            <w:tcBorders>
+              <w:top w:val="single" w:color="BFBFBF" w:sz="4"/>
+              <w:left w:val="single" w:color="BFBFBF" w:sz="4"/>
+              <w:bottom w:val="single" w:color="BFBFBF" w:sz="4"/>
+              <w:right w:val="single" w:color="BFBFBF" w:sz="4"/>
+            </w:tcBorders>
+            <w:tcMar>
+              <w:top w:type="dxa" w:w="50"/>
+              <w:left w:type="dxa" w:w="80"/>
+              <w:bottom w:type="dxa" w:w="50"/>
+              <w:right w:type="dxa" w:w="80"/>
+            </w:tcMar>
+            <w:vAlign w:val="center"/>
+          </w:tcPr>
+          <w:p>
+            <w:pPr>
+              <w:jc w:val="left"/>
+            </w:pPr>
+            <w:r>
+              <w:rPr>
+                <w:rFonts w:ascii="Arial" w:cs="Arial" w:eastAsia="Arial" w:hAnsi="Arial"/>
+                <w:b w:val="false"/>
+                <w:bCs w:val="false"/>
+                <w:sz w:val="18"/>
+                <w:szCs w:val="18"/>
+              </w:rPr>
+              <w:t xml:space="preserve">Potencia pico en la manivela T·ω₂ (W)</w:t>
+            </w:r>
+          </w:p>
+        </w:tc>
+        <w:tc>
+          <w:tcPr>
+            <w:tcW w:type="dxa" w:w="2000"/>
+            <w:tcBorders>
+              <w:top w:val="single" w:color="BFBFBF" w:sz="4"/>
+              <w:left w:val="single" w:color="BFBFBF" w:sz="4"/>
+              <w:bottom w:val="single" w:color="BFBFBF" w:sz="4"/>
+              <w:right w:val="single" w:color="BFBFBF" w:sz="4"/>
+            </w:tcBorders>
+            <w:tcMar>
+              <w:top w:type="dxa" w:w="50"/>
+              <w:left w:type="dxa" w:w="80"/>
+              <w:bottom w:type="dxa" w:w="50"/>
+              <w:right w:type="dxa" w:w="80"/>
+            </w:tcMar>
+            <w:vAlign w:val="center"/>
+          </w:tcPr>
+          <w:p>
+            <w:pPr>
+              <w:jc w:val="center"/>
+            </w:pPr>
+            <w:r>
+              <w:rPr>
+                <w:rFonts w:ascii="Arial" w:cs="Arial" w:eastAsia="Arial" w:hAnsi="Arial"/>
+                <w:b w:val="false"/>
+                <w:bCs w:val="false"/>
+                <w:sz w:val="18"/>
+                <w:szCs w:val="18"/>
+              </w:rPr>
+              <w:t xml:space="preserve">0.49</w:t>
+            </w:r>
+          </w:p>
+        </w:tc>
+        <w:tc>
+          <w:tcPr>
+            <w:tcW w:type="dxa" w:w="2000"/>
+            <w:tcBorders>
+              <w:top w:val="single" w:color="BFBFBF" w:sz="4"/>
+              <w:left w:val="single" w:color="BFBFBF" w:sz="4"/>
+              <w:bottom w:val="single" w:color="BFBFBF" w:sz="4"/>
+              <w:right w:val="single" w:color="BFBFBF" w:sz="4"/>
+            </w:tcBorders>
+            <w:tcMar>
+              <w:top w:type="dxa" w:w="50"/>
+              <w:left w:type="dxa" w:w="80"/>
+              <w:bottom w:type="dxa" w:w="50"/>
+              <w:right w:type="dxa" w:w="80"/>
+            </w:tcMar>
+            <w:vAlign w:val="center"/>
+          </w:tcPr>
+          <w:p>
+            <w:pPr>
+              <w:jc w:val="center"/>
+            </w:pPr>
+            <w:r>
+              <w:rPr>
+                <w:rFonts w:ascii="Arial" w:cs="Arial" w:eastAsia="Arial" w:hAnsi="Arial"/>
+                <w:b w:val="false"/>
+                <w:bCs w:val="false"/>
+                <w:sz w:val="18"/>
+                <w:szCs w:val="18"/>
+              </w:rPr>
+              <w:t xml:space="preserve">0.80</w:t>
+            </w:r>
+          </w:p>
+        </w:tc>
+        <w:tc>
+          <w:tcPr>
+            <w:tcW w:type="dxa" w:w="2000"/>
+            <w:tcBorders>
+              <w:top w:val="single" w:color="BFBFBF" w:sz="4"/>
+              <w:left w:val="single" w:color="BFBFBF" w:sz="4"/>
+              <w:bottom w:val="single" w:color="BFBFBF" w:sz="4"/>
+              <w:right w:val="single" w:color="BFBFBF" w:sz="4"/>
+            </w:tcBorders>
+            <w:tcMar>
+              <w:top w:type="dxa" w:w="50"/>
+              <w:left w:type="dxa" w:w="80"/>
+              <w:bottom w:type="dxa" w:w="50"/>
+              <w:right w:type="dxa" w:w="80"/>
+            </w:tcMar>
+            <w:vAlign w:val="center"/>
+          </w:tcPr>
+          <w:p>
+            <w:pPr>
+              <w:jc w:val="center"/>
+            </w:pPr>
+            <w:r>
+              <w:rPr>
+                <w:rFonts w:ascii="Arial" w:cs="Arial" w:eastAsia="Arial" w:hAnsi="Arial"/>
+                <w:b w:val="false"/>
+                <w:bCs w:val="false"/>
+                <w:sz w:val="18"/>
+                <w:szCs w:val="18"/>
+              </w:rPr>
+              <w:t xml:space="preserve">5.75</w:t>
+            </w:r>
+          </w:p>
+        </w:tc>
+      </w:tr>
+    </w:tbl>
+    <w:p>
+      <w:pPr>
+        <w:spacing w:after="60"/>
+      </w:pPr>
+    </w:p>
+    <w:p>
+      <w:pPr>
+        <w:spacing w:after="120" w:line="276"/>
+        <w:jc w:val="both"/>
+      </w:pPr>
+      <w:r>
+        <w:rPr>
+          <w:rFonts w:ascii="Arial" w:cs="Arial" w:eastAsia="Arial" w:hAnsi="Arial"/>
+          <w:sz w:val="22"/>
+          <w:szCs w:val="22"/>
+        </w:rPr>
+        <w:t xml:space="preserve">El motor movió el mecanismo con carga sin trabarse, así que a su voltaje de trabajo entrega por lo menos el par de la columna medida (≈ 1.8 kgf·cm). Si se alimentara a 6 V sin control y llegara a 120 rpm, el par requerido subiría a ≈ 4.7 kgf·cm y la potencia pico a ≈ 5.8 W; habría que verificar en la hoja de datos que el motor los entrega. Trabajar a baja velocidad mantiene pequeña la carga del motor y evita que el bloque golpee el material.</w:t>
+      </w:r>
+    </w:p>
+    <w:p>
+      <w:pPr>
+        <w:spacing w:after="120" w:line="276"/>
+        <w:jc w:val="both"/>
+      </w:pPr>
+      <w:r>
+        <w:rPr>
+          <w:rFonts w:ascii="Arial" w:cs="Arial" w:eastAsia="Arial" w:hAnsi="Arial"/>
+          <w:b/>
+          <w:bCs/>
+          <w:sz w:val="22"/>
+          <w:szCs w:val="22"/>
+        </w:rPr>
+        <w:t xml:space="preserve">Comprobación del funcionamiento. </w:t>
+      </w:r>
+      <w:r>
+        <w:rPr>
+          <w:rFonts w:ascii="Arial" w:cs="Arial" w:eastAsia="Arial" w:hAnsi="Arial"/>
+          <w:sz w:val="22"/>
+          <w:szCs w:val="22"/>
+        </w:rPr>
+        <w:t xml:space="preserve">El video confirma que el mecanismo funciona: la manivela da vueltas completas de forma continua, el bloque sale y entra de la caja en cada vuelta y no se traba en los puntos muertos.</w:t>
+      </w:r>
+    </w:p>
+    <w:p>
+      <w:pPr>
+        <w:pStyle w:val="Heading1"/>
+      </w:pPr>
+      <w:r>
+        <w:t xml:space="preserve">6. Velocidad angular de entrada (inciso d)</w:t>
+      </w:r>
+    </w:p>
+    <w:p>
+      <w:pPr>
+        <w:spacing w:after="120" w:line="276"/>
+        <w:jc w:val="both"/>
+      </w:pPr>
+      <w:r>
+        <w:rPr>
+          <w:rFonts w:ascii="Arial" w:cs="Arial" w:eastAsia="Arial" w:hAnsi="Arial"/>
+          <w:b/>
+          <w:bCs/>
+          <w:sz w:val="22"/>
+          <w:szCs w:val="22"/>
+        </w:rPr>
+        <w:t xml:space="preserve">Instrumento y método. </w:t>
+      </w:r>
+      <w:r>
+        <w:rPr>
+          <w:rFonts w:ascii="Arial" w:cs="Arial" w:eastAsia="Arial" w:hAnsi="Arial"/>
+          <w:sz w:val="22"/>
+          <w:szCs w:val="22"/>
+        </w:rPr>
+        <w:t xml:space="preserve">La velocidad del motor se midió por análisis de video cuadro por cuadro: el modelo se grabó funcionando con carga (celular a 30 cuadros por segundo) y se siguió el pasador A de la manivela en cada cuadro (sección 9.2). Cada medición es el tiempo T que tarda la manivela en dar una vuelta completa, obtenido al interpolar el instante en que el ángulo de A vuelve a pasar por el mismo valor; la velocidad es n = 60/T. Medir vueltas completas hace que el resultado no dependa de la escala ni de la perspectiva de la cámara.</w:t>
+      </w:r>
+    </w:p>
+    <w:p>
+      <w:pPr>
+        <w:keepNext/>
+        <w:spacing w:after="60" w:before="160"/>
+        <w:jc w:val="center"/>
+      </w:pPr>
+      <w:r>
+        <w:rPr>
+          <w:rFonts w:ascii="Arial" w:cs="Arial" w:eastAsia="Arial" w:hAnsi="Arial"/>
+          <w:b/>
+          <w:bCs/>
+          <w:sz w:val="20"/>
+          <w:szCs w:val="20"/>
+        </w:rPr>
+        <w:t xml:space="preserve">Tabla 5. </w:t>
       </w:r>
       <w:r>
         <w:rPr>
@@ -5324,7 +8958,7 @@
           <wp:inline distT="0" distB="0" distL="0" distR="0">
             <wp:extent cx="5943600" cy="2733675"/>
             <wp:effectExtent t="0" r="0" b="0" l="0"/>
-            <wp:docPr id="1" name="fig5" descr="Lazo vectorial y convención de ángulos en la posición 2 (θ₂ = 36°)." title="Figura 5"/>
+            <wp:docPr id="1" name="fig6" descr="Lazo vectorial y convención de ángulos en la posición 2 (θ₂ = 36°)." title="Figura 6"/>
             <wp:cNvGraphicFramePr>
               <a:graphicFrameLocks xmlns:a="http://schemas.openxmlformats.org/drawingml/2006/main" noChangeAspect="1"/>
             </wp:cNvGraphicFramePr>
@@ -5338,7 +8972,7 @@
                     </pic:cNvPicPr>
                   </pic:nvPicPr>
                   <pic:blipFill>
-                    <a:blip r:embed="rId13" cstate="none"/>
+                    <a:blip r:embed="rId16" cstate="none"/>
                     <a:srcRect/>
                     <a:stretch>
                       <a:fillRect/>
@@ -5375,7 +9009,7 @@
           <w:sz w:val="19"/>
           <w:szCs w:val="19"/>
         </w:rPr>
-        <w:t xml:space="preserve">Figura 5. </w:t>
+        <w:t xml:space="preserve">Figura 6. </w:t>
       </w:r>
       <w:r>
         <w:rPr>
@@ -5914,7 +9548,7 @@
           <w:sz w:val="20"/>
           <w:szCs w:val="20"/>
         </w:rPr>
-        <w:t xml:space="preserve">Tabla 3. </w:t>
+        <w:t xml:space="preserve">Tabla 6. </w:t>
       </w:r>
       <w:r>
         <w:rPr>
@@ -9267,7 +12901,7 @@
           <wp:inline distT="0" distB="0" distL="0" distR="0">
             <wp:extent cx="4114800" cy="4143375"/>
             <wp:effectExtent t="0" r="0" b="0" l="0"/>
-            <wp:docPr id="1" name="fig6" descr="El mecanismo en las 10 posiciones calculadas (MATLAB). La franja gris es la carrera del bloque." title="Figura 6"/>
+            <wp:docPr id="1" name="fig7" descr="El mecanismo en las 10 posiciones calculadas (MATLAB). La franja gris es la carrera del bloque." title="Figura 7"/>
             <wp:cNvGraphicFramePr>
               <a:graphicFrameLocks xmlns:a="http://schemas.openxmlformats.org/drawingml/2006/main" noChangeAspect="1"/>
             </wp:cNvGraphicFramePr>
@@ -9281,7 +12915,7 @@
                     </pic:cNvPicPr>
                   </pic:nvPicPr>
                   <pic:blipFill>
-                    <a:blip r:embed="rId14" cstate="none"/>
+                    <a:blip r:embed="rId17" cstate="none"/>
                     <a:srcRect/>
                     <a:stretch>
                       <a:fillRect/>
@@ -9318,7 +12952,7 @@
           <w:sz w:val="19"/>
           <w:szCs w:val="19"/>
         </w:rPr>
-        <w:t xml:space="preserve">Figura 6. </w:t>
+        <w:t xml:space="preserve">Figura 7. </w:t>
       </w:r>
       <w:r>
         <w:rPr>
@@ -9561,7 +13195,7 @@
           <w:sz w:val="20"/>
           <w:szCs w:val="20"/>
         </w:rPr>
-        <w:t xml:space="preserve">Tabla 4. </w:t>
+        <w:t xml:space="preserve">Tabla 7. </w:t>
       </w:r>
       <w:r>
         <w:rPr>
@@ -12552,7 +16186,7 @@
           <w:sz w:val="20"/>
           <w:szCs w:val="20"/>
         </w:rPr>
-        <w:t xml:space="preserve">Tabla 5. </w:t>
+        <w:t xml:space="preserve">Tabla 8. </w:t>
       </w:r>
       <w:r>
         <w:rPr>
@@ -15569,524 +19203,7 @@
           <wp:inline distT="0" distB="0" distL="0" distR="0">
             <wp:extent cx="5486400" cy="4533900"/>
             <wp:effectExtent t="0" r="0" b="0" l="0"/>
-            <wp:docPr id="1" name="fig7" descr="Velocidad y aceleración angular de la biela contra θ₂: ecuaciones cerradas (línea), simulación en MATLAB (línea discontinua), 10 posiciones del inciso e (círculos) e Inventor (cruces)." title="Figura 7"/>
-            <wp:cNvGraphicFramePr>
-              <a:graphicFrameLocks xmlns:a="http://schemas.openxmlformats.org/drawingml/2006/main" noChangeAspect="1"/>
-            </wp:cNvGraphicFramePr>
-            <a:graphic xmlns:a="http://schemas.openxmlformats.org/drawingml/2006/main">
-              <a:graphicData uri="http://schemas.openxmlformats.org/drawingml/2006/picture">
-                <pic:pic xmlns:pic="http://schemas.openxmlformats.org/drawingml/2006/picture">
-                  <pic:nvPicPr>
-                    <pic:cNvPr id="0" name="" descr=""/>
-                    <pic:cNvPicPr>
-                      <a:picLocks noChangeAspect="1" noChangeArrowheads="1"/>
-                    </pic:cNvPicPr>
-                  </pic:nvPicPr>
-                  <pic:blipFill>
-                    <a:blip r:embed="rId15" cstate="none"/>
-                    <a:srcRect/>
-                    <a:stretch>
-                      <a:fillRect/>
-                    </a:stretch>
-                  </pic:blipFill>
-                  <pic:spPr bwMode="auto">
-                    <a:xfrm>
-                      <a:off x="0" y="0"/>
-                      <a:ext cx="5486400" cy="4533900"/>
-                    </a:xfrm>
-                    <a:prstGeom prst="rect">
-                      <a:avLst/>
-                    </a:prstGeom>
-                  </pic:spPr>
-                </pic:pic>
-              </a:graphicData>
-            </a:graphic>
-          </wp:inline>
-        </w:drawing>
-      </w:r>
-    </w:p>
-    <w:p>
-      <w:pPr>
-        <w:spacing w:after="200"/>
-        <w:jc w:val="center"/>
-      </w:pPr>
-      <w:r>
-        <w:rPr>
-          <w:rFonts w:ascii="Arial" w:cs="Arial" w:eastAsia="Arial" w:hAnsi="Arial"/>
-          <w:b/>
-          <w:bCs/>
-          <w:i/>
-          <w:iCs/>
-          <w:sz w:val="19"/>
-          <w:szCs w:val="19"/>
-        </w:rPr>
-        <w:t xml:space="preserve">Figura 7. </w:t>
-      </w:r>
-      <w:r>
-        <w:rPr>
-          <w:rFonts w:ascii="Arial" w:cs="Arial" w:eastAsia="Arial" w:hAnsi="Arial"/>
-          <w:i/>
-          <w:iCs/>
-          <w:sz w:val="19"/>
-          <w:szCs w:val="19"/>
-        </w:rPr>
-        <w:t xml:space="preserve">Velocidad y aceleración angular de la biela contra θ₂: ecuaciones cerradas (línea), simulación en MATLAB (línea discontinua), 10 posiciones del inciso e (círculos) e Inventor (cruces).</w:t>
-      </w:r>
-    </w:p>
-    <w:p>
-      <w:pPr>
-        <w:keepNext/>
-        <w:spacing w:after="40" w:before="120"/>
-        <w:jc w:val="center"/>
-      </w:pPr>
-      <w:r>
-        <w:drawing>
-          <wp:inline distT="0" distB="0" distL="0" distR="0">
-            <wp:extent cx="5124450" cy="4800600"/>
-            <wp:effectExtent t="0" r="0" b="0" l="0"/>
-            <wp:docPr id="1" name="fig8" descr="Posición, velocidad y aceleración del bloque (eslabón de salida) contra θ₂." title="Figura 8"/>
-            <wp:cNvGraphicFramePr>
-              <a:graphicFrameLocks xmlns:a="http://schemas.openxmlformats.org/drawingml/2006/main" noChangeAspect="1"/>
-            </wp:cNvGraphicFramePr>
-            <a:graphic xmlns:a="http://schemas.openxmlformats.org/drawingml/2006/main">
-              <a:graphicData uri="http://schemas.openxmlformats.org/drawingml/2006/picture">
-                <pic:pic xmlns:pic="http://schemas.openxmlformats.org/drawingml/2006/picture">
-                  <pic:nvPicPr>
-                    <pic:cNvPr id="0" name="" descr=""/>
-                    <pic:cNvPicPr>
-                      <a:picLocks noChangeAspect="1" noChangeArrowheads="1"/>
-                    </pic:cNvPicPr>
-                  </pic:nvPicPr>
-                  <pic:blipFill>
-                    <a:blip r:embed="rId16" cstate="none"/>
-                    <a:srcRect/>
-                    <a:stretch>
-                      <a:fillRect/>
-                    </a:stretch>
-                  </pic:blipFill>
-                  <pic:spPr bwMode="auto">
-                    <a:xfrm>
-                      <a:off x="0" y="0"/>
-                      <a:ext cx="5124450" cy="4800600"/>
-                    </a:xfrm>
-                    <a:prstGeom prst="rect">
-                      <a:avLst/>
-                    </a:prstGeom>
-                  </pic:spPr>
-                </pic:pic>
-              </a:graphicData>
-            </a:graphic>
-          </wp:inline>
-        </w:drawing>
-      </w:r>
-    </w:p>
-    <w:p>
-      <w:pPr>
-        <w:spacing w:after="200"/>
-        <w:jc w:val="center"/>
-      </w:pPr>
-      <w:r>
-        <w:rPr>
-          <w:rFonts w:ascii="Arial" w:cs="Arial" w:eastAsia="Arial" w:hAnsi="Arial"/>
-          <w:b/>
-          <w:bCs/>
-          <w:i/>
-          <w:iCs/>
-          <w:sz w:val="19"/>
-          <w:szCs w:val="19"/>
-        </w:rPr>
-        <w:t xml:space="preserve">Figura 8. </w:t>
-      </w:r>
-      <w:r>
-        <w:rPr>
-          <w:rFonts w:ascii="Arial" w:cs="Arial" w:eastAsia="Arial" w:hAnsi="Arial"/>
-          <w:i/>
-          <w:iCs/>
-          <w:sz w:val="19"/>
-          <w:szCs w:val="19"/>
-        </w:rPr>
-        <w:t xml:space="preserve">Posición, velocidad y aceleración del bloque (eslabón de salida) contra θ₂.</w:t>
-      </w:r>
-    </w:p>
-    <w:p>
-      <w:pPr>
-        <w:pStyle w:val="Heading2"/>
-      </w:pPr>
-      <w:r>
-        <w:t xml:space="preserve">8.4 Discusión</w:t>
-      </w:r>
-    </w:p>
-    <w:p>
-      <w:pPr>
-        <w:spacing w:after="120" w:line="276"/>
-        <w:jc w:val="both"/>
-      </w:pPr>
-      <w:r>
-        <w:rPr>
-          <w:rFonts w:ascii="Arial" w:cs="Arial" w:eastAsia="Arial" w:hAnsi="Arial"/>
-          <w:sz w:val="22"/>
-          <w:szCs w:val="22"/>
-        </w:rPr>
-        <w:t xml:space="preserve">Las posiciones coinciden con diferencias menores a 2 × 10⁻⁷ % (el solucionador de Inventor trabaja con una tolerancia de alrededor de 10⁻⁷ mm). En velocidad y aceleración el error máximo es 0.0069 % y viene de la derivación numérica: con un paso de 0.5° el error de las diferencias centrales es proporcional a Δθ², así que si el paso se reduce a la mitad el error baja a la cuarta parte. Los porcentajes más altos aparecen donde la magnitud es casi cero (A_B en θ₂ = 72°, donde vale 26.8 mm/s²), porque se divide entre un número pequeño. Que MATLAB e Inventor den prácticamente el mismo error confirma que el modelo 3D tiene exactamente las dimensiones del análisis y que la diferencia se debe solo al método numérico, no a las ecuaciones.</w:t>
-      </w:r>
-    </w:p>
-    <w:p>
-      <w:pPr>
-        <w:pStyle w:val="Heading1"/>
-      </w:pPr>
-      <w:r>
-        <w:t xml:space="preserve">9. Contraste experimental (inciso g)</w:t>
-      </w:r>
-    </w:p>
-    <w:p>
-      <w:pPr>
-        <w:spacing w:after="120" w:line="276"/>
-        <w:jc w:val="both"/>
-      </w:pPr>
-      <w:r>
-        <w:rPr>
-          <w:rFonts w:ascii="Arial" w:cs="Arial" w:eastAsia="Arial" w:hAnsi="Arial"/>
-          <w:sz w:val="22"/>
-          <w:szCs w:val="22"/>
-        </w:rPr>
-        <w:t xml:space="preserve">El modelo físico se grabó funcionando con el motor: video de celular de 12.5 s a 30 cuadros por segundo (1024 × 576 píxeles). Los primeros 5.7 s (172 cuadros, cuatro vueltas completas de la manivela) tienen una vista lateral del mecanismo y son los que se analizaron. Se usaron dos métodos complementarios: el seguimiento manual del grupo en Tracker y un seguimiento automático cuadro por cuadro de todo el tramo.</w:t>
-      </w:r>
-    </w:p>
-    <w:p>
-      <w:pPr>
-        <w:pStyle w:val="Heading2"/>
-      </w:pPr>
-      <w:r>
-        <w:t xml:space="preserve">9.1 Qué se comparó</w:t>
-      </w:r>
-    </w:p>
-    <w:p>
-      <w:pPr>
-        <w:pStyle w:val="ListParagraph"/>
-        <w:numPr>
-          <w:ilvl w:val="0"/>
-          <w:numId w:val="3"/>
-        </w:numPr>
-        <w:spacing w:after="60" w:line="276"/>
-      </w:pPr>
-      <w:r>
-        <w:rPr>
-          <w:rFonts w:ascii="Arial" w:cs="Arial" w:eastAsia="Arial" w:hAnsi="Arial"/>
-          <w:b/>
-          <w:bCs/>
-          <w:sz w:val="22"/>
-          <w:szCs w:val="22"/>
-        </w:rPr>
-        <w:t xml:space="preserve">Velocidad angular de entrada: </w:t>
-      </w:r>
-      <w:r>
-        <w:rPr>
-          <w:rFonts w:ascii="Arial" w:cs="Arial" w:eastAsia="Arial" w:hAnsi="Arial"/>
-          <w:sz w:val="22"/>
-          <w:szCs w:val="22"/>
-        </w:rPr>
-        <w:t xml:space="preserve">ω₂ medida en el video contra la usada en los cálculos (30 rpm de diseño).</w:t>
-      </w:r>
-    </w:p>
-    <w:p>
-      <w:pPr>
-        <w:pStyle w:val="ListParagraph"/>
-        <w:numPr>
-          <w:ilvl w:val="0"/>
-          <w:numId w:val="3"/>
-        </w:numPr>
-        <w:spacing w:after="60" w:line="276"/>
-      </w:pPr>
-      <w:r>
-        <w:rPr>
-          <w:rFonts w:ascii="Arial" w:cs="Arial" w:eastAsia="Arial" w:hAnsi="Arial"/>
-          <w:b/>
-          <w:bCs/>
-          <w:sz w:val="22"/>
-          <w:szCs w:val="22"/>
-        </w:rPr>
-        <w:t xml:space="preserve">Magnitud de salida — posición del eslabón de salida: </w:t>
-      </w:r>
-      <w:r>
-        <w:rPr>
-          <w:rFonts w:ascii="Arial" w:cs="Arial" w:eastAsia="Arial" w:hAnsi="Arial"/>
-          <w:sz w:val="22"/>
-          <w:szCs w:val="22"/>
-        </w:rPr>
-        <w:t xml:space="preserve">posición d del pasador B del bloque en función del ángulo de la manivela, incluido el punto muerto interior.</w:t>
-      </w:r>
-    </w:p>
-    <w:p>
-      <w:pPr>
-        <w:pStyle w:val="ListParagraph"/>
-        <w:numPr>
-          <w:ilvl w:val="0"/>
-          <w:numId w:val="3"/>
-        </w:numPr>
-        <w:spacing w:after="60" w:line="276"/>
-      </w:pPr>
-      <w:r>
-        <w:rPr>
-          <w:rFonts w:ascii="Arial" w:cs="Arial" w:eastAsia="Arial" w:hAnsi="Arial"/>
-          <w:b/>
-          <w:bCs/>
-          <w:sz w:val="22"/>
-          <w:szCs w:val="22"/>
-        </w:rPr>
-        <w:t xml:space="preserve">Magnitud de salida — velocidad del eslabón de salida: </w:t>
-      </w:r>
-      <w:r>
-        <w:rPr>
-          <w:rFonts w:ascii="Arial" w:cs="Arial" w:eastAsia="Arial" w:hAnsi="Arial"/>
-          <w:sz w:val="22"/>
-          <w:szCs w:val="22"/>
-        </w:rPr>
-        <w:t xml:space="preserve">velocidad V_B del bloque, obtenida derivando la posición medida.</w:t>
-      </w:r>
-    </w:p>
-    <w:p>
-      <w:pPr>
-        <w:pStyle w:val="ListParagraph"/>
-        <w:numPr>
-          <w:ilvl w:val="0"/>
-          <w:numId w:val="3"/>
-        </w:numPr>
-        <w:spacing w:after="60" w:line="276"/>
-      </w:pPr>
-      <w:r>
-        <w:rPr>
-          <w:rFonts w:ascii="Arial" w:cs="Arial" w:eastAsia="Arial" w:hAnsi="Arial"/>
-          <w:b/>
-          <w:bCs/>
-          <w:sz w:val="22"/>
-          <w:szCs w:val="22"/>
-        </w:rPr>
-        <w:t xml:space="preserve">Dimensiones efectivas del modelo: </w:t>
-      </w:r>
-      <w:r>
-        <w:rPr>
-          <w:rFonts w:ascii="Arial" w:cs="Arial" w:eastAsia="Arial" w:hAnsi="Arial"/>
-          <w:sz w:val="22"/>
-          <w:szCs w:val="22"/>
-        </w:rPr>
-        <w:t xml:space="preserve">a, b y c medidos sobre el video, para separar los errores de manufactura de los de medición.</w:t>
-      </w:r>
-    </w:p>
-    <w:p>
-      <w:pPr>
-        <w:pStyle w:val="Heading2"/>
-      </w:pPr>
-      <w:r>
-        <w:t xml:space="preserve">9.2 Método de medición</w:t>
-      </w:r>
-    </w:p>
-    <w:p>
-      <w:pPr>
-        <w:pStyle w:val="ListParagraph"/>
-        <w:numPr>
-          <w:ilvl w:val="0"/>
-          <w:numId w:val="4"/>
-        </w:numPr>
-        <w:spacing w:after="60" w:line="276"/>
-      </w:pPr>
-      <w:r>
-        <w:rPr>
-          <w:rFonts w:ascii="Arial" w:cs="Arial" w:eastAsia="Arial" w:hAnsi="Arial"/>
-          <w:b/>
-          <w:bCs/>
-          <w:sz w:val="22"/>
-          <w:szCs w:val="22"/>
-        </w:rPr>
-        <w:t xml:space="preserve">Tracker (grupo). </w:t>
-      </w:r>
-      <w:r>
-        <w:rPr>
-          <w:rFonts w:ascii="Arial" w:cs="Arial" w:eastAsia="Arial" w:hAnsi="Arial"/>
-          <w:sz w:val="22"/>
-          <w:szCs w:val="22"/>
-        </w:rPr>
-        <w:t xml:space="preserve">Se marcó el punto masa_A (pasador A de la manivela) en 18 cuadros consecutivos (0.567 s). Sus coordenadas caen sobre una circunferencia de radio 43.9 unidades de Tracker con una desviación angular de 1.7°, por lo que se ajustaron con giro uniforme, x = x₀ + R·cos(ω₂t + φ) y y = y₀ + R·sen(ω₂t + φ). El ajuste parabólico que propone Tracker no tiene sentido físico para un punto que gira, por eso no se usó. ω₂ no depende de la calibración de longitudes.</w:t>
-      </w:r>
-    </w:p>
-    <w:p>
-      <w:pPr>
-        <w:pStyle w:val="ListParagraph"/>
-        <w:numPr>
-          <w:ilvl w:val="0"/>
-          <w:numId w:val="4"/>
-        </w:numPr>
-        <w:spacing w:after="60" w:line="276"/>
-      </w:pPr>
-      <w:r>
-        <w:rPr>
-          <w:rFonts w:ascii="Arial" w:cs="Arial" w:eastAsia="Arial" w:hAnsi="Arial"/>
-          <w:b/>
-          <w:bCs/>
-          <w:sz w:val="22"/>
-          <w:szCs w:val="22"/>
-        </w:rPr>
-        <w:t xml:space="preserve">Seguimiento automático cuadro por cuadro (Python + OpenCV). </w:t>
-      </w:r>
-      <w:r>
-        <w:rPr>
-          <w:rFonts w:ascii="Arial" w:cs="Arial" w:eastAsia="Arial" w:hAnsi="Arial"/>
-          <w:sz w:val="22"/>
-          <w:szCs w:val="22"/>
-        </w:rPr>
-        <w:t xml:space="preserve">En cada cuadro se detectó el disco de la manivela con la transformada de Hough y se localizaron los pasadores A y B por correlación con una plantilla, con precisión subpíxel. Todo se midió respecto del centro del disco del mismo cuadro, lo que elimina el movimiento de la cámara (sostenida a mano), y la escala se recalculó en cada cuadro con el diámetro del disco (90 mm según el modelo de Inventor; ≈ 0.72 mm por píxel), lo que compensa el acercamiento de la cámara.</w:t>
-      </w:r>
-    </w:p>
-    <w:p>
-      <w:pPr>
-        <w:pStyle w:val="ListParagraph"/>
-        <w:numPr>
-          <w:ilvl w:val="0"/>
-          <w:numId w:val="4"/>
-        </w:numPr>
-        <w:spacing w:after="60" w:line="276"/>
-      </w:pPr>
-      <w:r>
-        <w:rPr>
-          <w:rFonts w:ascii="Arial" w:cs="Arial" w:eastAsia="Arial" w:hAnsi="Arial"/>
-          <w:b/>
-          <w:bCs/>
-          <w:sz w:val="22"/>
-          <w:szCs w:val="22"/>
-        </w:rPr>
-        <w:t xml:space="preserve">Correcciones. </w:t>
-      </w:r>
-      <w:r>
-        <w:rPr>
-          <w:rFonts w:ascii="Arial" w:cs="Arial" w:eastAsia="Arial" w:hAnsi="Arial"/>
-          <w:sz w:val="22"/>
-          <w:szCs w:val="22"/>
-        </w:rPr>
-        <w:t xml:space="preserve">Giro de la cámara de 0.70° (la dirección de la corredera se ajustó a la trayectoria de B); perspectiva (la trayectoria de A es una elipse con relación de ejes 0.969, que se corrigió); y centro de giro en el plano de los pasadores, que queda 3.9 mm por debajo del centro aparente del disco porque la biela está más cerca de la cámara que la cara del disco.</w:t>
-      </w:r>
-    </w:p>
-    <w:p>
-      <w:pPr>
-        <w:pStyle w:val="ListParagraph"/>
-        <w:numPr>
-          <w:ilvl w:val="0"/>
-          <w:numId w:val="4"/>
-        </w:numPr>
-        <w:spacing w:after="60" w:line="276"/>
-      </w:pPr>
-      <w:r>
-        <w:rPr>
-          <w:rFonts w:ascii="Arial" w:cs="Arial" w:eastAsia="Arial" w:hAnsi="Arial"/>
-          <w:b/>
-          <w:bCs/>
-          <w:sz w:val="22"/>
-          <w:szCs w:val="22"/>
-        </w:rPr>
-        <w:t xml:space="preserve">Visibilidad de B. </w:t>
-      </w:r>
-      <w:r>
-        <w:rPr>
-          <w:rFonts w:ascii="Arial" w:cs="Arial" w:eastAsia="Arial" w:hAnsi="Arial"/>
-          <w:sz w:val="22"/>
-          <w:szCs w:val="22"/>
-        </w:rPr>
-        <w:t xml:space="preserve">Cuando el bloque se acerca al punto muerto exterior, el pasador B entra a la caja y deja de verse. Se usaron los 127 de 172 cuadros en que B es visible (correlación mayor que 0.8); por eso la carrera completa no se puede medir en el video y se compara la posición del punto muerto interior y la curva d(θ₂).</w:t>
-      </w:r>
-    </w:p>
-    <w:p>
-      <w:pPr>
-        <w:keepNext/>
-        <w:spacing w:after="40" w:before="120"/>
-        <w:jc w:val="center"/>
-      </w:pPr>
-      <w:r>
-        <w:drawing>
-          <wp:inline distT="0" distB="0" distL="0" distR="0">
-            <wp:extent cx="5762625" cy="3076575"/>
-            <wp:effectExtent t="0" r="0" b="0" l="0"/>
-            <wp:docPr id="1" name="fig9" descr="Seguimiento del grupo en Tracker: datos de masa_A (pasador A) en 18 cuadros." title="Figura 9"/>
-            <wp:cNvGraphicFramePr>
-              <a:graphicFrameLocks xmlns:a="http://schemas.openxmlformats.org/drawingml/2006/main" noChangeAspect="1"/>
-            </wp:cNvGraphicFramePr>
-            <a:graphic xmlns:a="http://schemas.openxmlformats.org/drawingml/2006/main">
-              <a:graphicData uri="http://schemas.openxmlformats.org/drawingml/2006/picture">
-                <pic:pic xmlns:pic="http://schemas.openxmlformats.org/drawingml/2006/picture">
-                  <pic:nvPicPr>
-                    <pic:cNvPr id="0" name="" descr=""/>
-                    <pic:cNvPicPr>
-                      <a:picLocks noChangeAspect="1" noChangeArrowheads="1"/>
-                    </pic:cNvPicPr>
-                  </pic:nvPicPr>
-                  <pic:blipFill>
-                    <a:blip r:embed="rId17" cstate="none"/>
-                    <a:srcRect/>
-                    <a:stretch>
-                      <a:fillRect/>
-                    </a:stretch>
-                  </pic:blipFill>
-                  <pic:spPr bwMode="auto">
-                    <a:xfrm>
-                      <a:off x="0" y="0"/>
-                      <a:ext cx="5762625" cy="3076575"/>
-                    </a:xfrm>
-                    <a:prstGeom prst="rect">
-                      <a:avLst/>
-                    </a:prstGeom>
-                  </pic:spPr>
-                </pic:pic>
-              </a:graphicData>
-            </a:graphic>
-          </wp:inline>
-        </w:drawing>
-      </w:r>
-    </w:p>
-    <w:p>
-      <w:pPr>
-        <w:spacing w:after="200"/>
-        <w:jc w:val="center"/>
-      </w:pPr>
-      <w:r>
-        <w:rPr>
-          <w:rFonts w:ascii="Arial" w:cs="Arial" w:eastAsia="Arial" w:hAnsi="Arial"/>
-          <w:b/>
-          <w:bCs/>
-          <w:i/>
-          <w:iCs/>
-          <w:sz w:val="19"/>
-          <w:szCs w:val="19"/>
-        </w:rPr>
-        <w:t xml:space="preserve">Figura 9. </w:t>
-      </w:r>
-      <w:r>
-        <w:rPr>
-          <w:rFonts w:ascii="Arial" w:cs="Arial" w:eastAsia="Arial" w:hAnsi="Arial"/>
-          <w:i/>
-          <w:iCs/>
-          <w:sz w:val="19"/>
-          <w:szCs w:val="19"/>
-        </w:rPr>
-        <w:t xml:space="preserve">Seguimiento del grupo en Tracker: datos de masa_A (pasador A) en 18 cuadros.</w:t>
-      </w:r>
-    </w:p>
-    <w:p>
-      <w:pPr>
-        <w:pStyle w:val="Heading2"/>
-      </w:pPr>
-      <w:r>
-        <w:t xml:space="preserve">9.3 Velocidad angular de entrada</w:t>
-      </w:r>
-    </w:p>
-    <w:p>
-      <w:pPr>
-        <w:keepNext/>
-        <w:spacing w:after="40" w:before="120"/>
-        <w:jc w:val="center"/>
-      </w:pPr>
-      <w:r>
-        <w:drawing>
-          <wp:inline distT="0" distB="0" distL="0" distR="0">
-            <wp:extent cx="5943600" cy="2152650"/>
-            <wp:effectExtent t="0" r="0" b="0" l="0"/>
-            <wp:docPr id="1" name="fig10" descr="Izquierda: ángulo girado por la manivela en el video (puntos), ajuste lineal y recta de diseño (30 rpm). Derecha: velocidad media en cada una de las cuatro vueltas completas." title="Figura 10"/>
+            <wp:docPr id="1" name="fig8" descr="Velocidad y aceleración angular de la biela contra θ₂: ecuaciones cerradas (línea), simulación en MATLAB (línea discontinua), 10 posiciones del inciso e (círculos) e Inventor (cruces)." title="Figura 8"/>
             <wp:cNvGraphicFramePr>
               <a:graphicFrameLocks xmlns:a="http://schemas.openxmlformats.org/drawingml/2006/main" noChangeAspect="1"/>
             </wp:cNvGraphicFramePr>
@@ -16109,6 +19226,523 @@
                   <pic:spPr bwMode="auto">
                     <a:xfrm>
                       <a:off x="0" y="0"/>
+                      <a:ext cx="5486400" cy="4533900"/>
+                    </a:xfrm>
+                    <a:prstGeom prst="rect">
+                      <a:avLst/>
+                    </a:prstGeom>
+                  </pic:spPr>
+                </pic:pic>
+              </a:graphicData>
+            </a:graphic>
+          </wp:inline>
+        </w:drawing>
+      </w:r>
+    </w:p>
+    <w:p>
+      <w:pPr>
+        <w:spacing w:after="200"/>
+        <w:jc w:val="center"/>
+      </w:pPr>
+      <w:r>
+        <w:rPr>
+          <w:rFonts w:ascii="Arial" w:cs="Arial" w:eastAsia="Arial" w:hAnsi="Arial"/>
+          <w:b/>
+          <w:bCs/>
+          <w:i/>
+          <w:iCs/>
+          <w:sz w:val="19"/>
+          <w:szCs w:val="19"/>
+        </w:rPr>
+        <w:t xml:space="preserve">Figura 8. </w:t>
+      </w:r>
+      <w:r>
+        <w:rPr>
+          <w:rFonts w:ascii="Arial" w:cs="Arial" w:eastAsia="Arial" w:hAnsi="Arial"/>
+          <w:i/>
+          <w:iCs/>
+          <w:sz w:val="19"/>
+          <w:szCs w:val="19"/>
+        </w:rPr>
+        <w:t xml:space="preserve">Velocidad y aceleración angular de la biela contra θ₂: ecuaciones cerradas (línea), simulación en MATLAB (línea discontinua), 10 posiciones del inciso e (círculos) e Inventor (cruces).</w:t>
+      </w:r>
+    </w:p>
+    <w:p>
+      <w:pPr>
+        <w:keepNext/>
+        <w:spacing w:after="40" w:before="120"/>
+        <w:jc w:val="center"/>
+      </w:pPr>
+      <w:r>
+        <w:drawing>
+          <wp:inline distT="0" distB="0" distL="0" distR="0">
+            <wp:extent cx="5124450" cy="4800600"/>
+            <wp:effectExtent t="0" r="0" b="0" l="0"/>
+            <wp:docPr id="1" name="fig9" descr="Posición, velocidad y aceleración del bloque (eslabón de salida) contra θ₂." title="Figura 9"/>
+            <wp:cNvGraphicFramePr>
+              <a:graphicFrameLocks xmlns:a="http://schemas.openxmlformats.org/drawingml/2006/main" noChangeAspect="1"/>
+            </wp:cNvGraphicFramePr>
+            <a:graphic xmlns:a="http://schemas.openxmlformats.org/drawingml/2006/main">
+              <a:graphicData uri="http://schemas.openxmlformats.org/drawingml/2006/picture">
+                <pic:pic xmlns:pic="http://schemas.openxmlformats.org/drawingml/2006/picture">
+                  <pic:nvPicPr>
+                    <pic:cNvPr id="0" name="" descr=""/>
+                    <pic:cNvPicPr>
+                      <a:picLocks noChangeAspect="1" noChangeArrowheads="1"/>
+                    </pic:cNvPicPr>
+                  </pic:nvPicPr>
+                  <pic:blipFill>
+                    <a:blip r:embed="rId19" cstate="none"/>
+                    <a:srcRect/>
+                    <a:stretch>
+                      <a:fillRect/>
+                    </a:stretch>
+                  </pic:blipFill>
+                  <pic:spPr bwMode="auto">
+                    <a:xfrm>
+                      <a:off x="0" y="0"/>
+                      <a:ext cx="5124450" cy="4800600"/>
+                    </a:xfrm>
+                    <a:prstGeom prst="rect">
+                      <a:avLst/>
+                    </a:prstGeom>
+                  </pic:spPr>
+                </pic:pic>
+              </a:graphicData>
+            </a:graphic>
+          </wp:inline>
+        </w:drawing>
+      </w:r>
+    </w:p>
+    <w:p>
+      <w:pPr>
+        <w:spacing w:after="200"/>
+        <w:jc w:val="center"/>
+      </w:pPr>
+      <w:r>
+        <w:rPr>
+          <w:rFonts w:ascii="Arial" w:cs="Arial" w:eastAsia="Arial" w:hAnsi="Arial"/>
+          <w:b/>
+          <w:bCs/>
+          <w:i/>
+          <w:iCs/>
+          <w:sz w:val="19"/>
+          <w:szCs w:val="19"/>
+        </w:rPr>
+        <w:t xml:space="preserve">Figura 9. </w:t>
+      </w:r>
+      <w:r>
+        <w:rPr>
+          <w:rFonts w:ascii="Arial" w:cs="Arial" w:eastAsia="Arial" w:hAnsi="Arial"/>
+          <w:i/>
+          <w:iCs/>
+          <w:sz w:val="19"/>
+          <w:szCs w:val="19"/>
+        </w:rPr>
+        <w:t xml:space="preserve">Posición, velocidad y aceleración del bloque (eslabón de salida) contra θ₂.</w:t>
+      </w:r>
+    </w:p>
+    <w:p>
+      <w:pPr>
+        <w:pStyle w:val="Heading2"/>
+      </w:pPr>
+      <w:r>
+        <w:t xml:space="preserve">8.4 Discusión</w:t>
+      </w:r>
+    </w:p>
+    <w:p>
+      <w:pPr>
+        <w:spacing w:after="120" w:line="276"/>
+        <w:jc w:val="both"/>
+      </w:pPr>
+      <w:r>
+        <w:rPr>
+          <w:rFonts w:ascii="Arial" w:cs="Arial" w:eastAsia="Arial" w:hAnsi="Arial"/>
+          <w:sz w:val="22"/>
+          <w:szCs w:val="22"/>
+        </w:rPr>
+        <w:t xml:space="preserve">Las posiciones coinciden con diferencias menores a 2 × 10⁻⁷ % (el solucionador de Inventor trabaja con una tolerancia de alrededor de 10⁻⁷ mm). En velocidad y aceleración el error máximo es 0.0069 % y viene de la derivación numérica: con un paso de 0.5° el error de las diferencias centrales es proporcional a Δθ², así que si el paso se reduce a la mitad el error baja a la cuarta parte. Los porcentajes más altos aparecen donde la magnitud es casi cero (A_B en θ₂ = 72°, donde vale 26.8 mm/s²), porque se divide entre un número pequeño. Que MATLAB e Inventor den prácticamente el mismo error confirma que el modelo 3D tiene exactamente las dimensiones del análisis y que la diferencia se debe solo al método numérico, no a las ecuaciones.</w:t>
+      </w:r>
+    </w:p>
+    <w:p>
+      <w:pPr>
+        <w:pStyle w:val="Heading1"/>
+      </w:pPr>
+      <w:r>
+        <w:t xml:space="preserve">9. Contraste experimental (inciso g)</w:t>
+      </w:r>
+    </w:p>
+    <w:p>
+      <w:pPr>
+        <w:spacing w:after="120" w:line="276"/>
+        <w:jc w:val="both"/>
+      </w:pPr>
+      <w:r>
+        <w:rPr>
+          <w:rFonts w:ascii="Arial" w:cs="Arial" w:eastAsia="Arial" w:hAnsi="Arial"/>
+          <w:sz w:val="22"/>
+          <w:szCs w:val="22"/>
+        </w:rPr>
+        <w:t xml:space="preserve">El modelo físico se grabó funcionando con el motor: video de celular de 12.5 s a 30 cuadros por segundo (1024 × 576 píxeles). Los primeros 5.7 s (172 cuadros, cuatro vueltas completas de la manivela) tienen una vista lateral del mecanismo y son los que se analizaron. Se usaron dos métodos complementarios: el seguimiento manual del grupo en Tracker y un seguimiento automático cuadro por cuadro de todo el tramo.</w:t>
+      </w:r>
+    </w:p>
+    <w:p>
+      <w:pPr>
+        <w:pStyle w:val="Heading2"/>
+      </w:pPr>
+      <w:r>
+        <w:t xml:space="preserve">9.1 Qué se comparó</w:t>
+      </w:r>
+    </w:p>
+    <w:p>
+      <w:pPr>
+        <w:pStyle w:val="ListParagraph"/>
+        <w:numPr>
+          <w:ilvl w:val="0"/>
+          <w:numId w:val="3"/>
+        </w:numPr>
+        <w:spacing w:after="60" w:line="276"/>
+      </w:pPr>
+      <w:r>
+        <w:rPr>
+          <w:rFonts w:ascii="Arial" w:cs="Arial" w:eastAsia="Arial" w:hAnsi="Arial"/>
+          <w:b/>
+          <w:bCs/>
+          <w:sz w:val="22"/>
+          <w:szCs w:val="22"/>
+        </w:rPr>
+        <w:t xml:space="preserve">Velocidad angular de entrada: </w:t>
+      </w:r>
+      <w:r>
+        <w:rPr>
+          <w:rFonts w:ascii="Arial" w:cs="Arial" w:eastAsia="Arial" w:hAnsi="Arial"/>
+          <w:sz w:val="22"/>
+          <w:szCs w:val="22"/>
+        </w:rPr>
+        <w:t xml:space="preserve">ω₂ medida en el video contra la usada en los cálculos (30 rpm de diseño).</w:t>
+      </w:r>
+    </w:p>
+    <w:p>
+      <w:pPr>
+        <w:pStyle w:val="ListParagraph"/>
+        <w:numPr>
+          <w:ilvl w:val="0"/>
+          <w:numId w:val="3"/>
+        </w:numPr>
+        <w:spacing w:after="60" w:line="276"/>
+      </w:pPr>
+      <w:r>
+        <w:rPr>
+          <w:rFonts w:ascii="Arial" w:cs="Arial" w:eastAsia="Arial" w:hAnsi="Arial"/>
+          <w:b/>
+          <w:bCs/>
+          <w:sz w:val="22"/>
+          <w:szCs w:val="22"/>
+        </w:rPr>
+        <w:t xml:space="preserve">Magnitud de salida — posición del eslabón de salida: </w:t>
+      </w:r>
+      <w:r>
+        <w:rPr>
+          <w:rFonts w:ascii="Arial" w:cs="Arial" w:eastAsia="Arial" w:hAnsi="Arial"/>
+          <w:sz w:val="22"/>
+          <w:szCs w:val="22"/>
+        </w:rPr>
+        <w:t xml:space="preserve">posición d del pasador B del bloque en función del ángulo de la manivela, incluido el punto muerto interior.</w:t>
+      </w:r>
+    </w:p>
+    <w:p>
+      <w:pPr>
+        <w:pStyle w:val="ListParagraph"/>
+        <w:numPr>
+          <w:ilvl w:val="0"/>
+          <w:numId w:val="3"/>
+        </w:numPr>
+        <w:spacing w:after="60" w:line="276"/>
+      </w:pPr>
+      <w:r>
+        <w:rPr>
+          <w:rFonts w:ascii="Arial" w:cs="Arial" w:eastAsia="Arial" w:hAnsi="Arial"/>
+          <w:b/>
+          <w:bCs/>
+          <w:sz w:val="22"/>
+          <w:szCs w:val="22"/>
+        </w:rPr>
+        <w:t xml:space="preserve">Magnitud de salida — velocidad del eslabón de salida: </w:t>
+      </w:r>
+      <w:r>
+        <w:rPr>
+          <w:rFonts w:ascii="Arial" w:cs="Arial" w:eastAsia="Arial" w:hAnsi="Arial"/>
+          <w:sz w:val="22"/>
+          <w:szCs w:val="22"/>
+        </w:rPr>
+        <w:t xml:space="preserve">velocidad V_B del bloque, obtenida derivando la posición medida.</w:t>
+      </w:r>
+    </w:p>
+    <w:p>
+      <w:pPr>
+        <w:pStyle w:val="ListParagraph"/>
+        <w:numPr>
+          <w:ilvl w:val="0"/>
+          <w:numId w:val="3"/>
+        </w:numPr>
+        <w:spacing w:after="60" w:line="276"/>
+      </w:pPr>
+      <w:r>
+        <w:rPr>
+          <w:rFonts w:ascii="Arial" w:cs="Arial" w:eastAsia="Arial" w:hAnsi="Arial"/>
+          <w:b/>
+          <w:bCs/>
+          <w:sz w:val="22"/>
+          <w:szCs w:val="22"/>
+        </w:rPr>
+        <w:t xml:space="preserve">Dimensiones efectivas del modelo: </w:t>
+      </w:r>
+      <w:r>
+        <w:rPr>
+          <w:rFonts w:ascii="Arial" w:cs="Arial" w:eastAsia="Arial" w:hAnsi="Arial"/>
+          <w:sz w:val="22"/>
+          <w:szCs w:val="22"/>
+        </w:rPr>
+        <w:t xml:space="preserve">a, b y c medidos sobre el video, para separar los errores de manufactura de los de medición.</w:t>
+      </w:r>
+    </w:p>
+    <w:p>
+      <w:pPr>
+        <w:pStyle w:val="Heading2"/>
+      </w:pPr>
+      <w:r>
+        <w:t xml:space="preserve">9.2 Método de medición</w:t>
+      </w:r>
+    </w:p>
+    <w:p>
+      <w:pPr>
+        <w:pStyle w:val="ListParagraph"/>
+        <w:numPr>
+          <w:ilvl w:val="0"/>
+          <w:numId w:val="4"/>
+        </w:numPr>
+        <w:spacing w:after="60" w:line="276"/>
+      </w:pPr>
+      <w:r>
+        <w:rPr>
+          <w:rFonts w:ascii="Arial" w:cs="Arial" w:eastAsia="Arial" w:hAnsi="Arial"/>
+          <w:b/>
+          <w:bCs/>
+          <w:sz w:val="22"/>
+          <w:szCs w:val="22"/>
+        </w:rPr>
+        <w:t xml:space="preserve">Tracker (grupo). </w:t>
+      </w:r>
+      <w:r>
+        <w:rPr>
+          <w:rFonts w:ascii="Arial" w:cs="Arial" w:eastAsia="Arial" w:hAnsi="Arial"/>
+          <w:sz w:val="22"/>
+          <w:szCs w:val="22"/>
+        </w:rPr>
+        <w:t xml:space="preserve">Se marcó el punto masa_A (pasador A de la manivela) en 18 cuadros consecutivos (0.567 s). Sus coordenadas caen sobre una circunferencia de radio 43.9 unidades de Tracker con una desviación angular de 1.7°, por lo que se ajustaron con giro uniforme, x = x₀ + R·cos(ω₂t + φ) y y = y₀ + R·sen(ω₂t + φ). El ajuste parabólico que propone Tracker no tiene sentido físico para un punto que gira, por eso no se usó. ω₂ no depende de la calibración de longitudes.</w:t>
+      </w:r>
+    </w:p>
+    <w:p>
+      <w:pPr>
+        <w:pStyle w:val="ListParagraph"/>
+        <w:numPr>
+          <w:ilvl w:val="0"/>
+          <w:numId w:val="4"/>
+        </w:numPr>
+        <w:spacing w:after="60" w:line="276"/>
+      </w:pPr>
+      <w:r>
+        <w:rPr>
+          <w:rFonts w:ascii="Arial" w:cs="Arial" w:eastAsia="Arial" w:hAnsi="Arial"/>
+          <w:b/>
+          <w:bCs/>
+          <w:sz w:val="22"/>
+          <w:szCs w:val="22"/>
+        </w:rPr>
+        <w:t xml:space="preserve">Seguimiento automático cuadro por cuadro (Python + OpenCV). </w:t>
+      </w:r>
+      <w:r>
+        <w:rPr>
+          <w:rFonts w:ascii="Arial" w:cs="Arial" w:eastAsia="Arial" w:hAnsi="Arial"/>
+          <w:sz w:val="22"/>
+          <w:szCs w:val="22"/>
+        </w:rPr>
+        <w:t xml:space="preserve">En cada cuadro se detectó el disco de la manivela con la transformada de Hough y se localizaron los pasadores A y B por correlación con una plantilla, con precisión subpíxel. Todo se midió respecto del centro del disco del mismo cuadro, lo que elimina el movimiento de la cámara (sostenida a mano), y la escala se recalculó en cada cuadro con el diámetro del disco (90 mm según su plano, hoja 2; ≈ 0.72 mm por píxel), lo que compensa el acercamiento de la cámara.</w:t>
+      </w:r>
+    </w:p>
+    <w:p>
+      <w:pPr>
+        <w:pStyle w:val="ListParagraph"/>
+        <w:numPr>
+          <w:ilvl w:val="0"/>
+          <w:numId w:val="4"/>
+        </w:numPr>
+        <w:spacing w:after="60" w:line="276"/>
+      </w:pPr>
+      <w:r>
+        <w:rPr>
+          <w:rFonts w:ascii="Arial" w:cs="Arial" w:eastAsia="Arial" w:hAnsi="Arial"/>
+          <w:b/>
+          <w:bCs/>
+          <w:sz w:val="22"/>
+          <w:szCs w:val="22"/>
+        </w:rPr>
+        <w:t xml:space="preserve">Correcciones. </w:t>
+      </w:r>
+      <w:r>
+        <w:rPr>
+          <w:rFonts w:ascii="Arial" w:cs="Arial" w:eastAsia="Arial" w:hAnsi="Arial"/>
+          <w:sz w:val="22"/>
+          <w:szCs w:val="22"/>
+        </w:rPr>
+        <w:t xml:space="preserve">Giro de la cámara de 0.70° (la dirección de la corredera se ajustó a la trayectoria de B); perspectiva (la trayectoria de A es una elipse con relación de ejes 0.969, que se corrigió); y centro de giro en el plano de los pasadores, que queda 3.9 mm por debajo del centro aparente del disco porque la biela está más cerca de la cámara que la cara del disco.</w:t>
+      </w:r>
+    </w:p>
+    <w:p>
+      <w:pPr>
+        <w:pStyle w:val="ListParagraph"/>
+        <w:numPr>
+          <w:ilvl w:val="0"/>
+          <w:numId w:val="4"/>
+        </w:numPr>
+        <w:spacing w:after="60" w:line="276"/>
+      </w:pPr>
+      <w:r>
+        <w:rPr>
+          <w:rFonts w:ascii="Arial" w:cs="Arial" w:eastAsia="Arial" w:hAnsi="Arial"/>
+          <w:b/>
+          <w:bCs/>
+          <w:sz w:val="22"/>
+          <w:szCs w:val="22"/>
+        </w:rPr>
+        <w:t xml:space="preserve">Visibilidad de B. </w:t>
+      </w:r>
+      <w:r>
+        <w:rPr>
+          <w:rFonts w:ascii="Arial" w:cs="Arial" w:eastAsia="Arial" w:hAnsi="Arial"/>
+          <w:sz w:val="22"/>
+          <w:szCs w:val="22"/>
+        </w:rPr>
+        <w:t xml:space="preserve">Cuando el bloque se acerca al punto muerto exterior, el pasador B entra a la caja y deja de verse. Se usaron los 127 de 172 cuadros en que B es visible (correlación mayor que 0.8); por eso la carrera completa no se puede medir en el video y se compara la posición del punto muerto interior y la curva d(θ₂).</w:t>
+      </w:r>
+    </w:p>
+    <w:p>
+      <w:pPr>
+        <w:keepNext/>
+        <w:spacing w:after="40" w:before="120"/>
+        <w:jc w:val="center"/>
+      </w:pPr>
+      <w:r>
+        <w:drawing>
+          <wp:inline distT="0" distB="0" distL="0" distR="0">
+            <wp:extent cx="5762625" cy="3076575"/>
+            <wp:effectExtent t="0" r="0" b="0" l="0"/>
+            <wp:docPr id="1" name="fig10" descr="Seguimiento del grupo en Tracker: datos de masa_A (pasador A) en 18 cuadros." title="Figura 10"/>
+            <wp:cNvGraphicFramePr>
+              <a:graphicFrameLocks xmlns:a="http://schemas.openxmlformats.org/drawingml/2006/main" noChangeAspect="1"/>
+            </wp:cNvGraphicFramePr>
+            <a:graphic xmlns:a="http://schemas.openxmlformats.org/drawingml/2006/main">
+              <a:graphicData uri="http://schemas.openxmlformats.org/drawingml/2006/picture">
+                <pic:pic xmlns:pic="http://schemas.openxmlformats.org/drawingml/2006/picture">
+                  <pic:nvPicPr>
+                    <pic:cNvPr id="0" name="" descr=""/>
+                    <pic:cNvPicPr>
+                      <a:picLocks noChangeAspect="1" noChangeArrowheads="1"/>
+                    </pic:cNvPicPr>
+                  </pic:nvPicPr>
+                  <pic:blipFill>
+                    <a:blip r:embed="rId20" cstate="none"/>
+                    <a:srcRect/>
+                    <a:stretch>
+                      <a:fillRect/>
+                    </a:stretch>
+                  </pic:blipFill>
+                  <pic:spPr bwMode="auto">
+                    <a:xfrm>
+                      <a:off x="0" y="0"/>
+                      <a:ext cx="5762625" cy="3076575"/>
+                    </a:xfrm>
+                    <a:prstGeom prst="rect">
+                      <a:avLst/>
+                    </a:prstGeom>
+                  </pic:spPr>
+                </pic:pic>
+              </a:graphicData>
+            </a:graphic>
+          </wp:inline>
+        </w:drawing>
+      </w:r>
+    </w:p>
+    <w:p>
+      <w:pPr>
+        <w:spacing w:after="200"/>
+        <w:jc w:val="center"/>
+      </w:pPr>
+      <w:r>
+        <w:rPr>
+          <w:rFonts w:ascii="Arial" w:cs="Arial" w:eastAsia="Arial" w:hAnsi="Arial"/>
+          <w:b/>
+          <w:bCs/>
+          <w:i/>
+          <w:iCs/>
+          <w:sz w:val="19"/>
+          <w:szCs w:val="19"/>
+        </w:rPr>
+        <w:t xml:space="preserve">Figura 10. </w:t>
+      </w:r>
+      <w:r>
+        <w:rPr>
+          <w:rFonts w:ascii="Arial" w:cs="Arial" w:eastAsia="Arial" w:hAnsi="Arial"/>
+          <w:i/>
+          <w:iCs/>
+          <w:sz w:val="19"/>
+          <w:szCs w:val="19"/>
+        </w:rPr>
+        <w:t xml:space="preserve">Seguimiento del grupo en Tracker: datos de masa_A (pasador A) en 18 cuadros.</w:t>
+      </w:r>
+    </w:p>
+    <w:p>
+      <w:pPr>
+        <w:pStyle w:val="Heading2"/>
+      </w:pPr>
+      <w:r>
+        <w:t xml:space="preserve">9.3 Velocidad angular de entrada</w:t>
+      </w:r>
+    </w:p>
+    <w:p>
+      <w:pPr>
+        <w:keepNext/>
+        <w:spacing w:after="40" w:before="120"/>
+        <w:jc w:val="center"/>
+      </w:pPr>
+      <w:r>
+        <w:drawing>
+          <wp:inline distT="0" distB="0" distL="0" distR="0">
+            <wp:extent cx="5943600" cy="2152650"/>
+            <wp:effectExtent t="0" r="0" b="0" l="0"/>
+            <wp:docPr id="1" name="fig11" descr="Izquierda: ángulo girado por la manivela en el video (puntos), ajuste lineal y recta de diseño (30 rpm). Derecha: velocidad media en cada una de las cuatro vueltas completas." title="Figura 11"/>
+            <wp:cNvGraphicFramePr>
+              <a:graphicFrameLocks xmlns:a="http://schemas.openxmlformats.org/drawingml/2006/main" noChangeAspect="1"/>
+            </wp:cNvGraphicFramePr>
+            <a:graphic xmlns:a="http://schemas.openxmlformats.org/drawingml/2006/main">
+              <a:graphicData uri="http://schemas.openxmlformats.org/drawingml/2006/picture">
+                <pic:pic xmlns:pic="http://schemas.openxmlformats.org/drawingml/2006/picture">
+                  <pic:nvPicPr>
+                    <pic:cNvPr id="0" name="" descr=""/>
+                    <pic:cNvPicPr>
+                      <a:picLocks noChangeAspect="1" noChangeArrowheads="1"/>
+                    </pic:cNvPicPr>
+                  </pic:nvPicPr>
+                  <pic:blipFill>
+                    <a:blip r:embed="rId21" cstate="none"/>
+                    <a:srcRect/>
+                    <a:stretch>
+                      <a:fillRect/>
+                    </a:stretch>
+                  </pic:blipFill>
+                  <pic:spPr bwMode="auto">
+                    <a:xfrm>
+                      <a:off x="0" y="0"/>
                       <a:ext cx="5943600" cy="2152650"/>
                     </a:xfrm>
                     <a:prstGeom prst="rect">
@@ -16137,7 +19771,7 @@
           <w:sz w:val="19"/>
           <w:szCs w:val="19"/>
         </w:rPr>
-        <w:t xml:space="preserve">Figura 10. </w:t>
+        <w:t xml:space="preserve">Figura 11. </w:t>
       </w:r>
       <w:r>
         <w:rPr>
@@ -16164,7 +19798,7 @@
           <w:sz w:val="20"/>
           <w:szCs w:val="20"/>
         </w:rPr>
-        <w:t xml:space="preserve">Tabla 6. </w:t>
+        <w:t xml:space="preserve">Tabla 9. </w:t>
       </w:r>
       <w:r>
         <w:rPr>
@@ -17470,7 +21104,7 @@
           <wp:inline distT="0" distB="0" distL="0" distR="0">
             <wp:extent cx="5943600" cy="3876675"/>
             <wp:effectExtent t="0" r="0" b="0" l="0"/>
-            <wp:docPr id="1" name="fig11" descr="Posición del pasador B del bloque medida en el video contra la curva teórica, en función del ángulo medido de la manivela. Abajo: diferencia medido − teórico." title="Figura 11"/>
+            <wp:docPr id="1" name="fig12" descr="Posición del pasador B del bloque medida en el video contra la curva teórica, en función del ángulo medido de la manivela. Abajo: diferencia medido − teórico." title="Figura 12"/>
             <wp:cNvGraphicFramePr>
               <a:graphicFrameLocks xmlns:a="http://schemas.openxmlformats.org/drawingml/2006/main" noChangeAspect="1"/>
             </wp:cNvGraphicFramePr>
@@ -17484,7 +21118,7 @@
                     </pic:cNvPicPr>
                   </pic:nvPicPr>
                   <pic:blipFill>
-                    <a:blip r:embed="rId19" cstate="none"/>
+                    <a:blip r:embed="rId22" cstate="none"/>
                     <a:srcRect/>
                     <a:stretch>
                       <a:fillRect/>
@@ -17521,7 +21155,7 @@
           <w:sz w:val="19"/>
           <w:szCs w:val="19"/>
         </w:rPr>
-        <w:t xml:space="preserve">Figura 11. </w:t>
+        <w:t xml:space="preserve">Figura 12. </w:t>
       </w:r>
       <w:r>
         <w:rPr>
@@ -17559,7 +21193,7 @@
           <wp:inline distT="0" distB="0" distL="0" distR="0">
             <wp:extent cx="5943600" cy="2438400"/>
             <wp:effectExtent t="0" r="0" b="0" l="0"/>
-            <wp:docPr id="1" name="fig12" descr="Velocidad del bloque medida (derivada numérica de la posición) contra la teórica con la velocidad medida del motor y con la de diseño." title="Figura 12"/>
+            <wp:docPr id="1" name="fig13" descr="Velocidad del bloque medida (derivada numérica de la posición) contra la teórica con la velocidad medida del motor y con la de diseño." title="Figura 13"/>
             <wp:cNvGraphicFramePr>
               <a:graphicFrameLocks xmlns:a="http://schemas.openxmlformats.org/drawingml/2006/main" noChangeAspect="1"/>
             </wp:cNvGraphicFramePr>
@@ -17573,7 +21207,7 @@
                     </pic:cNvPicPr>
                   </pic:nvPicPr>
                   <pic:blipFill>
-                    <a:blip r:embed="rId20" cstate="none"/>
+                    <a:blip r:embed="rId23" cstate="none"/>
                     <a:srcRect/>
                     <a:stretch>
                       <a:fillRect/>
@@ -17610,7 +21244,7 @@
           <w:sz w:val="19"/>
           <w:szCs w:val="19"/>
         </w:rPr>
-        <w:t xml:space="preserve">Figura 12. </w:t>
+        <w:t xml:space="preserve">Figura 13. </w:t>
       </w:r>
       <w:r>
         <w:rPr>
@@ -17651,7 +21285,7 @@
           <w:sz w:val="20"/>
           <w:szCs w:val="20"/>
         </w:rPr>
-        <w:t xml:space="preserve">Tabla 7. </w:t>
+        <w:t xml:space="preserve">Tabla 10. </w:t>
       </w:r>
       <w:r>
         <w:rPr>
@@ -18386,7 +22020,7 @@
           <w:sz w:val="20"/>
           <w:szCs w:val="20"/>
         </w:rPr>
-        <w:t xml:space="preserve">Tabla 8. </w:t>
+        <w:t xml:space="preserve">Tabla 11. </w:t>
       </w:r>
       <w:r>
         <w:rPr>
@@ -19545,7 +23179,7 @@
           <w:sz w:val="22"/>
           <w:szCs w:val="22"/>
         </w:rPr>
-        <w:t xml:space="preserve">El motor no tiene control de velocidad: la velocidad de un motorreductor de CD depende del voltaje de las baterías y de la carga. Giró 45 % más rápido que lo supuesto, lo que no cambia las posiciones pero multiplica las velocidades por 1.447 y las aceleraciones por 2.094 (sección 9.7). Para fijar los 30 rpm haría falta un regulador PWM.</w:t>
+        <w:t xml:space="preserve">El motor no tiene control de velocidad: es un motorreductor de 120 rpm nominales sin carga, y su velocidad real depende del voltaje de las baterías y de la carga. Giró 45 % más rápido que lo supuesto (y al 36 % de su velocidad nominal), lo que no cambia las posiciones pero multiplica las velocidades por 1.447 y las aceleraciones por 2.094 (sección 9.7). Para fijar los 30 rpm haría falta un regulador PWM.</w:t>
       </w:r>
     </w:p>
     <w:p>
@@ -19601,7 +23235,7 @@
           <w:sz w:val="22"/>
           <w:szCs w:val="22"/>
         </w:rPr>
-        <w:t xml:space="preserve">En el retorno el bloque queda en promedio 1.7 mm detrás de la posición teórica y en el avance 0.1 mm; la diferencia entre ambos sentidos (1.6 mm) es el juego que se pierde al invertir el movimiento. Es del orden del juego estimado con las holguras de diseño (0.25 mm radial en tres pasadores: hasta 1.5 mm).</w:t>
+        <w:t xml:space="preserve">En el retorno el bloque queda en promedio 1.7 mm detrás de la posición teórica y en el avance 0.1 mm; la diferencia entre ambos sentidos (1.6 mm) es el juego que se pierde al invertir el movimiento. Es prácticamente el juego que predicen las holguras de los planos: pasadores Ø 14.5 en agujeros Ø 15, es decir 0.5 mm diametral en O₂, A y B, que suman hasta 1.5 mm (sección 4.1).</w:t>
       </w:r>
     </w:p>
     <w:p>
@@ -19629,7 +23263,7 @@
           <w:sz w:val="22"/>
           <w:szCs w:val="22"/>
         </w:rPr>
-        <w:t xml:space="preserve">La biela (132.2 mm) y la manivela (34.1 mm) coinciden con el diseño dentro de la dispersión de la medición. El descentrado medido (-17.1 mm) es unos 3 mm menor en magnitud, pero el punto muerto interior medido (94.92 mm) coincide mejor con c = −20 mm (94.92 mm) que con c = -17.1 mm (95.49 mm), así que esa diferencia es sobre todo de la medición (perspectiva vertical) y no del modelo. Como la carrera depende casi solo de a (∂S/∂a ≈ 2, ∂S/∂c ≈ −0.09), las tolerancias tienen un efecto menor que la velocidad del motor.</w:t>
+        <w:t xml:space="preserve">La biela (132.2 mm) y la manivela (34.1 mm) coinciden con los planos dentro de la dispersión de la medición. El descentrado medido (-17.1 mm) es unos 3 mm menor en magnitud que el de los planos (50.0 − 70.0 = −20.0 mm). La holgura vertical del bloque en la caja (1.0 mm) y la del pasador del soporte (0.25 mm) solo explicarían alrededor de 1 mm. Además, el punto muerto interior medido (94.92 mm) coincide mejor con c = −20 mm (94.92 mm) que con c = -17.1 mm (95.49 mm), así que esa diferencia viene sobre todo de la medición (perspectiva vertical) y no del modelo. Como la carrera depende casi solo de a (∂S/∂a ≈ 2, ∂S/∂c ≈ −0.09), las tolerancias tienen un efecto menor que la velocidad del motor.</w:t>
       </w:r>
     </w:p>
     <w:p>
@@ -19679,7 +23313,7 @@
           <w:sz w:val="22"/>
           <w:szCs w:val="22"/>
         </w:rPr>
-        <w:t xml:space="preserve">Con α₂ = 0, las velocidades son proporcionales a ω₂ y las aceleraciones a ω₂², mientras que las posiciones y el ángulo de transmisión no dependen de la velocidad. Escalando los resultados del inciso e a la velocidad medida (factor 1.4472 para velocidades y 2.0944 para aceleraciones):</w:t>
+        <w:t xml:space="preserve">Con α₂ = 0, las velocidades son proporcionales a ω₂ y las aceleraciones a ω₂², mientras que las posiciones y el ángulo de transmisión no dependen de la velocidad. Escalando los resultados del inciso e a la velocidad medida (factor 1.4472 para velocidades y 2.0944 para aceleraciones) y, como referencia, a la velocidad nominal del motor (factores 4 y 16):</w:t>
       </w:r>
     </w:p>
     <w:p>
@@ -19696,7 +23330,7 @@
           <w:sz w:val="20"/>
           <w:szCs w:val="20"/>
         </w:rPr>
-        <w:t xml:space="preserve">Tabla 9. </w:t>
+        <w:t xml:space="preserve">Tabla 12. </w:t>
       </w:r>
       <w:r>
         <w:rPr>
@@ -19704,7 +23338,7 @@
           <w:sz w:val="20"/>
           <w:szCs w:val="20"/>
         </w:rPr>
-        <w:t xml:space="preserve">Valores máximos a la velocidad de diseño y a la velocidad medida</w:t>
+        <w:t xml:space="preserve">Valores máximos a la velocidad de diseño, a la medida y a la nominal del motor</w:t>
       </w:r>
     </w:p>
     <w:tbl>
@@ -19721,9 +23355,10 @@
         </w:tblBorders>
       </w:tblPr>
       <w:tblGrid>
-        <w:gridCol w:w="3760"/>
-        <w:gridCol w:w="2800"/>
-        <w:gridCol w:w="2800"/>
+        <w:gridCol w:w="3060"/>
+        <w:gridCol w:w="2100"/>
+        <w:gridCol w:w="2100"/>
+        <w:gridCol w:w="2100"/>
       </w:tblGrid>
       <w:tr>
         <w:trPr>
@@ -19731,7 +23366,7 @@
         </w:trPr>
         <w:tc>
           <w:tcPr>
-            <w:tcW w:type="dxa" w:w="3760"/>
+            <w:tcW w:type="dxa" w:w="3060"/>
             <w:tcBorders>
               <w:top w:val="single" w:color="BFBFBF" w:sz="4"/>
               <w:left w:val="single" w:color="BFBFBF" w:sz="4"/>
@@ -19765,7 +23400,7 @@
         </w:tc>
         <w:tc>
           <w:tcPr>
-            <w:tcW w:type="dxa" w:w="2800"/>
+            <w:tcW w:type="dxa" w:w="2100"/>
             <w:tcBorders>
               <w:top w:val="single" w:color="BFBFBF" w:sz="4"/>
               <w:left w:val="single" w:color="BFBFBF" w:sz="4"/>
@@ -19799,7 +23434,7 @@
         </w:tc>
         <w:tc>
           <w:tcPr>
-            <w:tcW w:type="dxa" w:w="2800"/>
+            <w:tcW w:type="dxa" w:w="2100"/>
             <w:tcBorders>
               <w:top w:val="single" w:color="BFBFBF" w:sz="4"/>
               <w:left w:val="single" w:color="BFBFBF" w:sz="4"/>
@@ -19831,11 +23466,45 @@
             </w:r>
           </w:p>
         </w:tc>
+        <w:tc>
+          <w:tcPr>
+            <w:tcW w:type="dxa" w:w="2100"/>
+            <w:tcBorders>
+              <w:top w:val="single" w:color="BFBFBF" w:sz="4"/>
+              <w:left w:val="single" w:color="BFBFBF" w:sz="4"/>
+              <w:bottom w:val="single" w:color="BFBFBF" w:sz="4"/>
+              <w:right w:val="single" w:color="BFBFBF" w:sz="4"/>
+            </w:tcBorders>
+            <w:shd w:fill="D9E1F2" w:color="auto" w:val="clear"/>
+            <w:tcMar>
+              <w:top w:type="dxa" w:w="50"/>
+              <w:left w:type="dxa" w:w="80"/>
+              <w:bottom w:type="dxa" w:w="50"/>
+              <w:right w:type="dxa" w:w="80"/>
+            </w:tcMar>
+            <w:vAlign w:val="center"/>
+          </w:tcPr>
+          <w:p>
+            <w:pPr>
+              <w:jc w:val="center"/>
+            </w:pPr>
+            <w:r>
+              <w:rPr>
+                <w:rFonts w:ascii="Arial" w:cs="Arial" w:eastAsia="Arial" w:hAnsi="Arial"/>
+                <w:b/>
+                <w:bCs/>
+                <w:sz w:val="18"/>
+                <w:szCs w:val="18"/>
+              </w:rPr>
+              <w:t xml:space="preserve">120 rpm (nominal del motor)</w:t>
+            </w:r>
+          </w:p>
+        </w:tc>
       </w:tr>
       <w:tr>
         <w:tc>
           <w:tcPr>
-            <w:tcW w:type="dxa" w:w="3760"/>
+            <w:tcW w:type="dxa" w:w="3060"/>
             <w:tcBorders>
               <w:top w:val="single" w:color="BFBFBF" w:sz="4"/>
               <w:left w:val="single" w:color="BFBFBF" w:sz="4"/>
@@ -19868,7 +23537,7 @@
         </w:tc>
         <w:tc>
           <w:tcPr>
-            <w:tcW w:type="dxa" w:w="2800"/>
+            <w:tcW w:type="dxa" w:w="2100"/>
             <w:tcBorders>
               <w:top w:val="single" w:color="BFBFBF" w:sz="4"/>
               <w:left w:val="single" w:color="BFBFBF" w:sz="4"/>
@@ -19901,7 +23570,7 @@
         </w:tc>
         <w:tc>
           <w:tcPr>
-            <w:tcW w:type="dxa" w:w="2800"/>
+            <w:tcW w:type="dxa" w:w="2100"/>
             <w:tcBorders>
               <w:top w:val="single" w:color="BFBFBF" w:sz="4"/>
               <w:left w:val="single" w:color="BFBFBF" w:sz="4"/>
@@ -19929,6 +23598,39 @@
                 <w:szCs w:val="18"/>
               </w:rPr>
               <w:t xml:space="preserve">159.1</w:t>
+            </w:r>
+          </w:p>
+        </w:tc>
+        <w:tc>
+          <w:tcPr>
+            <w:tcW w:type="dxa" w:w="2100"/>
+            <w:tcBorders>
+              <w:top w:val="single" w:color="BFBFBF" w:sz="4"/>
+              <w:left w:val="single" w:color="BFBFBF" w:sz="4"/>
+              <w:bottom w:val="single" w:color="BFBFBF" w:sz="4"/>
+              <w:right w:val="single" w:color="BFBFBF" w:sz="4"/>
+            </w:tcBorders>
+            <w:tcMar>
+              <w:top w:type="dxa" w:w="50"/>
+              <w:left w:type="dxa" w:w="80"/>
+              <w:bottom w:type="dxa" w:w="50"/>
+              <w:right w:type="dxa" w:w="80"/>
+            </w:tcMar>
+            <w:vAlign w:val="center"/>
+          </w:tcPr>
+          <w:p>
+            <w:pPr>
+              <w:jc w:val="center"/>
+            </w:pPr>
+            <w:r>
+              <w:rPr>
+                <w:rFonts w:ascii="Arial" w:cs="Arial" w:eastAsia="Arial" w:hAnsi="Arial"/>
+                <w:b w:val="false"/>
+                <w:bCs w:val="false"/>
+                <w:sz w:val="18"/>
+                <w:szCs w:val="18"/>
+              </w:rPr>
+              <w:t xml:space="preserve">439.8</w:t>
             </w:r>
           </w:p>
         </w:tc>
@@ -19936,7 +23638,7 @@
       <w:tr>
         <w:tc>
           <w:tcPr>
-            <w:tcW w:type="dxa" w:w="3760"/>
+            <w:tcW w:type="dxa" w:w="3060"/>
             <w:tcBorders>
               <w:top w:val="single" w:color="BFBFBF" w:sz="4"/>
               <w:left w:val="single" w:color="BFBFBF" w:sz="4"/>
@@ -19969,7 +23671,7 @@
         </w:tc>
         <w:tc>
           <w:tcPr>
-            <w:tcW w:type="dxa" w:w="2800"/>
+            <w:tcW w:type="dxa" w:w="2100"/>
             <w:tcBorders>
               <w:top w:val="single" w:color="BFBFBF" w:sz="4"/>
               <w:left w:val="single" w:color="BFBFBF" w:sz="4"/>
@@ -20002,7 +23704,7 @@
         </w:tc>
         <w:tc>
           <w:tcPr>
-            <w:tcW w:type="dxa" w:w="2800"/>
+            <w:tcW w:type="dxa" w:w="2100"/>
             <w:tcBorders>
               <w:top w:val="single" w:color="BFBFBF" w:sz="4"/>
               <w:left w:val="single" w:color="BFBFBF" w:sz="4"/>
@@ -20030,6 +23732,39 @@
                 <w:szCs w:val="18"/>
               </w:rPr>
               <w:t xml:space="preserve">723.5</w:t>
+            </w:r>
+          </w:p>
+        </w:tc>
+        <w:tc>
+          <w:tcPr>
+            <w:tcW w:type="dxa" w:w="2100"/>
+            <w:tcBorders>
+              <w:top w:val="single" w:color="BFBFBF" w:sz="4"/>
+              <w:left w:val="single" w:color="BFBFBF" w:sz="4"/>
+              <w:bottom w:val="single" w:color="BFBFBF" w:sz="4"/>
+              <w:right w:val="single" w:color="BFBFBF" w:sz="4"/>
+            </w:tcBorders>
+            <w:tcMar>
+              <w:top w:type="dxa" w:w="50"/>
+              <w:left w:type="dxa" w:w="80"/>
+              <w:bottom w:type="dxa" w:w="50"/>
+              <w:right w:type="dxa" w:w="80"/>
+            </w:tcMar>
+            <w:vAlign w:val="center"/>
+          </w:tcPr>
+          <w:p>
+            <w:pPr>
+              <w:jc w:val="center"/>
+            </w:pPr>
+            <w:r>
+              <w:rPr>
+                <w:rFonts w:ascii="Arial" w:cs="Arial" w:eastAsia="Arial" w:hAnsi="Arial"/>
+                <w:b w:val="false"/>
+                <w:bCs w:val="false"/>
+                <w:sz w:val="18"/>
+                <w:szCs w:val="18"/>
+              </w:rPr>
+              <w:t xml:space="preserve">5527.0</w:t>
             </w:r>
           </w:p>
         </w:tc>
@@ -20037,7 +23772,7 @@
       <w:tr>
         <w:tc>
           <w:tcPr>
-            <w:tcW w:type="dxa" w:w="3760"/>
+            <w:tcW w:type="dxa" w:w="3060"/>
             <w:tcBorders>
               <w:top w:val="single" w:color="BFBFBF" w:sz="4"/>
               <w:left w:val="single" w:color="BFBFBF" w:sz="4"/>
@@ -20070,7 +23805,7 @@
         </w:tc>
         <w:tc>
           <w:tcPr>
-            <w:tcW w:type="dxa" w:w="2800"/>
+            <w:tcW w:type="dxa" w:w="2100"/>
             <w:tcBorders>
               <w:top w:val="single" w:color="BFBFBF" w:sz="4"/>
               <w:left w:val="single" w:color="BFBFBF" w:sz="4"/>
@@ -20103,7 +23838,7 @@
         </w:tc>
         <w:tc>
           <w:tcPr>
-            <w:tcW w:type="dxa" w:w="2800"/>
+            <w:tcW w:type="dxa" w:w="2100"/>
             <w:tcBorders>
               <w:top w:val="single" w:color="BFBFBF" w:sz="4"/>
               <w:left w:val="single" w:color="BFBFBF" w:sz="4"/>
@@ -20131,6 +23866,39 @@
                 <w:szCs w:val="18"/>
               </w:rPr>
               <w:t xml:space="preserve">173.4</w:t>
+            </w:r>
+          </w:p>
+        </w:tc>
+        <w:tc>
+          <w:tcPr>
+            <w:tcW w:type="dxa" w:w="2100"/>
+            <w:tcBorders>
+              <w:top w:val="single" w:color="BFBFBF" w:sz="4"/>
+              <w:left w:val="single" w:color="BFBFBF" w:sz="4"/>
+              <w:bottom w:val="single" w:color="BFBFBF" w:sz="4"/>
+              <w:right w:val="single" w:color="BFBFBF" w:sz="4"/>
+            </w:tcBorders>
+            <w:tcMar>
+              <w:top w:type="dxa" w:w="50"/>
+              <w:left w:type="dxa" w:w="80"/>
+              <w:bottom w:type="dxa" w:w="50"/>
+              <w:right w:type="dxa" w:w="80"/>
+            </w:tcMar>
+            <w:vAlign w:val="center"/>
+          </w:tcPr>
+          <w:p>
+            <w:pPr>
+              <w:jc w:val="center"/>
+            </w:pPr>
+            <w:r>
+              <w:rPr>
+                <w:rFonts w:ascii="Arial" w:cs="Arial" w:eastAsia="Arial" w:hAnsi="Arial"/>
+                <w:b w:val="false"/>
+                <w:bCs w:val="false"/>
+                <w:sz w:val="18"/>
+                <w:szCs w:val="18"/>
+              </w:rPr>
+              <w:t xml:space="preserve">479.2</w:t>
             </w:r>
           </w:p>
         </w:tc>
@@ -20138,7 +23906,7 @@
       <w:tr>
         <w:tc>
           <w:tcPr>
-            <w:tcW w:type="dxa" w:w="3760"/>
+            <w:tcW w:type="dxa" w:w="3060"/>
             <w:tcBorders>
               <w:top w:val="single" w:color="BFBFBF" w:sz="4"/>
               <w:left w:val="single" w:color="BFBFBF" w:sz="4"/>
@@ -20171,7 +23939,7 @@
         </w:tc>
         <w:tc>
           <w:tcPr>
-            <w:tcW w:type="dxa" w:w="2800"/>
+            <w:tcW w:type="dxa" w:w="2100"/>
             <w:tcBorders>
               <w:top w:val="single" w:color="BFBFBF" w:sz="4"/>
               <w:left w:val="single" w:color="BFBFBF" w:sz="4"/>
@@ -20204,7 +23972,7 @@
         </w:tc>
         <w:tc>
           <w:tcPr>
-            <w:tcW w:type="dxa" w:w="2800"/>
+            <w:tcW w:type="dxa" w:w="2100"/>
             <w:tcBorders>
               <w:top w:val="single" w:color="BFBFBF" w:sz="4"/>
               <w:left w:val="single" w:color="BFBFBF" w:sz="4"/>
@@ -20232,6 +24000,39 @@
                 <w:szCs w:val="18"/>
               </w:rPr>
               <w:t xml:space="preserve">924.6</w:t>
+            </w:r>
+          </w:p>
+        </w:tc>
+        <w:tc>
+          <w:tcPr>
+            <w:tcW w:type="dxa" w:w="2100"/>
+            <w:tcBorders>
+              <w:top w:val="single" w:color="BFBFBF" w:sz="4"/>
+              <w:left w:val="single" w:color="BFBFBF" w:sz="4"/>
+              <w:bottom w:val="single" w:color="BFBFBF" w:sz="4"/>
+              <w:right w:val="single" w:color="BFBFBF" w:sz="4"/>
+            </w:tcBorders>
+            <w:tcMar>
+              <w:top w:type="dxa" w:w="50"/>
+              <w:left w:type="dxa" w:w="80"/>
+              <w:bottom w:type="dxa" w:w="50"/>
+              <w:right w:type="dxa" w:w="80"/>
+            </w:tcMar>
+            <w:vAlign w:val="center"/>
+          </w:tcPr>
+          <w:p>
+            <w:pPr>
+              <w:jc w:val="center"/>
+            </w:pPr>
+            <w:r>
+              <w:rPr>
+                <w:rFonts w:ascii="Arial" w:cs="Arial" w:eastAsia="Arial" w:hAnsi="Arial"/>
+                <w:b w:val="false"/>
+                <w:bCs w:val="false"/>
+                <w:sz w:val="18"/>
+                <w:szCs w:val="18"/>
+              </w:rPr>
+              <w:t xml:space="preserve">7063.8</w:t>
             </w:r>
           </w:p>
         </w:tc>
@@ -20239,7 +24040,7 @@
       <w:tr>
         <w:tc>
           <w:tcPr>
-            <w:tcW w:type="dxa" w:w="3760"/>
+            <w:tcW w:type="dxa" w:w="3060"/>
             <w:tcBorders>
               <w:top w:val="single" w:color="BFBFBF" w:sz="4"/>
               <w:left w:val="single" w:color="BFBFBF" w:sz="4"/>
@@ -20272,7 +24073,7 @@
         </w:tc>
         <w:tc>
           <w:tcPr>
-            <w:tcW w:type="dxa" w:w="2800"/>
+            <w:tcW w:type="dxa" w:w="2100"/>
             <w:tcBorders>
               <w:top w:val="single" w:color="BFBFBF" w:sz="4"/>
               <w:left w:val="single" w:color="BFBFBF" w:sz="4"/>
@@ -20305,7 +24106,7 @@
         </w:tc>
         <w:tc>
           <w:tcPr>
-            <w:tcW w:type="dxa" w:w="2800"/>
+            <w:tcW w:type="dxa" w:w="2100"/>
             <w:tcBorders>
               <w:top w:val="single" w:color="BFBFBF" w:sz="4"/>
               <w:left w:val="single" w:color="BFBFBF" w:sz="4"/>
@@ -20333,6 +24134,39 @@
                 <w:szCs w:val="18"/>
               </w:rPr>
               <w:t xml:space="preserve">1.221</w:t>
+            </w:r>
+          </w:p>
+        </w:tc>
+        <w:tc>
+          <w:tcPr>
+            <w:tcW w:type="dxa" w:w="2100"/>
+            <w:tcBorders>
+              <w:top w:val="single" w:color="BFBFBF" w:sz="4"/>
+              <w:left w:val="single" w:color="BFBFBF" w:sz="4"/>
+              <w:bottom w:val="single" w:color="BFBFBF" w:sz="4"/>
+              <w:right w:val="single" w:color="BFBFBF" w:sz="4"/>
+            </w:tcBorders>
+            <w:tcMar>
+              <w:top w:type="dxa" w:w="50"/>
+              <w:left w:type="dxa" w:w="80"/>
+              <w:bottom w:type="dxa" w:w="50"/>
+              <w:right w:type="dxa" w:w="80"/>
+            </w:tcMar>
+            <w:vAlign w:val="center"/>
+          </w:tcPr>
+          <w:p>
+            <w:pPr>
+              <w:jc w:val="center"/>
+            </w:pPr>
+            <w:r>
+              <w:rPr>
+                <w:rFonts w:ascii="Arial" w:cs="Arial" w:eastAsia="Arial" w:hAnsi="Arial"/>
+                <w:b w:val="false"/>
+                <w:bCs w:val="false"/>
+                <w:sz w:val="18"/>
+                <w:szCs w:val="18"/>
+              </w:rPr>
+              <w:t xml:space="preserve">3.374</w:t>
             </w:r>
           </w:p>
         </w:tc>
@@ -20340,7 +24174,7 @@
       <w:tr>
         <w:tc>
           <w:tcPr>
-            <w:tcW w:type="dxa" w:w="3760"/>
+            <w:tcW w:type="dxa" w:w="3060"/>
             <w:tcBorders>
               <w:top w:val="single" w:color="BFBFBF" w:sz="4"/>
               <w:left w:val="single" w:color="BFBFBF" w:sz="4"/>
@@ -20373,7 +24207,7 @@
         </w:tc>
         <w:tc>
           <w:tcPr>
-            <w:tcW w:type="dxa" w:w="2800"/>
+            <w:tcW w:type="dxa" w:w="2100"/>
             <w:tcBorders>
               <w:top w:val="single" w:color="BFBFBF" w:sz="4"/>
               <w:left w:val="single" w:color="BFBFBF" w:sz="4"/>
@@ -20406,7 +24240,7 @@
         </w:tc>
         <w:tc>
           <w:tcPr>
-            <w:tcW w:type="dxa" w:w="2800"/>
+            <w:tcW w:type="dxa" w:w="2100"/>
             <w:tcBorders>
               <w:top w:val="single" w:color="BFBFBF" w:sz="4"/>
               <w:left w:val="single" w:color="BFBFBF" w:sz="4"/>
@@ -20434,6 +24268,39 @@
                 <w:szCs w:val="18"/>
               </w:rPr>
               <w:t xml:space="preserve">6.029</w:t>
+            </w:r>
+          </w:p>
+        </w:tc>
+        <w:tc>
+          <w:tcPr>
+            <w:tcW w:type="dxa" w:w="2100"/>
+            <w:tcBorders>
+              <w:top w:val="single" w:color="BFBFBF" w:sz="4"/>
+              <w:left w:val="single" w:color="BFBFBF" w:sz="4"/>
+              <w:bottom w:val="single" w:color="BFBFBF" w:sz="4"/>
+              <w:right w:val="single" w:color="BFBFBF" w:sz="4"/>
+            </w:tcBorders>
+            <w:tcMar>
+              <w:top w:type="dxa" w:w="50"/>
+              <w:left w:type="dxa" w:w="80"/>
+              <w:bottom w:type="dxa" w:w="50"/>
+              <w:right w:type="dxa" w:w="80"/>
+            </w:tcMar>
+            <w:vAlign w:val="center"/>
+          </w:tcPr>
+          <w:p>
+            <w:pPr>
+              <w:jc w:val="center"/>
+            </w:pPr>
+            <w:r>
+              <w:rPr>
+                <w:rFonts w:ascii="Arial" w:cs="Arial" w:eastAsia="Arial" w:hAnsi="Arial"/>
+                <w:b w:val="false"/>
+                <w:bCs w:val="false"/>
+                <w:sz w:val="18"/>
+                <w:szCs w:val="18"/>
+              </w:rPr>
+              <w:t xml:space="preserve">46.060</w:t>
             </w:r>
           </w:p>
         </w:tc>
@@ -20441,7 +24308,7 @@
       <w:tr>
         <w:tc>
           <w:tcPr>
-            <w:tcW w:type="dxa" w:w="3760"/>
+            <w:tcW w:type="dxa" w:w="3060"/>
             <w:tcBorders>
               <w:top w:val="single" w:color="BFBFBF" w:sz="4"/>
               <w:left w:val="single" w:color="BFBFBF" w:sz="4"/>
@@ -20474,7 +24341,7 @@
         </w:tc>
         <w:tc>
           <w:tcPr>
-            <w:tcW w:type="dxa" w:w="2800"/>
+            <w:tcW w:type="dxa" w:w="2100"/>
             <w:tcBorders>
               <w:top w:val="single" w:color="BFBFBF" w:sz="4"/>
               <w:left w:val="single" w:color="BFBFBF" w:sz="4"/>
@@ -20507,7 +24374,40 @@
         </w:tc>
         <w:tc>
           <w:tcPr>
-            <w:tcW w:type="dxa" w:w="2800"/>
+            <w:tcW w:type="dxa" w:w="2100"/>
+            <w:tcBorders>
+              <w:top w:val="single" w:color="BFBFBF" w:sz="4"/>
+              <w:left w:val="single" w:color="BFBFBF" w:sz="4"/>
+              <w:bottom w:val="single" w:color="BFBFBF" w:sz="4"/>
+              <w:right w:val="single" w:color="BFBFBF" w:sz="4"/>
+            </w:tcBorders>
+            <w:tcMar>
+              <w:top w:type="dxa" w:w="50"/>
+              <w:left w:type="dxa" w:w="80"/>
+              <w:bottom w:type="dxa" w:w="50"/>
+              <w:right w:type="dxa" w:w="80"/>
+            </w:tcMar>
+            <w:vAlign w:val="center"/>
+          </w:tcPr>
+          <w:p>
+            <w:pPr>
+              <w:jc w:val="center"/>
+            </w:pPr>
+            <w:r>
+              <w:rPr>
+                <w:rFonts w:ascii="Arial" w:cs="Arial" w:eastAsia="Arial" w:hAnsi="Arial"/>
+                <w:b w:val="false"/>
+                <w:bCs w:val="false"/>
+                <w:sz w:val="18"/>
+                <w:szCs w:val="18"/>
+              </w:rPr>
+              <w:t xml:space="preserve">sin cambio</w:t>
+            </w:r>
+          </w:p>
+        </w:tc>
+        <w:tc>
+          <w:tcPr>
+            <w:tcW w:type="dxa" w:w="2100"/>
             <w:tcBorders>
               <w:top w:val="single" w:color="BFBFBF" w:sz="4"/>
               <w:left w:val="single" w:color="BFBFBF" w:sz="4"/>
@@ -20586,7 +24486,7 @@
           <w:sz w:val="22"/>
           <w:szCs w:val="22"/>
         </w:rPr>
-        <w:t xml:space="preserve">Los 10 cálculos analíticos coinciden con la simulación numérica en MATLAB y con el ensamble de Inventor con un error máximo de 0.0069 %, que se explica por la derivación numérica (error ∝ Δθ²). La calculadora de MATLAB y la de Excel dan los mismos valores.</w:t>
+        <w:t xml:space="preserve">Los planos de fabricación (Anexo D) confirman que el modelo real tiene a = 35.0 mm, b = 132.0 mm y c = 50.0 − 70.0 = −20.0 mm, las mismas dimensiones de todos los cálculos, así que los resultados no requieren corrección. Sus holguras (pasadores Ø 14.5 en agujeros Ø 15) predicen hasta 1.5 mm de juego, y en el video se midieron 1.55 mm.</w:t>
       </w:r>
     </w:p>
     <w:p>
@@ -20604,7 +24504,7 @@
           <w:sz w:val="22"/>
           <w:szCs w:val="22"/>
         </w:rPr>
-        <w:t xml:space="preserve">A 30 rpm el bloque alcanza 119.8 mm/s (θ₂ ≈ 69°) y 441.5 mm/s² (junto al punto muerto exterior); la biela gira como máximo a 0.843 rad/s. Las fuerzas de inercia (≈ 0.53 N) son pequeñas frente a la fricción, así que un motorreductor de unos 5 kgf·cm es suficiente.</w:t>
+        <w:t xml:space="preserve">Los 10 cálculos analíticos coinciden con la simulación numérica en MATLAB y con el ensamble de Inventor con un error máximo de 0.0069 %, que se explica por la derivación numérica (error ∝ Δθ²). La calculadora de MATLAB y la de Excel dan los mismos valores.</w:t>
       </w:r>
     </w:p>
     <w:p>
@@ -20622,7 +24522,7 @@
           <w:sz w:val="22"/>
           <w:szCs w:val="22"/>
         </w:rPr>
-        <w:t xml:space="preserve">La carrera es casi 2a (∂S/∂a ≈ 2): en el modelo físico la precisión de la manivela es lo que más afecta a la dosis.</w:t>
+        <w:t xml:space="preserve">A 30 rpm el bloque alcanza 119.8 mm/s (θ₂ ≈ 69°) y 441.5 mm/s² (junto al punto muerto exterior); la biela gira como máximo a 0.843 rad/s. Las fuerzas de inercia (≈ 0.53 N) son pequeñas frente a la fricción: el par requerido es ≈ 1.6 kgf·cm a 30 rpm y ≈ 1.8 kgf·cm a la velocidad medida, y el motorreductor de 3–6 V y 120 rpm lo entregó sin trabarse.</w:t>
       </w:r>
     </w:p>
     <w:p>
@@ -20640,7 +24540,7 @@
           <w:sz w:val="22"/>
           <w:szCs w:val="22"/>
         </w:rPr>
-        <w:t xml:space="preserve">Para que la tolva descargue bien, conviene recorrer la caja unos 67 mm hacia la salida.</w:t>
+        <w:t xml:space="preserve">La carrera es casi 2a (∂S/∂a ≈ 2): en el modelo físico la precisión de la manivela es lo que más afecta a la dosis.</w:t>
       </w:r>
     </w:p>
     <w:p>
@@ -20658,7 +24558,7 @@
           <w:sz w:val="22"/>
           <w:szCs w:val="22"/>
         </w:rPr>
-        <w:t xml:space="preserve">El modelo físico reproduce la cinemática calculada: la posición del bloque medida en 127 cuadros difiere de la teórica en 1.77 mm RMS (2.5 % de la carrera) y el punto muerto interior coincide con 0.01 mm de diferencia.</w:t>
+        <w:t xml:space="preserve">Para que la tolva descargue bien, conviene recorrer la caja unos 67 mm hacia la salida.</w:t>
       </w:r>
     </w:p>
     <w:p>
@@ -20676,7 +24576,7 @@
           <w:sz w:val="22"/>
           <w:szCs w:val="22"/>
         </w:rPr>
-        <w:t xml:space="preserve">El motor giró a 43.4 ± 1.0 rpm, 45 % más rápido que los 30 rpm de diseño. Con la velocidad medida, los picos de velocidad del bloque coinciden con la teoría dentro de ±5 %; en el funcionamiento real la aceleración máxima del bloque sube a 925 mm/s².</w:t>
+        <w:t xml:space="preserve">El modelo físico reproduce la cinemática calculada: la posición del bloque medida en 127 cuadros difiere de la teórica en 1.77 mm RMS (2.5 % de la carrera) y el punto muerto interior coincide con 0.01 mm de diferencia.</w:t>
       </w:r>
     </w:p>
     <w:p>
@@ -20694,6 +24594,24 @@
           <w:sz w:val="22"/>
           <w:szCs w:val="22"/>
         </w:rPr>
+        <w:t xml:space="preserve">El motor (120 rpm nominales) giró con carga a 43.4 ± 1.0 rpm, 45 % más rápido que los 30 rpm de diseño y al 36 % de su velocidad nominal. Con la velocidad medida, los picos de velocidad del bloque coinciden con la teoría dentro de ±5 %; en el funcionamiento real la aceleración máxima del bloque sube a 925 mm/s².</w:t>
+      </w:r>
+    </w:p>
+    <w:p>
+      <w:pPr>
+        <w:pStyle w:val="ListParagraph"/>
+        <w:numPr>
+          <w:ilvl w:val="0"/>
+          <w:numId w:val="5"/>
+        </w:numPr>
+        <w:spacing w:after="60" w:line="276"/>
+      </w:pPr>
+      <w:r>
+        <w:rPr>
+          <w:rFonts w:ascii="Arial" w:cs="Arial" w:eastAsia="Arial" w:hAnsi="Arial"/>
+          <w:sz w:val="22"/>
+          <w:szCs w:val="22"/>
+        </w:rPr>
         <w:t xml:space="preserve">Las principales fuentes de discrepancia son la falta de control de velocidad del motor, que además fluctúa ±14 % por la carga (α₂ ≠ 0), y las holguras de los pasadores (≈ 1.6 mm de juego al invertir el movimiento); las tolerancias de manufactura tienen un efecto menor.</w:t>
       </w:r>
     </w:p>
@@ -20830,7 +24748,7 @@
           <w:sz w:val="20"/>
           <w:szCs w:val="20"/>
         </w:rPr>
-        <w:t xml:space="preserve">Tabla 10. </w:t>
+        <w:t xml:space="preserve">Tabla 13. </w:t>
       </w:r>
       <w:r>
         <w:rPr>
@@ -24183,7 +28101,7 @@
           <wp:inline distT="0" distB="0" distL="0" distR="0">
             <wp:extent cx="5943600" cy="3114675"/>
             <wp:effectExtent t="0" r="0" b="0" l="0"/>
-            <wp:docPr id="1" name="fig13" descr="Calculadora de Mecanismos en θ₂ = 36° (posición 2): mismos valores que el ejemplo resuelto de la sección 7.3." title="Figura 13"/>
+            <wp:docPr id="1" name="fig14" descr="Calculadora de Mecanismos en θ₂ = 36° (posición 2): mismos valores que el ejemplo resuelto de la sección 7.3." title="Figura 14"/>
             <wp:cNvGraphicFramePr>
               <a:graphicFrameLocks xmlns:a="http://schemas.openxmlformats.org/drawingml/2006/main" noChangeAspect="1"/>
             </wp:cNvGraphicFramePr>
@@ -24197,7 +28115,7 @@
                     </pic:cNvPicPr>
                   </pic:nvPicPr>
                   <pic:blipFill>
-                    <a:blip r:embed="rId21" cstate="none"/>
+                    <a:blip r:embed="rId24" cstate="none"/>
                     <a:srcRect/>
                     <a:stretch>
                       <a:fillRect/>
@@ -24234,7 +28152,7 @@
           <w:sz w:val="19"/>
           <w:szCs w:val="19"/>
         </w:rPr>
-        <w:t xml:space="preserve">Figura 13. </w:t>
+        <w:t xml:space="preserve">Figura 14. </w:t>
       </w:r>
       <w:r>
         <w:rPr>
@@ -24258,7 +28176,7 @@
           <wp:inline distT="0" distB="0" distL="0" distR="0">
             <wp:extent cx="5943600" cy="3114675"/>
             <wp:effectExtent t="0" r="0" b="0" l="0"/>
-            <wp:docPr id="1" name="fig14" descr="Calculadora de Mecanismos en θ₂ = 216° (posición 7)." title="Figura 14"/>
+            <wp:docPr id="1" name="fig15" descr="Calculadora de Mecanismos en θ₂ = 216° (posición 7)." title="Figura 15"/>
             <wp:cNvGraphicFramePr>
               <a:graphicFrameLocks xmlns:a="http://schemas.openxmlformats.org/drawingml/2006/main" noChangeAspect="1"/>
             </wp:cNvGraphicFramePr>
@@ -24272,7 +28190,7 @@
                     </pic:cNvPicPr>
                   </pic:nvPicPr>
                   <pic:blipFill>
-                    <a:blip r:embed="rId22" cstate="none"/>
+                    <a:blip r:embed="rId25" cstate="none"/>
                     <a:srcRect/>
                     <a:stretch>
                       <a:fillRect/>
@@ -24309,7 +28227,7 @@
           <w:sz w:val="19"/>
           <w:szCs w:val="19"/>
         </w:rPr>
-        <w:t xml:space="preserve">Figura 14. </w:t>
+        <w:t xml:space="preserve">Figura 15. </w:t>
       </w:r>
       <w:r>
         <w:rPr>
@@ -24377,7 +28295,7 @@
           <w:sz w:val="20"/>
           <w:szCs w:val="20"/>
         </w:rPr>
-        <w:t xml:space="preserve">Tabla 11. </w:t>
+        <w:t xml:space="preserve">Tabla 14. </w:t>
       </w:r>
       <w:r>
         <w:rPr>
@@ -24644,6 +28562,107 @@
                 <w:sz w:val="18"/>
                 <w:szCs w:val="18"/>
               </w:rPr>
+              <w:t xml:space="preserve">b, c</w:t>
+            </w:r>
+          </w:p>
+        </w:tc>
+        <w:tc>
+          <w:tcPr>
+            <w:tcW w:type="dxa" w:w="2500"/>
+            <w:tcBorders>
+              <w:top w:val="single" w:color="BFBFBF" w:sz="4"/>
+              <w:left w:val="single" w:color="BFBFBF" w:sz="4"/>
+              <w:bottom w:val="single" w:color="BFBFBF" w:sz="4"/>
+              <w:right w:val="single" w:color="BFBFBF" w:sz="4"/>
+            </w:tcBorders>
+            <w:tcMar>
+              <w:top w:type="dxa" w:w="50"/>
+              <w:left w:type="dxa" w:w="80"/>
+              <w:bottom w:type="dxa" w:w="50"/>
+              <w:right w:type="dxa" w:w="80"/>
+            </w:tcMar>
+            <w:vAlign w:val="center"/>
+          </w:tcPr>
+          <w:p>
+            <w:pPr>
+              <w:jc w:val="left"/>
+            </w:pPr>
+            <w:r>
+              <w:rPr>
+                <w:rFonts w:ascii="Arial" w:cs="Arial" w:eastAsia="Arial" w:hAnsi="Arial"/>
+                <w:b w:val="false"/>
+                <w:bCs w:val="false"/>
+                <w:sz w:val="18"/>
+                <w:szCs w:val="18"/>
+              </w:rPr>
+              <w:t xml:space="preserve">P2 b-c) Piezas y motor</w:t>
+            </w:r>
+          </w:p>
+        </w:tc>
+        <w:tc>
+          <w:tcPr>
+            <w:tcW w:type="dxa" w:w="5960"/>
+            <w:tcBorders>
+              <w:top w:val="single" w:color="BFBFBF" w:sz="4"/>
+              <w:left w:val="single" w:color="BFBFBF" w:sz="4"/>
+              <w:bottom w:val="single" w:color="BFBFBF" w:sz="4"/>
+              <w:right w:val="single" w:color="BFBFBF" w:sz="4"/>
+            </w:tcBorders>
+            <w:tcMar>
+              <w:top w:type="dxa" w:w="50"/>
+              <w:left w:type="dxa" w:w="80"/>
+              <w:bottom w:type="dxa" w:w="50"/>
+              <w:right w:type="dxa" w:w="80"/>
+            </w:tcMar>
+            <w:vAlign w:val="center"/>
+          </w:tcPr>
+          <w:p>
+            <w:pPr>
+              <w:jc w:val="left"/>
+            </w:pPr>
+            <w:r>
+              <w:rPr>
+                <w:rFonts w:ascii="Arial" w:cs="Arial" w:eastAsia="Arial" w:hAnsi="Arial"/>
+                <w:b w:val="false"/>
+                <w:bCs w:val="false"/>
+                <w:sz w:val="18"/>
+                <w:szCs w:val="18"/>
+              </w:rPr>
+              <w:t xml:space="preserve">Dimensiones reales de los planos, de dónde salen a, b y c (comprobación automática), holguras, masa estimada y carga del motor a 30 rpm, a la velocidad medida y a 120 rpm.</w:t>
+            </w:r>
+          </w:p>
+        </w:tc>
+      </w:tr>
+      <w:tr>
+        <w:tc>
+          <w:tcPr>
+            <w:tcW w:type="dxa" w:w="900"/>
+            <w:tcBorders>
+              <w:top w:val="single" w:color="BFBFBF" w:sz="4"/>
+              <w:left w:val="single" w:color="BFBFBF" w:sz="4"/>
+              <w:bottom w:val="single" w:color="BFBFBF" w:sz="4"/>
+              <w:right w:val="single" w:color="BFBFBF" w:sz="4"/>
+            </w:tcBorders>
+            <w:tcMar>
+              <w:top w:type="dxa" w:w="50"/>
+              <w:left w:type="dxa" w:w="80"/>
+              <w:bottom w:type="dxa" w:w="50"/>
+              <w:right w:type="dxa" w:w="80"/>
+            </w:tcMar>
+            <w:vAlign w:val="center"/>
+          </w:tcPr>
+          <w:p>
+            <w:pPr>
+              <w:jc w:val="center"/>
+            </w:pPr>
+            <w:r>
+              <w:rPr>
+                <w:rFonts w:ascii="Arial" w:cs="Arial" w:eastAsia="Arial" w:hAnsi="Arial"/>
+                <w:b w:val="false"/>
+                <w:bCs w:val="false"/>
+                <w:sz w:val="18"/>
+                <w:szCs w:val="18"/>
+              </w:rPr>
               <w:t xml:space="preserve">e</w:t>
             </w:r>
           </w:p>
@@ -25136,7 +29155,7 @@
           <wp:inline distT="0" distB="0" distL="0" distR="0">
             <wp:extent cx="5943600" cy="3457575"/>
             <wp:effectExtent t="0" r="0" b="0" l="0"/>
-            <wp:docPr id="1" name="fig15" descr="Hoja &quot;P2 e) 10 posiciones&quot; del Excel: los 10 cálculos y la comprobación contra la calculadora de MATLAB." title="Figura 15"/>
+            <wp:docPr id="1" name="fig16" descr="Hoja &quot;P2 e) 10 posiciones&quot; del Excel: los 10 cálculos y la comprobación contra la calculadora de MATLAB." title="Figura 16"/>
             <wp:cNvGraphicFramePr>
               <a:graphicFrameLocks xmlns:a="http://schemas.openxmlformats.org/drawingml/2006/main" noChangeAspect="1"/>
             </wp:cNvGraphicFramePr>
@@ -25150,7 +29169,7 @@
                     </pic:cNvPicPr>
                   </pic:nvPicPr>
                   <pic:blipFill>
-                    <a:blip r:embed="rId23" cstate="none"/>
+                    <a:blip r:embed="rId26" cstate="none"/>
                     <a:srcRect/>
                     <a:stretch>
                       <a:fillRect/>
@@ -25187,7 +29206,7 @@
           <w:sz w:val="19"/>
           <w:szCs w:val="19"/>
         </w:rPr>
-        <w:t xml:space="preserve">Figura 15. </w:t>
+        <w:t xml:space="preserve">Figura 16. </w:t>
       </w:r>
       <w:r>
         <w:rPr>
@@ -25211,7 +29230,7 @@
           <wp:inline distT="0" distB="0" distL="0" distR="0">
             <wp:extent cx="5943600" cy="4457700"/>
             <wp:effectExtent t="0" r="0" b="0" l="0"/>
-            <wp:docPr id="1" name="fig16" descr="Hoja &quot;P2 Graficas&quot; del Excel: variables del mecanismo en función del ángulo de entrada." title="Figura 16"/>
+            <wp:docPr id="1" name="fig17" descr="Hoja &quot;P2 Graficas&quot; del Excel: variables del mecanismo en función del ángulo de entrada." title="Figura 17"/>
             <wp:cNvGraphicFramePr>
               <a:graphicFrameLocks xmlns:a="http://schemas.openxmlformats.org/drawingml/2006/main" noChangeAspect="1"/>
             </wp:cNvGraphicFramePr>
@@ -25225,7 +29244,7 @@
                     </pic:cNvPicPr>
                   </pic:nvPicPr>
                   <pic:blipFill>
-                    <a:blip r:embed="rId24" cstate="none"/>
+                    <a:blip r:embed="rId27" cstate="none"/>
                     <a:srcRect/>
                     <a:stretch>
                       <a:fillRect/>
@@ -25262,7 +29281,7 @@
           <w:sz w:val="19"/>
           <w:szCs w:val="19"/>
         </w:rPr>
-        <w:t xml:space="preserve">Figura 16. </w:t>
+        <w:t xml:space="preserve">Figura 17. </w:t>
       </w:r>
       <w:r>
         <w:rPr>
@@ -25392,7 +29411,7 @@
           <w:sz w:val="22"/>
           <w:szCs w:val="22"/>
         </w:rPr>
-        <w:t xml:space="preserve">figuras del informe y animacion_dosificador.gif para la presentación.</w:t>
+        <w:t xml:space="preserve">figuras del informe (fig_c_desde_planos.png muestra de dónde salen a, b y c) y animacion_dosificador.gif para la presentación.</w:t>
       </w:r>
     </w:p>
     <w:p>
@@ -25420,7 +29439,7 @@
           <w:sz w:val="22"/>
           <w:szCs w:val="22"/>
         </w:rPr>
-        <w:t xml:space="preserve">modelo 3D (Ensamblaje.iam y piezas).</w:t>
+        <w:t xml:space="preserve">modelo 3D (Ensamblaje.iam y piezas) y planos de dimensiones de cada pieza (Dimensiones_de_piezas.pdf, Anexo D).</w:t>
       </w:r>
     </w:p>
     <w:p>
@@ -25451,12 +29470,2211 @@
         <w:t xml:space="preserve">video del modelo funcionando (video_modelo_funcionando.mp4), captura y datos de Tracker del grupo (tracker_masa_A.csv), ángulo de la manivela cuadro por cuadro (theta2_video.csv), posición medida del bloque (medicion_video.csv), resultados (resultados_g.json) y el script que hace todo el análisis del video y las figuras g1 a g4 (analisis_video.py).</w:t>
       </w:r>
     </w:p>
+    <w:p>
+      <w:pPr>
+        <w:sectPr>
+          <w:headerReference w:type="default" r:id="rId7"/>
+          <w:footerReference w:type="default" r:id="rId8"/>
+          <w:pgSz w:w="12240" w:h="15840" w:orient="portrait"/>
+          <w:pgMar w:top="1440" w:right="1440" w:bottom="1440" w:left="1440" w:header="708" w:footer="708" w:gutter="0"/>
+          <w:pgNumType w:start="1"/>
+          <w:docGrid w:linePitch="360"/>
+        </w:sectPr>
+      </w:pPr>
+    </w:p>
+    <w:p>
+      <w:pPr>
+        <w:pStyle w:val="Heading1"/>
+      </w:pPr>
+      <w:r>
+        <w:t xml:space="preserve">Anexo D. Planos de dimensiones de las piezas</w:t>
+      </w:r>
+    </w:p>
+    <w:p>
+      <w:pPr>
+        <w:spacing w:after="120" w:line="276"/>
+        <w:jc w:val="both"/>
+      </w:pPr>
+      <w:r>
+        <w:rPr>
+          <w:rFonts w:ascii="Arial" w:cs="Arial" w:eastAsia="Arial" w:hAnsi="Arial"/>
+          <w:sz w:val="22"/>
+          <w:szCs w:val="22"/>
+        </w:rPr>
+        <w:t xml:space="preserve">Planos de fabricación de las piezas del modelo, hechos en Autodesk Inventor el 20/09/2026 (archivo original: 5_Inventor/Dimensiones_de_piezas.pdf). Las cotas están en milímetros y la escala de cada hoja está en su cuadro de rotulación. El archivo trae las hojas 1 a 6, 8 y 9 de la numeración de Inventor. En la sección 4.1 se explica qué dato del cálculo sale de cada plano.</w:t>
+      </w:r>
+    </w:p>
+    <w:p>
+      <w:pPr>
+        <w:keepNext/>
+        <w:spacing w:after="60" w:before="160"/>
+        <w:jc w:val="center"/>
+      </w:pPr>
+      <w:r>
+        <w:rPr>
+          <w:rFonts w:ascii="Arial" w:cs="Arial" w:eastAsia="Arial" w:hAnsi="Arial"/>
+          <w:b/>
+          <w:bCs/>
+          <w:sz w:val="20"/>
+          <w:szCs w:val="20"/>
+        </w:rPr>
+        <w:t xml:space="preserve">Tabla 15. </w:t>
+      </w:r>
+      <w:r>
+        <w:rPr>
+          <w:rFonts w:ascii="Arial" w:cs="Arial" w:eastAsia="Arial" w:hAnsi="Arial"/>
+          <w:sz w:val="20"/>
+          <w:szCs w:val="20"/>
+        </w:rPr>
+        <w:t xml:space="preserve">Índice de planos</w:t>
+      </w:r>
+    </w:p>
+    <w:tbl>
+      <w:tblPr>
+        <w:tblW w:type="dxa" w:w="10300"/>
+        <w:jc w:val="center"/>
+        <w:tblBorders>
+          <w:top w:val="single" w:color="auto" w:sz="4"/>
+          <w:left w:val="single" w:color="auto" w:sz="4"/>
+          <w:bottom w:val="single" w:color="auto" w:sz="4"/>
+          <w:right w:val="single" w:color="auto" w:sz="4"/>
+          <w:insideH w:val="single" w:color="auto" w:sz="4"/>
+          <w:insideV w:val="single" w:color="auto" w:sz="4"/>
+        </w:tblBorders>
+      </w:tblPr>
+      <w:tblGrid>
+        <w:gridCol w:w="900"/>
+        <w:gridCol w:w="3400"/>
+        <w:gridCol w:w="1200"/>
+        <w:gridCol w:w="1200"/>
+        <w:gridCol w:w="3600"/>
+      </w:tblGrid>
+      <w:tr>
+        <w:trPr>
+          <w:tblHeader/>
+        </w:trPr>
+        <w:tc>
+          <w:tcPr>
+            <w:tcW w:type="dxa" w:w="900"/>
+            <w:tcBorders>
+              <w:top w:val="single" w:color="BFBFBF" w:sz="4"/>
+              <w:left w:val="single" w:color="BFBFBF" w:sz="4"/>
+              <w:bottom w:val="single" w:color="BFBFBF" w:sz="4"/>
+              <w:right w:val="single" w:color="BFBFBF" w:sz="4"/>
+            </w:tcBorders>
+            <w:shd w:fill="D9E1F2" w:color="auto" w:val="clear"/>
+            <w:tcMar>
+              <w:top w:type="dxa" w:w="50"/>
+              <w:left w:type="dxa" w:w="80"/>
+              <w:bottom w:type="dxa" w:w="50"/>
+              <w:right w:type="dxa" w:w="80"/>
+            </w:tcMar>
+            <w:vAlign w:val="center"/>
+          </w:tcPr>
+          <w:p>
+            <w:pPr>
+              <w:jc w:val="center"/>
+            </w:pPr>
+            <w:r>
+              <w:rPr>
+                <w:rFonts w:ascii="Arial" w:cs="Arial" w:eastAsia="Arial" w:hAnsi="Arial"/>
+                <w:b/>
+                <w:bCs/>
+                <w:sz w:val="18"/>
+                <w:szCs w:val="18"/>
+              </w:rPr>
+              <w:t xml:space="preserve">Hoja</w:t>
+            </w:r>
+          </w:p>
+        </w:tc>
+        <w:tc>
+          <w:tcPr>
+            <w:tcW w:type="dxa" w:w="3400"/>
+            <w:tcBorders>
+              <w:top w:val="single" w:color="BFBFBF" w:sz="4"/>
+              <w:left w:val="single" w:color="BFBFBF" w:sz="4"/>
+              <w:bottom w:val="single" w:color="BFBFBF" w:sz="4"/>
+              <w:right w:val="single" w:color="BFBFBF" w:sz="4"/>
+            </w:tcBorders>
+            <w:shd w:fill="D9E1F2" w:color="auto" w:val="clear"/>
+            <w:tcMar>
+              <w:top w:type="dxa" w:w="50"/>
+              <w:left w:type="dxa" w:w="80"/>
+              <w:bottom w:type="dxa" w:w="50"/>
+              <w:right w:type="dxa" w:w="80"/>
+            </w:tcMar>
+            <w:vAlign w:val="center"/>
+          </w:tcPr>
+          <w:p>
+            <w:pPr>
+              <w:jc w:val="center"/>
+            </w:pPr>
+            <w:r>
+              <w:rPr>
+                <w:rFonts w:ascii="Arial" w:cs="Arial" w:eastAsia="Arial" w:hAnsi="Arial"/>
+                <w:b/>
+                <w:bCs/>
+                <w:sz w:val="18"/>
+                <w:szCs w:val="18"/>
+              </w:rPr>
+              <w:t xml:space="preserve">Pieza</w:t>
+            </w:r>
+          </w:p>
+        </w:tc>
+        <w:tc>
+          <w:tcPr>
+            <w:tcW w:type="dxa" w:w="1200"/>
+            <w:tcBorders>
+              <w:top w:val="single" w:color="BFBFBF" w:sz="4"/>
+              <w:left w:val="single" w:color="BFBFBF" w:sz="4"/>
+              <w:bottom w:val="single" w:color="BFBFBF" w:sz="4"/>
+              <w:right w:val="single" w:color="BFBFBF" w:sz="4"/>
+            </w:tcBorders>
+            <w:shd w:fill="D9E1F2" w:color="auto" w:val="clear"/>
+            <w:tcMar>
+              <w:top w:type="dxa" w:w="50"/>
+              <w:left w:type="dxa" w:w="80"/>
+              <w:bottom w:type="dxa" w:w="50"/>
+              <w:right w:type="dxa" w:w="80"/>
+            </w:tcMar>
+            <w:vAlign w:val="center"/>
+          </w:tcPr>
+          <w:p>
+            <w:pPr>
+              <w:jc w:val="center"/>
+            </w:pPr>
+            <w:r>
+              <w:rPr>
+                <w:rFonts w:ascii="Arial" w:cs="Arial" w:eastAsia="Arial" w:hAnsi="Arial"/>
+                <w:b/>
+                <w:bCs/>
+                <w:sz w:val="18"/>
+                <w:szCs w:val="18"/>
+              </w:rPr>
+              <w:t xml:space="preserve">Escala</w:t>
+            </w:r>
+          </w:p>
+        </w:tc>
+        <w:tc>
+          <w:tcPr>
+            <w:tcW w:type="dxa" w:w="1200"/>
+            <w:tcBorders>
+              <w:top w:val="single" w:color="BFBFBF" w:sz="4"/>
+              <w:left w:val="single" w:color="BFBFBF" w:sz="4"/>
+              <w:bottom w:val="single" w:color="BFBFBF" w:sz="4"/>
+              <w:right w:val="single" w:color="BFBFBF" w:sz="4"/>
+            </w:tcBorders>
+            <w:shd w:fill="D9E1F2" w:color="auto" w:val="clear"/>
+            <w:tcMar>
+              <w:top w:type="dxa" w:w="50"/>
+              <w:left w:type="dxa" w:w="80"/>
+              <w:bottom w:type="dxa" w:w="50"/>
+              <w:right w:type="dxa" w:w="80"/>
+            </w:tcMar>
+            <w:vAlign w:val="center"/>
+          </w:tcPr>
+          <w:p>
+            <w:pPr>
+              <w:jc w:val="center"/>
+            </w:pPr>
+            <w:r>
+              <w:rPr>
+                <w:rFonts w:ascii="Arial" w:cs="Arial" w:eastAsia="Arial" w:hAnsi="Arial"/>
+                <w:b/>
+                <w:bCs/>
+                <w:sz w:val="18"/>
+                <w:szCs w:val="18"/>
+              </w:rPr>
+              <w:t xml:space="preserve">Figura</w:t>
+            </w:r>
+          </w:p>
+        </w:tc>
+        <w:tc>
+          <w:tcPr>
+            <w:tcW w:type="dxa" w:w="3600"/>
+            <w:tcBorders>
+              <w:top w:val="single" w:color="BFBFBF" w:sz="4"/>
+              <w:left w:val="single" w:color="BFBFBF" w:sz="4"/>
+              <w:bottom w:val="single" w:color="BFBFBF" w:sz="4"/>
+              <w:right w:val="single" w:color="BFBFBF" w:sz="4"/>
+            </w:tcBorders>
+            <w:shd w:fill="D9E1F2" w:color="auto" w:val="clear"/>
+            <w:tcMar>
+              <w:top w:type="dxa" w:w="50"/>
+              <w:left w:type="dxa" w:w="80"/>
+              <w:bottom w:type="dxa" w:w="50"/>
+              <w:right w:type="dxa" w:w="80"/>
+            </w:tcMar>
+            <w:vAlign w:val="center"/>
+          </w:tcPr>
+          <w:p>
+            <w:pPr>
+              <w:jc w:val="center"/>
+            </w:pPr>
+            <w:r>
+              <w:rPr>
+                <w:rFonts w:ascii="Arial" w:cs="Arial" w:eastAsia="Arial" w:hAnsi="Arial"/>
+                <w:b/>
+                <w:bCs/>
+                <w:sz w:val="18"/>
+                <w:szCs w:val="18"/>
+              </w:rPr>
+              <w:t xml:space="preserve">Dato para el cálculo</w:t>
+            </w:r>
+          </w:p>
+        </w:tc>
+      </w:tr>
+      <w:tr>
+        <w:tc>
+          <w:tcPr>
+            <w:tcW w:type="dxa" w:w="900"/>
+            <w:tcBorders>
+              <w:top w:val="single" w:color="BFBFBF" w:sz="4"/>
+              <w:left w:val="single" w:color="BFBFBF" w:sz="4"/>
+              <w:bottom w:val="single" w:color="BFBFBF" w:sz="4"/>
+              <w:right w:val="single" w:color="BFBFBF" w:sz="4"/>
+            </w:tcBorders>
+            <w:tcMar>
+              <w:top w:type="dxa" w:w="50"/>
+              <w:left w:type="dxa" w:w="80"/>
+              <w:bottom w:type="dxa" w:w="50"/>
+              <w:right w:type="dxa" w:w="80"/>
+            </w:tcMar>
+            <w:vAlign w:val="center"/>
+          </w:tcPr>
+          <w:p>
+            <w:pPr>
+              <w:jc w:val="center"/>
+            </w:pPr>
+            <w:r>
+              <w:rPr>
+                <w:rFonts w:ascii="Arial" w:cs="Arial" w:eastAsia="Arial" w:hAnsi="Arial"/>
+                <w:b w:val="false"/>
+                <w:bCs w:val="false"/>
+                <w:sz w:val="18"/>
+                <w:szCs w:val="18"/>
+              </w:rPr>
+              <w:t xml:space="preserve">1</w:t>
+            </w:r>
+          </w:p>
+        </w:tc>
+        <w:tc>
+          <w:tcPr>
+            <w:tcW w:type="dxa" w:w="3400"/>
+            <w:tcBorders>
+              <w:top w:val="single" w:color="BFBFBF" w:sz="4"/>
+              <w:left w:val="single" w:color="BFBFBF" w:sz="4"/>
+              <w:bottom w:val="single" w:color="BFBFBF" w:sz="4"/>
+              <w:right w:val="single" w:color="BFBFBF" w:sz="4"/>
+            </w:tcBorders>
+            <w:tcMar>
+              <w:top w:type="dxa" w:w="50"/>
+              <w:left w:type="dxa" w:w="80"/>
+              <w:bottom w:type="dxa" w:w="50"/>
+              <w:right w:type="dxa" w:w="80"/>
+            </w:tcMar>
+            <w:vAlign w:val="center"/>
+          </w:tcPr>
+          <w:p>
+            <w:pPr>
+              <w:jc w:val="left"/>
+            </w:pPr>
+            <w:r>
+              <w:rPr>
+                <w:rFonts w:ascii="Arial" w:cs="Arial" w:eastAsia="Arial" w:hAnsi="Arial"/>
+                <w:b w:val="false"/>
+                <w:bCs w:val="false"/>
+                <w:sz w:val="18"/>
+                <w:szCs w:val="18"/>
+              </w:rPr>
+              <w:t xml:space="preserve">Base con soporte de la manivela</w:t>
+            </w:r>
+          </w:p>
+        </w:tc>
+        <w:tc>
+          <w:tcPr>
+            <w:tcW w:type="dxa" w:w="1200"/>
+            <w:tcBorders>
+              <w:top w:val="single" w:color="BFBFBF" w:sz="4"/>
+              <w:left w:val="single" w:color="BFBFBF" w:sz="4"/>
+              <w:bottom w:val="single" w:color="BFBFBF" w:sz="4"/>
+              <w:right w:val="single" w:color="BFBFBF" w:sz="4"/>
+            </w:tcBorders>
+            <w:tcMar>
+              <w:top w:type="dxa" w:w="50"/>
+              <w:left w:type="dxa" w:w="80"/>
+              <w:bottom w:type="dxa" w:w="50"/>
+              <w:right w:type="dxa" w:w="80"/>
+            </w:tcMar>
+            <w:vAlign w:val="center"/>
+          </w:tcPr>
+          <w:p>
+            <w:pPr>
+              <w:jc w:val="center"/>
+            </w:pPr>
+            <w:r>
+              <w:rPr>
+                <w:rFonts w:ascii="Arial" w:cs="Arial" w:eastAsia="Arial" w:hAnsi="Arial"/>
+                <w:b w:val="false"/>
+                <w:bCs w:val="false"/>
+                <w:sz w:val="18"/>
+                <w:szCs w:val="18"/>
+              </w:rPr>
+              <w:t xml:space="preserve">1:3</w:t>
+            </w:r>
+          </w:p>
+        </w:tc>
+        <w:tc>
+          <w:tcPr>
+            <w:tcW w:type="dxa" w:w="1200"/>
+            <w:tcBorders>
+              <w:top w:val="single" w:color="BFBFBF" w:sz="4"/>
+              <w:left w:val="single" w:color="BFBFBF" w:sz="4"/>
+              <w:bottom w:val="single" w:color="BFBFBF" w:sz="4"/>
+              <w:right w:val="single" w:color="BFBFBF" w:sz="4"/>
+            </w:tcBorders>
+            <w:tcMar>
+              <w:top w:type="dxa" w:w="50"/>
+              <w:left w:type="dxa" w:w="80"/>
+              <w:bottom w:type="dxa" w:w="50"/>
+              <w:right w:type="dxa" w:w="80"/>
+            </w:tcMar>
+            <w:vAlign w:val="center"/>
+          </w:tcPr>
+          <w:p>
+            <w:pPr>
+              <w:jc w:val="center"/>
+            </w:pPr>
+            <w:r>
+              <w:rPr>
+                <w:rFonts w:ascii="Arial" w:cs="Arial" w:eastAsia="Arial" w:hAnsi="Arial"/>
+                <w:b w:val="false"/>
+                <w:bCs w:val="false"/>
+                <w:sz w:val="18"/>
+                <w:szCs w:val="18"/>
+              </w:rPr>
+              <w:t xml:space="preserve">18</w:t>
+            </w:r>
+          </w:p>
+        </w:tc>
+        <w:tc>
+          <w:tcPr>
+            <w:tcW w:type="dxa" w:w="3600"/>
+            <w:tcBorders>
+              <w:top w:val="single" w:color="BFBFBF" w:sz="4"/>
+              <w:left w:val="single" w:color="BFBFBF" w:sz="4"/>
+              <w:bottom w:val="single" w:color="BFBFBF" w:sz="4"/>
+              <w:right w:val="single" w:color="BFBFBF" w:sz="4"/>
+            </w:tcBorders>
+            <w:tcMar>
+              <w:top w:type="dxa" w:w="50"/>
+              <w:left w:type="dxa" w:w="80"/>
+              <w:bottom w:type="dxa" w:w="50"/>
+              <w:right w:type="dxa" w:w="80"/>
+            </w:tcMar>
+            <w:vAlign w:val="center"/>
+          </w:tcPr>
+          <w:p>
+            <w:pPr>
+              <w:jc w:val="left"/>
+            </w:pPr>
+            <w:r>
+              <w:rPr>
+                <w:rFonts w:ascii="Arial" w:cs="Arial" w:eastAsia="Arial" w:hAnsi="Arial"/>
+                <w:b w:val="false"/>
+                <w:bCs w:val="false"/>
+                <w:sz w:val="18"/>
+                <w:szCs w:val="18"/>
+              </w:rPr>
+              <w:t xml:space="preserve">altura de O₂ = 70.0 mm</w:t>
+            </w:r>
+          </w:p>
+        </w:tc>
+      </w:tr>
+      <w:tr>
+        <w:tc>
+          <w:tcPr>
+            <w:tcW w:type="dxa" w:w="900"/>
+            <w:tcBorders>
+              <w:top w:val="single" w:color="BFBFBF" w:sz="4"/>
+              <w:left w:val="single" w:color="BFBFBF" w:sz="4"/>
+              <w:bottom w:val="single" w:color="BFBFBF" w:sz="4"/>
+              <w:right w:val="single" w:color="BFBFBF" w:sz="4"/>
+            </w:tcBorders>
+            <w:tcMar>
+              <w:top w:type="dxa" w:w="50"/>
+              <w:left w:type="dxa" w:w="80"/>
+              <w:bottom w:type="dxa" w:w="50"/>
+              <w:right w:type="dxa" w:w="80"/>
+            </w:tcMar>
+            <w:vAlign w:val="center"/>
+          </w:tcPr>
+          <w:p>
+            <w:pPr>
+              <w:jc w:val="center"/>
+            </w:pPr>
+            <w:r>
+              <w:rPr>
+                <w:rFonts w:ascii="Arial" w:cs="Arial" w:eastAsia="Arial" w:hAnsi="Arial"/>
+                <w:b w:val="false"/>
+                <w:bCs w:val="false"/>
+                <w:sz w:val="18"/>
+                <w:szCs w:val="18"/>
+              </w:rPr>
+              <w:t xml:space="preserve">2</w:t>
+            </w:r>
+          </w:p>
+        </w:tc>
+        <w:tc>
+          <w:tcPr>
+            <w:tcW w:type="dxa" w:w="3400"/>
+            <w:tcBorders>
+              <w:top w:val="single" w:color="BFBFBF" w:sz="4"/>
+              <w:left w:val="single" w:color="BFBFBF" w:sz="4"/>
+              <w:bottom w:val="single" w:color="BFBFBF" w:sz="4"/>
+              <w:right w:val="single" w:color="BFBFBF" w:sz="4"/>
+            </w:tcBorders>
+            <w:tcMar>
+              <w:top w:type="dxa" w:w="50"/>
+              <w:left w:type="dxa" w:w="80"/>
+              <w:bottom w:type="dxa" w:w="50"/>
+              <w:right w:type="dxa" w:w="80"/>
+            </w:tcMar>
+            <w:vAlign w:val="center"/>
+          </w:tcPr>
+          <w:p>
+            <w:pPr>
+              <w:jc w:val="left"/>
+            </w:pPr>
+            <w:r>
+              <w:rPr>
+                <w:rFonts w:ascii="Arial" w:cs="Arial" w:eastAsia="Arial" w:hAnsi="Arial"/>
+                <w:b w:val="false"/>
+                <w:bCs w:val="false"/>
+                <w:sz w:val="18"/>
+                <w:szCs w:val="18"/>
+              </w:rPr>
+              <w:t xml:space="preserve">Disco-manivela</w:t>
+            </w:r>
+          </w:p>
+        </w:tc>
+        <w:tc>
+          <w:tcPr>
+            <w:tcW w:type="dxa" w:w="1200"/>
+            <w:tcBorders>
+              <w:top w:val="single" w:color="BFBFBF" w:sz="4"/>
+              <w:left w:val="single" w:color="BFBFBF" w:sz="4"/>
+              <w:bottom w:val="single" w:color="BFBFBF" w:sz="4"/>
+              <w:right w:val="single" w:color="BFBFBF" w:sz="4"/>
+            </w:tcBorders>
+            <w:tcMar>
+              <w:top w:type="dxa" w:w="50"/>
+              <w:left w:type="dxa" w:w="80"/>
+              <w:bottom w:type="dxa" w:w="50"/>
+              <w:right w:type="dxa" w:w="80"/>
+            </w:tcMar>
+            <w:vAlign w:val="center"/>
+          </w:tcPr>
+          <w:p>
+            <w:pPr>
+              <w:jc w:val="center"/>
+            </w:pPr>
+            <w:r>
+              <w:rPr>
+                <w:rFonts w:ascii="Arial" w:cs="Arial" w:eastAsia="Arial" w:hAnsi="Arial"/>
+                <w:b w:val="false"/>
+                <w:bCs w:val="false"/>
+                <w:sz w:val="18"/>
+                <w:szCs w:val="18"/>
+              </w:rPr>
+              <w:t xml:space="preserve">1:1</w:t>
+            </w:r>
+          </w:p>
+        </w:tc>
+        <w:tc>
+          <w:tcPr>
+            <w:tcW w:type="dxa" w:w="1200"/>
+            <w:tcBorders>
+              <w:top w:val="single" w:color="BFBFBF" w:sz="4"/>
+              <w:left w:val="single" w:color="BFBFBF" w:sz="4"/>
+              <w:bottom w:val="single" w:color="BFBFBF" w:sz="4"/>
+              <w:right w:val="single" w:color="BFBFBF" w:sz="4"/>
+            </w:tcBorders>
+            <w:tcMar>
+              <w:top w:type="dxa" w:w="50"/>
+              <w:left w:type="dxa" w:w="80"/>
+              <w:bottom w:type="dxa" w:w="50"/>
+              <w:right w:type="dxa" w:w="80"/>
+            </w:tcMar>
+            <w:vAlign w:val="center"/>
+          </w:tcPr>
+          <w:p>
+            <w:pPr>
+              <w:jc w:val="center"/>
+            </w:pPr>
+            <w:r>
+              <w:rPr>
+                <w:rFonts w:ascii="Arial" w:cs="Arial" w:eastAsia="Arial" w:hAnsi="Arial"/>
+                <w:b w:val="false"/>
+                <w:bCs w:val="false"/>
+                <w:sz w:val="18"/>
+                <w:szCs w:val="18"/>
+              </w:rPr>
+              <w:t xml:space="preserve">19</w:t>
+            </w:r>
+          </w:p>
+        </w:tc>
+        <w:tc>
+          <w:tcPr>
+            <w:tcW w:type="dxa" w:w="3600"/>
+            <w:tcBorders>
+              <w:top w:val="single" w:color="BFBFBF" w:sz="4"/>
+              <w:left w:val="single" w:color="BFBFBF" w:sz="4"/>
+              <w:bottom w:val="single" w:color="BFBFBF" w:sz="4"/>
+              <w:right w:val="single" w:color="BFBFBF" w:sz="4"/>
+            </w:tcBorders>
+            <w:tcMar>
+              <w:top w:type="dxa" w:w="50"/>
+              <w:left w:type="dxa" w:w="80"/>
+              <w:bottom w:type="dxa" w:w="50"/>
+              <w:right w:type="dxa" w:w="80"/>
+            </w:tcMar>
+            <w:vAlign w:val="center"/>
+          </w:tcPr>
+          <w:p>
+            <w:pPr>
+              <w:jc w:val="left"/>
+            </w:pPr>
+            <w:r>
+              <w:rPr>
+                <w:rFonts w:ascii="Arial" w:cs="Arial" w:eastAsia="Arial" w:hAnsi="Arial"/>
+                <w:b w:val="false"/>
+                <w:bCs w:val="false"/>
+                <w:sz w:val="18"/>
+                <w:szCs w:val="18"/>
+              </w:rPr>
+              <w:t xml:space="preserve">a = 35 mm</w:t>
+            </w:r>
+          </w:p>
+        </w:tc>
+      </w:tr>
+      <w:tr>
+        <w:tc>
+          <w:tcPr>
+            <w:tcW w:type="dxa" w:w="900"/>
+            <w:tcBorders>
+              <w:top w:val="single" w:color="BFBFBF" w:sz="4"/>
+              <w:left w:val="single" w:color="BFBFBF" w:sz="4"/>
+              <w:bottom w:val="single" w:color="BFBFBF" w:sz="4"/>
+              <w:right w:val="single" w:color="BFBFBF" w:sz="4"/>
+            </w:tcBorders>
+            <w:tcMar>
+              <w:top w:type="dxa" w:w="50"/>
+              <w:left w:type="dxa" w:w="80"/>
+              <w:bottom w:type="dxa" w:w="50"/>
+              <w:right w:type="dxa" w:w="80"/>
+            </w:tcMar>
+            <w:vAlign w:val="center"/>
+          </w:tcPr>
+          <w:p>
+            <w:pPr>
+              <w:jc w:val="center"/>
+            </w:pPr>
+            <w:r>
+              <w:rPr>
+                <w:rFonts w:ascii="Arial" w:cs="Arial" w:eastAsia="Arial" w:hAnsi="Arial"/>
+                <w:b w:val="false"/>
+                <w:bCs w:val="false"/>
+                <w:sz w:val="18"/>
+                <w:szCs w:val="18"/>
+              </w:rPr>
+              <w:t xml:space="preserve">3</w:t>
+            </w:r>
+          </w:p>
+        </w:tc>
+        <w:tc>
+          <w:tcPr>
+            <w:tcW w:type="dxa" w:w="3400"/>
+            <w:tcBorders>
+              <w:top w:val="single" w:color="BFBFBF" w:sz="4"/>
+              <w:left w:val="single" w:color="BFBFBF" w:sz="4"/>
+              <w:bottom w:val="single" w:color="BFBFBF" w:sz="4"/>
+              <w:right w:val="single" w:color="BFBFBF" w:sz="4"/>
+            </w:tcBorders>
+            <w:tcMar>
+              <w:top w:type="dxa" w:w="50"/>
+              <w:left w:type="dxa" w:w="80"/>
+              <w:bottom w:type="dxa" w:w="50"/>
+              <w:right w:type="dxa" w:w="80"/>
+            </w:tcMar>
+            <w:vAlign w:val="center"/>
+          </w:tcPr>
+          <w:p>
+            <w:pPr>
+              <w:jc w:val="left"/>
+            </w:pPr>
+            <w:r>
+              <w:rPr>
+                <w:rFonts w:ascii="Arial" w:cs="Arial" w:eastAsia="Arial" w:hAnsi="Arial"/>
+                <w:b w:val="false"/>
+                <w:bCs w:val="false"/>
+                <w:sz w:val="18"/>
+                <w:szCs w:val="18"/>
+              </w:rPr>
+              <w:t xml:space="preserve">Biela</w:t>
+            </w:r>
+          </w:p>
+        </w:tc>
+        <w:tc>
+          <w:tcPr>
+            <w:tcW w:type="dxa" w:w="1200"/>
+            <w:tcBorders>
+              <w:top w:val="single" w:color="BFBFBF" w:sz="4"/>
+              <w:left w:val="single" w:color="BFBFBF" w:sz="4"/>
+              <w:bottom w:val="single" w:color="BFBFBF" w:sz="4"/>
+              <w:right w:val="single" w:color="BFBFBF" w:sz="4"/>
+            </w:tcBorders>
+            <w:tcMar>
+              <w:top w:type="dxa" w:w="50"/>
+              <w:left w:type="dxa" w:w="80"/>
+              <w:bottom w:type="dxa" w:w="50"/>
+              <w:right w:type="dxa" w:w="80"/>
+            </w:tcMar>
+            <w:vAlign w:val="center"/>
+          </w:tcPr>
+          <w:p>
+            <w:pPr>
+              <w:jc w:val="center"/>
+            </w:pPr>
+            <w:r>
+              <w:rPr>
+                <w:rFonts w:ascii="Arial" w:cs="Arial" w:eastAsia="Arial" w:hAnsi="Arial"/>
+                <w:b w:val="false"/>
+                <w:bCs w:val="false"/>
+                <w:sz w:val="18"/>
+                <w:szCs w:val="18"/>
+              </w:rPr>
+              <w:t xml:space="preserve">1:1</w:t>
+            </w:r>
+          </w:p>
+        </w:tc>
+        <w:tc>
+          <w:tcPr>
+            <w:tcW w:type="dxa" w:w="1200"/>
+            <w:tcBorders>
+              <w:top w:val="single" w:color="BFBFBF" w:sz="4"/>
+              <w:left w:val="single" w:color="BFBFBF" w:sz="4"/>
+              <w:bottom w:val="single" w:color="BFBFBF" w:sz="4"/>
+              <w:right w:val="single" w:color="BFBFBF" w:sz="4"/>
+            </w:tcBorders>
+            <w:tcMar>
+              <w:top w:type="dxa" w:w="50"/>
+              <w:left w:type="dxa" w:w="80"/>
+              <w:bottom w:type="dxa" w:w="50"/>
+              <w:right w:type="dxa" w:w="80"/>
+            </w:tcMar>
+            <w:vAlign w:val="center"/>
+          </w:tcPr>
+          <w:p>
+            <w:pPr>
+              <w:jc w:val="center"/>
+            </w:pPr>
+            <w:r>
+              <w:rPr>
+                <w:rFonts w:ascii="Arial" w:cs="Arial" w:eastAsia="Arial" w:hAnsi="Arial"/>
+                <w:b w:val="false"/>
+                <w:bCs w:val="false"/>
+                <w:sz w:val="18"/>
+                <w:szCs w:val="18"/>
+              </w:rPr>
+              <w:t xml:space="preserve">20</w:t>
+            </w:r>
+          </w:p>
+        </w:tc>
+        <w:tc>
+          <w:tcPr>
+            <w:tcW w:type="dxa" w:w="3600"/>
+            <w:tcBorders>
+              <w:top w:val="single" w:color="BFBFBF" w:sz="4"/>
+              <w:left w:val="single" w:color="BFBFBF" w:sz="4"/>
+              <w:bottom w:val="single" w:color="BFBFBF" w:sz="4"/>
+              <w:right w:val="single" w:color="BFBFBF" w:sz="4"/>
+            </w:tcBorders>
+            <w:tcMar>
+              <w:top w:type="dxa" w:w="50"/>
+              <w:left w:type="dxa" w:w="80"/>
+              <w:bottom w:type="dxa" w:w="50"/>
+              <w:right w:type="dxa" w:w="80"/>
+            </w:tcMar>
+            <w:vAlign w:val="center"/>
+          </w:tcPr>
+          <w:p>
+            <w:pPr>
+              <w:jc w:val="left"/>
+            </w:pPr>
+            <w:r>
+              <w:rPr>
+                <w:rFonts w:ascii="Arial" w:cs="Arial" w:eastAsia="Arial" w:hAnsi="Arial"/>
+                <w:b w:val="false"/>
+                <w:bCs w:val="false"/>
+                <w:sz w:val="18"/>
+                <w:szCs w:val="18"/>
+              </w:rPr>
+              <w:t xml:space="preserve">b = 132 mm</w:t>
+            </w:r>
+          </w:p>
+        </w:tc>
+      </w:tr>
+      <w:tr>
+        <w:tc>
+          <w:tcPr>
+            <w:tcW w:type="dxa" w:w="900"/>
+            <w:tcBorders>
+              <w:top w:val="single" w:color="BFBFBF" w:sz="4"/>
+              <w:left w:val="single" w:color="BFBFBF" w:sz="4"/>
+              <w:bottom w:val="single" w:color="BFBFBF" w:sz="4"/>
+              <w:right w:val="single" w:color="BFBFBF" w:sz="4"/>
+            </w:tcBorders>
+            <w:tcMar>
+              <w:top w:type="dxa" w:w="50"/>
+              <w:left w:type="dxa" w:w="80"/>
+              <w:bottom w:type="dxa" w:w="50"/>
+              <w:right w:type="dxa" w:w="80"/>
+            </w:tcMar>
+            <w:vAlign w:val="center"/>
+          </w:tcPr>
+          <w:p>
+            <w:pPr>
+              <w:jc w:val="center"/>
+            </w:pPr>
+            <w:r>
+              <w:rPr>
+                <w:rFonts w:ascii="Arial" w:cs="Arial" w:eastAsia="Arial" w:hAnsi="Arial"/>
+                <w:b w:val="false"/>
+                <w:bCs w:val="false"/>
+                <w:sz w:val="18"/>
+                <w:szCs w:val="18"/>
+              </w:rPr>
+              <w:t xml:space="preserve">4</w:t>
+            </w:r>
+          </w:p>
+        </w:tc>
+        <w:tc>
+          <w:tcPr>
+            <w:tcW w:type="dxa" w:w="3400"/>
+            <w:tcBorders>
+              <w:top w:val="single" w:color="BFBFBF" w:sz="4"/>
+              <w:left w:val="single" w:color="BFBFBF" w:sz="4"/>
+              <w:bottom w:val="single" w:color="BFBFBF" w:sz="4"/>
+              <w:right w:val="single" w:color="BFBFBF" w:sz="4"/>
+            </w:tcBorders>
+            <w:tcMar>
+              <w:top w:type="dxa" w:w="50"/>
+              <w:left w:type="dxa" w:w="80"/>
+              <w:bottom w:type="dxa" w:w="50"/>
+              <w:right w:type="dxa" w:w="80"/>
+            </w:tcMar>
+            <w:vAlign w:val="center"/>
+          </w:tcPr>
+          <w:p>
+            <w:pPr>
+              <w:jc w:val="left"/>
+            </w:pPr>
+            <w:r>
+              <w:rPr>
+                <w:rFonts w:ascii="Arial" w:cs="Arial" w:eastAsia="Arial" w:hAnsi="Arial"/>
+                <w:b w:val="false"/>
+                <w:bCs w:val="false"/>
+                <w:sz w:val="18"/>
+                <w:szCs w:val="18"/>
+              </w:rPr>
+              <w:t xml:space="preserve">Bloque (pisón)</w:t>
+            </w:r>
+          </w:p>
+        </w:tc>
+        <w:tc>
+          <w:tcPr>
+            <w:tcW w:type="dxa" w:w="1200"/>
+            <w:tcBorders>
+              <w:top w:val="single" w:color="BFBFBF" w:sz="4"/>
+              <w:left w:val="single" w:color="BFBFBF" w:sz="4"/>
+              <w:bottom w:val="single" w:color="BFBFBF" w:sz="4"/>
+              <w:right w:val="single" w:color="BFBFBF" w:sz="4"/>
+            </w:tcBorders>
+            <w:tcMar>
+              <w:top w:type="dxa" w:w="50"/>
+              <w:left w:type="dxa" w:w="80"/>
+              <w:bottom w:type="dxa" w:w="50"/>
+              <w:right w:type="dxa" w:w="80"/>
+            </w:tcMar>
+            <w:vAlign w:val="center"/>
+          </w:tcPr>
+          <w:p>
+            <w:pPr>
+              <w:jc w:val="center"/>
+            </w:pPr>
+            <w:r>
+              <w:rPr>
+                <w:rFonts w:ascii="Arial" w:cs="Arial" w:eastAsia="Arial" w:hAnsi="Arial"/>
+                <w:b w:val="false"/>
+                <w:bCs w:val="false"/>
+                <w:sz w:val="18"/>
+                <w:szCs w:val="18"/>
+              </w:rPr>
+              <w:t xml:space="preserve">1:2</w:t>
+            </w:r>
+          </w:p>
+        </w:tc>
+        <w:tc>
+          <w:tcPr>
+            <w:tcW w:type="dxa" w:w="1200"/>
+            <w:tcBorders>
+              <w:top w:val="single" w:color="BFBFBF" w:sz="4"/>
+              <w:left w:val="single" w:color="BFBFBF" w:sz="4"/>
+              <w:bottom w:val="single" w:color="BFBFBF" w:sz="4"/>
+              <w:right w:val="single" w:color="BFBFBF" w:sz="4"/>
+            </w:tcBorders>
+            <w:tcMar>
+              <w:top w:type="dxa" w:w="50"/>
+              <w:left w:type="dxa" w:w="80"/>
+              <w:bottom w:type="dxa" w:w="50"/>
+              <w:right w:type="dxa" w:w="80"/>
+            </w:tcMar>
+            <w:vAlign w:val="center"/>
+          </w:tcPr>
+          <w:p>
+            <w:pPr>
+              <w:jc w:val="center"/>
+            </w:pPr>
+            <w:r>
+              <w:rPr>
+                <w:rFonts w:ascii="Arial" w:cs="Arial" w:eastAsia="Arial" w:hAnsi="Arial"/>
+                <w:b w:val="false"/>
+                <w:bCs w:val="false"/>
+                <w:sz w:val="18"/>
+                <w:szCs w:val="18"/>
+              </w:rPr>
+              <w:t xml:space="preserve">21</w:t>
+            </w:r>
+          </w:p>
+        </w:tc>
+        <w:tc>
+          <w:tcPr>
+            <w:tcW w:type="dxa" w:w="3600"/>
+            <w:tcBorders>
+              <w:top w:val="single" w:color="BFBFBF" w:sz="4"/>
+              <w:left w:val="single" w:color="BFBFBF" w:sz="4"/>
+              <w:bottom w:val="single" w:color="BFBFBF" w:sz="4"/>
+              <w:right w:val="single" w:color="BFBFBF" w:sz="4"/>
+            </w:tcBorders>
+            <w:tcMar>
+              <w:top w:type="dxa" w:w="50"/>
+              <w:left w:type="dxa" w:w="80"/>
+              <w:bottom w:type="dxa" w:w="50"/>
+              <w:right w:type="dxa" w:w="80"/>
+            </w:tcMar>
+            <w:vAlign w:val="center"/>
+          </w:tcPr>
+          <w:p>
+            <w:pPr>
+              <w:jc w:val="left"/>
+            </w:pPr>
+            <w:r>
+              <w:rPr>
+                <w:rFonts w:ascii="Arial" w:cs="Arial" w:eastAsia="Arial" w:hAnsi="Arial"/>
+                <w:b w:val="false"/>
+                <w:bCs w:val="false"/>
+                <w:sz w:val="18"/>
+                <w:szCs w:val="18"/>
+              </w:rPr>
+              <w:t xml:space="preserve">altura de B = 50.0 mm</w:t>
+            </w:r>
+          </w:p>
+        </w:tc>
+      </w:tr>
+      <w:tr>
+        <w:tc>
+          <w:tcPr>
+            <w:tcW w:type="dxa" w:w="900"/>
+            <w:tcBorders>
+              <w:top w:val="single" w:color="BFBFBF" w:sz="4"/>
+              <w:left w:val="single" w:color="BFBFBF" w:sz="4"/>
+              <w:bottom w:val="single" w:color="BFBFBF" w:sz="4"/>
+              <w:right w:val="single" w:color="BFBFBF" w:sz="4"/>
+            </w:tcBorders>
+            <w:tcMar>
+              <w:top w:type="dxa" w:w="50"/>
+              <w:left w:type="dxa" w:w="80"/>
+              <w:bottom w:type="dxa" w:w="50"/>
+              <w:right w:type="dxa" w:w="80"/>
+            </w:tcMar>
+            <w:vAlign w:val="center"/>
+          </w:tcPr>
+          <w:p>
+            <w:pPr>
+              <w:jc w:val="center"/>
+            </w:pPr>
+            <w:r>
+              <w:rPr>
+                <w:rFonts w:ascii="Arial" w:cs="Arial" w:eastAsia="Arial" w:hAnsi="Arial"/>
+                <w:b w:val="false"/>
+                <w:bCs w:val="false"/>
+                <w:sz w:val="18"/>
+                <w:szCs w:val="18"/>
+              </w:rPr>
+              <w:t xml:space="preserve">5</w:t>
+            </w:r>
+          </w:p>
+        </w:tc>
+        <w:tc>
+          <w:tcPr>
+            <w:tcW w:type="dxa" w:w="3400"/>
+            <w:tcBorders>
+              <w:top w:val="single" w:color="BFBFBF" w:sz="4"/>
+              <w:left w:val="single" w:color="BFBFBF" w:sz="4"/>
+              <w:bottom w:val="single" w:color="BFBFBF" w:sz="4"/>
+              <w:right w:val="single" w:color="BFBFBF" w:sz="4"/>
+            </w:tcBorders>
+            <w:tcMar>
+              <w:top w:type="dxa" w:w="50"/>
+              <w:left w:type="dxa" w:w="80"/>
+              <w:bottom w:type="dxa" w:w="50"/>
+              <w:right w:type="dxa" w:w="80"/>
+            </w:tcMar>
+            <w:vAlign w:val="center"/>
+          </w:tcPr>
+          <w:p>
+            <w:pPr>
+              <w:jc w:val="left"/>
+            </w:pPr>
+            <w:r>
+              <w:rPr>
+                <w:rFonts w:ascii="Arial" w:cs="Arial" w:eastAsia="Arial" w:hAnsi="Arial"/>
+                <w:b w:val="false"/>
+                <w:bCs w:val="false"/>
+                <w:sz w:val="18"/>
+                <w:szCs w:val="18"/>
+              </w:rPr>
+              <w:t xml:space="preserve">Caja-guía</w:t>
+            </w:r>
+          </w:p>
+        </w:tc>
+        <w:tc>
+          <w:tcPr>
+            <w:tcW w:type="dxa" w:w="1200"/>
+            <w:tcBorders>
+              <w:top w:val="single" w:color="BFBFBF" w:sz="4"/>
+              <w:left w:val="single" w:color="BFBFBF" w:sz="4"/>
+              <w:bottom w:val="single" w:color="BFBFBF" w:sz="4"/>
+              <w:right w:val="single" w:color="BFBFBF" w:sz="4"/>
+            </w:tcBorders>
+            <w:tcMar>
+              <w:top w:type="dxa" w:w="50"/>
+              <w:left w:type="dxa" w:w="80"/>
+              <w:bottom w:type="dxa" w:w="50"/>
+              <w:right w:type="dxa" w:w="80"/>
+            </w:tcMar>
+            <w:vAlign w:val="center"/>
+          </w:tcPr>
+          <w:p>
+            <w:pPr>
+              <w:jc w:val="center"/>
+            </w:pPr>
+            <w:r>
+              <w:rPr>
+                <w:rFonts w:ascii="Arial" w:cs="Arial" w:eastAsia="Arial" w:hAnsi="Arial"/>
+                <w:b w:val="false"/>
+                <w:bCs w:val="false"/>
+                <w:sz w:val="18"/>
+                <w:szCs w:val="18"/>
+              </w:rPr>
+              <w:t xml:space="preserve">1:2</w:t>
+            </w:r>
+          </w:p>
+        </w:tc>
+        <w:tc>
+          <w:tcPr>
+            <w:tcW w:type="dxa" w:w="1200"/>
+            <w:tcBorders>
+              <w:top w:val="single" w:color="BFBFBF" w:sz="4"/>
+              <w:left w:val="single" w:color="BFBFBF" w:sz="4"/>
+              <w:bottom w:val="single" w:color="BFBFBF" w:sz="4"/>
+              <w:right w:val="single" w:color="BFBFBF" w:sz="4"/>
+            </w:tcBorders>
+            <w:tcMar>
+              <w:top w:type="dxa" w:w="50"/>
+              <w:left w:type="dxa" w:w="80"/>
+              <w:bottom w:type="dxa" w:w="50"/>
+              <w:right w:type="dxa" w:w="80"/>
+            </w:tcMar>
+            <w:vAlign w:val="center"/>
+          </w:tcPr>
+          <w:p>
+            <w:pPr>
+              <w:jc w:val="center"/>
+            </w:pPr>
+            <w:r>
+              <w:rPr>
+                <w:rFonts w:ascii="Arial" w:cs="Arial" w:eastAsia="Arial" w:hAnsi="Arial"/>
+                <w:b w:val="false"/>
+                <w:bCs w:val="false"/>
+                <w:sz w:val="18"/>
+                <w:szCs w:val="18"/>
+              </w:rPr>
+              <w:t xml:space="preserve">22</w:t>
+            </w:r>
+          </w:p>
+        </w:tc>
+        <w:tc>
+          <w:tcPr>
+            <w:tcW w:type="dxa" w:w="3600"/>
+            <w:tcBorders>
+              <w:top w:val="single" w:color="BFBFBF" w:sz="4"/>
+              <w:left w:val="single" w:color="BFBFBF" w:sz="4"/>
+              <w:bottom w:val="single" w:color="BFBFBF" w:sz="4"/>
+              <w:right w:val="single" w:color="BFBFBF" w:sz="4"/>
+            </w:tcBorders>
+            <w:tcMar>
+              <w:top w:type="dxa" w:w="50"/>
+              <w:left w:type="dxa" w:w="80"/>
+              <w:bottom w:type="dxa" w:w="50"/>
+              <w:right w:type="dxa" w:w="80"/>
+            </w:tcMar>
+            <w:vAlign w:val="center"/>
+          </w:tcPr>
+          <w:p>
+            <w:pPr>
+              <w:jc w:val="left"/>
+            </w:pPr>
+            <w:r>
+              <w:rPr>
+                <w:rFonts w:ascii="Arial" w:cs="Arial" w:eastAsia="Arial" w:hAnsi="Arial"/>
+                <w:b w:val="false"/>
+                <w:bCs w:val="false"/>
+                <w:sz w:val="18"/>
+                <w:szCs w:val="18"/>
+              </w:rPr>
+              <w:t xml:space="preserve">holgura del bloque</w:t>
+            </w:r>
+          </w:p>
+        </w:tc>
+      </w:tr>
+      <w:tr>
+        <w:tc>
+          <w:tcPr>
+            <w:tcW w:type="dxa" w:w="900"/>
+            <w:tcBorders>
+              <w:top w:val="single" w:color="BFBFBF" w:sz="4"/>
+              <w:left w:val="single" w:color="BFBFBF" w:sz="4"/>
+              <w:bottom w:val="single" w:color="BFBFBF" w:sz="4"/>
+              <w:right w:val="single" w:color="BFBFBF" w:sz="4"/>
+            </w:tcBorders>
+            <w:tcMar>
+              <w:top w:type="dxa" w:w="50"/>
+              <w:left w:type="dxa" w:w="80"/>
+              <w:bottom w:type="dxa" w:w="50"/>
+              <w:right w:type="dxa" w:w="80"/>
+            </w:tcMar>
+            <w:vAlign w:val="center"/>
+          </w:tcPr>
+          <w:p>
+            <w:pPr>
+              <w:jc w:val="center"/>
+            </w:pPr>
+            <w:r>
+              <w:rPr>
+                <w:rFonts w:ascii="Arial" w:cs="Arial" w:eastAsia="Arial" w:hAnsi="Arial"/>
+                <w:b w:val="false"/>
+                <w:bCs w:val="false"/>
+                <w:sz w:val="18"/>
+                <w:szCs w:val="18"/>
+              </w:rPr>
+              <w:t xml:space="preserve">6</w:t>
+            </w:r>
+          </w:p>
+        </w:tc>
+        <w:tc>
+          <w:tcPr>
+            <w:tcW w:type="dxa" w:w="3400"/>
+            <w:tcBorders>
+              <w:top w:val="single" w:color="BFBFBF" w:sz="4"/>
+              <w:left w:val="single" w:color="BFBFBF" w:sz="4"/>
+              <w:bottom w:val="single" w:color="BFBFBF" w:sz="4"/>
+              <w:right w:val="single" w:color="BFBFBF" w:sz="4"/>
+            </w:tcBorders>
+            <w:tcMar>
+              <w:top w:type="dxa" w:w="50"/>
+              <w:left w:type="dxa" w:w="80"/>
+              <w:bottom w:type="dxa" w:w="50"/>
+              <w:right w:type="dxa" w:w="80"/>
+            </w:tcMar>
+            <w:vAlign w:val="center"/>
+          </w:tcPr>
+          <w:p>
+            <w:pPr>
+              <w:jc w:val="left"/>
+            </w:pPr>
+            <w:r>
+              <w:rPr>
+                <w:rFonts w:ascii="Arial" w:cs="Arial" w:eastAsia="Arial" w:hAnsi="Arial"/>
+                <w:b w:val="false"/>
+                <w:bCs w:val="false"/>
+                <w:sz w:val="18"/>
+                <w:szCs w:val="18"/>
+              </w:rPr>
+              <w:t xml:space="preserve">Tolva</w:t>
+            </w:r>
+          </w:p>
+        </w:tc>
+        <w:tc>
+          <w:tcPr>
+            <w:tcW w:type="dxa" w:w="1200"/>
+            <w:tcBorders>
+              <w:top w:val="single" w:color="BFBFBF" w:sz="4"/>
+              <w:left w:val="single" w:color="BFBFBF" w:sz="4"/>
+              <w:bottom w:val="single" w:color="BFBFBF" w:sz="4"/>
+              <w:right w:val="single" w:color="BFBFBF" w:sz="4"/>
+            </w:tcBorders>
+            <w:tcMar>
+              <w:top w:type="dxa" w:w="50"/>
+              <w:left w:type="dxa" w:w="80"/>
+              <w:bottom w:type="dxa" w:w="50"/>
+              <w:right w:type="dxa" w:w="80"/>
+            </w:tcMar>
+            <w:vAlign w:val="center"/>
+          </w:tcPr>
+          <w:p>
+            <w:pPr>
+              <w:jc w:val="center"/>
+            </w:pPr>
+            <w:r>
+              <w:rPr>
+                <w:rFonts w:ascii="Arial" w:cs="Arial" w:eastAsia="Arial" w:hAnsi="Arial"/>
+                <w:b w:val="false"/>
+                <w:bCs w:val="false"/>
+                <w:sz w:val="18"/>
+                <w:szCs w:val="18"/>
+              </w:rPr>
+              <w:t xml:space="preserve">1:2</w:t>
+            </w:r>
+          </w:p>
+        </w:tc>
+        <w:tc>
+          <w:tcPr>
+            <w:tcW w:type="dxa" w:w="1200"/>
+            <w:tcBorders>
+              <w:top w:val="single" w:color="BFBFBF" w:sz="4"/>
+              <w:left w:val="single" w:color="BFBFBF" w:sz="4"/>
+              <w:bottom w:val="single" w:color="BFBFBF" w:sz="4"/>
+              <w:right w:val="single" w:color="BFBFBF" w:sz="4"/>
+            </w:tcBorders>
+            <w:tcMar>
+              <w:top w:type="dxa" w:w="50"/>
+              <w:left w:type="dxa" w:w="80"/>
+              <w:bottom w:type="dxa" w:w="50"/>
+              <w:right w:type="dxa" w:w="80"/>
+            </w:tcMar>
+            <w:vAlign w:val="center"/>
+          </w:tcPr>
+          <w:p>
+            <w:pPr>
+              <w:jc w:val="center"/>
+            </w:pPr>
+            <w:r>
+              <w:rPr>
+                <w:rFonts w:ascii="Arial" w:cs="Arial" w:eastAsia="Arial" w:hAnsi="Arial"/>
+                <w:b w:val="false"/>
+                <w:bCs w:val="false"/>
+                <w:sz w:val="18"/>
+                <w:szCs w:val="18"/>
+              </w:rPr>
+              <w:t xml:space="preserve">23</w:t>
+            </w:r>
+          </w:p>
+        </w:tc>
+        <w:tc>
+          <w:tcPr>
+            <w:tcW w:type="dxa" w:w="3600"/>
+            <w:tcBorders>
+              <w:top w:val="single" w:color="BFBFBF" w:sz="4"/>
+              <w:left w:val="single" w:color="BFBFBF" w:sz="4"/>
+              <w:bottom w:val="single" w:color="BFBFBF" w:sz="4"/>
+              <w:right w:val="single" w:color="BFBFBF" w:sz="4"/>
+            </w:tcBorders>
+            <w:tcMar>
+              <w:top w:type="dxa" w:w="50"/>
+              <w:left w:type="dxa" w:w="80"/>
+              <w:bottom w:type="dxa" w:w="50"/>
+              <w:right w:type="dxa" w:w="80"/>
+            </w:tcMar>
+            <w:vAlign w:val="center"/>
+          </w:tcPr>
+          <w:p>
+            <w:pPr>
+              <w:jc w:val="left"/>
+            </w:pPr>
+            <w:r>
+              <w:rPr>
+                <w:rFonts w:ascii="Arial" w:cs="Arial" w:eastAsia="Arial" w:hAnsi="Arial"/>
+                <w:b w:val="false"/>
+                <w:bCs w:val="false"/>
+                <w:sz w:val="18"/>
+                <w:szCs w:val="18"/>
+              </w:rPr>
+              <w:t xml:space="preserve">volumen de la tolva</w:t>
+            </w:r>
+          </w:p>
+        </w:tc>
+      </w:tr>
+      <w:tr>
+        <w:tc>
+          <w:tcPr>
+            <w:tcW w:type="dxa" w:w="900"/>
+            <w:tcBorders>
+              <w:top w:val="single" w:color="BFBFBF" w:sz="4"/>
+              <w:left w:val="single" w:color="BFBFBF" w:sz="4"/>
+              <w:bottom w:val="single" w:color="BFBFBF" w:sz="4"/>
+              <w:right w:val="single" w:color="BFBFBF" w:sz="4"/>
+            </w:tcBorders>
+            <w:tcMar>
+              <w:top w:type="dxa" w:w="50"/>
+              <w:left w:type="dxa" w:w="80"/>
+              <w:bottom w:type="dxa" w:w="50"/>
+              <w:right w:type="dxa" w:w="80"/>
+            </w:tcMar>
+            <w:vAlign w:val="center"/>
+          </w:tcPr>
+          <w:p>
+            <w:pPr>
+              <w:jc w:val="center"/>
+            </w:pPr>
+            <w:r>
+              <w:rPr>
+                <w:rFonts w:ascii="Arial" w:cs="Arial" w:eastAsia="Arial" w:hAnsi="Arial"/>
+                <w:b w:val="false"/>
+                <w:bCs w:val="false"/>
+                <w:sz w:val="18"/>
+                <w:szCs w:val="18"/>
+              </w:rPr>
+              <w:t xml:space="preserve">8</w:t>
+            </w:r>
+          </w:p>
+        </w:tc>
+        <w:tc>
+          <w:tcPr>
+            <w:tcW w:type="dxa" w:w="3400"/>
+            <w:tcBorders>
+              <w:top w:val="single" w:color="BFBFBF" w:sz="4"/>
+              <w:left w:val="single" w:color="BFBFBF" w:sz="4"/>
+              <w:bottom w:val="single" w:color="BFBFBF" w:sz="4"/>
+              <w:right w:val="single" w:color="BFBFBF" w:sz="4"/>
+            </w:tcBorders>
+            <w:tcMar>
+              <w:top w:type="dxa" w:w="50"/>
+              <w:left w:type="dxa" w:w="80"/>
+              <w:bottom w:type="dxa" w:w="50"/>
+              <w:right w:type="dxa" w:w="80"/>
+            </w:tcMar>
+            <w:vAlign w:val="center"/>
+          </w:tcPr>
+          <w:p>
+            <w:pPr>
+              <w:jc w:val="left"/>
+            </w:pPr>
+            <w:r>
+              <w:rPr>
+                <w:rFonts w:ascii="Arial" w:cs="Arial" w:eastAsia="Arial" w:hAnsi="Arial"/>
+                <w:b w:val="false"/>
+                <w:bCs w:val="false"/>
+                <w:sz w:val="18"/>
+                <w:szCs w:val="18"/>
+              </w:rPr>
+              <w:t xml:space="preserve">Pasador-buje</w:t>
+            </w:r>
+          </w:p>
+        </w:tc>
+        <w:tc>
+          <w:tcPr>
+            <w:tcW w:type="dxa" w:w="1200"/>
+            <w:tcBorders>
+              <w:top w:val="single" w:color="BFBFBF" w:sz="4"/>
+              <w:left w:val="single" w:color="BFBFBF" w:sz="4"/>
+              <w:bottom w:val="single" w:color="BFBFBF" w:sz="4"/>
+              <w:right w:val="single" w:color="BFBFBF" w:sz="4"/>
+            </w:tcBorders>
+            <w:tcMar>
+              <w:top w:type="dxa" w:w="50"/>
+              <w:left w:type="dxa" w:w="80"/>
+              <w:bottom w:type="dxa" w:w="50"/>
+              <w:right w:type="dxa" w:w="80"/>
+            </w:tcMar>
+            <w:vAlign w:val="center"/>
+          </w:tcPr>
+          <w:p>
+            <w:pPr>
+              <w:jc w:val="center"/>
+            </w:pPr>
+            <w:r>
+              <w:rPr>
+                <w:rFonts w:ascii="Arial" w:cs="Arial" w:eastAsia="Arial" w:hAnsi="Arial"/>
+                <w:b w:val="false"/>
+                <w:bCs w:val="false"/>
+                <w:sz w:val="18"/>
+                <w:szCs w:val="18"/>
+              </w:rPr>
+              <w:t xml:space="preserve">2:1</w:t>
+            </w:r>
+          </w:p>
+        </w:tc>
+        <w:tc>
+          <w:tcPr>
+            <w:tcW w:type="dxa" w:w="1200"/>
+            <w:tcBorders>
+              <w:top w:val="single" w:color="BFBFBF" w:sz="4"/>
+              <w:left w:val="single" w:color="BFBFBF" w:sz="4"/>
+              <w:bottom w:val="single" w:color="BFBFBF" w:sz="4"/>
+              <w:right w:val="single" w:color="BFBFBF" w:sz="4"/>
+            </w:tcBorders>
+            <w:tcMar>
+              <w:top w:type="dxa" w:w="50"/>
+              <w:left w:type="dxa" w:w="80"/>
+              <w:bottom w:type="dxa" w:w="50"/>
+              <w:right w:type="dxa" w:w="80"/>
+            </w:tcMar>
+            <w:vAlign w:val="center"/>
+          </w:tcPr>
+          <w:p>
+            <w:pPr>
+              <w:jc w:val="center"/>
+            </w:pPr>
+            <w:r>
+              <w:rPr>
+                <w:rFonts w:ascii="Arial" w:cs="Arial" w:eastAsia="Arial" w:hAnsi="Arial"/>
+                <w:b w:val="false"/>
+                <w:bCs w:val="false"/>
+                <w:sz w:val="18"/>
+                <w:szCs w:val="18"/>
+              </w:rPr>
+              <w:t xml:space="preserve">24</w:t>
+            </w:r>
+          </w:p>
+        </w:tc>
+        <w:tc>
+          <w:tcPr>
+            <w:tcW w:type="dxa" w:w="3600"/>
+            <w:tcBorders>
+              <w:top w:val="single" w:color="BFBFBF" w:sz="4"/>
+              <w:left w:val="single" w:color="BFBFBF" w:sz="4"/>
+              <w:bottom w:val="single" w:color="BFBFBF" w:sz="4"/>
+              <w:right w:val="single" w:color="BFBFBF" w:sz="4"/>
+            </w:tcBorders>
+            <w:tcMar>
+              <w:top w:type="dxa" w:w="50"/>
+              <w:left w:type="dxa" w:w="80"/>
+              <w:bottom w:type="dxa" w:w="50"/>
+              <w:right w:type="dxa" w:w="80"/>
+            </w:tcMar>
+            <w:vAlign w:val="center"/>
+          </w:tcPr>
+          <w:p>
+            <w:pPr>
+              <w:jc w:val="left"/>
+            </w:pPr>
+            <w:r>
+              <w:rPr>
+                <w:rFonts w:ascii="Arial" w:cs="Arial" w:eastAsia="Arial" w:hAnsi="Arial"/>
+                <w:b w:val="false"/>
+                <w:bCs w:val="false"/>
+                <w:sz w:val="18"/>
+                <w:szCs w:val="18"/>
+              </w:rPr>
+              <w:t xml:space="preserve">holgura de los pasadores</w:t>
+            </w:r>
+          </w:p>
+        </w:tc>
+      </w:tr>
+      <w:tr>
+        <w:tc>
+          <w:tcPr>
+            <w:tcW w:type="dxa" w:w="900"/>
+            <w:tcBorders>
+              <w:top w:val="single" w:color="BFBFBF" w:sz="4"/>
+              <w:left w:val="single" w:color="BFBFBF" w:sz="4"/>
+              <w:bottom w:val="single" w:color="BFBFBF" w:sz="4"/>
+              <w:right w:val="single" w:color="BFBFBF" w:sz="4"/>
+            </w:tcBorders>
+            <w:tcMar>
+              <w:top w:type="dxa" w:w="50"/>
+              <w:left w:type="dxa" w:w="80"/>
+              <w:bottom w:type="dxa" w:w="50"/>
+              <w:right w:type="dxa" w:w="80"/>
+            </w:tcMar>
+            <w:vAlign w:val="center"/>
+          </w:tcPr>
+          <w:p>
+            <w:pPr>
+              <w:jc w:val="center"/>
+            </w:pPr>
+            <w:r>
+              <w:rPr>
+                <w:rFonts w:ascii="Arial" w:cs="Arial" w:eastAsia="Arial" w:hAnsi="Arial"/>
+                <w:b w:val="false"/>
+                <w:bCs w:val="false"/>
+                <w:sz w:val="18"/>
+                <w:szCs w:val="18"/>
+              </w:rPr>
+              <w:t xml:space="preserve">9</w:t>
+            </w:r>
+          </w:p>
+        </w:tc>
+        <w:tc>
+          <w:tcPr>
+            <w:tcW w:type="dxa" w:w="3400"/>
+            <w:tcBorders>
+              <w:top w:val="single" w:color="BFBFBF" w:sz="4"/>
+              <w:left w:val="single" w:color="BFBFBF" w:sz="4"/>
+              <w:bottom w:val="single" w:color="BFBFBF" w:sz="4"/>
+              <w:right w:val="single" w:color="BFBFBF" w:sz="4"/>
+            </w:tcBorders>
+            <w:tcMar>
+              <w:top w:type="dxa" w:w="50"/>
+              <w:left w:type="dxa" w:w="80"/>
+              <w:bottom w:type="dxa" w:w="50"/>
+              <w:right w:type="dxa" w:w="80"/>
+            </w:tcMar>
+            <w:vAlign w:val="center"/>
+          </w:tcPr>
+          <w:p>
+            <w:pPr>
+              <w:jc w:val="left"/>
+            </w:pPr>
+            <w:r>
+              <w:rPr>
+                <w:rFonts w:ascii="Arial" w:cs="Arial" w:eastAsia="Arial" w:hAnsi="Arial"/>
+                <w:b w:val="false"/>
+                <w:bCs w:val="false"/>
+                <w:sz w:val="18"/>
+                <w:szCs w:val="18"/>
+              </w:rPr>
+              <w:t xml:space="preserve">Tapa del pasador</w:t>
+            </w:r>
+          </w:p>
+        </w:tc>
+        <w:tc>
+          <w:tcPr>
+            <w:tcW w:type="dxa" w:w="1200"/>
+            <w:tcBorders>
+              <w:top w:val="single" w:color="BFBFBF" w:sz="4"/>
+              <w:left w:val="single" w:color="BFBFBF" w:sz="4"/>
+              <w:bottom w:val="single" w:color="BFBFBF" w:sz="4"/>
+              <w:right w:val="single" w:color="BFBFBF" w:sz="4"/>
+            </w:tcBorders>
+            <w:tcMar>
+              <w:top w:type="dxa" w:w="50"/>
+              <w:left w:type="dxa" w:w="80"/>
+              <w:bottom w:type="dxa" w:w="50"/>
+              <w:right w:type="dxa" w:w="80"/>
+            </w:tcMar>
+            <w:vAlign w:val="center"/>
+          </w:tcPr>
+          <w:p>
+            <w:pPr>
+              <w:jc w:val="center"/>
+            </w:pPr>
+            <w:r>
+              <w:rPr>
+                <w:rFonts w:ascii="Arial" w:cs="Arial" w:eastAsia="Arial" w:hAnsi="Arial"/>
+                <w:b w:val="false"/>
+                <w:bCs w:val="false"/>
+                <w:sz w:val="18"/>
+                <w:szCs w:val="18"/>
+              </w:rPr>
+              <w:t xml:space="preserve">5:1</w:t>
+            </w:r>
+          </w:p>
+        </w:tc>
+        <w:tc>
+          <w:tcPr>
+            <w:tcW w:type="dxa" w:w="1200"/>
+            <w:tcBorders>
+              <w:top w:val="single" w:color="BFBFBF" w:sz="4"/>
+              <w:left w:val="single" w:color="BFBFBF" w:sz="4"/>
+              <w:bottom w:val="single" w:color="BFBFBF" w:sz="4"/>
+              <w:right w:val="single" w:color="BFBFBF" w:sz="4"/>
+            </w:tcBorders>
+            <w:tcMar>
+              <w:top w:type="dxa" w:w="50"/>
+              <w:left w:type="dxa" w:w="80"/>
+              <w:bottom w:type="dxa" w:w="50"/>
+              <w:right w:type="dxa" w:w="80"/>
+            </w:tcMar>
+            <w:vAlign w:val="center"/>
+          </w:tcPr>
+          <w:p>
+            <w:pPr>
+              <w:jc w:val="center"/>
+            </w:pPr>
+            <w:r>
+              <w:rPr>
+                <w:rFonts w:ascii="Arial" w:cs="Arial" w:eastAsia="Arial" w:hAnsi="Arial"/>
+                <w:b w:val="false"/>
+                <w:bCs w:val="false"/>
+                <w:sz w:val="18"/>
+                <w:szCs w:val="18"/>
+              </w:rPr>
+              <w:t xml:space="preserve">25</w:t>
+            </w:r>
+          </w:p>
+        </w:tc>
+        <w:tc>
+          <w:tcPr>
+            <w:tcW w:type="dxa" w:w="3600"/>
+            <w:tcBorders>
+              <w:top w:val="single" w:color="BFBFBF" w:sz="4"/>
+              <w:left w:val="single" w:color="BFBFBF" w:sz="4"/>
+              <w:bottom w:val="single" w:color="BFBFBF" w:sz="4"/>
+              <w:right w:val="single" w:color="BFBFBF" w:sz="4"/>
+            </w:tcBorders>
+            <w:tcMar>
+              <w:top w:type="dxa" w:w="50"/>
+              <w:left w:type="dxa" w:w="80"/>
+              <w:bottom w:type="dxa" w:w="50"/>
+              <w:right w:type="dxa" w:w="80"/>
+            </w:tcMar>
+            <w:vAlign w:val="center"/>
+          </w:tcPr>
+          <w:p>
+            <w:pPr>
+              <w:jc w:val="left"/>
+            </w:pPr>
+            <w:r>
+              <w:rPr>
+                <w:rFonts w:ascii="Arial" w:cs="Arial" w:eastAsia="Arial" w:hAnsi="Arial"/>
+                <w:b w:val="false"/>
+                <w:bCs w:val="false"/>
+                <w:sz w:val="18"/>
+                <w:szCs w:val="18"/>
+              </w:rPr>
+              <w:t xml:space="preserve">—</w:t>
+            </w:r>
+          </w:p>
+        </w:tc>
+      </w:tr>
+    </w:tbl>
+    <w:p>
+      <w:pPr>
+        <w:keepNext/>
+        <w:pageBreakBefore/>
+        <w:spacing w:after="40" w:before="120"/>
+        <w:jc w:val="center"/>
+      </w:pPr>
+      <w:r>
+        <w:drawing>
+          <wp:inline distT="0" distB="0" distL="0" distR="0">
+            <wp:extent cx="7953375" cy="5619750"/>
+            <wp:effectExtent t="0" r="0" b="0" l="0"/>
+            <wp:docPr id="1" name="fig18" descr="Hoja 1: Base con soporte de la manivela (escala 1:3)." title="Figura 18"/>
+            <wp:cNvGraphicFramePr>
+              <a:graphicFrameLocks xmlns:a="http://schemas.openxmlformats.org/drawingml/2006/main" noChangeAspect="1"/>
+            </wp:cNvGraphicFramePr>
+            <a:graphic xmlns:a="http://schemas.openxmlformats.org/drawingml/2006/main">
+              <a:graphicData uri="http://schemas.openxmlformats.org/drawingml/2006/picture">
+                <pic:pic xmlns:pic="http://schemas.openxmlformats.org/drawingml/2006/picture">
+                  <pic:nvPicPr>
+                    <pic:cNvPr id="0" name="" descr=""/>
+                    <pic:cNvPicPr>
+                      <a:picLocks noChangeAspect="1" noChangeArrowheads="1"/>
+                    </pic:cNvPicPr>
+                  </pic:nvPicPr>
+                  <pic:blipFill>
+                    <a:blip r:embed="rId28" cstate="none"/>
+                    <a:srcRect/>
+                    <a:stretch>
+                      <a:fillRect/>
+                    </a:stretch>
+                  </pic:blipFill>
+                  <pic:spPr bwMode="auto">
+                    <a:xfrm>
+                      <a:off x="0" y="0"/>
+                      <a:ext cx="7953375" cy="5619750"/>
+                    </a:xfrm>
+                    <a:prstGeom prst="rect">
+                      <a:avLst/>
+                    </a:prstGeom>
+                  </pic:spPr>
+                </pic:pic>
+              </a:graphicData>
+            </a:graphic>
+          </wp:inline>
+        </w:drawing>
+      </w:r>
+    </w:p>
+    <w:p>
+      <w:pPr>
+        <w:spacing w:after="200"/>
+        <w:jc w:val="center"/>
+      </w:pPr>
+      <w:r>
+        <w:rPr>
+          <w:rFonts w:ascii="Arial" w:cs="Arial" w:eastAsia="Arial" w:hAnsi="Arial"/>
+          <w:b/>
+          <w:bCs/>
+          <w:i/>
+          <w:iCs/>
+          <w:sz w:val="19"/>
+          <w:szCs w:val="19"/>
+        </w:rPr>
+        <w:t xml:space="preserve">Figura 18. </w:t>
+      </w:r>
+      <w:r>
+        <w:rPr>
+          <w:rFonts w:ascii="Arial" w:cs="Arial" w:eastAsia="Arial" w:hAnsi="Arial"/>
+          <w:i/>
+          <w:iCs/>
+          <w:sz w:val="19"/>
+          <w:szCs w:val="19"/>
+        </w:rPr>
+        <w:t xml:space="preserve">Hoja 1: Base con soporte de la manivela (escala 1:3).</w:t>
+      </w:r>
+    </w:p>
+    <w:p>
+      <w:pPr>
+        <w:keepNext/>
+        <w:pageBreakBefore/>
+        <w:spacing w:after="40" w:before="120"/>
+        <w:jc w:val="center"/>
+      </w:pPr>
+      <w:r>
+        <w:drawing>
+          <wp:inline distT="0" distB="0" distL="0" distR="0">
+            <wp:extent cx="7953375" cy="5619750"/>
+            <wp:effectExtent t="0" r="0" b="0" l="0"/>
+            <wp:docPr id="1" name="fig19" descr="Hoja 2: Disco-manivela (escala 1:1)." title="Figura 19"/>
+            <wp:cNvGraphicFramePr>
+              <a:graphicFrameLocks xmlns:a="http://schemas.openxmlformats.org/drawingml/2006/main" noChangeAspect="1"/>
+            </wp:cNvGraphicFramePr>
+            <a:graphic xmlns:a="http://schemas.openxmlformats.org/drawingml/2006/main">
+              <a:graphicData uri="http://schemas.openxmlformats.org/drawingml/2006/picture">
+                <pic:pic xmlns:pic="http://schemas.openxmlformats.org/drawingml/2006/picture">
+                  <pic:nvPicPr>
+                    <pic:cNvPr id="0" name="" descr=""/>
+                    <pic:cNvPicPr>
+                      <a:picLocks noChangeAspect="1" noChangeArrowheads="1"/>
+                    </pic:cNvPicPr>
+                  </pic:nvPicPr>
+                  <pic:blipFill>
+                    <a:blip r:embed="rId29" cstate="none"/>
+                    <a:srcRect/>
+                    <a:stretch>
+                      <a:fillRect/>
+                    </a:stretch>
+                  </pic:blipFill>
+                  <pic:spPr bwMode="auto">
+                    <a:xfrm>
+                      <a:off x="0" y="0"/>
+                      <a:ext cx="7953375" cy="5619750"/>
+                    </a:xfrm>
+                    <a:prstGeom prst="rect">
+                      <a:avLst/>
+                    </a:prstGeom>
+                  </pic:spPr>
+                </pic:pic>
+              </a:graphicData>
+            </a:graphic>
+          </wp:inline>
+        </w:drawing>
+      </w:r>
+    </w:p>
+    <w:p>
+      <w:pPr>
+        <w:spacing w:after="200"/>
+        <w:jc w:val="center"/>
+      </w:pPr>
+      <w:r>
+        <w:rPr>
+          <w:rFonts w:ascii="Arial" w:cs="Arial" w:eastAsia="Arial" w:hAnsi="Arial"/>
+          <w:b/>
+          <w:bCs/>
+          <w:i/>
+          <w:iCs/>
+          <w:sz w:val="19"/>
+          <w:szCs w:val="19"/>
+        </w:rPr>
+        <w:t xml:space="preserve">Figura 19. </w:t>
+      </w:r>
+      <w:r>
+        <w:rPr>
+          <w:rFonts w:ascii="Arial" w:cs="Arial" w:eastAsia="Arial" w:hAnsi="Arial"/>
+          <w:i/>
+          <w:iCs/>
+          <w:sz w:val="19"/>
+          <w:szCs w:val="19"/>
+        </w:rPr>
+        <w:t xml:space="preserve">Hoja 2: Disco-manivela (escala 1:1).</w:t>
+      </w:r>
+    </w:p>
+    <w:p>
+      <w:pPr>
+        <w:keepNext/>
+        <w:pageBreakBefore/>
+        <w:spacing w:after="40" w:before="120"/>
+        <w:jc w:val="center"/>
+      </w:pPr>
+      <w:r>
+        <w:drawing>
+          <wp:inline distT="0" distB="0" distL="0" distR="0">
+            <wp:extent cx="7953375" cy="5619750"/>
+            <wp:effectExtent t="0" r="0" b="0" l="0"/>
+            <wp:docPr id="1" name="fig20" descr="Hoja 3: Biela (escala 1:1)." title="Figura 20"/>
+            <wp:cNvGraphicFramePr>
+              <a:graphicFrameLocks xmlns:a="http://schemas.openxmlformats.org/drawingml/2006/main" noChangeAspect="1"/>
+            </wp:cNvGraphicFramePr>
+            <a:graphic xmlns:a="http://schemas.openxmlformats.org/drawingml/2006/main">
+              <a:graphicData uri="http://schemas.openxmlformats.org/drawingml/2006/picture">
+                <pic:pic xmlns:pic="http://schemas.openxmlformats.org/drawingml/2006/picture">
+                  <pic:nvPicPr>
+                    <pic:cNvPr id="0" name="" descr=""/>
+                    <pic:cNvPicPr>
+                      <a:picLocks noChangeAspect="1" noChangeArrowheads="1"/>
+                    </pic:cNvPicPr>
+                  </pic:nvPicPr>
+                  <pic:blipFill>
+                    <a:blip r:embed="rId30" cstate="none"/>
+                    <a:srcRect/>
+                    <a:stretch>
+                      <a:fillRect/>
+                    </a:stretch>
+                  </pic:blipFill>
+                  <pic:spPr bwMode="auto">
+                    <a:xfrm>
+                      <a:off x="0" y="0"/>
+                      <a:ext cx="7953375" cy="5619750"/>
+                    </a:xfrm>
+                    <a:prstGeom prst="rect">
+                      <a:avLst/>
+                    </a:prstGeom>
+                  </pic:spPr>
+                </pic:pic>
+              </a:graphicData>
+            </a:graphic>
+          </wp:inline>
+        </w:drawing>
+      </w:r>
+    </w:p>
+    <w:p>
+      <w:pPr>
+        <w:spacing w:after="200"/>
+        <w:jc w:val="center"/>
+      </w:pPr>
+      <w:r>
+        <w:rPr>
+          <w:rFonts w:ascii="Arial" w:cs="Arial" w:eastAsia="Arial" w:hAnsi="Arial"/>
+          <w:b/>
+          <w:bCs/>
+          <w:i/>
+          <w:iCs/>
+          <w:sz w:val="19"/>
+          <w:szCs w:val="19"/>
+        </w:rPr>
+        <w:t xml:space="preserve">Figura 20. </w:t>
+      </w:r>
+      <w:r>
+        <w:rPr>
+          <w:rFonts w:ascii="Arial" w:cs="Arial" w:eastAsia="Arial" w:hAnsi="Arial"/>
+          <w:i/>
+          <w:iCs/>
+          <w:sz w:val="19"/>
+          <w:szCs w:val="19"/>
+        </w:rPr>
+        <w:t xml:space="preserve">Hoja 3: Biela (escala 1:1).</w:t>
+      </w:r>
+    </w:p>
+    <w:p>
+      <w:pPr>
+        <w:keepNext/>
+        <w:pageBreakBefore/>
+        <w:spacing w:after="40" w:before="120"/>
+        <w:jc w:val="center"/>
+      </w:pPr>
+      <w:r>
+        <w:drawing>
+          <wp:inline distT="0" distB="0" distL="0" distR="0">
+            <wp:extent cx="7953375" cy="5619750"/>
+            <wp:effectExtent t="0" r="0" b="0" l="0"/>
+            <wp:docPr id="1" name="fig21" descr="Hoja 4: Bloque (pisón) (escala 1:2)." title="Figura 21"/>
+            <wp:cNvGraphicFramePr>
+              <a:graphicFrameLocks xmlns:a="http://schemas.openxmlformats.org/drawingml/2006/main" noChangeAspect="1"/>
+            </wp:cNvGraphicFramePr>
+            <a:graphic xmlns:a="http://schemas.openxmlformats.org/drawingml/2006/main">
+              <a:graphicData uri="http://schemas.openxmlformats.org/drawingml/2006/picture">
+                <pic:pic xmlns:pic="http://schemas.openxmlformats.org/drawingml/2006/picture">
+                  <pic:nvPicPr>
+                    <pic:cNvPr id="0" name="" descr=""/>
+                    <pic:cNvPicPr>
+                      <a:picLocks noChangeAspect="1" noChangeArrowheads="1"/>
+                    </pic:cNvPicPr>
+                  </pic:nvPicPr>
+                  <pic:blipFill>
+                    <a:blip r:embed="rId31" cstate="none"/>
+                    <a:srcRect/>
+                    <a:stretch>
+                      <a:fillRect/>
+                    </a:stretch>
+                  </pic:blipFill>
+                  <pic:spPr bwMode="auto">
+                    <a:xfrm>
+                      <a:off x="0" y="0"/>
+                      <a:ext cx="7953375" cy="5619750"/>
+                    </a:xfrm>
+                    <a:prstGeom prst="rect">
+                      <a:avLst/>
+                    </a:prstGeom>
+                  </pic:spPr>
+                </pic:pic>
+              </a:graphicData>
+            </a:graphic>
+          </wp:inline>
+        </w:drawing>
+      </w:r>
+    </w:p>
+    <w:p>
+      <w:pPr>
+        <w:spacing w:after="200"/>
+        <w:jc w:val="center"/>
+      </w:pPr>
+      <w:r>
+        <w:rPr>
+          <w:rFonts w:ascii="Arial" w:cs="Arial" w:eastAsia="Arial" w:hAnsi="Arial"/>
+          <w:b/>
+          <w:bCs/>
+          <w:i/>
+          <w:iCs/>
+          <w:sz w:val="19"/>
+          <w:szCs w:val="19"/>
+        </w:rPr>
+        <w:t xml:space="preserve">Figura 21. </w:t>
+      </w:r>
+      <w:r>
+        <w:rPr>
+          <w:rFonts w:ascii="Arial" w:cs="Arial" w:eastAsia="Arial" w:hAnsi="Arial"/>
+          <w:i/>
+          <w:iCs/>
+          <w:sz w:val="19"/>
+          <w:szCs w:val="19"/>
+        </w:rPr>
+        <w:t xml:space="preserve">Hoja 4: Bloque (pisón) (escala 1:2).</w:t>
+      </w:r>
+    </w:p>
+    <w:p>
+      <w:pPr>
+        <w:keepNext/>
+        <w:pageBreakBefore/>
+        <w:spacing w:after="40" w:before="120"/>
+        <w:jc w:val="center"/>
+      </w:pPr>
+      <w:r>
+        <w:drawing>
+          <wp:inline distT="0" distB="0" distL="0" distR="0">
+            <wp:extent cx="7953375" cy="5619750"/>
+            <wp:effectExtent t="0" r="0" b="0" l="0"/>
+            <wp:docPr id="1" name="fig22" descr="Hoja 5: Caja-guía (escala 1:2)." title="Figura 22"/>
+            <wp:cNvGraphicFramePr>
+              <a:graphicFrameLocks xmlns:a="http://schemas.openxmlformats.org/drawingml/2006/main" noChangeAspect="1"/>
+            </wp:cNvGraphicFramePr>
+            <a:graphic xmlns:a="http://schemas.openxmlformats.org/drawingml/2006/main">
+              <a:graphicData uri="http://schemas.openxmlformats.org/drawingml/2006/picture">
+                <pic:pic xmlns:pic="http://schemas.openxmlformats.org/drawingml/2006/picture">
+                  <pic:nvPicPr>
+                    <pic:cNvPr id="0" name="" descr=""/>
+                    <pic:cNvPicPr>
+                      <a:picLocks noChangeAspect="1" noChangeArrowheads="1"/>
+                    </pic:cNvPicPr>
+                  </pic:nvPicPr>
+                  <pic:blipFill>
+                    <a:blip r:embed="rId32" cstate="none"/>
+                    <a:srcRect/>
+                    <a:stretch>
+                      <a:fillRect/>
+                    </a:stretch>
+                  </pic:blipFill>
+                  <pic:spPr bwMode="auto">
+                    <a:xfrm>
+                      <a:off x="0" y="0"/>
+                      <a:ext cx="7953375" cy="5619750"/>
+                    </a:xfrm>
+                    <a:prstGeom prst="rect">
+                      <a:avLst/>
+                    </a:prstGeom>
+                  </pic:spPr>
+                </pic:pic>
+              </a:graphicData>
+            </a:graphic>
+          </wp:inline>
+        </w:drawing>
+      </w:r>
+    </w:p>
+    <w:p>
+      <w:pPr>
+        <w:spacing w:after="200"/>
+        <w:jc w:val="center"/>
+      </w:pPr>
+      <w:r>
+        <w:rPr>
+          <w:rFonts w:ascii="Arial" w:cs="Arial" w:eastAsia="Arial" w:hAnsi="Arial"/>
+          <w:b/>
+          <w:bCs/>
+          <w:i/>
+          <w:iCs/>
+          <w:sz w:val="19"/>
+          <w:szCs w:val="19"/>
+        </w:rPr>
+        <w:t xml:space="preserve">Figura 22. </w:t>
+      </w:r>
+      <w:r>
+        <w:rPr>
+          <w:rFonts w:ascii="Arial" w:cs="Arial" w:eastAsia="Arial" w:hAnsi="Arial"/>
+          <w:i/>
+          <w:iCs/>
+          <w:sz w:val="19"/>
+          <w:szCs w:val="19"/>
+        </w:rPr>
+        <w:t xml:space="preserve">Hoja 5: Caja-guía (escala 1:2).</w:t>
+      </w:r>
+    </w:p>
+    <w:p>
+      <w:pPr>
+        <w:keepNext/>
+        <w:pageBreakBefore/>
+        <w:spacing w:after="40" w:before="120"/>
+        <w:jc w:val="center"/>
+      </w:pPr>
+      <w:r>
+        <w:drawing>
+          <wp:inline distT="0" distB="0" distL="0" distR="0">
+            <wp:extent cx="7953375" cy="5619750"/>
+            <wp:effectExtent t="0" r="0" b="0" l="0"/>
+            <wp:docPr id="1" name="fig23" descr="Hoja 6: Tolva (escala 1:2)." title="Figura 23"/>
+            <wp:cNvGraphicFramePr>
+              <a:graphicFrameLocks xmlns:a="http://schemas.openxmlformats.org/drawingml/2006/main" noChangeAspect="1"/>
+            </wp:cNvGraphicFramePr>
+            <a:graphic xmlns:a="http://schemas.openxmlformats.org/drawingml/2006/main">
+              <a:graphicData uri="http://schemas.openxmlformats.org/drawingml/2006/picture">
+                <pic:pic xmlns:pic="http://schemas.openxmlformats.org/drawingml/2006/picture">
+                  <pic:nvPicPr>
+                    <pic:cNvPr id="0" name="" descr=""/>
+                    <pic:cNvPicPr>
+                      <a:picLocks noChangeAspect="1" noChangeArrowheads="1"/>
+                    </pic:cNvPicPr>
+                  </pic:nvPicPr>
+                  <pic:blipFill>
+                    <a:blip r:embed="rId33" cstate="none"/>
+                    <a:srcRect/>
+                    <a:stretch>
+                      <a:fillRect/>
+                    </a:stretch>
+                  </pic:blipFill>
+                  <pic:spPr bwMode="auto">
+                    <a:xfrm>
+                      <a:off x="0" y="0"/>
+                      <a:ext cx="7953375" cy="5619750"/>
+                    </a:xfrm>
+                    <a:prstGeom prst="rect">
+                      <a:avLst/>
+                    </a:prstGeom>
+                  </pic:spPr>
+                </pic:pic>
+              </a:graphicData>
+            </a:graphic>
+          </wp:inline>
+        </w:drawing>
+      </w:r>
+    </w:p>
+    <w:p>
+      <w:pPr>
+        <w:spacing w:after="200"/>
+        <w:jc w:val="center"/>
+      </w:pPr>
+      <w:r>
+        <w:rPr>
+          <w:rFonts w:ascii="Arial" w:cs="Arial" w:eastAsia="Arial" w:hAnsi="Arial"/>
+          <w:b/>
+          <w:bCs/>
+          <w:i/>
+          <w:iCs/>
+          <w:sz w:val="19"/>
+          <w:szCs w:val="19"/>
+        </w:rPr>
+        <w:t xml:space="preserve">Figura 23. </w:t>
+      </w:r>
+      <w:r>
+        <w:rPr>
+          <w:rFonts w:ascii="Arial" w:cs="Arial" w:eastAsia="Arial" w:hAnsi="Arial"/>
+          <w:i/>
+          <w:iCs/>
+          <w:sz w:val="19"/>
+          <w:szCs w:val="19"/>
+        </w:rPr>
+        <w:t xml:space="preserve">Hoja 6: Tolva (escala 1:2).</w:t>
+      </w:r>
+    </w:p>
+    <w:p>
+      <w:pPr>
+        <w:keepNext/>
+        <w:pageBreakBefore/>
+        <w:spacing w:after="40" w:before="120"/>
+        <w:jc w:val="center"/>
+      </w:pPr>
+      <w:r>
+        <w:drawing>
+          <wp:inline distT="0" distB="0" distL="0" distR="0">
+            <wp:extent cx="7953375" cy="5619750"/>
+            <wp:effectExtent t="0" r="0" b="0" l="0"/>
+            <wp:docPr id="1" name="fig24" descr="Hoja 8: Pasador-buje (escala 2:1)." title="Figura 24"/>
+            <wp:cNvGraphicFramePr>
+              <a:graphicFrameLocks xmlns:a="http://schemas.openxmlformats.org/drawingml/2006/main" noChangeAspect="1"/>
+            </wp:cNvGraphicFramePr>
+            <a:graphic xmlns:a="http://schemas.openxmlformats.org/drawingml/2006/main">
+              <a:graphicData uri="http://schemas.openxmlformats.org/drawingml/2006/picture">
+                <pic:pic xmlns:pic="http://schemas.openxmlformats.org/drawingml/2006/picture">
+                  <pic:nvPicPr>
+                    <pic:cNvPr id="0" name="" descr=""/>
+                    <pic:cNvPicPr>
+                      <a:picLocks noChangeAspect="1" noChangeArrowheads="1"/>
+                    </pic:cNvPicPr>
+                  </pic:nvPicPr>
+                  <pic:blipFill>
+                    <a:blip r:embed="rId34" cstate="none"/>
+                    <a:srcRect/>
+                    <a:stretch>
+                      <a:fillRect/>
+                    </a:stretch>
+                  </pic:blipFill>
+                  <pic:spPr bwMode="auto">
+                    <a:xfrm>
+                      <a:off x="0" y="0"/>
+                      <a:ext cx="7953375" cy="5619750"/>
+                    </a:xfrm>
+                    <a:prstGeom prst="rect">
+                      <a:avLst/>
+                    </a:prstGeom>
+                  </pic:spPr>
+                </pic:pic>
+              </a:graphicData>
+            </a:graphic>
+          </wp:inline>
+        </w:drawing>
+      </w:r>
+    </w:p>
+    <w:p>
+      <w:pPr>
+        <w:spacing w:after="200"/>
+        <w:jc w:val="center"/>
+      </w:pPr>
+      <w:r>
+        <w:rPr>
+          <w:rFonts w:ascii="Arial" w:cs="Arial" w:eastAsia="Arial" w:hAnsi="Arial"/>
+          <w:b/>
+          <w:bCs/>
+          <w:i/>
+          <w:iCs/>
+          <w:sz w:val="19"/>
+          <w:szCs w:val="19"/>
+        </w:rPr>
+        <w:t xml:space="preserve">Figura 24. </w:t>
+      </w:r>
+      <w:r>
+        <w:rPr>
+          <w:rFonts w:ascii="Arial" w:cs="Arial" w:eastAsia="Arial" w:hAnsi="Arial"/>
+          <w:i/>
+          <w:iCs/>
+          <w:sz w:val="19"/>
+          <w:szCs w:val="19"/>
+        </w:rPr>
+        <w:t xml:space="preserve">Hoja 8: Pasador-buje (escala 2:1).</w:t>
+      </w:r>
+    </w:p>
+    <w:p>
+      <w:pPr>
+        <w:keepNext/>
+        <w:pageBreakBefore/>
+        <w:spacing w:after="40" w:before="120"/>
+        <w:jc w:val="center"/>
+      </w:pPr>
+      <w:r>
+        <w:drawing>
+          <wp:inline distT="0" distB="0" distL="0" distR="0">
+            <wp:extent cx="7277100" cy="5619750"/>
+            <wp:effectExtent t="0" r="0" b="0" l="0"/>
+            <wp:docPr id="1" name="fig25" descr="Hoja 9: Tapa del pasador (escala 5:1)." title="Figura 25"/>
+            <wp:cNvGraphicFramePr>
+              <a:graphicFrameLocks xmlns:a="http://schemas.openxmlformats.org/drawingml/2006/main" noChangeAspect="1"/>
+            </wp:cNvGraphicFramePr>
+            <a:graphic xmlns:a="http://schemas.openxmlformats.org/drawingml/2006/main">
+              <a:graphicData uri="http://schemas.openxmlformats.org/drawingml/2006/picture">
+                <pic:pic xmlns:pic="http://schemas.openxmlformats.org/drawingml/2006/picture">
+                  <pic:nvPicPr>
+                    <pic:cNvPr id="0" name="" descr=""/>
+                    <pic:cNvPicPr>
+                      <a:picLocks noChangeAspect="1" noChangeArrowheads="1"/>
+                    </pic:cNvPicPr>
+                  </pic:nvPicPr>
+                  <pic:blipFill>
+                    <a:blip r:embed="rId35" cstate="none"/>
+                    <a:srcRect/>
+                    <a:stretch>
+                      <a:fillRect/>
+                    </a:stretch>
+                  </pic:blipFill>
+                  <pic:spPr bwMode="auto">
+                    <a:xfrm>
+                      <a:off x="0" y="0"/>
+                      <a:ext cx="7277100" cy="5619750"/>
+                    </a:xfrm>
+                    <a:prstGeom prst="rect">
+                      <a:avLst/>
+                    </a:prstGeom>
+                  </pic:spPr>
+                </pic:pic>
+              </a:graphicData>
+            </a:graphic>
+          </wp:inline>
+        </w:drawing>
+      </w:r>
+    </w:p>
+    <w:p>
+      <w:pPr>
+        <w:spacing w:after="200"/>
+        <w:jc w:val="center"/>
+      </w:pPr>
+      <w:r>
+        <w:rPr>
+          <w:rFonts w:ascii="Arial" w:cs="Arial" w:eastAsia="Arial" w:hAnsi="Arial"/>
+          <w:b/>
+          <w:bCs/>
+          <w:i/>
+          <w:iCs/>
+          <w:sz w:val="19"/>
+          <w:szCs w:val="19"/>
+        </w:rPr>
+        <w:t xml:space="preserve">Figura 25. </w:t>
+      </w:r>
+      <w:r>
+        <w:rPr>
+          <w:rFonts w:ascii="Arial" w:cs="Arial" w:eastAsia="Arial" w:hAnsi="Arial"/>
+          <w:i/>
+          <w:iCs/>
+          <w:sz w:val="19"/>
+          <w:szCs w:val="19"/>
+        </w:rPr>
+        <w:t xml:space="preserve">Hoja 9: Tapa del pasador (escala 5:1).</w:t>
+      </w:r>
+    </w:p>
     <w:sectPr>
-      <w:headerReference w:type="default" r:id="rId7"/>
-      <w:footerReference w:type="default" r:id="rId8"/>
-      <w:pgSz w:w="12240" w:h="15840" w:orient="portrait"/>
-      <w:pgMar w:top="1440" w:right="1440" w:bottom="1440" w:left="1440" w:header="708" w:footer="708" w:gutter="0"/>
-      <w:pgNumType w:start="1"/>
+      <w:headerReference w:type="default" r:id="rId9"/>
+      <w:footerReference w:type="default" r:id="rId10"/>
+      <w:pgSz w:w="15840" w:h="12240" w:orient="landscape"/>
+      <w:pgMar w:top="1080" w:right="1080" w:bottom="1080" w:left="1080" w:header="708" w:footer="708" w:gutter="0"/>
+      <w:pgNumType/>
       <w:docGrid w:linePitch="360"/>
     </w:sectPr>
   </w:body>
@@ -25505,6 +31723,28 @@
 </file>
 
 <file path=word/footer1.xml><?xml version="1.0" encoding="utf-8"?>
+<w:ftr xmlns:wpc="http://schemas.microsoft.com/office/word/2010/wordprocessingCanvas" xmlns:mc="http://schemas.openxmlformats.org/markup-compatibility/2006" xmlns:o="urn:schemas-microsoft-com:office:office" xmlns:r="http://schemas.openxmlformats.org/officeDocument/2006/relationships" xmlns:m="http://schemas.openxmlformats.org/officeDocument/2006/math" xmlns:v="urn:schemas-microsoft-com:vml" xmlns:wp14="http://schemas.microsoft.com/office/word/2010/wordprocessingDrawing" xmlns:wp="http://schemas.openxmlformats.org/drawingml/2006/wordprocessingDrawing" xmlns:w10="urn:schemas-microsoft-com:office:word" xmlns:w="http://schemas.openxmlformats.org/wordprocessingml/2006/main" xmlns:w14="http://schemas.microsoft.com/office/word/2010/wordml" xmlns:w15="http://schemas.microsoft.com/office/word/2012/wordml" xmlns:wpg="http://schemas.microsoft.com/office/word/2010/wordprocessingGroup" xmlns:wpi="http://schemas.microsoft.com/office/word/2010/wordprocessingInk" xmlns:wne="http://schemas.microsoft.com/office/word/2006/wordml" xmlns:wps="http://schemas.microsoft.com/office/word/2010/wordprocessingShape">
+  <w:p>
+    <w:pPr>
+      <w:jc w:val="center"/>
+    </w:pPr>
+    <w:r>
+      <w:rPr>
+        <w:rFonts w:ascii="Arial" w:cs="Arial" w:eastAsia="Arial" w:hAnsi="Arial"/>
+        <w:color w:val="808080"/>
+        <w:sz w:val="18"/>
+        <w:szCs w:val="18"/>
+      </w:rPr>
+      <w:fldChar w:fldCharType="begin"/>
+      <w:instrText xml:space="preserve">PAGE</w:instrText>
+      <w:fldChar w:fldCharType="separate"/>
+      <w:fldChar w:fldCharType="end"/>
+    </w:r>
+  </w:p>
+</w:ftr>
+</file>
+
+<file path=word/footer2.xml><?xml version="1.0" encoding="utf-8"?>
 <w:ftr xmlns:wpc="http://schemas.microsoft.com/office/word/2010/wordprocessingCanvas" xmlns:mc="http://schemas.openxmlformats.org/markup-compatibility/2006" xmlns:o="urn:schemas-microsoft-com:office:office" xmlns:r="http://schemas.openxmlformats.org/officeDocument/2006/relationships" xmlns:m="http://schemas.openxmlformats.org/officeDocument/2006/math" xmlns:v="urn:schemas-microsoft-com:vml" xmlns:wp14="http://schemas.microsoft.com/office/word/2010/wordprocessingDrawing" xmlns:wp="http://schemas.openxmlformats.org/drawingml/2006/wordprocessingDrawing" xmlns:w10="urn:schemas-microsoft-com:office:word" xmlns:w="http://schemas.openxmlformats.org/wordprocessingml/2006/main" xmlns:w14="http://schemas.microsoft.com/office/word/2010/wordml" xmlns:w15="http://schemas.microsoft.com/office/word/2012/wordml" xmlns:wpg="http://schemas.microsoft.com/office/word/2010/wordprocessingGroup" xmlns:wpi="http://schemas.microsoft.com/office/word/2010/wordprocessingInk" xmlns:wne="http://schemas.microsoft.com/office/word/2006/wordml" xmlns:wps="http://schemas.microsoft.com/office/word/2010/wordprocessingShape">
   <w:p>
     <w:pPr>
@@ -25564,6 +31804,25 @@
 </file>
 
 <file path=word/header1.xml><?xml version="1.0" encoding="utf-8"?>
+<w:hdr xmlns:wpc="http://schemas.microsoft.com/office/word/2010/wordprocessingCanvas" xmlns:mc="http://schemas.openxmlformats.org/markup-compatibility/2006" xmlns:o="urn:schemas-microsoft-com:office:office" xmlns:r="http://schemas.openxmlformats.org/officeDocument/2006/relationships" xmlns:m="http://schemas.openxmlformats.org/officeDocument/2006/math" xmlns:v="urn:schemas-microsoft-com:vml" xmlns:wp14="http://schemas.microsoft.com/office/word/2010/wordprocessingDrawing" xmlns:wp="http://schemas.openxmlformats.org/drawingml/2006/wordprocessingDrawing" xmlns:w10="urn:schemas-microsoft-com:office:word" xmlns:w="http://schemas.openxmlformats.org/wordprocessingml/2006/main" xmlns:w14="http://schemas.microsoft.com/office/word/2010/wordml" xmlns:w15="http://schemas.microsoft.com/office/word/2012/wordml" xmlns:wpg="http://schemas.microsoft.com/office/word/2010/wordprocessingGroup" xmlns:wpi="http://schemas.microsoft.com/office/word/2010/wordprocessingInk" xmlns:wne="http://schemas.microsoft.com/office/word/2006/wordml" xmlns:wps="http://schemas.microsoft.com/office/word/2010/wordprocessingShape" xmlns:cx="http://schemas.microsoft.com/office/drawing/2014/chartex" xmlns:cx1="http://schemas.microsoft.com/office/drawing/2015/9/8/chartex" xmlns:cx2="http://schemas.microsoft.com/office/drawing/2015/10/21/chartex" xmlns:cx3="http://schemas.microsoft.com/office/drawing/2016/5/9/chartex" xmlns:cx4="http://schemas.microsoft.com/office/drawing/2016/5/10/chartex" xmlns:cx5="http://schemas.microsoft.com/office/drawing/2016/5/11/chartex" xmlns:cx6="http://schemas.microsoft.com/office/drawing/2016/5/12/chartex" xmlns:cx7="http://schemas.microsoft.com/office/drawing/2016/5/13/chartex" xmlns:cx8="http://schemas.microsoft.com/office/drawing/2016/5/14/chartex" xmlns:w16cid="http://schemas.microsoft.com/office/word/2016/wordml/cid" xmlns:w16se="http://schemas.microsoft.com/office/word/2015/wordml/symex">
+  <w:p>
+    <w:pPr>
+      <w:jc w:val="right"/>
+    </w:pPr>
+    <w:r>
+      <w:rPr>
+        <w:rFonts w:ascii="Arial" w:cs="Arial" w:eastAsia="Arial" w:hAnsi="Arial"/>
+        <w:color w:val="808080"/>
+        <w:sz w:val="16"/>
+        <w:szCs w:val="16"/>
+      </w:rPr>
+      <w:t xml:space="preserve">Mecanismos — Segundo parcial: dosificador de tolva</w:t>
+    </w:r>
+  </w:p>
+</w:hdr>
+</file>
+
+<file path=word/header2.xml><?xml version="1.0" encoding="utf-8"?>
 <w:hdr xmlns:wpc="http://schemas.microsoft.com/office/word/2010/wordprocessingCanvas" xmlns:mc="http://schemas.openxmlformats.org/markup-compatibility/2006" xmlns:o="urn:schemas-microsoft-com:office:office" xmlns:r="http://schemas.openxmlformats.org/officeDocument/2006/relationships" xmlns:m="http://schemas.openxmlformats.org/officeDocument/2006/math" xmlns:v="urn:schemas-microsoft-com:vml" xmlns:wp14="http://schemas.microsoft.com/office/word/2010/wordprocessingDrawing" xmlns:wp="http://schemas.openxmlformats.org/drawingml/2006/wordprocessingDrawing" xmlns:w10="urn:schemas-microsoft-com:office:word" xmlns:w="http://schemas.openxmlformats.org/wordprocessingml/2006/main" xmlns:w14="http://schemas.microsoft.com/office/word/2010/wordml" xmlns:w15="http://schemas.microsoft.com/office/word/2012/wordml" xmlns:wpg="http://schemas.microsoft.com/office/word/2010/wordprocessingGroup" xmlns:wpi="http://schemas.microsoft.com/office/word/2010/wordprocessingInk" xmlns:wne="http://schemas.microsoft.com/office/word/2006/wordml" xmlns:wps="http://schemas.microsoft.com/office/word/2010/wordprocessingShape" xmlns:cx="http://schemas.microsoft.com/office/drawing/2014/chartex" xmlns:cx1="http://schemas.microsoft.com/office/drawing/2015/9/8/chartex" xmlns:cx2="http://schemas.microsoft.com/office/drawing/2015/10/21/chartex" xmlns:cx3="http://schemas.microsoft.com/office/drawing/2016/5/9/chartex" xmlns:cx4="http://schemas.microsoft.com/office/drawing/2016/5/10/chartex" xmlns:cx5="http://schemas.microsoft.com/office/drawing/2016/5/11/chartex" xmlns:cx6="http://schemas.microsoft.com/office/drawing/2016/5/12/chartex" xmlns:cx7="http://schemas.microsoft.com/office/drawing/2016/5/13/chartex" xmlns:cx8="http://schemas.microsoft.com/office/drawing/2016/5/14/chartex" xmlns:w16cid="http://schemas.microsoft.com/office/word/2016/wordml/cid" xmlns:w16se="http://schemas.microsoft.com/office/word/2015/wordml/symex">
   <w:p>
     <w:pPr>
